--- a/ADG/최종실습시험/03_ActiveDataGuard와_FarSync/03_ActiveDataGuard와_FarSync_모범답안.docx
+++ b/ADG/최종실습시험/03_ActiveDataGuard와_FarSync/03_ActiveDataGuard와_FarSync_모범답안.docx
@@ -38,7 +38,39 @@
           <w:b w:val="0"/>
           <w:sz w:val="20"/>
         </w:rPr>
-        <w:t>이 문서는 "03 Active Data Guard 와 Far Sync" 문제지의 16개 과제에 대응하는 모범답안이다. 각 과제는 **【수행】** 과 **【판정 근거】** 로 나눈다. 출력은 chicago / boston / farsync 3노드 실습 환경에서 실제로 캡처한 값이다.</w:t>
+        <w:t xml:space="preserve">이 문서는 "03 Active Data Guard 와 Far Sync" 문제지의 16개 과제에 대응하는 모범답안이다. 각 과제는 </w:t>
+      </w:r>
+      <w:r>
+        <w:rPr>
+          <w:rFonts w:ascii="맑은 고딕" w:hAnsi="맑은 고딕" w:eastAsia="맑은 고딕"/>
+          <w:b w:val="0"/>
+          <w:sz w:val="20"/>
+        </w:rPr>
+        <w:t xml:space="preserve">【수행】</w:t>
+      </w:r>
+      <w:r>
+        <w:rPr>
+          <w:rFonts w:ascii="맑은 고딕" w:hAnsi="맑은 고딕" w:eastAsia="맑은 고딕"/>
+          <w:b w:val="0"/>
+          <w:sz w:val="20"/>
+        </w:rPr>
+        <w:t xml:space="preserve"> 과 </w:t>
+      </w:r>
+      <w:r>
+        <w:rPr>
+          <w:rFonts w:ascii="맑은 고딕" w:hAnsi="맑은 고딕" w:eastAsia="맑은 고딕"/>
+          <w:b w:val="0"/>
+          <w:sz w:val="20"/>
+        </w:rPr>
+        <w:t xml:space="preserve">【판정 근거】</w:t>
+      </w:r>
+      <w:r>
+        <w:rPr>
+          <w:rFonts w:ascii="맑은 고딕" w:hAnsi="맑은 고딕" w:eastAsia="맑은 고딕"/>
+          <w:b w:val="0"/>
+          <w:sz w:val="20"/>
+        </w:rPr>
+        <w:t xml:space="preserve"> 로 나눈다. 출력은 chicago / boston / farsync 3노드 실습 환경에서 실제로 캡처한 값이다.</w:t>
       </w:r>
     </w:p>
     <w:p>
@@ -51,7 +83,71 @@
           <w:b w:val="0"/>
           <w:sz w:val="20"/>
         </w:rPr>
-        <w:t>이 시험의 관통 주제는 **"누가 실행하는가"** 와 **"오류 번호가 처리 경로를 알려 준다"** 두 가지다. 같은 문장이라도 `SYS` 로 하면 다른 번호가 나오고(5·7번), 같은 상황이라도 문장 종류에 따라 번호가 갈린다(3·5번). **번호를 기록하지 않은 답안은 해당 과제를 0점으로 처리**하는 이유가 이것이다.</w:t>
+        <w:t xml:space="preserve">이 시험의 관통 주제는 </w:t>
+      </w:r>
+      <w:r>
+        <w:rPr>
+          <w:rFonts w:ascii="맑은 고딕" w:hAnsi="맑은 고딕" w:eastAsia="맑은 고딕"/>
+          <w:b w:val="0"/>
+          <w:sz w:val="20"/>
+        </w:rPr>
+        <w:t xml:space="preserve">"누가 실행하는가"</w:t>
+      </w:r>
+      <w:r>
+        <w:rPr>
+          <w:rFonts w:ascii="맑은 고딕" w:hAnsi="맑은 고딕" w:eastAsia="맑은 고딕"/>
+          <w:b w:val="0"/>
+          <w:sz w:val="20"/>
+        </w:rPr>
+        <w:t xml:space="preserve"> 와 </w:t>
+      </w:r>
+      <w:r>
+        <w:rPr>
+          <w:rFonts w:ascii="맑은 고딕" w:hAnsi="맑은 고딕" w:eastAsia="맑은 고딕"/>
+          <w:b w:val="0"/>
+          <w:sz w:val="20"/>
+        </w:rPr>
+        <w:t xml:space="preserve">"오류 번호가 처리 경로를 알려 준다"</w:t>
+      </w:r>
+      <w:r>
+        <w:rPr>
+          <w:rFonts w:ascii="맑은 고딕" w:hAnsi="맑은 고딕" w:eastAsia="맑은 고딕"/>
+          <w:b w:val="0"/>
+          <w:sz w:val="20"/>
+        </w:rPr>
+        <w:t xml:space="preserve"> 두 가지다. 같은 문장이라도 </w:t>
+      </w:r>
+      <w:r>
+        <w:rPr>
+          <w:rFonts w:ascii="Consolas" w:hAnsi="Consolas" w:eastAsia="맑은 고딕"/>
+          <w:b w:val="0"/>
+          <w:sz w:val="20"/>
+        </w:rPr>
+        <w:t xml:space="preserve">SYS</w:t>
+      </w:r>
+      <w:r>
+        <w:rPr>
+          <w:rFonts w:ascii="맑은 고딕" w:hAnsi="맑은 고딕" w:eastAsia="맑은 고딕"/>
+          <w:b w:val="0"/>
+          <w:sz w:val="20"/>
+        </w:rPr>
+        <w:t xml:space="preserve"> 로 하면 다른 번호가 나오고(5·7번), 같은 상황이라도 문장 종류에 따라 번호가 갈린다(3·5번). </w:t>
+      </w:r>
+      <w:r>
+        <w:rPr>
+          <w:rFonts w:ascii="맑은 고딕" w:hAnsi="맑은 고딕" w:eastAsia="맑은 고딕"/>
+          <w:b w:val="0"/>
+          <w:sz w:val="20"/>
+        </w:rPr>
+        <w:t xml:space="preserve">번호를 기록하지 않은 답안은 해당 과제를 0점으로 처리</w:t>
+      </w:r>
+      <w:r>
+        <w:rPr>
+          <w:rFonts w:ascii="맑은 고딕" w:hAnsi="맑은 고딕" w:eastAsia="맑은 고딕"/>
+          <w:b w:val="0"/>
+          <w:sz w:val="20"/>
+        </w:rPr>
+        <w:t xml:space="preserve">하는 이유가 이것이다.</w:t>
       </w:r>
     </w:p>
     <w:p>
@@ -393,7 +489,111 @@
           <w:b/>
           <w:sz w:val="19"/>
         </w:rPr>
-        <w:t>※ 이 답안의 명령 가운데 `ALTER SESSION ENABLE ADG_REDIRECT_DML`, `ALTER SESSION SET standby_max_data_delay`, `ALTER DATABASE SET STANDBY DATABASE TO MAXIMIZE AVAILABILITY`, `ALTER SYSTEM SET log_archive_dest_n`, `CREATE FAR SYNC INSTANCE CONTROLFILE`, `ALTER DATABASE CLEAR LOGFILE GROUP` 은 구성을 실제로 바꾼다. **16번에서 전부 원복한다.**</w:t>
+        <w:t xml:space="preserve">※ 이 답안의 명령 가운데 </w:t>
+      </w:r>
+      <w:r>
+        <w:rPr>
+          <w:rFonts w:ascii="Consolas" w:hAnsi="Consolas" w:eastAsia="맑은 고딕"/>
+          <w:b/>
+          <w:sz w:val="19"/>
+        </w:rPr>
+        <w:t xml:space="preserve">ALTER SESSION ENABLE ADG_REDIRECT_DML</w:t>
+      </w:r>
+      <w:r>
+        <w:rPr>
+          <w:rFonts w:ascii="맑은 고딕" w:hAnsi="맑은 고딕" w:eastAsia="맑은 고딕"/>
+          <w:b/>
+          <w:sz w:val="19"/>
+        </w:rPr>
+        <w:t xml:space="preserve">, </w:t>
+      </w:r>
+      <w:r>
+        <w:rPr>
+          <w:rFonts w:ascii="Consolas" w:hAnsi="Consolas" w:eastAsia="맑은 고딕"/>
+          <w:b/>
+          <w:sz w:val="19"/>
+        </w:rPr>
+        <w:t xml:space="preserve">ALTER SESSION SET standby_max_data_delay</w:t>
+      </w:r>
+      <w:r>
+        <w:rPr>
+          <w:rFonts w:ascii="맑은 고딕" w:hAnsi="맑은 고딕" w:eastAsia="맑은 고딕"/>
+          <w:b/>
+          <w:sz w:val="19"/>
+        </w:rPr>
+        <w:t xml:space="preserve">, </w:t>
+      </w:r>
+      <w:r>
+        <w:rPr>
+          <w:rFonts w:ascii="Consolas" w:hAnsi="Consolas" w:eastAsia="맑은 고딕"/>
+          <w:b/>
+          <w:sz w:val="19"/>
+        </w:rPr>
+        <w:t xml:space="preserve">ALTER DATABASE SET STANDBY DATABASE TO MAXIMIZE AVAILABILITY</w:t>
+      </w:r>
+      <w:r>
+        <w:rPr>
+          <w:rFonts w:ascii="맑은 고딕" w:hAnsi="맑은 고딕" w:eastAsia="맑은 고딕"/>
+          <w:b/>
+          <w:sz w:val="19"/>
+        </w:rPr>
+        <w:t xml:space="preserve">, </w:t>
+      </w:r>
+      <w:r>
+        <w:rPr>
+          <w:rFonts w:ascii="Consolas" w:hAnsi="Consolas" w:eastAsia="맑은 고딕"/>
+          <w:b/>
+          <w:sz w:val="19"/>
+        </w:rPr>
+        <w:t xml:space="preserve">ALTER SYSTEM SET log_archive_dest_n</w:t>
+      </w:r>
+      <w:r>
+        <w:rPr>
+          <w:rFonts w:ascii="맑은 고딕" w:hAnsi="맑은 고딕" w:eastAsia="맑은 고딕"/>
+          <w:b/>
+          <w:sz w:val="19"/>
+        </w:rPr>
+        <w:t xml:space="preserve">, </w:t>
+      </w:r>
+      <w:r>
+        <w:rPr>
+          <w:rFonts w:ascii="Consolas" w:hAnsi="Consolas" w:eastAsia="맑은 고딕"/>
+          <w:b/>
+          <w:sz w:val="19"/>
+        </w:rPr>
+        <w:t xml:space="preserve">CREATE FAR SYNC INSTANCE CONTROLFILE</w:t>
+      </w:r>
+      <w:r>
+        <w:rPr>
+          <w:rFonts w:ascii="맑은 고딕" w:hAnsi="맑은 고딕" w:eastAsia="맑은 고딕"/>
+          <w:b/>
+          <w:sz w:val="19"/>
+        </w:rPr>
+        <w:t xml:space="preserve">, </w:t>
+      </w:r>
+      <w:r>
+        <w:rPr>
+          <w:rFonts w:ascii="Consolas" w:hAnsi="Consolas" w:eastAsia="맑은 고딕"/>
+          <w:b/>
+          <w:sz w:val="19"/>
+        </w:rPr>
+        <w:t xml:space="preserve">ALTER DATABASE CLEAR LOGFILE GROUP</w:t>
+      </w:r>
+      <w:r>
+        <w:rPr>
+          <w:rFonts w:ascii="맑은 고딕" w:hAnsi="맑은 고딕" w:eastAsia="맑은 고딕"/>
+          <w:b/>
+          <w:sz w:val="19"/>
+        </w:rPr>
+        <w:t xml:space="preserve"> 은 구성을 실제로 바꾼다. </w:t>
+      </w:r>
+      <w:r>
+        <w:rPr>
+          <w:rFonts w:ascii="맑은 고딕" w:hAnsi="맑은 고딕" w:eastAsia="맑은 고딕"/>
+          <w:b/>
+          <w:sz w:val="19"/>
+        </w:rPr>
+        <w:t xml:space="preserve">16번에서 전부 원복한다.</w:t>
       </w:r>
     </w:p>
     <w:p>
@@ -419,7 +619,23 @@
           <w:b w:val="0"/>
           <w:sz w:val="20"/>
         </w:rPr>
-        <w:t>이 절의 채점 핵심은 **표식을 값으로 특정했는가**다. "열려 있으니 ADG 다"는 판정이 아니다.</w:t>
+        <w:t xml:space="preserve">이 절의 채점 핵심은 </w:t>
+      </w:r>
+      <w:r>
+        <w:rPr>
+          <w:rFonts w:ascii="맑은 고딕" w:hAnsi="맑은 고딕" w:eastAsia="맑은 고딕"/>
+          <w:b w:val="0"/>
+          <w:sz w:val="20"/>
+        </w:rPr>
+        <w:t xml:space="preserve">표식을 값으로 특정했는가</w:t>
+      </w:r>
+      <w:r>
+        <w:rPr>
+          <w:rFonts w:ascii="맑은 고딕" w:hAnsi="맑은 고딕" w:eastAsia="맑은 고딕"/>
+          <w:b w:val="0"/>
+          <w:sz w:val="20"/>
+        </w:rPr>
+        <w:t xml:space="preserve">다. "열려 있으니 ADG 다"는 판정이 아니다.</w:t>
       </w:r>
     </w:p>
     <w:p>
@@ -709,11 +925,11 @@
             </w:pPr>
             <w:r>
               <w:rPr>
-                <w:rFonts w:ascii="맑은 고딕" w:hAnsi="맑은 고딕" w:eastAsia="맑은 고딕"/>
+                <w:rFonts w:ascii="Consolas" w:hAnsi="Consolas" w:eastAsia="맑은 고딕"/>
                 <w:b w:val="0"/>
                 <w:sz w:val="19"/>
               </w:rPr>
-              <w:t>`V$DATABASE.OPEN_MODE`</w:t>
+              <w:t xml:space="preserve">V$DATABASE.OPEN_MODE</w:t>
             </w:r>
           </w:p>
         </w:tc>
@@ -731,7 +947,7 @@
                 <w:b w:val="0"/>
                 <w:sz w:val="19"/>
               </w:rPr>
-              <w:t>**READ ONLY WITH APPLY**</w:t>
+              <w:t xml:space="preserve">READ ONLY WITH APPLY</w:t>
             </w:r>
           </w:p>
         </w:tc>
@@ -783,11 +999,11 @@
             </w:pPr>
             <w:r>
               <w:rPr>
-                <w:rFonts w:ascii="맑은 고딕" w:hAnsi="맑은 고딕" w:eastAsia="맑은 고딕"/>
+                <w:rFonts w:ascii="Consolas" w:hAnsi="Consolas" w:eastAsia="맑은 고딕"/>
                 <w:b w:val="0"/>
                 <w:sz w:val="19"/>
               </w:rPr>
-              <w:t>`V$ARCHIVE_DEST_STATUS.RECOVERY_MODE`</w:t>
+              <w:t xml:space="preserve">V$ARCHIVE_DEST_STATUS.RECOVERY_MODE</w:t>
             </w:r>
           </w:p>
         </w:tc>
@@ -805,7 +1021,7 @@
                 <w:b w:val="0"/>
                 <w:sz w:val="19"/>
               </w:rPr>
-              <w:t>**MANAGED REAL TIME APPLY**</w:t>
+              <w:t xml:space="preserve">MANAGED REAL TIME APPLY</w:t>
             </w:r>
           </w:p>
         </w:tc>
@@ -836,11 +1052,51 @@
       </w:pPr>
       <w:r>
         <w:rPr>
-          <w:rFonts w:ascii="맑은 고딕" w:hAnsi="맑은 고딕" w:eastAsia="맑은 고딕"/>
-          <w:b w:val="0"/>
-          <w:sz w:val="20"/>
-        </w:rPr>
-        <w:t>`READ ONLY` 와 `READ ONLY WITH APPLY` 를 같은 것으로 읽으면 오답이다. **뒤의 세 글자가 MRP 가 함께 돌고 있다는 뜻**이며 이것이 옵션의 경계다.</w:t>
+          <w:rFonts w:ascii="Consolas" w:hAnsi="Consolas" w:eastAsia="맑은 고딕"/>
+          <w:b w:val="0"/>
+          <w:sz w:val="20"/>
+        </w:rPr>
+        <w:t xml:space="preserve">READ ONLY</w:t>
+      </w:r>
+      <w:r>
+        <w:rPr>
+          <w:rFonts w:ascii="맑은 고딕" w:hAnsi="맑은 고딕" w:eastAsia="맑은 고딕"/>
+          <w:b w:val="0"/>
+          <w:sz w:val="20"/>
+        </w:rPr>
+        <w:t xml:space="preserve"> 와 </w:t>
+      </w:r>
+      <w:r>
+        <w:rPr>
+          <w:rFonts w:ascii="Consolas" w:hAnsi="Consolas" w:eastAsia="맑은 고딕"/>
+          <w:b w:val="0"/>
+          <w:sz w:val="20"/>
+        </w:rPr>
+        <w:t xml:space="preserve">READ ONLY WITH APPLY</w:t>
+      </w:r>
+      <w:r>
+        <w:rPr>
+          <w:rFonts w:ascii="맑은 고딕" w:hAnsi="맑은 고딕" w:eastAsia="맑은 고딕"/>
+          <w:b w:val="0"/>
+          <w:sz w:val="20"/>
+        </w:rPr>
+        <w:t xml:space="preserve"> 를 같은 것으로 읽으면 오답이다. </w:t>
+      </w:r>
+      <w:r>
+        <w:rPr>
+          <w:rFonts w:ascii="맑은 고딕" w:hAnsi="맑은 고딕" w:eastAsia="맑은 고딕"/>
+          <w:b w:val="0"/>
+          <w:sz w:val="20"/>
+        </w:rPr>
+        <w:t xml:space="preserve">뒤의 세 글자가 MRP 가 함께 돌고 있다는 뜻</w:t>
+      </w:r>
+      <w:r>
+        <w:rPr>
+          <w:rFonts w:ascii="맑은 고딕" w:hAnsi="맑은 고딕" w:eastAsia="맑은 고딕"/>
+          <w:b w:val="0"/>
+          <w:sz w:val="20"/>
+        </w:rPr>
+        <w:t xml:space="preserve">이며 이것이 옵션의 경계다.</w:t>
       </w:r>
     </w:p>
     <w:p>
@@ -937,7 +1193,119 @@
           <w:b w:val="0"/>
           <w:sz w:val="20"/>
         </w:rPr>
-        <w:t>**문자열 끝에 `WITH QUERY` 가 붙는다.** 이것이 Primary 에서 보이는 표식이며, `DATABASE_MODE` 가 `OPEN_READ-ONLY` 인 것과 짝을 이룬다. Standby 를 닫으면 `DATABASE_MODE` 는 `MOUNTED-STANDBY` 가 되고 `WITH QUERY` 는 **사라진다.**</w:t>
+        <w:t xml:space="preserve">문자열 끝에 </w:t>
+      </w:r>
+      <w:r>
+        <w:rPr>
+          <w:rFonts w:ascii="Consolas" w:hAnsi="Consolas" w:eastAsia="맑은 고딕"/>
+          <w:b w:val="0"/>
+          <w:sz w:val="20"/>
+        </w:rPr>
+        <w:t xml:space="preserve">WITH QUERY</w:t>
+      </w:r>
+      <w:r>
+        <w:rPr>
+          <w:rFonts w:ascii="맑은 고딕" w:hAnsi="맑은 고딕" w:eastAsia="맑은 고딕"/>
+          <w:b w:val="0"/>
+          <w:sz w:val="20"/>
+        </w:rPr>
+        <w:t xml:space="preserve"> 가 붙는다.</w:t>
+      </w:r>
+      <w:r>
+        <w:rPr>
+          <w:rFonts w:ascii="맑은 고딕" w:hAnsi="맑은 고딕" w:eastAsia="맑은 고딕"/>
+          <w:b w:val="0"/>
+          <w:sz w:val="20"/>
+        </w:rPr>
+        <w:t xml:space="preserve"> 이것이 Primary 에서 보이는 표식이며, </w:t>
+      </w:r>
+      <w:r>
+        <w:rPr>
+          <w:rFonts w:ascii="Consolas" w:hAnsi="Consolas" w:eastAsia="맑은 고딕"/>
+          <w:b w:val="0"/>
+          <w:sz w:val="20"/>
+        </w:rPr>
+        <w:t xml:space="preserve">DATABASE_MODE</w:t>
+      </w:r>
+      <w:r>
+        <w:rPr>
+          <w:rFonts w:ascii="맑은 고딕" w:hAnsi="맑은 고딕" w:eastAsia="맑은 고딕"/>
+          <w:b w:val="0"/>
+          <w:sz w:val="20"/>
+        </w:rPr>
+        <w:t xml:space="preserve"> 가 </w:t>
+      </w:r>
+      <w:r>
+        <w:rPr>
+          <w:rFonts w:ascii="Consolas" w:hAnsi="Consolas" w:eastAsia="맑은 고딕"/>
+          <w:b w:val="0"/>
+          <w:sz w:val="20"/>
+        </w:rPr>
+        <w:t xml:space="preserve">OPEN_READ-ONLY</w:t>
+      </w:r>
+      <w:r>
+        <w:rPr>
+          <w:rFonts w:ascii="맑은 고딕" w:hAnsi="맑은 고딕" w:eastAsia="맑은 고딕"/>
+          <w:b w:val="0"/>
+          <w:sz w:val="20"/>
+        </w:rPr>
+        <w:t xml:space="preserve"> 인 것과 짝을 이룬다. Standby 를 닫으면 </w:t>
+      </w:r>
+      <w:r>
+        <w:rPr>
+          <w:rFonts w:ascii="Consolas" w:hAnsi="Consolas" w:eastAsia="맑은 고딕"/>
+          <w:b w:val="0"/>
+          <w:sz w:val="20"/>
+        </w:rPr>
+        <w:t xml:space="preserve">DATABASE_MODE</w:t>
+      </w:r>
+      <w:r>
+        <w:rPr>
+          <w:rFonts w:ascii="맑은 고딕" w:hAnsi="맑은 고딕" w:eastAsia="맑은 고딕"/>
+          <w:b w:val="0"/>
+          <w:sz w:val="20"/>
+        </w:rPr>
+        <w:t xml:space="preserve"> 는 </w:t>
+      </w:r>
+      <w:r>
+        <w:rPr>
+          <w:rFonts w:ascii="Consolas" w:hAnsi="Consolas" w:eastAsia="맑은 고딕"/>
+          <w:b w:val="0"/>
+          <w:sz w:val="20"/>
+        </w:rPr>
+        <w:t xml:space="preserve">MOUNTED-STANDBY</w:t>
+      </w:r>
+      <w:r>
+        <w:rPr>
+          <w:rFonts w:ascii="맑은 고딕" w:hAnsi="맑은 고딕" w:eastAsia="맑은 고딕"/>
+          <w:b w:val="0"/>
+          <w:sz w:val="20"/>
+        </w:rPr>
+        <w:t xml:space="preserve"> 가 되고 </w:t>
+      </w:r>
+      <w:r>
+        <w:rPr>
+          <w:rFonts w:ascii="Consolas" w:hAnsi="Consolas" w:eastAsia="맑은 고딕"/>
+          <w:b w:val="0"/>
+          <w:sz w:val="20"/>
+        </w:rPr>
+        <w:t xml:space="preserve">WITH QUERY</w:t>
+      </w:r>
+      <w:r>
+        <w:rPr>
+          <w:rFonts w:ascii="맑은 고딕" w:hAnsi="맑은 고딕" w:eastAsia="맑은 고딕"/>
+          <w:b w:val="0"/>
+          <w:sz w:val="20"/>
+        </w:rPr>
+        <w:t xml:space="preserve"> 는 </w:t>
+      </w:r>
+      <w:r>
+        <w:rPr>
+          <w:rFonts w:ascii="맑은 고딕" w:hAnsi="맑은 고딕" w:eastAsia="맑은 고딕"/>
+          <w:b w:val="0"/>
+          <w:sz w:val="20"/>
+        </w:rPr>
+        <w:t xml:space="preserve">사라진다.</w:t>
       </w:r>
     </w:p>
     <w:p>
@@ -950,7 +1318,23 @@
           <w:b w:val="0"/>
           <w:sz w:val="19"/>
         </w:rPr>
-        <w:t>▸ 이 세 번째 표식은 **Standby 에 접속할 수 없을 때** 쓴다. 라이선스 관점에서도 유용하다 — Primary 만 보고도 저쪽이 열려 있는지, 곧 옵션을 쓰고 있는지 판정할 수 있다.</w:t>
+        <w:t xml:space="preserve">▸ 이 세 번째 표식은 </w:t>
+      </w:r>
+      <w:r>
+        <w:rPr>
+          <w:rFonts w:ascii="맑은 고딕" w:hAnsi="맑은 고딕" w:eastAsia="맑은 고딕"/>
+          <w:b w:val="0"/>
+          <w:sz w:val="19"/>
+        </w:rPr>
+        <w:t xml:space="preserve">Standby 에 접속할 수 없을 때</w:t>
+      </w:r>
+      <w:r>
+        <w:rPr>
+          <w:rFonts w:ascii="맑은 고딕" w:hAnsi="맑은 고딕" w:eastAsia="맑은 고딕"/>
+          <w:b w:val="0"/>
+          <w:sz w:val="19"/>
+        </w:rPr>
+        <w:t xml:space="preserve"> 쓴다. 라이선스 관점에서도 유용하다 — Primary 만 보고도 저쪽이 열려 있는지, 곧 옵션을 쓰고 있는지 판정할 수 있다.</w:t>
       </w:r>
     </w:p>
     <w:p>
@@ -1188,11 +1572,83 @@
       </w:pPr>
       <w:r>
         <w:rPr>
-          <w:rFonts w:ascii="맑은 고딕" w:hAnsi="맑은 고딕" w:eastAsia="맑은 고딕"/>
-          <w:b w:val="0"/>
-          <w:sz w:val="20"/>
-        </w:rPr>
-        <w:t>`DBA_` 뷰가 0행인 이유는 **CDB 환경이기 때문**이다. 기능 사용 통계는 컨테이너별로 수집되고 결과는 PDB(CON_ID 3)에 쌓이는데, `CDB$ROOT` 에서 `DBA_` 뷰를 보면 현재 컨테이너의 행만 보인다. **`CDB_` 뷰로 바꾸면 243행이 나온다.**</w:t>
+          <w:rFonts w:ascii="Consolas" w:hAnsi="Consolas" w:eastAsia="맑은 고딕"/>
+          <w:b w:val="0"/>
+          <w:sz w:val="20"/>
+        </w:rPr>
+        <w:t xml:space="preserve">DBA_</w:t>
+      </w:r>
+      <w:r>
+        <w:rPr>
+          <w:rFonts w:ascii="맑은 고딕" w:hAnsi="맑은 고딕" w:eastAsia="맑은 고딕"/>
+          <w:b w:val="0"/>
+          <w:sz w:val="20"/>
+        </w:rPr>
+        <w:t xml:space="preserve"> 뷰가 0행인 이유는 </w:t>
+      </w:r>
+      <w:r>
+        <w:rPr>
+          <w:rFonts w:ascii="맑은 고딕" w:hAnsi="맑은 고딕" w:eastAsia="맑은 고딕"/>
+          <w:b w:val="0"/>
+          <w:sz w:val="20"/>
+        </w:rPr>
+        <w:t xml:space="preserve">CDB 환경이기 때문</w:t>
+      </w:r>
+      <w:r>
+        <w:rPr>
+          <w:rFonts w:ascii="맑은 고딕" w:hAnsi="맑은 고딕" w:eastAsia="맑은 고딕"/>
+          <w:b w:val="0"/>
+          <w:sz w:val="20"/>
+        </w:rPr>
+        <w:t xml:space="preserve">이다. 기능 사용 통계는 컨테이너별로 수집되고 결과는 PDB(CON_ID 3)에 쌓이는데, </w:t>
+      </w:r>
+      <w:r>
+        <w:rPr>
+          <w:rFonts w:ascii="Consolas" w:hAnsi="Consolas" w:eastAsia="맑은 고딕"/>
+          <w:b w:val="0"/>
+          <w:sz w:val="20"/>
+        </w:rPr>
+        <w:t xml:space="preserve">CDB$ROOT</w:t>
+      </w:r>
+      <w:r>
+        <w:rPr>
+          <w:rFonts w:ascii="맑은 고딕" w:hAnsi="맑은 고딕" w:eastAsia="맑은 고딕"/>
+          <w:b w:val="0"/>
+          <w:sz w:val="20"/>
+        </w:rPr>
+        <w:t xml:space="preserve"> 에서 </w:t>
+      </w:r>
+      <w:r>
+        <w:rPr>
+          <w:rFonts w:ascii="Consolas" w:hAnsi="Consolas" w:eastAsia="맑은 고딕"/>
+          <w:b w:val="0"/>
+          <w:sz w:val="20"/>
+        </w:rPr>
+        <w:t xml:space="preserve">DBA_</w:t>
+      </w:r>
+      <w:r>
+        <w:rPr>
+          <w:rFonts w:ascii="맑은 고딕" w:hAnsi="맑은 고딕" w:eastAsia="맑은 고딕"/>
+          <w:b w:val="0"/>
+          <w:sz w:val="20"/>
+        </w:rPr>
+        <w:t xml:space="preserve"> 뷰를 보면 현재 컨테이너의 행만 보인다. </w:t>
+      </w:r>
+      <w:r>
+        <w:rPr>
+          <w:rFonts w:ascii="Consolas" w:hAnsi="Consolas" w:eastAsia="맑은 고딕"/>
+          <w:b w:val="0"/>
+          <w:sz w:val="20"/>
+        </w:rPr>
+        <w:t xml:space="preserve">CDB_</w:t>
+      </w:r>
+      <w:r>
+        <w:rPr>
+          <w:rFonts w:ascii="맑은 고딕" w:hAnsi="맑은 고딕" w:eastAsia="맑은 고딕"/>
+          <w:b w:val="0"/>
+          <w:sz w:val="20"/>
+        </w:rPr>
+        <w:t xml:space="preserve"> 뷰로 바꾸면 243행이 나온다.</w:t>
       </w:r>
     </w:p>
     <w:p>
@@ -1326,7 +1782,7 @@
                 <w:b w:val="0"/>
                 <w:sz w:val="19"/>
               </w:rPr>
-              <w:t>**필요 없다**</w:t>
+              <w:t xml:space="preserve">필요 없다</w:t>
             </w:r>
           </w:p>
         </w:tc>
@@ -1382,7 +1838,7 @@
                 <w:b w:val="0"/>
                 <w:sz w:val="19"/>
               </w:rPr>
-              <w:t>**필요하다**</w:t>
+              <w:t xml:space="preserve">필요하다</w:t>
             </w:r>
           </w:p>
         </w:tc>
@@ -1399,7 +1855,87 @@
           <w:b w:val="0"/>
           <w:sz w:val="20"/>
         </w:rPr>
-        <w:t>**최종 판정 — 이 환경은 옵션을 쓰고 있다.** 근거는 `DETECTED_USAGES` 가 아니라 **`V$DATABASE.OPEN_MODE`** 다. `DETECTED_USAGES` 가 0인 것은 이 뷰가 **MMON 의 주 1회 샘플링** 결과이기 때문이며, 마지막 샘플링 이후의 사용은 반영되지 않는다. **"0이므로 안 쓴다"고 답한 답안은 절반만 인정한다.**</w:t>
+        <w:t xml:space="preserve">최종 판정 — 이 환경은 옵션을 쓰고 있다.</w:t>
+      </w:r>
+      <w:r>
+        <w:rPr>
+          <w:rFonts w:ascii="맑은 고딕" w:hAnsi="맑은 고딕" w:eastAsia="맑은 고딕"/>
+          <w:b w:val="0"/>
+          <w:sz w:val="20"/>
+        </w:rPr>
+        <w:t xml:space="preserve"> 근거는 </w:t>
+      </w:r>
+      <w:r>
+        <w:rPr>
+          <w:rFonts w:ascii="Consolas" w:hAnsi="Consolas" w:eastAsia="맑은 고딕"/>
+          <w:b w:val="0"/>
+          <w:sz w:val="20"/>
+        </w:rPr>
+        <w:t xml:space="preserve">DETECTED_USAGES</w:t>
+      </w:r>
+      <w:r>
+        <w:rPr>
+          <w:rFonts w:ascii="맑은 고딕" w:hAnsi="맑은 고딕" w:eastAsia="맑은 고딕"/>
+          <w:b w:val="0"/>
+          <w:sz w:val="20"/>
+        </w:rPr>
+        <w:t xml:space="preserve"> 가 아니라 </w:t>
+      </w:r>
+      <w:r>
+        <w:rPr>
+          <w:rFonts w:ascii="Consolas" w:hAnsi="Consolas" w:eastAsia="맑은 고딕"/>
+          <w:b w:val="0"/>
+          <w:sz w:val="20"/>
+        </w:rPr>
+        <w:t xml:space="preserve">V$DATABASE.OPEN_MODE</w:t>
+      </w:r>
+      <w:r>
+        <w:rPr>
+          <w:rFonts w:ascii="맑은 고딕" w:hAnsi="맑은 고딕" w:eastAsia="맑은 고딕"/>
+          <w:b w:val="0"/>
+          <w:sz w:val="20"/>
+        </w:rPr>
+        <w:t xml:space="preserve"> 다. </w:t>
+      </w:r>
+      <w:r>
+        <w:rPr>
+          <w:rFonts w:ascii="Consolas" w:hAnsi="Consolas" w:eastAsia="맑은 고딕"/>
+          <w:b w:val="0"/>
+          <w:sz w:val="20"/>
+        </w:rPr>
+        <w:t xml:space="preserve">DETECTED_USAGES</w:t>
+      </w:r>
+      <w:r>
+        <w:rPr>
+          <w:rFonts w:ascii="맑은 고딕" w:hAnsi="맑은 고딕" w:eastAsia="맑은 고딕"/>
+          <w:b w:val="0"/>
+          <w:sz w:val="20"/>
+        </w:rPr>
+        <w:t xml:space="preserve"> 가 0인 것은 이 뷰가 </w:t>
+      </w:r>
+      <w:r>
+        <w:rPr>
+          <w:rFonts w:ascii="맑은 고딕" w:hAnsi="맑은 고딕" w:eastAsia="맑은 고딕"/>
+          <w:b w:val="0"/>
+          <w:sz w:val="20"/>
+        </w:rPr>
+        <w:t xml:space="preserve">MMON 의 주 1회 샘플링</w:t>
+      </w:r>
+      <w:r>
+        <w:rPr>
+          <w:rFonts w:ascii="맑은 고딕" w:hAnsi="맑은 고딕" w:eastAsia="맑은 고딕"/>
+          <w:b w:val="0"/>
+          <w:sz w:val="20"/>
+        </w:rPr>
+        <w:t xml:space="preserve"> 결과이기 때문이며, 마지막 샘플링 이후의 사용은 반영되지 않는다. </w:t>
+      </w:r>
+      <w:r>
+        <w:rPr>
+          <w:rFonts w:ascii="맑은 고딕" w:hAnsi="맑은 고딕" w:eastAsia="맑은 고딕"/>
+          <w:b w:val="0"/>
+          <w:sz w:val="20"/>
+        </w:rPr>
+        <w:t xml:space="preserve">"0이므로 안 쓴다"고 답한 답안은 절반만 인정한다.</w:t>
       </w:r>
     </w:p>
     <w:p>
@@ -1738,7 +2274,39 @@
           <w:b w:val="0"/>
           <w:sz w:val="20"/>
         </w:rPr>
-        <w:t>Standby 는 **리두를 적용하는 중**이므로 데이터 블록에는 커밋되지 않은 변경이 이미 반영되어 있을 수 있다. 그럼에도 조회 결과가 깨끗한 것은 **UNDO 정보 역시 함께 적용되어 읽기 일관성이 유지되기 때문**이다. Standby 조회는 Primary 조회와 같은 규칙을 따른다.</w:t>
+        <w:t xml:space="preserve">Standby 는 </w:t>
+      </w:r>
+      <w:r>
+        <w:rPr>
+          <w:rFonts w:ascii="맑은 고딕" w:hAnsi="맑은 고딕" w:eastAsia="맑은 고딕"/>
+          <w:b w:val="0"/>
+          <w:sz w:val="20"/>
+        </w:rPr>
+        <w:t xml:space="preserve">리두를 적용하는 중</w:t>
+      </w:r>
+      <w:r>
+        <w:rPr>
+          <w:rFonts w:ascii="맑은 고딕" w:hAnsi="맑은 고딕" w:eastAsia="맑은 고딕"/>
+          <w:b w:val="0"/>
+          <w:sz w:val="20"/>
+        </w:rPr>
+        <w:t xml:space="preserve">이므로 데이터 블록에는 커밋되지 않은 변경이 이미 반영되어 있을 수 있다. 그럼에도 조회 결과가 깨끗한 것은 </w:t>
+      </w:r>
+      <w:r>
+        <w:rPr>
+          <w:rFonts w:ascii="맑은 고딕" w:hAnsi="맑은 고딕" w:eastAsia="맑은 고딕"/>
+          <w:b w:val="0"/>
+          <w:sz w:val="20"/>
+        </w:rPr>
+        <w:t xml:space="preserve">UNDO 정보 역시 함께 적용되어 읽기 일관성이 유지되기 때문</w:t>
+      </w:r>
+      <w:r>
+        <w:rPr>
+          <w:rFonts w:ascii="맑은 고딕" w:hAnsi="맑은 고딕" w:eastAsia="맑은 고딕"/>
+          <w:b w:val="0"/>
+          <w:sz w:val="20"/>
+        </w:rPr>
+        <w:t xml:space="preserve">이다. Standby 조회는 Primary 조회와 같은 규칙을 따른다.</w:t>
       </w:r>
     </w:p>
     <w:p>
@@ -1751,7 +2319,103 @@
           <w:b w:val="0"/>
           <w:sz w:val="19"/>
         </w:rPr>
-        <w:t>▸ **함정은 SQL*Plus 다.** `INSERT` 후 `COMMIT` 없이 `EXIT` 로 세션을 끝내면 **SQL*Plus 가 암묵적으로 커밋한다.** 그 상태에서 Standby 를 조회하면 미커밋 행이 보이므로 "Standby 가 미커밋 데이터를 보여 준다"는 **완전히 잘못된 결론**에 이른다. (비정상 종료에서는 롤백된다.)</w:t>
+        <w:t xml:space="preserve">▸ </w:t>
+      </w:r>
+      <w:r>
+        <w:rPr>
+          <w:rFonts w:ascii="맑은 고딕" w:hAnsi="맑은 고딕" w:eastAsia="맑은 고딕"/>
+          <w:b w:val="0"/>
+          <w:sz w:val="19"/>
+        </w:rPr>
+        <w:t xml:space="preserve">함정은 SQL*Plus 다.</w:t>
+      </w:r>
+      <w:r>
+        <w:rPr>
+          <w:rFonts w:ascii="맑은 고딕" w:hAnsi="맑은 고딕" w:eastAsia="맑은 고딕"/>
+          <w:b w:val="0"/>
+          <w:sz w:val="19"/>
+        </w:rPr>
+        <w:t xml:space="preserve"> </w:t>
+      </w:r>
+      <w:r>
+        <w:rPr>
+          <w:rFonts w:ascii="Consolas" w:hAnsi="Consolas" w:eastAsia="맑은 고딕"/>
+          <w:b w:val="0"/>
+          <w:sz w:val="19"/>
+        </w:rPr>
+        <w:t xml:space="preserve">INSERT</w:t>
+      </w:r>
+      <w:r>
+        <w:rPr>
+          <w:rFonts w:ascii="맑은 고딕" w:hAnsi="맑은 고딕" w:eastAsia="맑은 고딕"/>
+          <w:b w:val="0"/>
+          <w:sz w:val="19"/>
+        </w:rPr>
+        <w:t xml:space="preserve"> 후 </w:t>
+      </w:r>
+      <w:r>
+        <w:rPr>
+          <w:rFonts w:ascii="Consolas" w:hAnsi="Consolas" w:eastAsia="맑은 고딕"/>
+          <w:b w:val="0"/>
+          <w:sz w:val="19"/>
+        </w:rPr>
+        <w:t xml:space="preserve">COMMIT</w:t>
+      </w:r>
+      <w:r>
+        <w:rPr>
+          <w:rFonts w:ascii="맑은 고딕" w:hAnsi="맑은 고딕" w:eastAsia="맑은 고딕"/>
+          <w:b w:val="0"/>
+          <w:sz w:val="19"/>
+        </w:rPr>
+        <w:t xml:space="preserve"> 없이 </w:t>
+      </w:r>
+      <w:r>
+        <w:rPr>
+          <w:rFonts w:ascii="Consolas" w:hAnsi="Consolas" w:eastAsia="맑은 고딕"/>
+          <w:b w:val="0"/>
+          <w:sz w:val="19"/>
+        </w:rPr>
+        <w:t xml:space="preserve">EXIT</w:t>
+      </w:r>
+      <w:r>
+        <w:rPr>
+          <w:rFonts w:ascii="맑은 고딕" w:hAnsi="맑은 고딕" w:eastAsia="맑은 고딕"/>
+          <w:b w:val="0"/>
+          <w:sz w:val="19"/>
+        </w:rPr>
+        <w:t xml:space="preserve"> 로 세션을 끝내면 </w:t>
+      </w:r>
+      <w:r>
+        <w:rPr>
+          <w:rFonts w:ascii="맑은 고딕" w:hAnsi="맑은 고딕" w:eastAsia="맑은 고딕"/>
+          <w:b w:val="0"/>
+          <w:sz w:val="19"/>
+        </w:rPr>
+        <w:t xml:space="preserve">SQL*Plus 가 암묵적으로 커밋한다.</w:t>
+      </w:r>
+      <w:r>
+        <w:rPr>
+          <w:rFonts w:ascii="맑은 고딕" w:hAnsi="맑은 고딕" w:eastAsia="맑은 고딕"/>
+          <w:b w:val="0"/>
+          <w:sz w:val="19"/>
+        </w:rPr>
+        <w:t xml:space="preserve"> 그 상태에서 Standby 를 조회하면 미커밋 행이 보이므로 "Standby 가 미커밋 데이터를 보여 준다"는 </w:t>
+      </w:r>
+      <w:r>
+        <w:rPr>
+          <w:rFonts w:ascii="맑은 고딕" w:hAnsi="맑은 고딕" w:eastAsia="맑은 고딕"/>
+          <w:b w:val="0"/>
+          <w:sz w:val="19"/>
+        </w:rPr>
+        <w:t xml:space="preserve">완전히 잘못된 결론</w:t>
+      </w:r>
+      <w:r>
+        <w:rPr>
+          <w:rFonts w:ascii="맑은 고딕" w:hAnsi="맑은 고딕" w:eastAsia="맑은 고딕"/>
+          <w:b w:val="0"/>
+          <w:sz w:val="19"/>
+        </w:rPr>
+        <w:t xml:space="preserve">에 이른다. (비정상 종료에서는 롤백된다.)</w:t>
       </w:r>
     </w:p>
     <w:p>
@@ -1764,7 +2428,55 @@
           <w:b w:val="0"/>
           <w:sz w:val="20"/>
         </w:rPr>
-        <w:t>그러므로 이 측정은 **하나의 세션 안에서 `INSERT` → 대기 → 확인을 모두 처리**해야 한다. `DBMS_SESSION.SLEEP` 으로 세션을 붙잡아 두는 것이 그 방법이다.</w:t>
+        <w:t xml:space="preserve">그러므로 이 측정은 </w:t>
+      </w:r>
+      <w:r>
+        <w:rPr>
+          <w:rFonts w:ascii="맑은 고딕" w:hAnsi="맑은 고딕" w:eastAsia="맑은 고딕"/>
+          <w:b w:val="0"/>
+          <w:sz w:val="20"/>
+        </w:rPr>
+        <w:t xml:space="preserve">하나의 세션 안에서 </w:t>
+      </w:r>
+      <w:r>
+        <w:rPr>
+          <w:rFonts w:ascii="Consolas" w:hAnsi="Consolas" w:eastAsia="맑은 고딕"/>
+          <w:b w:val="0"/>
+          <w:sz w:val="20"/>
+        </w:rPr>
+        <w:t xml:space="preserve">INSERT</w:t>
+      </w:r>
+      <w:r>
+        <w:rPr>
+          <w:rFonts w:ascii="맑은 고딕" w:hAnsi="맑은 고딕" w:eastAsia="맑은 고딕"/>
+          <w:b w:val="0"/>
+          <w:sz w:val="20"/>
+        </w:rPr>
+        <w:t xml:space="preserve"> → 대기 → 확인을 모두 처리</w:t>
+      </w:r>
+      <w:r>
+        <w:rPr>
+          <w:rFonts w:ascii="맑은 고딕" w:hAnsi="맑은 고딕" w:eastAsia="맑은 고딕"/>
+          <w:b w:val="0"/>
+          <w:sz w:val="20"/>
+        </w:rPr>
+        <w:t xml:space="preserve">해야 한다. </w:t>
+      </w:r>
+      <w:r>
+        <w:rPr>
+          <w:rFonts w:ascii="Consolas" w:hAnsi="Consolas" w:eastAsia="맑은 고딕"/>
+          <w:b w:val="0"/>
+          <w:sz w:val="20"/>
+        </w:rPr>
+        <w:t xml:space="preserve">DBMS_SESSION.SLEEP</w:t>
+      </w:r>
+      <w:r>
+        <w:rPr>
+          <w:rFonts w:ascii="맑은 고딕" w:hAnsi="맑은 고딕" w:eastAsia="맑은 고딕"/>
+          <w:b w:val="0"/>
+          <w:sz w:val="20"/>
+        </w:rPr>
+        <w:t xml:space="preserve"> 으로 세션을 붙잡아 두는 것이 그 방법이다.</w:t>
       </w:r>
     </w:p>
     <w:p>
@@ -1777,7 +2489,31 @@
           <w:b w:val="0"/>
           <w:sz w:val="20"/>
         </w:rPr>
-        <w:t>여기서 얻는 교훈은 Data Guard 지식이 아니라 **측정 방법**에 관한 것이다 — **예상과 다른 결과가 나오면 "제품이 이상하다"보다 "내 측정이 이상하다"를 먼저 의심한다.**</w:t>
+        <w:t xml:space="preserve">여기서 얻는 교훈은 Data Guard 지식이 아니라 </w:t>
+      </w:r>
+      <w:r>
+        <w:rPr>
+          <w:rFonts w:ascii="맑은 고딕" w:hAnsi="맑은 고딕" w:eastAsia="맑은 고딕"/>
+          <w:b w:val="0"/>
+          <w:sz w:val="20"/>
+        </w:rPr>
+        <w:t xml:space="preserve">측정 방법</w:t>
+      </w:r>
+      <w:r>
+        <w:rPr>
+          <w:rFonts w:ascii="맑은 고딕" w:hAnsi="맑은 고딕" w:eastAsia="맑은 고딕"/>
+          <w:b w:val="0"/>
+          <w:sz w:val="20"/>
+        </w:rPr>
+        <w:t xml:space="preserve">에 관한 것이다 — </w:t>
+      </w:r>
+      <w:r>
+        <w:rPr>
+          <w:rFonts w:ascii="맑은 고딕" w:hAnsi="맑은 고딕" w:eastAsia="맑은 고딕"/>
+          <w:b w:val="0"/>
+          <w:sz w:val="20"/>
+        </w:rPr>
+        <w:t xml:space="preserve">예상과 다른 결과가 나오면 "제품이 이상하다"보다 "내 측정이 이상하다"를 먼저 의심한다.</w:t>
       </w:r>
     </w:p>
     <w:p>
@@ -1944,7 +2680,55 @@
           <w:b w:val="0"/>
           <w:sz w:val="20"/>
         </w:rPr>
-        <w:t>**세 경우가 모두 `ORA-16000`** 이다. `INSERT`·`UPDATE`·DDL 이 같은 번호이며, 이 사실이 5번에서 리다이렉션을 켰을 때의 대비를 만든다.</w:t>
+        <w:t xml:space="preserve">세 경우가 모두 </w:t>
+      </w:r>
+      <w:r>
+        <w:rPr>
+          <w:rFonts w:ascii="Consolas" w:hAnsi="Consolas" w:eastAsia="맑은 고딕"/>
+          <w:b w:val="0"/>
+          <w:sz w:val="20"/>
+        </w:rPr>
+        <w:t xml:space="preserve">ORA-16000</w:t>
+      </w:r>
+      <w:r>
+        <w:rPr>
+          <w:rFonts w:ascii="맑은 고딕" w:hAnsi="맑은 고딕" w:eastAsia="맑은 고딕"/>
+          <w:b w:val="0"/>
+          <w:sz w:val="20"/>
+        </w:rPr>
+        <w:t xml:space="preserve"> 이다. </w:t>
+      </w:r>
+      <w:r>
+        <w:rPr>
+          <w:rFonts w:ascii="Consolas" w:hAnsi="Consolas" w:eastAsia="맑은 고딕"/>
+          <w:b w:val="0"/>
+          <w:sz w:val="20"/>
+        </w:rPr>
+        <w:t xml:space="preserve">INSERT</w:t>
+      </w:r>
+      <w:r>
+        <w:rPr>
+          <w:rFonts w:ascii="맑은 고딕" w:hAnsi="맑은 고딕" w:eastAsia="맑은 고딕"/>
+          <w:b w:val="0"/>
+          <w:sz w:val="20"/>
+        </w:rPr>
+        <w:t xml:space="preserve">·</w:t>
+      </w:r>
+      <w:r>
+        <w:rPr>
+          <w:rFonts w:ascii="Consolas" w:hAnsi="Consolas" w:eastAsia="맑은 고딕"/>
+          <w:b w:val="0"/>
+          <w:sz w:val="20"/>
+        </w:rPr>
+        <w:t xml:space="preserve">UPDATE</w:t>
+      </w:r>
+      <w:r>
+        <w:rPr>
+          <w:rFonts w:ascii="맑은 고딕" w:hAnsi="맑은 고딕" w:eastAsia="맑은 고딕"/>
+          <w:b w:val="0"/>
+          <w:sz w:val="20"/>
+        </w:rPr>
+        <w:t xml:space="preserve">·DDL 이 같은 번호이며, 이 사실이 5번에서 리다이렉션을 켰을 때의 대비를 만든다.</w:t>
       </w:r>
     </w:p>
     <w:p>
@@ -2220,7 +3004,31 @@
           <w:b w:val="0"/>
           <w:sz w:val="20"/>
         </w:rPr>
-        <w:t>**정렬**은 임시 테이블스페이스를 쓴다 — 실측에서 7만 행 정렬에 TEMP 3MB 씩 사용되었다. **보고서·집계 조회를 Standby 로 옮기는 근거**가 이것이다.</w:t>
+        <w:t xml:space="preserve">정렬</w:t>
+      </w:r>
+      <w:r>
+        <w:rPr>
+          <w:rFonts w:ascii="맑은 고딕" w:hAnsi="맑은 고딕" w:eastAsia="맑은 고딕"/>
+          <w:b w:val="0"/>
+          <w:sz w:val="20"/>
+        </w:rPr>
+        <w:t xml:space="preserve">은 임시 테이블스페이스를 쓴다 — 실측에서 7만 행 정렬에 TEMP 3MB 씩 사용되었다. </w:t>
+      </w:r>
+      <w:r>
+        <w:rPr>
+          <w:rFonts w:ascii="맑은 고딕" w:hAnsi="맑은 고딕" w:eastAsia="맑은 고딕"/>
+          <w:b w:val="0"/>
+          <w:sz w:val="20"/>
+        </w:rPr>
+        <w:t xml:space="preserve">보고서·집계 조회를 Standby 로 옮기는 근거</w:t>
+      </w:r>
+      <w:r>
+        <w:rPr>
+          <w:rFonts w:ascii="맑은 고딕" w:hAnsi="맑은 고딕" w:eastAsia="맑은 고딕"/>
+          <w:b w:val="0"/>
+          <w:sz w:val="20"/>
+        </w:rPr>
+        <w:t xml:space="preserve">가 이것이다.</w:t>
       </w:r>
     </w:p>
     <w:p>
@@ -2229,11 +3037,83 @@
       </w:pPr>
       <w:r>
         <w:rPr>
-          <w:rFonts w:ascii="맑은 고딕" w:hAnsi="맑은 고딕" w:eastAsia="맑은 고딕"/>
-          <w:b w:val="0"/>
-          <w:sz w:val="20"/>
-        </w:rPr>
-        <w:t>**`EXPLAIN PLAN`** 이 되는 이유는 `PLAN_TABLE` 이 전역 임시 테이블이기 때문이며, 그래서 ③과 이어진다. **GTT 의 데이터는 임시 테이블스페이스에 있어 영구 데이터 파일을 건드리지 않으므로** 읽기 전용 데이터베이스에서도 허용된다. `TEMP_UNDO_ENABLED` 가 `FALSE` 인데도 동작했다.</w:t>
+          <w:rFonts w:ascii="Consolas" w:hAnsi="Consolas" w:eastAsia="맑은 고딕"/>
+          <w:b w:val="0"/>
+          <w:sz w:val="20"/>
+        </w:rPr>
+        <w:t xml:space="preserve">EXPLAIN PLAN</w:t>
+      </w:r>
+      <w:r>
+        <w:rPr>
+          <w:rFonts w:ascii="맑은 고딕" w:hAnsi="맑은 고딕" w:eastAsia="맑은 고딕"/>
+          <w:b w:val="0"/>
+          <w:sz w:val="20"/>
+        </w:rPr>
+        <w:t xml:space="preserve"> 이 되는 이유는 </w:t>
+      </w:r>
+      <w:r>
+        <w:rPr>
+          <w:rFonts w:ascii="Consolas" w:hAnsi="Consolas" w:eastAsia="맑은 고딕"/>
+          <w:b w:val="0"/>
+          <w:sz w:val="20"/>
+        </w:rPr>
+        <w:t xml:space="preserve">PLAN_TABLE</w:t>
+      </w:r>
+      <w:r>
+        <w:rPr>
+          <w:rFonts w:ascii="맑은 고딕" w:hAnsi="맑은 고딕" w:eastAsia="맑은 고딕"/>
+          <w:b w:val="0"/>
+          <w:sz w:val="20"/>
+        </w:rPr>
+        <w:t xml:space="preserve"> 이 전역 임시 테이블이기 때문이며, 그래서 ③과 이어진다. </w:t>
+      </w:r>
+      <w:r>
+        <w:rPr>
+          <w:rFonts w:ascii="맑은 고딕" w:hAnsi="맑은 고딕" w:eastAsia="맑은 고딕"/>
+          <w:b w:val="0"/>
+          <w:sz w:val="20"/>
+        </w:rPr>
+        <w:t xml:space="preserve">GTT 의 데이터는 임시 테이블스페이스에 있어 영구 데이터 파일을 건드리지 않으므로</w:t>
+      </w:r>
+      <w:r>
+        <w:rPr>
+          <w:rFonts w:ascii="맑은 고딕" w:hAnsi="맑은 고딕" w:eastAsia="맑은 고딕"/>
+          <w:b w:val="0"/>
+          <w:sz w:val="20"/>
+        </w:rPr>
+        <w:t xml:space="preserve"> 읽기 전용 데이터베이스에서도 허용된다. </w:t>
+      </w:r>
+      <w:r>
+        <w:rPr>
+          <w:rFonts w:ascii="Consolas" w:hAnsi="Consolas" w:eastAsia="맑은 고딕"/>
+          <w:b w:val="0"/>
+          <w:sz w:val="20"/>
+        </w:rPr>
+        <w:t xml:space="preserve">TEMP_UNDO_ENABLED</w:t>
+      </w:r>
+      <w:r>
+        <w:rPr>
+          <w:rFonts w:ascii="맑은 고딕" w:hAnsi="맑은 고딕" w:eastAsia="맑은 고딕"/>
+          <w:b w:val="0"/>
+          <w:sz w:val="20"/>
+        </w:rPr>
+        <w:t xml:space="preserve"> 가 </w:t>
+      </w:r>
+      <w:r>
+        <w:rPr>
+          <w:rFonts w:ascii="Consolas" w:hAnsi="Consolas" w:eastAsia="맑은 고딕"/>
+          <w:b w:val="0"/>
+          <w:sz w:val="20"/>
+        </w:rPr>
+        <w:t xml:space="preserve">FALSE</w:t>
+      </w:r>
+      <w:r>
+        <w:rPr>
+          <w:rFonts w:ascii="맑은 고딕" w:hAnsi="맑은 고딕" w:eastAsia="맑은 고딕"/>
+          <w:b w:val="0"/>
+          <w:sz w:val="20"/>
+        </w:rPr>
+        <w:t xml:space="preserve"> 인데도 동작했다.</w:t>
       </w:r>
     </w:p>
     <w:p>
@@ -2246,7 +3126,47 @@
           <w:b w:val="0"/>
           <w:sz w:val="20"/>
         </w:rPr>
-        <w:t>**시퀀스는 되지만 값이 뛴다.** Primary 에서 1이었던 시퀀스가 Standby 에서 **21** 을 돌려주었다. Standby 는 딕셔너리를 갱신할 수 없으므로 별도의 범위를 메모리에서 관리하기 때문이다. **연속성이 요건인 업무(전표 번호 등)에는 쓸 수 없다.** 유일성은 보장되지만 연속성은 보장되지 않는다.</w:t>
+        <w:t xml:space="preserve">시퀀스는 되지만 값이 뛴다.</w:t>
+      </w:r>
+      <w:r>
+        <w:rPr>
+          <w:rFonts w:ascii="맑은 고딕" w:hAnsi="맑은 고딕" w:eastAsia="맑은 고딕"/>
+          <w:b w:val="0"/>
+          <w:sz w:val="20"/>
+        </w:rPr>
+        <w:t xml:space="preserve"> Primary 에서 1이었던 시퀀스가 Standby 에서 </w:t>
+      </w:r>
+      <w:r>
+        <w:rPr>
+          <w:rFonts w:ascii="맑은 고딕" w:hAnsi="맑은 고딕" w:eastAsia="맑은 고딕"/>
+          <w:b w:val="0"/>
+          <w:sz w:val="20"/>
+        </w:rPr>
+        <w:t xml:space="preserve">21</w:t>
+      </w:r>
+      <w:r>
+        <w:rPr>
+          <w:rFonts w:ascii="맑은 고딕" w:hAnsi="맑은 고딕" w:eastAsia="맑은 고딕"/>
+          <w:b w:val="0"/>
+          <w:sz w:val="20"/>
+        </w:rPr>
+        <w:t xml:space="preserve"> 을 돌려주었다. Standby 는 딕셔너리를 갱신할 수 없으므로 별도의 범위를 메모리에서 관리하기 때문이다. </w:t>
+      </w:r>
+      <w:r>
+        <w:rPr>
+          <w:rFonts w:ascii="맑은 고딕" w:hAnsi="맑은 고딕" w:eastAsia="맑은 고딕"/>
+          <w:b w:val="0"/>
+          <w:sz w:val="20"/>
+        </w:rPr>
+        <w:t xml:space="preserve">연속성이 요건인 업무(전표 번호 등)에는 쓸 수 없다.</w:t>
+      </w:r>
+      <w:r>
+        <w:rPr>
+          <w:rFonts w:ascii="맑은 고딕" w:hAnsi="맑은 고딕" w:eastAsia="맑은 고딕"/>
+          <w:b w:val="0"/>
+          <w:sz w:val="20"/>
+        </w:rPr>
+        <w:t xml:space="preserve"> 유일성은 보장되지만 연속성은 보장되지 않는다.</w:t>
       </w:r>
     </w:p>
     <w:p>
@@ -2618,7 +3538,15 @@
                 <w:b w:val="0"/>
                 <w:sz w:val="19"/>
               </w:rPr>
-              <w:t>ORA-00604 + **ORA-16000**</w:t>
+              <w:t xml:space="preserve">ORA-00604 + </w:t>
+            </w:r>
+            <w:r>
+              <w:rPr>
+                <w:rFonts w:ascii="맑은 고딕" w:hAnsi="맑은 고딕" w:eastAsia="맑은 고딕"/>
+                <w:b w:val="0"/>
+                <w:sz w:val="19"/>
+              </w:rPr>
+              <w:t xml:space="preserve">ORA-16000</w:t>
             </w:r>
           </w:p>
         </w:tc>
@@ -2636,7 +3564,7 @@
                 <w:b w:val="0"/>
                 <w:sz w:val="19"/>
               </w:rPr>
-              <w:t>**길다**</w:t>
+              <w:t xml:space="preserve">길다</w:t>
             </w:r>
           </w:p>
         </w:tc>
@@ -2692,7 +3620,7 @@
                 <w:b w:val="0"/>
                 <w:sz w:val="19"/>
               </w:rPr>
-              <w:t>**ORA-13516**</w:t>
+              <w:t xml:space="preserve">ORA-13516</w:t>
             </w:r>
           </w:p>
         </w:tc>
@@ -2710,7 +3638,7 @@
                 <w:b w:val="0"/>
                 <w:sz w:val="19"/>
               </w:rPr>
-              <w:t>**짧다**</w:t>
+              <w:t xml:space="preserve">짧다</w:t>
             </w:r>
           </w:p>
         </w:tc>
@@ -2744,11 +3672,19 @@
             </w:pPr>
             <w:r>
               <w:rPr>
+                <w:rFonts w:ascii="Consolas" w:hAnsi="Consolas" w:eastAsia="맑은 고딕"/>
+                <w:b w:val="0"/>
+                <w:sz w:val="19"/>
+              </w:rPr>
+              <w:t xml:space="preserve">V$</w:t>
+            </w:r>
+            <w:r>
+              <w:rPr>
                 <w:rFonts w:ascii="맑은 고딕" w:hAnsi="맑은 고딕" w:eastAsia="맑은 고딕"/>
                 <w:b w:val="0"/>
                 <w:sz w:val="19"/>
               </w:rPr>
-              <w:t>`V$` 뷰 조회</w:t>
+              <w:t xml:space="preserve"> 뷰 조회</w:t>
             </w:r>
           </w:p>
         </w:tc>
@@ -2819,7 +3755,31 @@
           <w:b w:val="0"/>
           <w:sz w:val="20"/>
         </w:rPr>
-        <w:t>**오류 번호와 스택 길이가 그 기능이 상태를 얼마나 일찍 점검하는지를 보여 준다.** AWR 은 자주 시도되는 작업이라 오라클이 전용 오류 번호를 마련해 두었고, 그래서 `ORA-16000` 까지 내려가기 전에 거부된다.</w:t>
+        <w:t xml:space="preserve">오류 번호와 스택 길이가 그 기능이 상태를 얼마나 일찍 점검하는지를 보여 준다.</w:t>
+      </w:r>
+      <w:r>
+        <w:rPr>
+          <w:rFonts w:ascii="맑은 고딕" w:hAnsi="맑은 고딕" w:eastAsia="맑은 고딕"/>
+          <w:b w:val="0"/>
+          <w:sz w:val="20"/>
+        </w:rPr>
+        <w:t xml:space="preserve"> AWR 은 자주 시도되는 작업이라 오라클이 전용 오류 번호를 마련해 두었고, 그래서 </w:t>
+      </w:r>
+      <w:r>
+        <w:rPr>
+          <w:rFonts w:ascii="Consolas" w:hAnsi="Consolas" w:eastAsia="맑은 고딕"/>
+          <w:b w:val="0"/>
+          <w:sz w:val="20"/>
+        </w:rPr>
+        <w:t xml:space="preserve">ORA-16000</w:t>
+      </w:r>
+      <w:r>
+        <w:rPr>
+          <w:rFonts w:ascii="맑은 고딕" w:hAnsi="맑은 고딕" w:eastAsia="맑은 고딕"/>
+          <w:b w:val="0"/>
+          <w:sz w:val="20"/>
+        </w:rPr>
+        <w:t xml:space="preserve"> 까지 내려가기 전에 거부된다.</w:t>
       </w:r>
     </w:p>
     <w:p>
@@ -2832,7 +3792,119 @@
           <w:b w:val="0"/>
           <w:sz w:val="19"/>
         </w:rPr>
-        <w:t>▸ **긴 PL/SQL 오류 스택을 읽는 규칙** — `ORA-06512`(PL/SQL 호출 스택)를 건너뛰고 **그것이 아닌 번호**를 찾는다. 여기서는 `ORA-00604` 와 `ORA-16000` 둘인데, 앞의 것은 "재귀 SQL 에서 났다"는 **형식**이고 뒤의 것이 **내용**이다.</w:t>
+        <w:t xml:space="preserve">▸ </w:t>
+      </w:r>
+      <w:r>
+        <w:rPr>
+          <w:rFonts w:ascii="맑은 고딕" w:hAnsi="맑은 고딕" w:eastAsia="맑은 고딕"/>
+          <w:b w:val="0"/>
+          <w:sz w:val="19"/>
+        </w:rPr>
+        <w:t xml:space="preserve">긴 PL/SQL 오류 스택을 읽는 규칙</w:t>
+      </w:r>
+      <w:r>
+        <w:rPr>
+          <w:rFonts w:ascii="맑은 고딕" w:hAnsi="맑은 고딕" w:eastAsia="맑은 고딕"/>
+          <w:b w:val="0"/>
+          <w:sz w:val="19"/>
+        </w:rPr>
+        <w:t xml:space="preserve"> — </w:t>
+      </w:r>
+      <w:r>
+        <w:rPr>
+          <w:rFonts w:ascii="Consolas" w:hAnsi="Consolas" w:eastAsia="맑은 고딕"/>
+          <w:b w:val="0"/>
+          <w:sz w:val="19"/>
+        </w:rPr>
+        <w:t xml:space="preserve">ORA-06512</w:t>
+      </w:r>
+      <w:r>
+        <w:rPr>
+          <w:rFonts w:ascii="맑은 고딕" w:hAnsi="맑은 고딕" w:eastAsia="맑은 고딕"/>
+          <w:b w:val="0"/>
+          <w:sz w:val="19"/>
+        </w:rPr>
+        <w:t xml:space="preserve">(PL/SQL 호출 스택)를 건너뛰고 </w:t>
+      </w:r>
+      <w:r>
+        <w:rPr>
+          <w:rFonts w:ascii="맑은 고딕" w:hAnsi="맑은 고딕" w:eastAsia="맑은 고딕"/>
+          <w:b w:val="0"/>
+          <w:sz w:val="19"/>
+        </w:rPr>
+        <w:t xml:space="preserve">그것이 아닌 번호</w:t>
+      </w:r>
+      <w:r>
+        <w:rPr>
+          <w:rFonts w:ascii="맑은 고딕" w:hAnsi="맑은 고딕" w:eastAsia="맑은 고딕"/>
+          <w:b w:val="0"/>
+          <w:sz w:val="19"/>
+        </w:rPr>
+        <w:t xml:space="preserve">를 찾는다. 여기서는 </w:t>
+      </w:r>
+      <w:r>
+        <w:rPr>
+          <w:rFonts w:ascii="Consolas" w:hAnsi="Consolas" w:eastAsia="맑은 고딕"/>
+          <w:b w:val="0"/>
+          <w:sz w:val="19"/>
+        </w:rPr>
+        <w:t xml:space="preserve">ORA-00604</w:t>
+      </w:r>
+      <w:r>
+        <w:rPr>
+          <w:rFonts w:ascii="맑은 고딕" w:hAnsi="맑은 고딕" w:eastAsia="맑은 고딕"/>
+          <w:b w:val="0"/>
+          <w:sz w:val="19"/>
+        </w:rPr>
+        <w:t xml:space="preserve"> 와 </w:t>
+      </w:r>
+      <w:r>
+        <w:rPr>
+          <w:rFonts w:ascii="Consolas" w:hAnsi="Consolas" w:eastAsia="맑은 고딕"/>
+          <w:b w:val="0"/>
+          <w:sz w:val="19"/>
+        </w:rPr>
+        <w:t xml:space="preserve">ORA-16000</w:t>
+      </w:r>
+      <w:r>
+        <w:rPr>
+          <w:rFonts w:ascii="맑은 고딕" w:hAnsi="맑은 고딕" w:eastAsia="맑은 고딕"/>
+          <w:b w:val="0"/>
+          <w:sz w:val="19"/>
+        </w:rPr>
+        <w:t xml:space="preserve"> 둘인데, 앞의 것은 "재귀 SQL 에서 났다"는 </w:t>
+      </w:r>
+      <w:r>
+        <w:rPr>
+          <w:rFonts w:ascii="맑은 고딕" w:hAnsi="맑은 고딕" w:eastAsia="맑은 고딕"/>
+          <w:b w:val="0"/>
+          <w:sz w:val="19"/>
+        </w:rPr>
+        <w:t xml:space="preserve">형식</w:t>
+      </w:r>
+      <w:r>
+        <w:rPr>
+          <w:rFonts w:ascii="맑은 고딕" w:hAnsi="맑은 고딕" w:eastAsia="맑은 고딕"/>
+          <w:b w:val="0"/>
+          <w:sz w:val="19"/>
+        </w:rPr>
+        <w:t xml:space="preserve">이고 뒤의 것이 </w:t>
+      </w:r>
+      <w:r>
+        <w:rPr>
+          <w:rFonts w:ascii="맑은 고딕" w:hAnsi="맑은 고딕" w:eastAsia="맑은 고딕"/>
+          <w:b w:val="0"/>
+          <w:sz w:val="19"/>
+        </w:rPr>
+        <w:t xml:space="preserve">내용</w:t>
+      </w:r>
+      <w:r>
+        <w:rPr>
+          <w:rFonts w:ascii="맑은 고딕" w:hAnsi="맑은 고딕" w:eastAsia="맑은 고딕"/>
+          <w:b w:val="0"/>
+          <w:sz w:val="19"/>
+        </w:rPr>
+        <w:t xml:space="preserve">이다.</w:t>
       </w:r>
     </w:p>
     <w:p>
@@ -2858,7 +3930,15 @@
           <w:b w:val="0"/>
           <w:sz w:val="20"/>
         </w:rPr>
-        <w:t>**"영구 데이터 파일이나 딕셔너리를 바꾸는가."** 이 하나로 전부 갈린다.</w:t>
+        <w:t xml:space="preserve">"영구 데이터 파일이나 딕셔너리를 바꾸는가."</w:t>
+      </w:r>
+      <w:r>
+        <w:rPr>
+          <w:rFonts w:ascii="맑은 고딕" w:hAnsi="맑은 고딕" w:eastAsia="맑은 고딕"/>
+          <w:b w:val="0"/>
+          <w:sz w:val="20"/>
+        </w:rPr>
+        <w:t xml:space="preserve"> 이 하나로 전부 갈린다.</w:t>
       </w:r>
     </w:p>
     <w:tbl>
@@ -2939,11 +4019,35 @@
             </w:pPr>
             <w:r>
               <w:rPr>
+                <w:rFonts w:ascii="Consolas" w:hAnsi="Consolas" w:eastAsia="맑은 고딕"/>
+                <w:b w:val="0"/>
+                <w:sz w:val="19"/>
+              </w:rPr>
+              <w:t xml:space="preserve">INSERT</w:t>
+            </w:r>
+            <w:r>
+              <w:rPr>
                 <w:rFonts w:ascii="맑은 고딕" w:hAnsi="맑은 고딕" w:eastAsia="맑은 고딕"/>
                 <w:b w:val="0"/>
                 <w:sz w:val="19"/>
               </w:rPr>
-              <w:t>`INSERT`·`UPDATE`·DDL</w:t>
+              <w:t xml:space="preserve">·</w:t>
+            </w:r>
+            <w:r>
+              <w:rPr>
+                <w:rFonts w:ascii="Consolas" w:hAnsi="Consolas" w:eastAsia="맑은 고딕"/>
+                <w:b w:val="0"/>
+                <w:sz w:val="19"/>
+              </w:rPr>
+              <w:t xml:space="preserve">UPDATE</w:t>
+            </w:r>
+            <w:r>
+              <w:rPr>
+                <w:rFonts w:ascii="맑은 고딕" w:hAnsi="맑은 고딕" w:eastAsia="맑은 고딕"/>
+                <w:b w:val="0"/>
+                <w:sz w:val="19"/>
+              </w:rPr>
+              <w:t xml:space="preserve">·DDL</w:t>
             </w:r>
           </w:p>
         </w:tc>
@@ -2999,7 +4103,23 @@
                 <w:b w:val="0"/>
                 <w:sz w:val="19"/>
               </w:rPr>
-              <w:t>정렬·`EXPLAIN PLAN`·GTT DML</w:t>
+              <w:t xml:space="preserve">정렬·</w:t>
+            </w:r>
+            <w:r>
+              <w:rPr>
+                <w:rFonts w:ascii="Consolas" w:hAnsi="Consolas" w:eastAsia="맑은 고딕"/>
+                <w:b w:val="0"/>
+                <w:sz w:val="19"/>
+              </w:rPr>
+              <w:t xml:space="preserve">EXPLAIN PLAN</w:t>
+            </w:r>
+            <w:r>
+              <w:rPr>
+                <w:rFonts w:ascii="맑은 고딕" w:hAnsi="맑은 고딕" w:eastAsia="맑은 고딕"/>
+                <w:b w:val="0"/>
+                <w:sz w:val="19"/>
+              </w:rPr>
+              <w:t xml:space="preserve">·GTT DML</w:t>
             </w:r>
           </w:p>
         </w:tc>
@@ -3017,7 +4137,15 @@
                 <w:b w:val="0"/>
                 <w:sz w:val="19"/>
               </w:rPr>
-              <w:t>**바꾸지 않는다** (임시 영역)</w:t>
+              <w:t xml:space="preserve">바꾸지 않는다</w:t>
+            </w:r>
+            <w:r>
+              <w:rPr>
+                <w:rFonts w:ascii="맑은 고딕" w:hAnsi="맑은 고딕" w:eastAsia="맑은 고딕"/>
+                <w:b w:val="0"/>
+                <w:sz w:val="19"/>
+              </w:rPr>
+              <w:t xml:space="preserve"> (임시 영역)</w:t>
             </w:r>
           </w:p>
         </w:tc>
@@ -3163,11 +4291,19 @@
             </w:pPr>
             <w:r>
               <w:rPr>
+                <w:rFonts w:ascii="Consolas" w:hAnsi="Consolas" w:eastAsia="맑은 고딕"/>
+                <w:b w:val="0"/>
+                <w:sz w:val="19"/>
+              </w:rPr>
+              <w:t xml:space="preserve">V$</w:t>
+            </w:r>
+            <w:r>
+              <w:rPr>
                 <w:rFonts w:ascii="맑은 고딕" w:hAnsi="맑은 고딕" w:eastAsia="맑은 고딕"/>
                 <w:b w:val="0"/>
                 <w:sz w:val="19"/>
               </w:rPr>
-              <w:t>`V$` 뷰 조회</w:t>
+              <w:t xml:space="preserve"> 뷰 조회</w:t>
             </w:r>
           </w:p>
         </w:tc>
@@ -3220,7 +4356,23 @@
           <w:b w:val="0"/>
           <w:sz w:val="20"/>
         </w:rPr>
-        <w:t>정리하면 **"보는 것은 되고 남기는 것은 안 된다."** 진단은 할 수 있지만 그 결과를 데이터베이스에 저장할 수는 없으므로, Standby 의 성능 정보를 축적하려면 조회 결과를 밖으로 내보내야 한다.</w:t>
+        <w:t xml:space="preserve">정리하면 </w:t>
+      </w:r>
+      <w:r>
+        <w:rPr>
+          <w:rFonts w:ascii="맑은 고딕" w:hAnsi="맑은 고딕" w:eastAsia="맑은 고딕"/>
+          <w:b w:val="0"/>
+          <w:sz w:val="20"/>
+        </w:rPr>
+        <w:t xml:space="preserve">"보는 것은 되고 남기는 것은 안 된다."</w:t>
+      </w:r>
+      <w:r>
+        <w:rPr>
+          <w:rFonts w:ascii="맑은 고딕" w:hAnsi="맑은 고딕" w:eastAsia="맑은 고딕"/>
+          <w:b w:val="0"/>
+          <w:sz w:val="20"/>
+        </w:rPr>
+        <w:t xml:space="preserve"> 진단은 할 수 있지만 그 결과를 데이터베이스에 저장할 수는 없으므로, Standby 의 성능 정보를 축적하려면 조회 결과를 밖으로 내보내야 한다.</w:t>
       </w:r>
     </w:p>
     <w:tbl>
@@ -3248,11 +4400,69 @@
                 <w:sz w:val="19"/>
               </w:rPr>
               <w:t>[확인] Section 1 채점 요약</w:t>
+            </w:r>
+            <w:r>
+              <w:rPr>
+                <w:rFonts w:ascii="맑은 고딕" w:hAnsi="맑은 고딕" w:eastAsia="맑은 고딕"/>
+                <w:b/>
+                <w:sz w:val="19"/>
+              </w:rPr>
               <w:br/>
-              <w:t>· 1번 — 두 표식을 값으로 특정했는가 / Primary 쪽 `WITH QUERY` 를 찾았는가 / DBA_ → CDB_ 전환을 컨테이너로 설명했는가 / DETECTED_USAGES 를 근거로 쓰지 않았는가</w:t>
+            </w:r>
+            <w:r>
+              <w:rPr>
+                <w:rFonts w:ascii="맑은 고딕" w:hAnsi="맑은 고딕" w:eastAsia="맑은 고딕"/>
+                <w:b/>
+                <w:sz w:val="19"/>
+              </w:rPr>
+              <w:t xml:space="preserve">· 1번 — 두 표식을 값으로 특정했는가 / Primary 쪽 </w:t>
+            </w:r>
+            <w:r>
+              <w:rPr>
+                <w:rFonts w:ascii="Consolas" w:hAnsi="Consolas" w:eastAsia="맑은 고딕"/>
+                <w:b/>
+                <w:sz w:val="19"/>
+              </w:rPr>
+              <w:t xml:space="preserve">WITH QUERY</w:t>
+            </w:r>
+            <w:r>
+              <w:rPr>
+                <w:rFonts w:ascii="맑은 고딕" w:hAnsi="맑은 고딕" w:eastAsia="맑은 고딕"/>
+                <w:b/>
+                <w:sz w:val="19"/>
+              </w:rPr>
+              <w:t xml:space="preserve"> 를 찾았는가 / DBA_ → CDB_ 전환을 컨테이너로 설명했는가 / DETECTED_USAGES 를 근거로 쓰지 않았는가</w:t>
+            </w:r>
+            <w:r>
+              <w:rPr>
+                <w:rFonts w:ascii="맑은 고딕" w:hAnsi="맑은 고딕" w:eastAsia="맑은 고딕"/>
+                <w:b/>
+                <w:sz w:val="19"/>
+              </w:rPr>
               <w:br/>
+            </w:r>
+            <w:r>
+              <w:rPr>
+                <w:rFonts w:ascii="맑은 고딕" w:hAnsi="맑은 고딕" w:eastAsia="맑은 고딕"/>
+                <w:b/>
+                <w:sz w:val="19"/>
+              </w:rPr>
               <w:t>· 2번 — 한 세션 안에서 측정했는가 / UNDO 로 일관성을 설명했는가 / SQL*Plus 암묵 커밋의 함정과 그 잘못된 결론을 서술했는가</w:t>
+            </w:r>
+            <w:r>
+              <w:rPr>
+                <w:rFonts w:ascii="맑은 고딕" w:hAnsi="맑은 고딕" w:eastAsia="맑은 고딕"/>
+                <w:b/>
+                <w:sz w:val="19"/>
+              </w:rPr>
               <w:br/>
+            </w:r>
+            <w:r>
+              <w:rPr>
+                <w:rFonts w:ascii="맑은 고딕" w:hAnsi="맑은 고딕" w:eastAsia="맑은 고딕"/>
+                <w:b/>
+                <w:sz w:val="19"/>
+              </w:rPr>
               <w:t>· 3번 — 세 번이 같은 ORA-16000 임을 확인했는가 / 되는 것 네 가지를 수치와 함께 제시했는가 / 시퀀스 1→21 을 기록하고 연속성 함의를 밝혔는가 / 두 관리 작업의 스택 길이를 해석했는가 / 하나의 기준을 제시했는가</w:t>
             </w:r>
           </w:p>
@@ -3283,7 +4493,39 @@
           <w:b w:val="0"/>
           <w:sz w:val="20"/>
         </w:rPr>
-        <w:t>이 절의 채점 핵심은 **일반 사용자로 수행했는가**다. `SYS` 로 시험하면 4번이 실패하고 5번과 구분되지 않는다. 문제지가 계정을 지정한 이유가 여기 있다.</w:t>
+        <w:t xml:space="preserve">이 절의 채점 핵심은 </w:t>
+      </w:r>
+      <w:r>
+        <w:rPr>
+          <w:rFonts w:ascii="맑은 고딕" w:hAnsi="맑은 고딕" w:eastAsia="맑은 고딕"/>
+          <w:b w:val="0"/>
+          <w:sz w:val="20"/>
+        </w:rPr>
+        <w:t xml:space="preserve">일반 사용자로 수행했는가</w:t>
+      </w:r>
+      <w:r>
+        <w:rPr>
+          <w:rFonts w:ascii="맑은 고딕" w:hAnsi="맑은 고딕" w:eastAsia="맑은 고딕"/>
+          <w:b w:val="0"/>
+          <w:sz w:val="20"/>
+        </w:rPr>
+        <w:t xml:space="preserve">다. </w:t>
+      </w:r>
+      <w:r>
+        <w:rPr>
+          <w:rFonts w:ascii="Consolas" w:hAnsi="Consolas" w:eastAsia="맑은 고딕"/>
+          <w:b w:val="0"/>
+          <w:sz w:val="20"/>
+        </w:rPr>
+        <w:t xml:space="preserve">SYS</w:t>
+      </w:r>
+      <w:r>
+        <w:rPr>
+          <w:rFonts w:ascii="맑은 고딕" w:hAnsi="맑은 고딕" w:eastAsia="맑은 고딕"/>
+          <w:b w:val="0"/>
+          <w:sz w:val="20"/>
+        </w:rPr>
+        <w:t xml:space="preserve"> 로 시험하면 4번이 실패하고 5번과 구분되지 않는다. 문제지가 계정을 지정한 이유가 여기 있다.</w:t>
       </w:r>
     </w:p>
     <w:p>
@@ -3466,11 +4708,11 @@
             </w:pPr>
             <w:r>
               <w:rPr>
-                <w:rFonts w:ascii="맑은 고딕" w:hAnsi="맑은 고딕" w:eastAsia="맑은 고딕"/>
+                <w:rFonts w:ascii="Consolas" w:hAnsi="Consolas" w:eastAsia="맑은 고딕"/>
                 <w:b w:val="0"/>
                 <w:sz w:val="19"/>
               </w:rPr>
-              <w:t>`ALTER SYSTEM SET adg_redirect_dml=TRUE;`</w:t>
+              <w:t xml:space="preserve">ALTER SYSTEM SET adg_redirect_dml=TRUE;</w:t>
             </w:r>
           </w:p>
         </w:tc>
@@ -3488,7 +4730,15 @@
                 <w:b w:val="0"/>
                 <w:sz w:val="19"/>
               </w:rPr>
-              <w:t>그 Standby 의 **모든 세션**</w:t>
+              <w:t xml:space="preserve">그 Standby 의 </w:t>
+            </w:r>
+            <w:r>
+              <w:rPr>
+                <w:rFonts w:ascii="맑은 고딕" w:hAnsi="맑은 고딕" w:eastAsia="맑은 고딕"/>
+                <w:b w:val="0"/>
+                <w:sz w:val="19"/>
+              </w:rPr>
+              <w:t xml:space="preserve">모든 세션</w:t>
             </w:r>
           </w:p>
         </w:tc>
@@ -3522,11 +4772,11 @@
             </w:pPr>
             <w:r>
               <w:rPr>
-                <w:rFonts w:ascii="맑은 고딕" w:hAnsi="맑은 고딕" w:eastAsia="맑은 고딕"/>
+                <w:rFonts w:ascii="Consolas" w:hAnsi="Consolas" w:eastAsia="맑은 고딕"/>
                 <w:b w:val="0"/>
                 <w:sz w:val="19"/>
               </w:rPr>
-              <w:t>`ALTER SESSION ENABLE ADG_REDIRECT_DML;`</w:t>
+              <w:t xml:space="preserve">ALTER SESSION ENABLE ADG_REDIRECT_DML;</w:t>
             </w:r>
           </w:p>
         </w:tc>
@@ -3544,7 +4794,7 @@
                 <w:b w:val="0"/>
                 <w:sz w:val="19"/>
               </w:rPr>
-              <w:t>**필요한 세션만**</w:t>
+              <w:t xml:space="preserve">필요한 세션만</w:t>
             </w:r>
           </w:p>
         </w:tc>
@@ -3561,7 +4811,31 @@
           <w:b w:val="0"/>
           <w:sz w:val="20"/>
         </w:rPr>
-        <w:t>**세션 수준을 기본으로 삼는다.** 시스템 수준으로 켜면 의도하지 않은 DML 까지 Primary 로 넘어가며, 조회만 하려던 세션의 실수가 그대로 Primary 에 반영된다. **어떤 세션이 쓰는지 분명할 때만** 시스템 수준을 쓴다.</w:t>
+        <w:t xml:space="preserve">세션 수준을 기본으로 삼는다.</w:t>
+      </w:r>
+      <w:r>
+        <w:rPr>
+          <w:rFonts w:ascii="맑은 고딕" w:hAnsi="맑은 고딕" w:eastAsia="맑은 고딕"/>
+          <w:b w:val="0"/>
+          <w:sz w:val="20"/>
+        </w:rPr>
+        <w:t xml:space="preserve"> 시스템 수준으로 켜면 의도하지 않은 DML 까지 Primary 로 넘어가며, 조회만 하려던 세션의 실수가 그대로 Primary 에 반영된다. </w:t>
+      </w:r>
+      <w:r>
+        <w:rPr>
+          <w:rFonts w:ascii="맑은 고딕" w:hAnsi="맑은 고딕" w:eastAsia="맑은 고딕"/>
+          <w:b w:val="0"/>
+          <w:sz w:val="20"/>
+        </w:rPr>
+        <w:t xml:space="preserve">어떤 세션이 쓰는지 분명할 때만</w:t>
+      </w:r>
+      <w:r>
+        <w:rPr>
+          <w:rFonts w:ascii="맑은 고딕" w:hAnsi="맑은 고딕" w:eastAsia="맑은 고딕"/>
+          <w:b w:val="0"/>
+          <w:sz w:val="20"/>
+        </w:rPr>
+        <w:t xml:space="preserve"> 시스템 수준을 쓴다.</w:t>
       </w:r>
     </w:p>
     <w:p>
@@ -3574,7 +4848,87 @@
           <w:b w:val="0"/>
           <w:sz w:val="19"/>
         </w:rPr>
-        <w:t>▸ `ADG_ACCOUNT_INFO_TRACKING` 은 이름이 비슷하지만 **다른 기능**이다. Standby 에서 발생한 로그인 실패 횟수 같은 계정 정보를 로컬에만 둘지(`LOCAL`) Primary 와 공유할지(`GLOBAL`) 정한다. 실측 기본값은 `LOCAL` 이다.</w:t>
+        <w:t xml:space="preserve">▸ </w:t>
+      </w:r>
+      <w:r>
+        <w:rPr>
+          <w:rFonts w:ascii="Consolas" w:hAnsi="Consolas" w:eastAsia="맑은 고딕"/>
+          <w:b w:val="0"/>
+          <w:sz w:val="19"/>
+        </w:rPr>
+        <w:t xml:space="preserve">ADG_ACCOUNT_INFO_TRACKING</w:t>
+      </w:r>
+      <w:r>
+        <w:rPr>
+          <w:rFonts w:ascii="맑은 고딕" w:hAnsi="맑은 고딕" w:eastAsia="맑은 고딕"/>
+          <w:b w:val="0"/>
+          <w:sz w:val="19"/>
+        </w:rPr>
+        <w:t xml:space="preserve"> 은 이름이 비슷하지만 </w:t>
+      </w:r>
+      <w:r>
+        <w:rPr>
+          <w:rFonts w:ascii="맑은 고딕" w:hAnsi="맑은 고딕" w:eastAsia="맑은 고딕"/>
+          <w:b w:val="0"/>
+          <w:sz w:val="19"/>
+        </w:rPr>
+        <w:t xml:space="preserve">다른 기능</w:t>
+      </w:r>
+      <w:r>
+        <w:rPr>
+          <w:rFonts w:ascii="맑은 고딕" w:hAnsi="맑은 고딕" w:eastAsia="맑은 고딕"/>
+          <w:b w:val="0"/>
+          <w:sz w:val="19"/>
+        </w:rPr>
+        <w:t xml:space="preserve">이다. Standby 에서 발생한 로그인 실패 횟수 같은 계정 정보를 로컬에만 둘지(</w:t>
+      </w:r>
+      <w:r>
+        <w:rPr>
+          <w:rFonts w:ascii="Consolas" w:hAnsi="Consolas" w:eastAsia="맑은 고딕"/>
+          <w:b w:val="0"/>
+          <w:sz w:val="19"/>
+        </w:rPr>
+        <w:t xml:space="preserve">LOCAL</w:t>
+      </w:r>
+      <w:r>
+        <w:rPr>
+          <w:rFonts w:ascii="맑은 고딕" w:hAnsi="맑은 고딕" w:eastAsia="맑은 고딕"/>
+          <w:b w:val="0"/>
+          <w:sz w:val="19"/>
+        </w:rPr>
+        <w:t xml:space="preserve">) Primary 와 공유할지(</w:t>
+      </w:r>
+      <w:r>
+        <w:rPr>
+          <w:rFonts w:ascii="Consolas" w:hAnsi="Consolas" w:eastAsia="맑은 고딕"/>
+          <w:b w:val="0"/>
+          <w:sz w:val="19"/>
+        </w:rPr>
+        <w:t xml:space="preserve">GLOBAL</w:t>
+      </w:r>
+      <w:r>
+        <w:rPr>
+          <w:rFonts w:ascii="맑은 고딕" w:hAnsi="맑은 고딕" w:eastAsia="맑은 고딕"/>
+          <w:b w:val="0"/>
+          <w:sz w:val="19"/>
+        </w:rPr>
+        <w:t xml:space="preserve">) 정한다. 실측 기본값은 </w:t>
+      </w:r>
+      <w:r>
+        <w:rPr>
+          <w:rFonts w:ascii="Consolas" w:hAnsi="Consolas" w:eastAsia="맑은 고딕"/>
+          <w:b w:val="0"/>
+          <w:sz w:val="19"/>
+        </w:rPr>
+        <w:t xml:space="preserve">LOCAL</w:t>
+      </w:r>
+      <w:r>
+        <w:rPr>
+          <w:rFonts w:ascii="맑은 고딕" w:hAnsi="맑은 고딕" w:eastAsia="맑은 고딕"/>
+          <w:b w:val="0"/>
+          <w:sz w:val="19"/>
+        </w:rPr>
+        <w:t xml:space="preserve"> 이다.</w:t>
       </w:r>
     </w:p>
     <w:p>
@@ -3626,7 +4980,7 @@
           <w:b w:val="0"/>
           <w:sz w:val="18"/>
         </w:rPr>
-        <w:t>SYS@chicago&gt; CREATE USER adgu IDENTIFIED BY "****" QUOTA UNLIMITED ON users;</w:t>
+        <w:t xml:space="preserve">SYS@chicago&gt; CREATE USER adgu IDENTIFIED BY "****" QUOTA UNLIMITED ON users;</w:t>
       </w:r>
     </w:p>
     <w:p>
@@ -3692,7 +5046,31 @@
           <w:b w:val="0"/>
           <w:sz w:val="20"/>
         </w:rPr>
-        <w:t>**계정을 Primary 에 만드는 것이 중요하다.** 리다이렉션은 문장을 Primary 로 보내 그쪽에서 실행하므로, **같은 계정이 Primary 에도 같은 권한으로 존재해야** 한다. Standby 에만 계정이 있을 수는 없다 — Standby 는 읽기 전용이라 계정을 만들 수도 없다. 리두를 통해 복제되므로 자동으로 양쪽에 생긴다.</w:t>
+        <w:t xml:space="preserve">계정을 Primary 에 만드는 것이 중요하다.</w:t>
+      </w:r>
+      <w:r>
+        <w:rPr>
+          <w:rFonts w:ascii="맑은 고딕" w:hAnsi="맑은 고딕" w:eastAsia="맑은 고딕"/>
+          <w:b w:val="0"/>
+          <w:sz w:val="20"/>
+        </w:rPr>
+        <w:t xml:space="preserve"> 리다이렉션은 문장을 Primary 로 보내 그쪽에서 실행하므로, </w:t>
+      </w:r>
+      <w:r>
+        <w:rPr>
+          <w:rFonts w:ascii="맑은 고딕" w:hAnsi="맑은 고딕" w:eastAsia="맑은 고딕"/>
+          <w:b w:val="0"/>
+          <w:sz w:val="20"/>
+        </w:rPr>
+        <w:t xml:space="preserve">같은 계정이 Primary 에도 같은 권한으로 존재해야</w:t>
+      </w:r>
+      <w:r>
+        <w:rPr>
+          <w:rFonts w:ascii="맑은 고딕" w:hAnsi="맑은 고딕" w:eastAsia="맑은 고딕"/>
+          <w:b w:val="0"/>
+          <w:sz w:val="20"/>
+        </w:rPr>
+        <w:t xml:space="preserve"> 한다. Standby 에만 계정이 있을 수는 없다 — Standby 는 읽기 전용이라 계정을 만들 수도 없다. 리두를 통해 복제되므로 자동으로 양쪽에 생긴다.</w:t>
       </w:r>
     </w:p>
     <w:p>
@@ -3718,7 +5096,7 @@
           <w:b w:val="0"/>
           <w:sz w:val="18"/>
         </w:rPr>
-        <w:t>[oracle@boston-srv ~]$ sqlplus -s adgu/****@boston-srv:1521/chicago_pdb1</w:t>
+        <w:t xml:space="preserve">[oracle@boston-srv ~]$ sqlplus -s adgu/****@boston-srv:1521/chicago_pdb1</w:t>
       </w:r>
     </w:p>
     <w:p>
@@ -4059,7 +5437,31 @@
           <w:b w:val="0"/>
           <w:sz w:val="20"/>
         </w:rPr>
-        <w:t>**Primary 에 그대로 반영되었다.** 3번 행은 넣었다가 지웠으므로 없고, 1번 행의 태그가 `upd` 로 바뀌어 있다. 세 가지 DML 이 모두 동작한 것이다.</w:t>
+        <w:t xml:space="preserve">Primary 에 그대로 반영되었다.</w:t>
+      </w:r>
+      <w:r>
+        <w:rPr>
+          <w:rFonts w:ascii="맑은 고딕" w:hAnsi="맑은 고딕" w:eastAsia="맑은 고딕"/>
+          <w:b w:val="0"/>
+          <w:sz w:val="20"/>
+        </w:rPr>
+        <w:t xml:space="preserve"> 3번 행은 넣었다가 지웠으므로 없고, 1번 행의 태그가 </w:t>
+      </w:r>
+      <w:r>
+        <w:rPr>
+          <w:rFonts w:ascii="Consolas" w:hAnsi="Consolas" w:eastAsia="맑은 고딕"/>
+          <w:b w:val="0"/>
+          <w:sz w:val="20"/>
+        </w:rPr>
+        <w:t xml:space="preserve">upd</w:t>
+      </w:r>
+      <w:r>
+        <w:rPr>
+          <w:rFonts w:ascii="맑은 고딕" w:hAnsi="맑은 고딕" w:eastAsia="맑은 고딕"/>
+          <w:b w:val="0"/>
+          <w:sz w:val="20"/>
+        </w:rPr>
+        <w:t xml:space="preserve"> 로 바뀌어 있다. 세 가지 DML 이 모두 동작한 것이다.</w:t>
       </w:r>
     </w:p>
     <w:p>
@@ -4085,7 +5487,23 @@
           <w:b w:val="0"/>
           <w:sz w:val="20"/>
         </w:rPr>
-        <w:t>리다이렉션은 **문장을 Standby 에서 실행하지 않는다.** Standby 세션이 그 문장을 Primary 로 보내고, Primary 가 실행한 결과가 리두를 타고 다시 Standby 로 돌아온다.</w:t>
+        <w:t xml:space="preserve">리다이렉션은 </w:t>
+      </w:r>
+      <w:r>
+        <w:rPr>
+          <w:rFonts w:ascii="맑은 고딕" w:hAnsi="맑은 고딕" w:eastAsia="맑은 고딕"/>
+          <w:b w:val="0"/>
+          <w:sz w:val="20"/>
+        </w:rPr>
+        <w:t xml:space="preserve">문장을 Standby 에서 실행하지 않는다.</w:t>
+      </w:r>
+      <w:r>
+        <w:rPr>
+          <w:rFonts w:ascii="맑은 고딕" w:hAnsi="맑은 고딕" w:eastAsia="맑은 고딕"/>
+          <w:b w:val="0"/>
+          <w:sz w:val="20"/>
+        </w:rPr>
+        <w:t xml:space="preserve"> Standby 세션이 그 문장을 Primary 로 보내고, Primary 가 실행한 결과가 리두를 타고 다시 Standby 로 돌아온다.</w:t>
       </w:r>
     </w:p>
     <w:tbl>
@@ -4206,7 +5624,23 @@
                 <w:b w:val="0"/>
                 <w:sz w:val="19"/>
               </w:rPr>
-              <w:t>문장을 전달한다 (**새 연결과 재인증**이 일어난다)</w:t>
+              <w:t xml:space="preserve">문장을 전달한다 (</w:t>
+            </w:r>
+            <w:r>
+              <w:rPr>
+                <w:rFonts w:ascii="맑은 고딕" w:hAnsi="맑은 고딕" w:eastAsia="맑은 고딕"/>
+                <w:b w:val="0"/>
+                <w:sz w:val="19"/>
+              </w:rPr>
+              <w:t xml:space="preserve">새 연결과 재인증</w:t>
+            </w:r>
+            <w:r>
+              <w:rPr>
+                <w:rFonts w:ascii="맑은 고딕" w:hAnsi="맑은 고딕" w:eastAsia="맑은 고딕"/>
+                <w:b w:val="0"/>
+                <w:sz w:val="19"/>
+              </w:rPr>
+              <w:t xml:space="preserve">이 일어난다)</w:t>
             </w:r>
           </w:p>
         </w:tc>
@@ -4318,7 +5752,23 @@
                 <w:b w:val="0"/>
                 <w:sz w:val="19"/>
               </w:rPr>
-              <w:t>변경이 **리두를 타고** 적용된다</w:t>
+              <w:t xml:space="preserve">변경이 </w:t>
+            </w:r>
+            <w:r>
+              <w:rPr>
+                <w:rFonts w:ascii="맑은 고딕" w:hAnsi="맑은 고딕" w:eastAsia="맑은 고딕"/>
+                <w:b w:val="0"/>
+                <w:sz w:val="19"/>
+              </w:rPr>
+              <w:t xml:space="preserve">리두를 타고</w:t>
+            </w:r>
+            <w:r>
+              <w:rPr>
+                <w:rFonts w:ascii="맑은 고딕" w:hAnsi="맑은 고딕" w:eastAsia="맑은 고딕"/>
+                <w:b w:val="0"/>
+                <w:sz w:val="19"/>
+              </w:rPr>
+              <w:t xml:space="preserve"> 적용된다</w:t>
             </w:r>
           </w:p>
         </w:tc>
@@ -4391,7 +5841,23 @@
           <w:b w:val="0"/>
           <w:sz w:val="20"/>
         </w:rPr>
-        <w:t>문장 하나에 **두 번의 네트워크 왕복**이 생긴다. 그래서 빈도가 높거나 행 수가 많으면 적합하지 않다.</w:t>
+        <w:t xml:space="preserve">문장 하나에 </w:t>
+      </w:r>
+      <w:r>
+        <w:rPr>
+          <w:rFonts w:ascii="맑은 고딕" w:hAnsi="맑은 고딕" w:eastAsia="맑은 고딕"/>
+          <w:b w:val="0"/>
+          <w:sz w:val="20"/>
+        </w:rPr>
+        <w:t xml:space="preserve">두 번의 네트워크 왕복</w:t>
+      </w:r>
+      <w:r>
+        <w:rPr>
+          <w:rFonts w:ascii="맑은 고딕" w:hAnsi="맑은 고딕" w:eastAsia="맑은 고딕"/>
+          <w:b w:val="0"/>
+          <w:sz w:val="20"/>
+        </w:rPr>
+        <w:t xml:space="preserve">이 생긴다. 그래서 빈도가 높거나 행 수가 많으면 적합하지 않다.</w:t>
       </w:r>
     </w:p>
     <w:p>
@@ -4417,7 +5883,15 @@
           <w:b w:val="0"/>
           <w:sz w:val="20"/>
         </w:rPr>
-        <w:t>**실행은 결국 Primary 에서 일어나므로 Primary 의 부담은 줄지 않는다.** 오히려 왕복이 늘어 전체 응답 시간은 나빠진다.</w:t>
+        <w:t xml:space="preserve">실행은 결국 Primary 에서 일어나므로 Primary 의 부담은 줄지 않는다.</w:t>
+      </w:r>
+      <w:r>
+        <w:rPr>
+          <w:rFonts w:ascii="맑은 고딕" w:hAnsi="맑은 고딕" w:eastAsia="맑은 고딕"/>
+          <w:b w:val="0"/>
+          <w:sz w:val="20"/>
+        </w:rPr>
+        <w:t xml:space="preserve"> 오히려 왕복이 늘어 전체 응답 시간은 나빠진다.</w:t>
       </w:r>
     </w:p>
     <w:p>
@@ -4430,7 +5904,47 @@
           <w:b w:val="0"/>
           <w:sz w:val="20"/>
         </w:rPr>
-        <w:t>가치는 **접속 단순화**에 있다. 조회는 Standby 로 보내 부하를 나누고 싶은데, 그 화면에 작은 갱신이 하나 섞여 있어서 애플리케이션이 두 개의 연결 풀을 관리해야 하는 상황 — 그때 이 기능이 **연결을 하나로 유지**해 준다. **이 점을 오해하면 기대한 효과를 얻지 못한다.**</w:t>
+        <w:t xml:space="preserve">가치는 </w:t>
+      </w:r>
+      <w:r>
+        <w:rPr>
+          <w:rFonts w:ascii="맑은 고딕" w:hAnsi="맑은 고딕" w:eastAsia="맑은 고딕"/>
+          <w:b w:val="0"/>
+          <w:sz w:val="20"/>
+        </w:rPr>
+        <w:t xml:space="preserve">접속 단순화</w:t>
+      </w:r>
+      <w:r>
+        <w:rPr>
+          <w:rFonts w:ascii="맑은 고딕" w:hAnsi="맑은 고딕" w:eastAsia="맑은 고딕"/>
+          <w:b w:val="0"/>
+          <w:sz w:val="20"/>
+        </w:rPr>
+        <w:t xml:space="preserve">에 있다. 조회는 Standby 로 보내 부하를 나누고 싶은데, 그 화면에 작은 갱신이 하나 섞여 있어서 애플리케이션이 두 개의 연결 풀을 관리해야 하는 상황 — 그때 이 기능이 </w:t>
+      </w:r>
+      <w:r>
+        <w:rPr>
+          <w:rFonts w:ascii="맑은 고딕" w:hAnsi="맑은 고딕" w:eastAsia="맑은 고딕"/>
+          <w:b w:val="0"/>
+          <w:sz w:val="20"/>
+        </w:rPr>
+        <w:t xml:space="preserve">연결을 하나로 유지</w:t>
+      </w:r>
+      <w:r>
+        <w:rPr>
+          <w:rFonts w:ascii="맑은 고딕" w:hAnsi="맑은 고딕" w:eastAsia="맑은 고딕"/>
+          <w:b w:val="0"/>
+          <w:sz w:val="20"/>
+        </w:rPr>
+        <w:t xml:space="preserve">해 준다. </w:t>
+      </w:r>
+      <w:r>
+        <w:rPr>
+          <w:rFonts w:ascii="맑은 고딕" w:hAnsi="맑은 고딕" w:eastAsia="맑은 고딕"/>
+          <w:b w:val="0"/>
+          <w:sz w:val="20"/>
+        </w:rPr>
+        <w:t xml:space="preserve">이 점을 오해하면 기대한 효과를 얻지 못한다.</w:t>
       </w:r>
     </w:p>
     <w:p>
@@ -4601,11 +6115,43 @@
       </w:pPr>
       <w:r>
         <w:rPr>
-          <w:rFonts w:ascii="맑은 고딕" w:hAnsi="맑은 고딕" w:eastAsia="맑은 고딕"/>
-          <w:b w:val="0"/>
-          <w:sz w:val="20"/>
-        </w:rPr>
-        <w:t>**`Session altered.` 가 나왔다.** 설정 단계에서는 아무 문제가 없고, 실제로 문장을 보낼 때 실패한다. 그래서 **"기능을 켰는데 안 된다"는 모습**이 된다.</w:t>
+          <w:rFonts w:ascii="Consolas" w:hAnsi="Consolas" w:eastAsia="맑은 고딕"/>
+          <w:b w:val="0"/>
+          <w:sz w:val="20"/>
+        </w:rPr>
+        <w:t xml:space="preserve">Session altered.</w:t>
+      </w:r>
+      <w:r>
+        <w:rPr>
+          <w:rFonts w:ascii="맑은 고딕" w:hAnsi="맑은 고딕" w:eastAsia="맑은 고딕"/>
+          <w:b w:val="0"/>
+          <w:sz w:val="20"/>
+        </w:rPr>
+        <w:t xml:space="preserve"> 가 나왔다.</w:t>
+      </w:r>
+      <w:r>
+        <w:rPr>
+          <w:rFonts w:ascii="맑은 고딕" w:hAnsi="맑은 고딕" w:eastAsia="맑은 고딕"/>
+          <w:b w:val="0"/>
+          <w:sz w:val="20"/>
+        </w:rPr>
+        <w:t xml:space="preserve"> 설정 단계에서는 아무 문제가 없고, 실제로 문장을 보낼 때 실패한다. 그래서 </w:t>
+      </w:r>
+      <w:r>
+        <w:rPr>
+          <w:rFonts w:ascii="맑은 고딕" w:hAnsi="맑은 고딕" w:eastAsia="맑은 고딕"/>
+          <w:b w:val="0"/>
+          <w:sz w:val="20"/>
+        </w:rPr>
+        <w:t xml:space="preserve">"기능을 켰는데 안 된다"는 모습</w:t>
+      </w:r>
+      <w:r>
+        <w:rPr>
+          <w:rFonts w:ascii="맑은 고딕" w:hAnsi="맑은 고딕" w:eastAsia="맑은 고딕"/>
+          <w:b w:val="0"/>
+          <w:sz w:val="20"/>
+        </w:rPr>
+        <w:t xml:space="preserve">이 된다.</w:t>
       </w:r>
     </w:p>
     <w:p>
@@ -4618,7 +6164,71 @@
           <w:b w:val="0"/>
           <w:sz w:val="20"/>
         </w:rPr>
-        <w:t>이유는 `SYS` 가 특별한 계정이기 때문이다. 리다이렉션은 Primary 로 **새 연결을 만들어 재인증**하는데, `SYS` 는 그 경로로 처리되지 않는다. `ORA-16397` 은 "전달 자체가 실패했다"는 뜻이며, 문장의 내용과는 무관하다.</w:t>
+        <w:t xml:space="preserve">이유는 </w:t>
+      </w:r>
+      <w:r>
+        <w:rPr>
+          <w:rFonts w:ascii="Consolas" w:hAnsi="Consolas" w:eastAsia="맑은 고딕"/>
+          <w:b w:val="0"/>
+          <w:sz w:val="20"/>
+        </w:rPr>
+        <w:t xml:space="preserve">SYS</w:t>
+      </w:r>
+      <w:r>
+        <w:rPr>
+          <w:rFonts w:ascii="맑은 고딕" w:hAnsi="맑은 고딕" w:eastAsia="맑은 고딕"/>
+          <w:b w:val="0"/>
+          <w:sz w:val="20"/>
+        </w:rPr>
+        <w:t xml:space="preserve"> 가 특별한 계정이기 때문이다. 리다이렉션은 Primary 로 </w:t>
+      </w:r>
+      <w:r>
+        <w:rPr>
+          <w:rFonts w:ascii="맑은 고딕" w:hAnsi="맑은 고딕" w:eastAsia="맑은 고딕"/>
+          <w:b w:val="0"/>
+          <w:sz w:val="20"/>
+        </w:rPr>
+        <w:t xml:space="preserve">새 연결을 만들어 재인증</w:t>
+      </w:r>
+      <w:r>
+        <w:rPr>
+          <w:rFonts w:ascii="맑은 고딕" w:hAnsi="맑은 고딕" w:eastAsia="맑은 고딕"/>
+          <w:b w:val="0"/>
+          <w:sz w:val="20"/>
+        </w:rPr>
+        <w:t xml:space="preserve">하는데, </w:t>
+      </w:r>
+      <w:r>
+        <w:rPr>
+          <w:rFonts w:ascii="Consolas" w:hAnsi="Consolas" w:eastAsia="맑은 고딕"/>
+          <w:b w:val="0"/>
+          <w:sz w:val="20"/>
+        </w:rPr>
+        <w:t xml:space="preserve">SYS</w:t>
+      </w:r>
+      <w:r>
+        <w:rPr>
+          <w:rFonts w:ascii="맑은 고딕" w:hAnsi="맑은 고딕" w:eastAsia="맑은 고딕"/>
+          <w:b w:val="0"/>
+          <w:sz w:val="20"/>
+        </w:rPr>
+        <w:t xml:space="preserve"> 는 그 경로로 처리되지 않는다. </w:t>
+      </w:r>
+      <w:r>
+        <w:rPr>
+          <w:rFonts w:ascii="Consolas" w:hAnsi="Consolas" w:eastAsia="맑은 고딕"/>
+          <w:b w:val="0"/>
+          <w:sz w:val="20"/>
+        </w:rPr>
+        <w:t xml:space="preserve">ORA-16397</w:t>
+      </w:r>
+      <w:r>
+        <w:rPr>
+          <w:rFonts w:ascii="맑은 고딕" w:hAnsi="맑은 고딕" w:eastAsia="맑은 고딕"/>
+          <w:b w:val="0"/>
+          <w:sz w:val="20"/>
+        </w:rPr>
+        <w:t xml:space="preserve"> 은 "전달 자체가 실패했다"는 뜻이며, 문장의 내용과는 무관하다.</w:t>
       </w:r>
     </w:p>
     <w:p>
@@ -4645,7 +6255,31 @@
           <w:b w:val="0"/>
           <w:sz w:val="20"/>
         </w:rPr>
-        <w:t>**조회는 계속 된다.** 막히는 것은 리다이렉션 경로뿐이므로, `SYS` 로 접속한 세션이 아무것도 못 하는 것은 아니다.</w:t>
+        <w:t xml:space="preserve">조회는 계속 된다.</w:t>
+      </w:r>
+      <w:r>
+        <w:rPr>
+          <w:rFonts w:ascii="맑은 고딕" w:hAnsi="맑은 고딕" w:eastAsia="맑은 고딕"/>
+          <w:b w:val="0"/>
+          <w:sz w:val="20"/>
+        </w:rPr>
+        <w:t xml:space="preserve"> 막히는 것은 리다이렉션 경로뿐이므로, </w:t>
+      </w:r>
+      <w:r>
+        <w:rPr>
+          <w:rFonts w:ascii="Consolas" w:hAnsi="Consolas" w:eastAsia="맑은 고딕"/>
+          <w:b w:val="0"/>
+          <w:sz w:val="20"/>
+        </w:rPr>
+        <w:t xml:space="preserve">SYS</w:t>
+      </w:r>
+      <w:r>
+        <w:rPr>
+          <w:rFonts w:ascii="맑은 고딕" w:hAnsi="맑은 고딕" w:eastAsia="맑은 고딕"/>
+          <w:b w:val="0"/>
+          <w:sz w:val="20"/>
+        </w:rPr>
+        <w:t xml:space="preserve"> 로 접속한 세션이 아무것도 못 하는 것은 아니다.</w:t>
       </w:r>
     </w:p>
     <w:p>
@@ -4887,11 +6521,19 @@
             </w:pPr>
             <w:r>
               <w:rPr>
+                <w:rFonts w:ascii="Consolas" w:hAnsi="Consolas" w:eastAsia="맑은 고딕"/>
+                <w:b w:val="0"/>
+                <w:sz w:val="19"/>
+              </w:rPr>
+              <w:t xml:space="preserve">SYS</w:t>
+            </w:r>
+            <w:r>
+              <w:rPr>
                 <w:rFonts w:ascii="맑은 고딕" w:hAnsi="맑은 고딕" w:eastAsia="맑은 고딕"/>
                 <w:b w:val="0"/>
                 <w:sz w:val="19"/>
               </w:rPr>
-              <w:t>**`SYS`** + DML + 리다이렉션 ON</w:t>
+              <w:t xml:space="preserve"> + DML + 리다이렉션 ON</w:t>
             </w:r>
           </w:p>
         </w:tc>
@@ -4909,7 +6551,7 @@
                 <w:b w:val="0"/>
                 <w:sz w:val="19"/>
               </w:rPr>
-              <w:t>**ORA-16397**</w:t>
+              <w:t xml:space="preserve">ORA-16397</w:t>
             </w:r>
           </w:p>
         </w:tc>
@@ -4927,7 +6569,15 @@
                 <w:b w:val="0"/>
                 <w:sz w:val="19"/>
               </w:rPr>
-              <w:t>**전달을 시도했으나 실패**했다</w:t>
+              <w:t xml:space="preserve">전달을 시도했으나 실패</w:t>
+            </w:r>
+            <w:r>
+              <w:rPr>
+                <w:rFonts w:ascii="맑은 고딕" w:hAnsi="맑은 고딕" w:eastAsia="맑은 고딕"/>
+                <w:b w:val="0"/>
+                <w:sz w:val="19"/>
+              </w:rPr>
+              <w:t xml:space="preserve">했다</w:t>
             </w:r>
           </w:p>
         </w:tc>
@@ -4947,7 +6597,23 @@
                 <w:b w:val="0"/>
                 <w:sz w:val="19"/>
               </w:rPr>
-              <w:t>일반 사용자 + **DDL** + 리다이렉션 ON</w:t>
+              <w:t xml:space="preserve">일반 사용자 + </w:t>
+            </w:r>
+            <w:r>
+              <w:rPr>
+                <w:rFonts w:ascii="맑은 고딕" w:hAnsi="맑은 고딕" w:eastAsia="맑은 고딕"/>
+                <w:b w:val="0"/>
+                <w:sz w:val="19"/>
+              </w:rPr>
+              <w:t xml:space="preserve">DDL</w:t>
+            </w:r>
+            <w:r>
+              <w:rPr>
+                <w:rFonts w:ascii="맑은 고딕" w:hAnsi="맑은 고딕" w:eastAsia="맑은 고딕"/>
+                <w:b w:val="0"/>
+                <w:sz w:val="19"/>
+              </w:rPr>
+              <w:t xml:space="preserve"> + 리다이렉션 ON</w:t>
             </w:r>
           </w:p>
         </w:tc>
@@ -4965,7 +6631,7 @@
                 <w:b w:val="0"/>
                 <w:sz w:val="19"/>
               </w:rPr>
-              <w:t>**ORA-16000**</w:t>
+              <w:t xml:space="preserve">ORA-16000</w:t>
             </w:r>
           </w:p>
         </w:tc>
@@ -4983,7 +6649,15 @@
                 <w:b w:val="0"/>
                 <w:sz w:val="19"/>
               </w:rPr>
-              <w:t>**전달 대상이 아니다.** 읽기 전용에서 막혔다</w:t>
+              <w:t xml:space="preserve">전달 대상이 아니다.</w:t>
+            </w:r>
+            <w:r>
+              <w:rPr>
+                <w:rFonts w:ascii="맑은 고딕" w:hAnsi="맑은 고딕" w:eastAsia="맑은 고딕"/>
+                <w:b w:val="0"/>
+                <w:sz w:val="19"/>
+              </w:rPr>
+              <w:t xml:space="preserve"> 읽기 전용에서 막혔다</w:t>
             </w:r>
           </w:p>
         </w:tc>
@@ -5052,11 +6726,83 @@
       </w:pPr>
       <w:r>
         <w:rPr>
-          <w:rFonts w:ascii="맑은 고딕" w:hAnsi="맑은 고딕" w:eastAsia="맑은 고딕"/>
-          <w:b w:val="0"/>
-          <w:sz w:val="20"/>
-        </w:rPr>
-        <w:t>**`ORA-16397` 과 `ORA-16000` 의 차이가 처리 경로를 가른다.** `ORA-16397` 은 리다이렉션 경로를 탔다가 실패한 것이고, `ORA-16000` 은 애초에 그 경로를 타지 않은 것이다. **DDL 은 리다이렉션의 대상이 아니다.**</w:t>
+          <w:rFonts w:ascii="Consolas" w:hAnsi="Consolas" w:eastAsia="맑은 고딕"/>
+          <w:b w:val="0"/>
+          <w:sz w:val="20"/>
+        </w:rPr>
+        <w:t xml:space="preserve">ORA-16397</w:t>
+      </w:r>
+      <w:r>
+        <w:rPr>
+          <w:rFonts w:ascii="맑은 고딕" w:hAnsi="맑은 고딕" w:eastAsia="맑은 고딕"/>
+          <w:b w:val="0"/>
+          <w:sz w:val="20"/>
+        </w:rPr>
+        <w:t xml:space="preserve"> 과 </w:t>
+      </w:r>
+      <w:r>
+        <w:rPr>
+          <w:rFonts w:ascii="Consolas" w:hAnsi="Consolas" w:eastAsia="맑은 고딕"/>
+          <w:b w:val="0"/>
+          <w:sz w:val="20"/>
+        </w:rPr>
+        <w:t xml:space="preserve">ORA-16000</w:t>
+      </w:r>
+      <w:r>
+        <w:rPr>
+          <w:rFonts w:ascii="맑은 고딕" w:hAnsi="맑은 고딕" w:eastAsia="맑은 고딕"/>
+          <w:b w:val="0"/>
+          <w:sz w:val="20"/>
+        </w:rPr>
+        <w:t xml:space="preserve"> 의 차이가 처리 경로를 가른다.</w:t>
+      </w:r>
+      <w:r>
+        <w:rPr>
+          <w:rFonts w:ascii="맑은 고딕" w:hAnsi="맑은 고딕" w:eastAsia="맑은 고딕"/>
+          <w:b w:val="0"/>
+          <w:sz w:val="20"/>
+        </w:rPr>
+        <w:t xml:space="preserve"> </w:t>
+      </w:r>
+      <w:r>
+        <w:rPr>
+          <w:rFonts w:ascii="Consolas" w:hAnsi="Consolas" w:eastAsia="맑은 고딕"/>
+          <w:b w:val="0"/>
+          <w:sz w:val="20"/>
+        </w:rPr>
+        <w:t xml:space="preserve">ORA-16397</w:t>
+      </w:r>
+      <w:r>
+        <w:rPr>
+          <w:rFonts w:ascii="맑은 고딕" w:hAnsi="맑은 고딕" w:eastAsia="맑은 고딕"/>
+          <w:b w:val="0"/>
+          <w:sz w:val="20"/>
+        </w:rPr>
+        <w:t xml:space="preserve"> 은 리다이렉션 경로를 탔다가 실패한 것이고, </w:t>
+      </w:r>
+      <w:r>
+        <w:rPr>
+          <w:rFonts w:ascii="Consolas" w:hAnsi="Consolas" w:eastAsia="맑은 고딕"/>
+          <w:b w:val="0"/>
+          <w:sz w:val="20"/>
+        </w:rPr>
+        <w:t xml:space="preserve">ORA-16000</w:t>
+      </w:r>
+      <w:r>
+        <w:rPr>
+          <w:rFonts w:ascii="맑은 고딕" w:hAnsi="맑은 고딕" w:eastAsia="맑은 고딕"/>
+          <w:b w:val="0"/>
+          <w:sz w:val="20"/>
+        </w:rPr>
+        <w:t xml:space="preserve"> 은 애초에 그 경로를 타지 않은 것이다. </w:t>
+      </w:r>
+      <w:r>
+        <w:rPr>
+          <w:rFonts w:ascii="맑은 고딕" w:hAnsi="맑은 고딕" w:eastAsia="맑은 고딕"/>
+          <w:b w:val="0"/>
+          <w:sz w:val="20"/>
+        </w:rPr>
+        <w:t xml:space="preserve">DDL 은 리다이렉션의 대상이 아니다.</w:t>
       </w:r>
     </w:p>
     <w:p>
@@ -5069,7 +6815,71 @@
           <w:b w:val="0"/>
           <w:sz w:val="19"/>
         </w:rPr>
-        <w:t>▸ **기능 검증에 주는 교훈** — 관리자 계정으로 시험하면 `ORA-16397` 이 나므로 "이 기능은 동작하지 않는다"고 오판하기 쉽다. 실제로는 파라미터도 켜져 있고 구성도 정상인데 **계정 하나 때문**이다. 새 기능을 검증할 때는 **실제 업무가 쓸 계정으로** 시험해야 한다.</w:t>
+        <w:t xml:space="preserve">▸ </w:t>
+      </w:r>
+      <w:r>
+        <w:rPr>
+          <w:rFonts w:ascii="맑은 고딕" w:hAnsi="맑은 고딕" w:eastAsia="맑은 고딕"/>
+          <w:b w:val="0"/>
+          <w:sz w:val="19"/>
+        </w:rPr>
+        <w:t xml:space="preserve">기능 검증에 주는 교훈</w:t>
+      </w:r>
+      <w:r>
+        <w:rPr>
+          <w:rFonts w:ascii="맑은 고딕" w:hAnsi="맑은 고딕" w:eastAsia="맑은 고딕"/>
+          <w:b w:val="0"/>
+          <w:sz w:val="19"/>
+        </w:rPr>
+        <w:t xml:space="preserve"> — 관리자 계정으로 시험하면 </w:t>
+      </w:r>
+      <w:r>
+        <w:rPr>
+          <w:rFonts w:ascii="Consolas" w:hAnsi="Consolas" w:eastAsia="맑은 고딕"/>
+          <w:b w:val="0"/>
+          <w:sz w:val="19"/>
+        </w:rPr>
+        <w:t xml:space="preserve">ORA-16397</w:t>
+      </w:r>
+      <w:r>
+        <w:rPr>
+          <w:rFonts w:ascii="맑은 고딕" w:hAnsi="맑은 고딕" w:eastAsia="맑은 고딕"/>
+          <w:b w:val="0"/>
+          <w:sz w:val="19"/>
+        </w:rPr>
+        <w:t xml:space="preserve"> 이 나므로 "이 기능은 동작하지 않는다"고 오판하기 쉽다. 실제로는 파라미터도 켜져 있고 구성도 정상인데 </w:t>
+      </w:r>
+      <w:r>
+        <w:rPr>
+          <w:rFonts w:ascii="맑은 고딕" w:hAnsi="맑은 고딕" w:eastAsia="맑은 고딕"/>
+          <w:b w:val="0"/>
+          <w:sz w:val="19"/>
+        </w:rPr>
+        <w:t xml:space="preserve">계정 하나 때문</w:t>
+      </w:r>
+      <w:r>
+        <w:rPr>
+          <w:rFonts w:ascii="맑은 고딕" w:hAnsi="맑은 고딕" w:eastAsia="맑은 고딕"/>
+          <w:b w:val="0"/>
+          <w:sz w:val="19"/>
+        </w:rPr>
+        <w:t xml:space="preserve">이다. 새 기능을 검증할 때는 </w:t>
+      </w:r>
+      <w:r>
+        <w:rPr>
+          <w:rFonts w:ascii="맑은 고딕" w:hAnsi="맑은 고딕" w:eastAsia="맑은 고딕"/>
+          <w:b w:val="0"/>
+          <w:sz w:val="19"/>
+        </w:rPr>
+        <w:t xml:space="preserve">실제 업무가 쓸 계정으로</w:t>
+      </w:r>
+      <w:r>
+        <w:rPr>
+          <w:rFonts w:ascii="맑은 고딕" w:hAnsi="맑은 고딕" w:eastAsia="맑은 고딕"/>
+          <w:b w:val="0"/>
+          <w:sz w:val="19"/>
+        </w:rPr>
+        <w:t xml:space="preserve"> 시험해야 한다.</w:t>
       </w:r>
     </w:p>
     <w:p>
@@ -5096,7 +6906,63 @@
           <w:b w:val="0"/>
           <w:sz w:val="20"/>
         </w:rPr>
-        <w:t>- **①** 오류 번호부터 본다. **`ORA-16397` 이면 리다이렉션은 켜져 있다** — 계정을 의심한다. `ORA-16000` 이면 켜지지 않았거나 DDL 이다.</w:t>
+        <w:t xml:space="preserve">- </w:t>
+      </w:r>
+      <w:r>
+        <w:rPr>
+          <w:rFonts w:ascii="맑은 고딕" w:hAnsi="맑은 고딕" w:eastAsia="맑은 고딕"/>
+          <w:b w:val="0"/>
+          <w:sz w:val="20"/>
+        </w:rPr>
+        <w:t xml:space="preserve">①</w:t>
+      </w:r>
+      <w:r>
+        <w:rPr>
+          <w:rFonts w:ascii="맑은 고딕" w:hAnsi="맑은 고딕" w:eastAsia="맑은 고딕"/>
+          <w:b w:val="0"/>
+          <w:sz w:val="20"/>
+        </w:rPr>
+        <w:t xml:space="preserve"> 오류 번호부터 본다. </w:t>
+      </w:r>
+      <w:r>
+        <w:rPr>
+          <w:rFonts w:ascii="Consolas" w:hAnsi="Consolas" w:eastAsia="맑은 고딕"/>
+          <w:b w:val="0"/>
+          <w:sz w:val="20"/>
+        </w:rPr>
+        <w:t xml:space="preserve">ORA-16397</w:t>
+      </w:r>
+      <w:r>
+        <w:rPr>
+          <w:rFonts w:ascii="맑은 고딕" w:hAnsi="맑은 고딕" w:eastAsia="맑은 고딕"/>
+          <w:b w:val="0"/>
+          <w:sz w:val="20"/>
+        </w:rPr>
+        <w:t xml:space="preserve"> 이면 리다이렉션은 켜져 있다</w:t>
+      </w:r>
+      <w:r>
+        <w:rPr>
+          <w:rFonts w:ascii="맑은 고딕" w:hAnsi="맑은 고딕" w:eastAsia="맑은 고딕"/>
+          <w:b w:val="0"/>
+          <w:sz w:val="20"/>
+        </w:rPr>
+        <w:t xml:space="preserve"> — 계정을 의심한다. </w:t>
+      </w:r>
+      <w:r>
+        <w:rPr>
+          <w:rFonts w:ascii="Consolas" w:hAnsi="Consolas" w:eastAsia="맑은 고딕"/>
+          <w:b w:val="0"/>
+          <w:sz w:val="20"/>
+        </w:rPr>
+        <w:t xml:space="preserve">ORA-16000</w:t>
+      </w:r>
+      <w:r>
+        <w:rPr>
+          <w:rFonts w:ascii="맑은 고딕" w:hAnsi="맑은 고딕" w:eastAsia="맑은 고딕"/>
+          <w:b w:val="0"/>
+          <w:sz w:val="20"/>
+        </w:rPr>
+        <w:t xml:space="preserve"> 이면 켜지지 않았거나 DDL 이다.</w:t>
       </w:r>
     </w:p>
     <w:p>
@@ -5110,7 +6976,63 @@
           <w:b w:val="0"/>
           <w:sz w:val="20"/>
         </w:rPr>
-        <w:t>- **②** 계정을 확인한다. `SYS` 인가. `SHOW USER` 로 확인한다. **가장 흔한 원인이다.**</w:t>
+        <w:t xml:space="preserve">- </w:t>
+      </w:r>
+      <w:r>
+        <w:rPr>
+          <w:rFonts w:ascii="맑은 고딕" w:hAnsi="맑은 고딕" w:eastAsia="맑은 고딕"/>
+          <w:b w:val="0"/>
+          <w:sz w:val="20"/>
+        </w:rPr>
+        <w:t xml:space="preserve">②</w:t>
+      </w:r>
+      <w:r>
+        <w:rPr>
+          <w:rFonts w:ascii="맑은 고딕" w:hAnsi="맑은 고딕" w:eastAsia="맑은 고딕"/>
+          <w:b w:val="0"/>
+          <w:sz w:val="20"/>
+        </w:rPr>
+        <w:t xml:space="preserve"> 계정을 확인한다. </w:t>
+      </w:r>
+      <w:r>
+        <w:rPr>
+          <w:rFonts w:ascii="Consolas" w:hAnsi="Consolas" w:eastAsia="맑은 고딕"/>
+          <w:b w:val="0"/>
+          <w:sz w:val="20"/>
+        </w:rPr>
+        <w:t xml:space="preserve">SYS</w:t>
+      </w:r>
+      <w:r>
+        <w:rPr>
+          <w:rFonts w:ascii="맑은 고딕" w:hAnsi="맑은 고딕" w:eastAsia="맑은 고딕"/>
+          <w:b w:val="0"/>
+          <w:sz w:val="20"/>
+        </w:rPr>
+        <w:t xml:space="preserve"> 인가. </w:t>
+      </w:r>
+      <w:r>
+        <w:rPr>
+          <w:rFonts w:ascii="Consolas" w:hAnsi="Consolas" w:eastAsia="맑은 고딕"/>
+          <w:b w:val="0"/>
+          <w:sz w:val="20"/>
+        </w:rPr>
+        <w:t xml:space="preserve">SHOW USER</w:t>
+      </w:r>
+      <w:r>
+        <w:rPr>
+          <w:rFonts w:ascii="맑은 고딕" w:hAnsi="맑은 고딕" w:eastAsia="맑은 고딕"/>
+          <w:b w:val="0"/>
+          <w:sz w:val="20"/>
+        </w:rPr>
+        <w:t xml:space="preserve"> 로 확인한다. </w:t>
+      </w:r>
+      <w:r>
+        <w:rPr>
+          <w:rFonts w:ascii="맑은 고딕" w:hAnsi="맑은 고딕" w:eastAsia="맑은 고딕"/>
+          <w:b w:val="0"/>
+          <w:sz w:val="20"/>
+        </w:rPr>
+        <w:t xml:space="preserve">가장 흔한 원인이다.</w:t>
       </w:r>
     </w:p>
     <w:p>
@@ -5124,7 +7046,23 @@
           <w:b w:val="0"/>
           <w:sz w:val="20"/>
         </w:rPr>
-        <w:t>- **③** 문장 종류를 확인한다. DDL 이면 대상이 아니다.</w:t>
+        <w:t xml:space="preserve">- </w:t>
+      </w:r>
+      <w:r>
+        <w:rPr>
+          <w:rFonts w:ascii="맑은 고딕" w:hAnsi="맑은 고딕" w:eastAsia="맑은 고딕"/>
+          <w:b w:val="0"/>
+          <w:sz w:val="20"/>
+        </w:rPr>
+        <w:t xml:space="preserve">③</w:t>
+      </w:r>
+      <w:r>
+        <w:rPr>
+          <w:rFonts w:ascii="맑은 고딕" w:hAnsi="맑은 고딕" w:eastAsia="맑은 고딕"/>
+          <w:b w:val="0"/>
+          <w:sz w:val="20"/>
+        </w:rPr>
+        <w:t xml:space="preserve"> 문장 종류를 확인한다. DDL 이면 대상이 아니다.</w:t>
       </w:r>
     </w:p>
     <w:p>
@@ -5138,7 +7076,55 @@
           <w:b w:val="0"/>
           <w:sz w:val="20"/>
         </w:rPr>
-        <w:t>- **④** 세션 설정을 확인한다. `SELECT sys_context('USERENV','...')` 또는 세션을 새로 열고 다시 `ENABLE` 한다. 재접속하면 설정이 풀린다.</w:t>
+        <w:t xml:space="preserve">- </w:t>
+      </w:r>
+      <w:r>
+        <w:rPr>
+          <w:rFonts w:ascii="맑은 고딕" w:hAnsi="맑은 고딕" w:eastAsia="맑은 고딕"/>
+          <w:b w:val="0"/>
+          <w:sz w:val="20"/>
+        </w:rPr>
+        <w:t xml:space="preserve">④</w:t>
+      </w:r>
+      <w:r>
+        <w:rPr>
+          <w:rFonts w:ascii="맑은 고딕" w:hAnsi="맑은 고딕" w:eastAsia="맑은 고딕"/>
+          <w:b w:val="0"/>
+          <w:sz w:val="20"/>
+        </w:rPr>
+        <w:t xml:space="preserve"> 세션 설정을 확인한다. </w:t>
+      </w:r>
+      <w:r>
+        <w:rPr>
+          <w:rFonts w:ascii="Consolas" w:hAnsi="Consolas" w:eastAsia="맑은 고딕"/>
+          <w:b w:val="0"/>
+          <w:sz w:val="20"/>
+        </w:rPr>
+        <w:t xml:space="preserve">SELECT sys_context('USERENV','...')</w:t>
+      </w:r>
+      <w:r>
+        <w:rPr>
+          <w:rFonts w:ascii="맑은 고딕" w:hAnsi="맑은 고딕" w:eastAsia="맑은 고딕"/>
+          <w:b w:val="0"/>
+          <w:sz w:val="20"/>
+        </w:rPr>
+        <w:t xml:space="preserve"> 또는 세션을 새로 열고 다시 </w:t>
+      </w:r>
+      <w:r>
+        <w:rPr>
+          <w:rFonts w:ascii="Consolas" w:hAnsi="Consolas" w:eastAsia="맑은 고딕"/>
+          <w:b w:val="0"/>
+          <w:sz w:val="20"/>
+        </w:rPr>
+        <w:t xml:space="preserve">ENABLE</w:t>
+      </w:r>
+      <w:r>
+        <w:rPr>
+          <w:rFonts w:ascii="맑은 고딕" w:hAnsi="맑은 고딕" w:eastAsia="맑은 고딕"/>
+          <w:b w:val="0"/>
+          <w:sz w:val="20"/>
+        </w:rPr>
+        <w:t xml:space="preserve"> 한다. 재접속하면 설정이 풀린다.</w:t>
       </w:r>
     </w:p>
     <w:p>
@@ -5152,7 +7138,55 @@
           <w:b w:val="0"/>
           <w:sz w:val="20"/>
         </w:rPr>
-        <w:t>- **⑤** 경로를 확인한다. Standby 에서 Primary 로 `tnsping` 과 원격 접속이 되는가. 리다이렉션은 **Standby → Primary 방향의 연결**을 새로 만들므로 그 경로가 살아 있어야 한다.</w:t>
+        <w:t xml:space="preserve">- </w:t>
+      </w:r>
+      <w:r>
+        <w:rPr>
+          <w:rFonts w:ascii="맑은 고딕" w:hAnsi="맑은 고딕" w:eastAsia="맑은 고딕"/>
+          <w:b w:val="0"/>
+          <w:sz w:val="20"/>
+        </w:rPr>
+        <w:t xml:space="preserve">⑤</w:t>
+      </w:r>
+      <w:r>
+        <w:rPr>
+          <w:rFonts w:ascii="맑은 고딕" w:hAnsi="맑은 고딕" w:eastAsia="맑은 고딕"/>
+          <w:b w:val="0"/>
+          <w:sz w:val="20"/>
+        </w:rPr>
+        <w:t xml:space="preserve"> 경로를 확인한다. Standby 에서 Primary 로 </w:t>
+      </w:r>
+      <w:r>
+        <w:rPr>
+          <w:rFonts w:ascii="Consolas" w:hAnsi="Consolas" w:eastAsia="맑은 고딕"/>
+          <w:b w:val="0"/>
+          <w:sz w:val="20"/>
+        </w:rPr>
+        <w:t xml:space="preserve">tnsping</w:t>
+      </w:r>
+      <w:r>
+        <w:rPr>
+          <w:rFonts w:ascii="맑은 고딕" w:hAnsi="맑은 고딕" w:eastAsia="맑은 고딕"/>
+          <w:b w:val="0"/>
+          <w:sz w:val="20"/>
+        </w:rPr>
+        <w:t xml:space="preserve"> 과 원격 접속이 되는가. 리다이렉션은 </w:t>
+      </w:r>
+      <w:r>
+        <w:rPr>
+          <w:rFonts w:ascii="맑은 고딕" w:hAnsi="맑은 고딕" w:eastAsia="맑은 고딕"/>
+          <w:b w:val="0"/>
+          <w:sz w:val="20"/>
+        </w:rPr>
+        <w:t xml:space="preserve">Standby → Primary 방향의 연결</w:t>
+      </w:r>
+      <w:r>
+        <w:rPr>
+          <w:rFonts w:ascii="맑은 고딕" w:hAnsi="맑은 고딕" w:eastAsia="맑은 고딕"/>
+          <w:b w:val="0"/>
+          <w:sz w:val="20"/>
+        </w:rPr>
+        <w:t xml:space="preserve">을 새로 만들므로 그 경로가 살아 있어야 한다.</w:t>
       </w:r>
     </w:p>
     <w:p>
@@ -5165,7 +7199,23 @@
           <w:b w:val="0"/>
           <w:sz w:val="20"/>
         </w:rPr>
-        <w:t>놓치기 쉬운 것은 ④와 ⑤다. 세션 수준 설정은 **재접속하면 사라지고**, 연결 풀을 쓰는 애플리케이션은 매번 켜 주어야 한다.</w:t>
+        <w:t xml:space="preserve">놓치기 쉬운 것은 ④와 ⑤다. 세션 수준 설정은 </w:t>
+      </w:r>
+      <w:r>
+        <w:rPr>
+          <w:rFonts w:ascii="맑은 고딕" w:hAnsi="맑은 고딕" w:eastAsia="맑은 고딕"/>
+          <w:b w:val="0"/>
+          <w:sz w:val="20"/>
+        </w:rPr>
+        <w:t xml:space="preserve">재접속하면 사라지고</w:t>
+      </w:r>
+      <w:r>
+        <w:rPr>
+          <w:rFonts w:ascii="맑은 고딕" w:hAnsi="맑은 고딕" w:eastAsia="맑은 고딕"/>
+          <w:b w:val="0"/>
+          <w:sz w:val="20"/>
+        </w:rPr>
+        <w:t xml:space="preserve">, 연결 풀을 쓰는 애플리케이션은 매번 켜 주어야 한다.</w:t>
       </w:r>
     </w:p>
     <w:p>
@@ -5290,11 +7340,11 @@
             </w:pPr>
             <w:r>
               <w:rPr>
-                <w:rFonts w:ascii="맑은 고딕" w:hAnsi="맑은 고딕" w:eastAsia="맑은 고딕"/>
+                <w:rFonts w:ascii="Consolas" w:hAnsi="Consolas" w:eastAsia="맑은 고딕"/>
                 <w:b w:val="0"/>
                 <w:sz w:val="19"/>
               </w:rPr>
-              <w:t>`SHOW PARAMETER adg_redirect_dml`</w:t>
+              <w:t xml:space="preserve">SHOW PARAMETER adg_redirect_dml</w:t>
             </w:r>
           </w:p>
         </w:tc>
@@ -5312,7 +7362,23 @@
                 <w:b w:val="0"/>
                 <w:sz w:val="19"/>
               </w:rPr>
-              <w:t>기본 `FALSE`. 세션 수준을 권장</w:t>
+              <w:t xml:space="preserve">기본 </w:t>
+            </w:r>
+            <w:r>
+              <w:rPr>
+                <w:rFonts w:ascii="Consolas" w:hAnsi="Consolas" w:eastAsia="맑은 고딕"/>
+                <w:b w:val="0"/>
+                <w:sz w:val="19"/>
+              </w:rPr>
+              <w:t xml:space="preserve">FALSE</w:t>
+            </w:r>
+            <w:r>
+              <w:rPr>
+                <w:rFonts w:ascii="맑은 고딕" w:hAnsi="맑은 고딕" w:eastAsia="맑은 고딕"/>
+                <w:b w:val="0"/>
+                <w:sz w:val="19"/>
+              </w:rPr>
+              <w:t xml:space="preserve">. 세션 수준을 권장</w:t>
             </w:r>
           </w:p>
         </w:tc>
@@ -5346,11 +7412,35 @@
             </w:pPr>
             <w:r>
               <w:rPr>
+                <w:rFonts w:ascii="Consolas" w:hAnsi="Consolas" w:eastAsia="맑은 고딕"/>
+                <w:b w:val="0"/>
+                <w:sz w:val="19"/>
+              </w:rPr>
+              <w:t xml:space="preserve">SHOW USER</w:t>
+            </w:r>
+            <w:r>
+              <w:rPr>
                 <w:rFonts w:ascii="맑은 고딕" w:hAnsi="맑은 고딕" w:eastAsia="맑은 고딕"/>
                 <w:b w:val="0"/>
                 <w:sz w:val="19"/>
               </w:rPr>
-              <w:t>`SHOW USER` / `DBA_USERS` 양쪽 대조</w:t>
+              <w:t xml:space="preserve"> / </w:t>
+            </w:r>
+            <w:r>
+              <w:rPr>
+                <w:rFonts w:ascii="Consolas" w:hAnsi="Consolas" w:eastAsia="맑은 고딕"/>
+                <w:b w:val="0"/>
+                <w:sz w:val="19"/>
+              </w:rPr>
+              <w:t xml:space="preserve">DBA_USERS</w:t>
+            </w:r>
+            <w:r>
+              <w:rPr>
+                <w:rFonts w:ascii="맑은 고딕" w:hAnsi="맑은 고딕" w:eastAsia="맑은 고딕"/>
+                <w:b w:val="0"/>
+                <w:sz w:val="19"/>
+              </w:rPr>
+              <w:t xml:space="preserve"> 양쪽 대조</w:t>
             </w:r>
           </w:p>
         </w:tc>
@@ -5364,11 +7454,27 @@
             </w:pPr>
             <w:r>
               <w:rPr>
+                <w:rFonts w:ascii="Consolas" w:hAnsi="Consolas" w:eastAsia="맑은 고딕"/>
+                <w:b w:val="0"/>
+                <w:sz w:val="19"/>
+              </w:rPr>
+              <w:t xml:space="preserve">SYS</w:t>
+            </w:r>
+            <w:r>
+              <w:rPr>
                 <w:rFonts w:ascii="맑은 고딕" w:hAnsi="맑은 고딕" w:eastAsia="맑은 고딕"/>
                 <w:b w:val="0"/>
                 <w:sz w:val="19"/>
               </w:rPr>
-              <w:t>**`SYS` 가 아니어야** 하고 Primary 에도 같은 권한으로 존재</w:t>
+              <w:t xml:space="preserve"> 가 아니어야</w:t>
+            </w:r>
+            <w:r>
+              <w:rPr>
+                <w:rFonts w:ascii="맑은 고딕" w:hAnsi="맑은 고딕" w:eastAsia="맑은 고딕"/>
+                <w:b w:val="0"/>
+                <w:sz w:val="19"/>
+              </w:rPr>
+              <w:t xml:space="preserve"> 하고 Primary 에도 같은 권한으로 존재</w:t>
             </w:r>
           </w:p>
         </w:tc>
@@ -5406,7 +7512,23 @@
                 <w:b w:val="0"/>
                 <w:sz w:val="19"/>
               </w:rPr>
-              <w:t>Standby → Primary `tnsping` 과 원격 접속</w:t>
+              <w:t xml:space="preserve">Standby → Primary </w:t>
+            </w:r>
+            <w:r>
+              <w:rPr>
+                <w:rFonts w:ascii="Consolas" w:hAnsi="Consolas" w:eastAsia="맑은 고딕"/>
+                <w:b w:val="0"/>
+                <w:sz w:val="19"/>
+              </w:rPr>
+              <w:t xml:space="preserve">tnsping</w:t>
+            </w:r>
+            <w:r>
+              <w:rPr>
+                <w:rFonts w:ascii="맑은 고딕" w:hAnsi="맑은 고딕" w:eastAsia="맑은 고딕"/>
+                <w:b w:val="0"/>
+                <w:sz w:val="19"/>
+              </w:rPr>
+              <w:t xml:space="preserve"> 과 원격 접속</w:t>
             </w:r>
           </w:p>
         </w:tc>
@@ -5480,7 +7602,7 @@
                 <w:b w:val="0"/>
                 <w:sz w:val="19"/>
               </w:rPr>
-              <w:t>**DDL 은 대상이 아니다**</w:t>
+              <w:t xml:space="preserve">DDL 은 대상이 아니다</w:t>
             </w:r>
           </w:p>
         </w:tc>
@@ -5859,7 +7981,31 @@
           <w:b w:val="0"/>
           <w:sz w:val="20"/>
         </w:rPr>
-        <w:t>**트랜잭션의 길이**가 특히 중요하다. 리다이렉트된 DML 의 트랜잭션은 **Primary 에 존재**하므로, Standby 세션이 커밋하지 않은 채 오래 붙들고 있으면 Primary 에 잠금이 남는다. Standby 쪽에서는 그것이 보이지 않아 원인 파악이 늦어진다.</w:t>
+        <w:t xml:space="preserve">트랜잭션의 길이</w:t>
+      </w:r>
+      <w:r>
+        <w:rPr>
+          <w:rFonts w:ascii="맑은 고딕" w:hAnsi="맑은 고딕" w:eastAsia="맑은 고딕"/>
+          <w:b w:val="0"/>
+          <w:sz w:val="20"/>
+        </w:rPr>
+        <w:t xml:space="preserve">가 특히 중요하다. 리다이렉트된 DML 의 트랜잭션은 </w:t>
+      </w:r>
+      <w:r>
+        <w:rPr>
+          <w:rFonts w:ascii="맑은 고딕" w:hAnsi="맑은 고딕" w:eastAsia="맑은 고딕"/>
+          <w:b w:val="0"/>
+          <w:sz w:val="20"/>
+        </w:rPr>
+        <w:t xml:space="preserve">Primary 에 존재</w:t>
+      </w:r>
+      <w:r>
+        <w:rPr>
+          <w:rFonts w:ascii="맑은 고딕" w:hAnsi="맑은 고딕" w:eastAsia="맑은 고딕"/>
+          <w:b w:val="0"/>
+          <w:sz w:val="20"/>
+        </w:rPr>
+        <w:t xml:space="preserve">하므로, Standby 세션이 커밋하지 않은 채 오래 붙들고 있으면 Primary 에 잠금이 남는다. Standby 쪽에서는 그것이 보이지 않아 원인 파악이 늦어진다.</w:t>
       </w:r>
     </w:p>
     <w:p>
@@ -5886,7 +8032,23 @@
           <w:b w:val="0"/>
           <w:sz w:val="20"/>
         </w:rPr>
-        <w:t>- **① 대량 배치 갱신.** 문장 하나가 두 번의 왕복을 만들므로 행이 많으면 그대로 지연이 된다.</w:t>
+        <w:t xml:space="preserve">- </w:t>
+      </w:r>
+      <w:r>
+        <w:rPr>
+          <w:rFonts w:ascii="맑은 고딕" w:hAnsi="맑은 고딕" w:eastAsia="맑은 고딕"/>
+          <w:b w:val="0"/>
+          <w:sz w:val="20"/>
+        </w:rPr>
+        <w:t xml:space="preserve">① 대량 배치 갱신.</w:t>
+      </w:r>
+      <w:r>
+        <w:rPr>
+          <w:rFonts w:ascii="맑은 고딕" w:hAnsi="맑은 고딕" w:eastAsia="맑은 고딕"/>
+          <w:b w:val="0"/>
+          <w:sz w:val="20"/>
+        </w:rPr>
+        <w:t xml:space="preserve"> 문장 하나가 두 번의 왕복을 만들므로 행이 많으면 그대로 지연이 된다.</w:t>
       </w:r>
     </w:p>
     <w:p>
@@ -5900,7 +8062,23 @@
           <w:b w:val="0"/>
           <w:sz w:val="20"/>
         </w:rPr>
-        <w:t>- **② 긴 트랜잭션.** Primary 에 잠금이 남고 Standby 에서는 진단되지 않는다.</w:t>
+        <w:t xml:space="preserve">- </w:t>
+      </w:r>
+      <w:r>
+        <w:rPr>
+          <w:rFonts w:ascii="맑은 고딕" w:hAnsi="맑은 고딕" w:eastAsia="맑은 고딕"/>
+          <w:b w:val="0"/>
+          <w:sz w:val="20"/>
+        </w:rPr>
+        <w:t xml:space="preserve">② 긴 트랜잭션.</w:t>
+      </w:r>
+      <w:r>
+        <w:rPr>
+          <w:rFonts w:ascii="맑은 고딕" w:hAnsi="맑은 고딕" w:eastAsia="맑은 고딕"/>
+          <w:b w:val="0"/>
+          <w:sz w:val="20"/>
+        </w:rPr>
+        <w:t xml:space="preserve"> Primary 에 잠금이 남고 Standby 에서는 진단되지 않는다.</w:t>
       </w:r>
     </w:p>
     <w:p>
@@ -5914,7 +8092,39 @@
           <w:b w:val="0"/>
           <w:sz w:val="20"/>
         </w:rPr>
-        <w:t>- **③ DDL 이 필요한 작업.** 대상이 아니므로 `ORA-16000` 이 난다.</w:t>
+        <w:t xml:space="preserve">- </w:t>
+      </w:r>
+      <w:r>
+        <w:rPr>
+          <w:rFonts w:ascii="맑은 고딕" w:hAnsi="맑은 고딕" w:eastAsia="맑은 고딕"/>
+          <w:b w:val="0"/>
+          <w:sz w:val="20"/>
+        </w:rPr>
+        <w:t xml:space="preserve">③ DDL 이 필요한 작업.</w:t>
+      </w:r>
+      <w:r>
+        <w:rPr>
+          <w:rFonts w:ascii="맑은 고딕" w:hAnsi="맑은 고딕" w:eastAsia="맑은 고딕"/>
+          <w:b w:val="0"/>
+          <w:sz w:val="20"/>
+        </w:rPr>
+        <w:t xml:space="preserve"> 대상이 아니므로 </w:t>
+      </w:r>
+      <w:r>
+        <w:rPr>
+          <w:rFonts w:ascii="Consolas" w:hAnsi="Consolas" w:eastAsia="맑은 고딕"/>
+          <w:b w:val="0"/>
+          <w:sz w:val="20"/>
+        </w:rPr>
+        <w:t xml:space="preserve">ORA-16000</w:t>
+      </w:r>
+      <w:r>
+        <w:rPr>
+          <w:rFonts w:ascii="맑은 고딕" w:hAnsi="맑은 고딕" w:eastAsia="맑은 고딕"/>
+          <w:b w:val="0"/>
+          <w:sz w:val="20"/>
+        </w:rPr>
+        <w:t xml:space="preserve"> 이 난다.</w:t>
       </w:r>
     </w:p>
     <w:p>
@@ -5928,7 +8138,39 @@
           <w:b w:val="0"/>
           <w:sz w:val="20"/>
         </w:rPr>
-        <w:t>- **④ Primary 부하가 이미 높은 경우.** **리다이렉션은 부하를 줄이는 것이 아니라 옮기는 것도 아니다.** 실행은 결국 Primary 에서 일어나므로 Primary 의 부담은 그대로이고, 왕복 비용만 추가된다. 부하 분산이 목적이라면 이 기능은 답이 아니다.</w:t>
+        <w:t xml:space="preserve">- </w:t>
+      </w:r>
+      <w:r>
+        <w:rPr>
+          <w:rFonts w:ascii="맑은 고딕" w:hAnsi="맑은 고딕" w:eastAsia="맑은 고딕"/>
+          <w:b w:val="0"/>
+          <w:sz w:val="20"/>
+        </w:rPr>
+        <w:t xml:space="preserve">④ Primary 부하가 이미 높은 경우.</w:t>
+      </w:r>
+      <w:r>
+        <w:rPr>
+          <w:rFonts w:ascii="맑은 고딕" w:hAnsi="맑은 고딕" w:eastAsia="맑은 고딕"/>
+          <w:b w:val="0"/>
+          <w:sz w:val="20"/>
+        </w:rPr>
+        <w:t xml:space="preserve"> </w:t>
+      </w:r>
+      <w:r>
+        <w:rPr>
+          <w:rFonts w:ascii="맑은 고딕" w:hAnsi="맑은 고딕" w:eastAsia="맑은 고딕"/>
+          <w:b w:val="0"/>
+          <w:sz w:val="20"/>
+        </w:rPr>
+        <w:t xml:space="preserve">리다이렉션은 부하를 줄이는 것이 아니라 옮기는 것도 아니다.</w:t>
+      </w:r>
+      <w:r>
+        <w:rPr>
+          <w:rFonts w:ascii="맑은 고딕" w:hAnsi="맑은 고딕" w:eastAsia="맑은 고딕"/>
+          <w:b w:val="0"/>
+          <w:sz w:val="20"/>
+        </w:rPr>
+        <w:t xml:space="preserve"> 실행은 결국 Primary 에서 일어나므로 Primary 의 부담은 그대로이고, 왕복 비용만 추가된다. 부하 분산이 목적이라면 이 기능은 답이 아니다.</w:t>
       </w:r>
     </w:p>
     <w:p>
@@ -5941,7 +8183,31 @@
           <w:b w:val="0"/>
           <w:sz w:val="20"/>
         </w:rPr>
-        <w:t>**켜는 범위** — 세션 수준을 기본으로 한다. 시스템 수준은 그 Standby 의 모든 세션에 적용되므로, 조회만 하려던 세션의 실수까지 Primary 로 넘어간다. **어떤 경로로 Primary 에 쓰기가 발생하는지 통제할 수 있어야** 운영이 가능하다.</w:t>
+        <w:t xml:space="preserve">켜는 범위</w:t>
+      </w:r>
+      <w:r>
+        <w:rPr>
+          <w:rFonts w:ascii="맑은 고딕" w:hAnsi="맑은 고딕" w:eastAsia="맑은 고딕"/>
+          <w:b w:val="0"/>
+          <w:sz w:val="20"/>
+        </w:rPr>
+        <w:t xml:space="preserve"> — 세션 수준을 기본으로 한다. 시스템 수준은 그 Standby 의 모든 세션에 적용되므로, 조회만 하려던 세션의 실수까지 Primary 로 넘어간다. </w:t>
+      </w:r>
+      <w:r>
+        <w:rPr>
+          <w:rFonts w:ascii="맑은 고딕" w:hAnsi="맑은 고딕" w:eastAsia="맑은 고딕"/>
+          <w:b w:val="0"/>
+          <w:sz w:val="20"/>
+        </w:rPr>
+        <w:t xml:space="preserve">어떤 경로로 Primary 에 쓰기가 발생하는지 통제할 수 있어야</w:t>
+      </w:r>
+      <w:r>
+        <w:rPr>
+          <w:rFonts w:ascii="맑은 고딕" w:hAnsi="맑은 고딕" w:eastAsia="맑은 고딕"/>
+          <w:b w:val="0"/>
+          <w:sz w:val="20"/>
+        </w:rPr>
+        <w:t xml:space="preserve"> 운영이 가능하다.</w:t>
       </w:r>
     </w:p>
     <w:tbl>
@@ -5969,12 +8235,102 @@
                 <w:sz w:val="19"/>
               </w:rPr>
               <w:t>[확인] Section 2 채점 요약</w:t>
+            </w:r>
+            <w:r>
+              <w:rPr>
+                <w:rFonts w:ascii="맑은 고딕" w:hAnsi="맑은 고딕" w:eastAsia="맑은 고딕"/>
+                <w:b/>
+                <w:sz w:val="19"/>
+              </w:rPr>
               <w:br/>
-              <w:t>· 4번 — 기본값 FALSE 를 확인했는가 / **일반 사용자로 수행했는가** / Primary 반영을 Primary 에서 확인했는가 / 왕복 2회와 "부하 분산이 아니다"를 밝혔는가</w:t>
+            </w:r>
+            <w:r>
+              <w:rPr>
+                <w:rFonts w:ascii="맑은 고딕" w:hAnsi="맑은 고딕" w:eastAsia="맑은 고딕"/>
+                <w:b/>
+                <w:sz w:val="19"/>
+              </w:rPr>
+              <w:t xml:space="preserve">· 4번 — 기본값 FALSE 를 확인했는가 / </w:t>
+            </w:r>
+            <w:r>
+              <w:rPr>
+                <w:rFonts w:ascii="맑은 고딕" w:hAnsi="맑은 고딕" w:eastAsia="맑은 고딕"/>
+                <w:b/>
+                <w:sz w:val="19"/>
+              </w:rPr>
+              <w:t xml:space="preserve">일반 사용자로 수행했는가</w:t>
+            </w:r>
+            <w:r>
+              <w:rPr>
+                <w:rFonts w:ascii="맑은 고딕" w:hAnsi="맑은 고딕" w:eastAsia="맑은 고딕"/>
+                <w:b/>
+                <w:sz w:val="19"/>
+              </w:rPr>
+              <w:t xml:space="preserve"> / Primary 반영을 Primary 에서 확인했는가 / 왕복 2회와 "부하 분산이 아니다"를 밝혔는가</w:t>
+            </w:r>
+            <w:r>
+              <w:rPr>
+                <w:rFonts w:ascii="맑은 고딕" w:hAnsi="맑은 고딕" w:eastAsia="맑은 고딕"/>
+                <w:b/>
+                <w:sz w:val="19"/>
+              </w:rPr>
               <w:br/>
-              <w:t>· 5번 — ORA-16397 과 ORA-16000 을 처리 경로로 구분했는가 / `Session altered.` 가 나온다는 점을 짚었는가 / 다섯 단계 점검 순서에 계정과 재접속을 포함했는가</w:t>
+            </w:r>
+            <w:r>
+              <w:rPr>
+                <w:rFonts w:ascii="맑은 고딕" w:hAnsi="맑은 고딕" w:eastAsia="맑은 고딕"/>
+                <w:b/>
+                <w:sz w:val="19"/>
+              </w:rPr>
+              <w:t xml:space="preserve">· 5번 — ORA-16397 과 ORA-16000 을 처리 경로로 구분했는가 / </w:t>
+            </w:r>
+            <w:r>
+              <w:rPr>
+                <w:rFonts w:ascii="Consolas" w:hAnsi="Consolas" w:eastAsia="맑은 고딕"/>
+                <w:b/>
+                <w:sz w:val="19"/>
+              </w:rPr>
+              <w:t xml:space="preserve">Session altered.</w:t>
+            </w:r>
+            <w:r>
+              <w:rPr>
+                <w:rFonts w:ascii="맑은 고딕" w:hAnsi="맑은 고딕" w:eastAsia="맑은 고딕"/>
+                <w:b/>
+                <w:sz w:val="19"/>
+              </w:rPr>
+              <w:t xml:space="preserve"> 가 나온다는 점을 짚었는가 / 다섯 단계 점검 순서에 계정과 재접속을 포함했는가</w:t>
+            </w:r>
+            <w:r>
+              <w:rPr>
+                <w:rFonts w:ascii="맑은 고딕" w:hAnsi="맑은 고딕" w:eastAsia="맑은 고딕"/>
+                <w:b/>
+                <w:sz w:val="19"/>
+              </w:rPr>
               <w:br/>
-              <w:t>· 6번 — 확인 항목 다섯 가지 / 도입하지 않을 경우 세 가지 이상 / **Primary 부하 관점의 판단**을 정확히 서술했는가</w:t>
+            </w:r>
+            <w:r>
+              <w:rPr>
+                <w:rFonts w:ascii="맑은 고딕" w:hAnsi="맑은 고딕" w:eastAsia="맑은 고딕"/>
+                <w:b/>
+                <w:sz w:val="19"/>
+              </w:rPr>
+              <w:t xml:space="preserve">· 6번 — 확인 항목 다섯 가지 / 도입하지 않을 경우 세 가지 이상 / </w:t>
+            </w:r>
+            <w:r>
+              <w:rPr>
+                <w:rFonts w:ascii="맑은 고딕" w:hAnsi="맑은 고딕" w:eastAsia="맑은 고딕"/>
+                <w:b/>
+                <w:sz w:val="19"/>
+              </w:rPr>
+              <w:t xml:space="preserve">Primary 부하 관점의 판단</w:t>
+            </w:r>
+            <w:r>
+              <w:rPr>
+                <w:rFonts w:ascii="맑은 고딕" w:hAnsi="맑은 고딕" w:eastAsia="맑은 고딕"/>
+                <w:b/>
+                <w:sz w:val="19"/>
+              </w:rPr>
+              <w:t xml:space="preserve">을 정확히 서술했는가</w:t>
             </w:r>
           </w:p>
         </w:tc>
@@ -6004,7 +8360,55 @@
           <w:b w:val="0"/>
           <w:sz w:val="20"/>
         </w:rPr>
-        <w:t>이 절도 **누가 실행하는가**가 결과를 가른다. 7번의 `SYS` 오류가 5번의 `SYS` 오류와 다른 번호라는 점이 채점 포인트다.</w:t>
+        <w:t xml:space="preserve">이 절도 </w:t>
+      </w:r>
+      <w:r>
+        <w:rPr>
+          <w:rFonts w:ascii="맑은 고딕" w:hAnsi="맑은 고딕" w:eastAsia="맑은 고딕"/>
+          <w:b w:val="0"/>
+          <w:sz w:val="20"/>
+        </w:rPr>
+        <w:t xml:space="preserve">누가 실행하는가</w:t>
+      </w:r>
+      <w:r>
+        <w:rPr>
+          <w:rFonts w:ascii="맑은 고딕" w:hAnsi="맑은 고딕" w:eastAsia="맑은 고딕"/>
+          <w:b w:val="0"/>
+          <w:sz w:val="20"/>
+        </w:rPr>
+        <w:t xml:space="preserve">가 결과를 가른다. 7번의 </w:t>
+      </w:r>
+      <w:r>
+        <w:rPr>
+          <w:rFonts w:ascii="Consolas" w:hAnsi="Consolas" w:eastAsia="맑은 고딕"/>
+          <w:b w:val="0"/>
+          <w:sz w:val="20"/>
+        </w:rPr>
+        <w:t xml:space="preserve">SYS</w:t>
+      </w:r>
+      <w:r>
+        <w:rPr>
+          <w:rFonts w:ascii="맑은 고딕" w:hAnsi="맑은 고딕" w:eastAsia="맑은 고딕"/>
+          <w:b w:val="0"/>
+          <w:sz w:val="20"/>
+        </w:rPr>
+        <w:t xml:space="preserve"> 오류가 5번의 </w:t>
+      </w:r>
+      <w:r>
+        <w:rPr>
+          <w:rFonts w:ascii="Consolas" w:hAnsi="Consolas" w:eastAsia="맑은 고딕"/>
+          <w:b w:val="0"/>
+          <w:sz w:val="20"/>
+        </w:rPr>
+        <w:t xml:space="preserve">SYS</w:t>
+      </w:r>
+      <w:r>
+        <w:rPr>
+          <w:rFonts w:ascii="맑은 고딕" w:hAnsi="맑은 고딕" w:eastAsia="맑은 고딕"/>
+          <w:b w:val="0"/>
+          <w:sz w:val="20"/>
+        </w:rPr>
+        <w:t xml:space="preserve"> 오류와 다른 번호라는 점이 채점 포인트다.</w:t>
       </w:r>
     </w:p>
     <w:p>
@@ -6017,187 +8421,23 @@
           <w:b/>
           <w:sz w:val="21"/>
         </w:rPr>
-        <w:t>7. `STANDBY_MAX_DATA_DELAY` 로 허용 지연을 정하고 초과를 재현하시오.  [7점]</w:t>
-      </w:r>
-    </w:p>
-    <w:p>
-      <w:pPr>
-        <w:spacing w:before="120" w:after="40"/>
-      </w:pPr>
-      <w:r>
-        <w:rPr>
-          <w:rFonts w:ascii="맑은 고딕" w:hAnsi="맑은 고딕" w:eastAsia="맑은 고딕"/>
+        <w:t xml:space="preserve">7. </w:t>
+      </w:r>
+      <w:r>
+        <w:rPr>
+          <w:rFonts w:ascii="Consolas" w:hAnsi="Consolas" w:eastAsia="맑은 고딕"/>
           <w:b/>
           <w:sz w:val="21"/>
         </w:rPr>
-        <w:t>【수행】 설정과 초과 재현</w:t>
-      </w:r>
-    </w:p>
-    <w:p>
-      <w:pPr>
-        <w:spacing w:before="0" w:after="0"/>
-      </w:pPr>
-      <w:r>
-        <w:rPr>
-          <w:rFonts w:ascii="Consolas" w:hAnsi="Consolas" w:eastAsia="Consolas"/>
-          <w:b w:val="0"/>
-          <w:sz w:val="18"/>
-        </w:rPr>
-        <w:t>[oracle@boston-srv ~]$ sqlplus -s adgu/****@boston-srv:1521/chicago_pdb1</w:t>
-      </w:r>
-    </w:p>
-    <w:p>
-      <w:pPr>
-        <w:spacing w:before="0" w:after="0"/>
-      </w:pPr>
-    </w:p>
-    <w:p>
-      <w:pPr>
-        <w:spacing w:before="0" w:after="0"/>
-      </w:pPr>
-      <w:r>
-        <w:rPr>
-          <w:rFonts w:ascii="Consolas" w:hAnsi="Consolas" w:eastAsia="Consolas"/>
-          <w:b w:val="0"/>
-          <w:sz w:val="18"/>
-        </w:rPr>
-        <w:t>SQL&gt; ALTER SESSION SET standby_max_data_delay=0;</w:t>
-      </w:r>
-    </w:p>
-    <w:p>
-      <w:pPr>
-        <w:spacing w:before="0" w:after="0"/>
-      </w:pPr>
-      <w:r>
-        <w:rPr>
-          <w:rFonts w:ascii="Consolas" w:hAnsi="Consolas" w:eastAsia="Consolas"/>
-          <w:b w:val="0"/>
-          <w:sz w:val="18"/>
-        </w:rPr>
-        <w:t>Session altered.</w:t>
-      </w:r>
-    </w:p>
-    <w:p>
-      <w:pPr>
-        <w:spacing w:before="0" w:after="0"/>
-      </w:pPr>
-    </w:p>
-    <w:p>
-      <w:pPr>
-        <w:spacing w:before="0" w:after="0"/>
-      </w:pPr>
-      <w:r>
-        <w:rPr>
-          <w:rFonts w:ascii="Consolas" w:hAnsi="Consolas" w:eastAsia="Consolas"/>
-          <w:b w:val="0"/>
-          <w:sz w:val="18"/>
-        </w:rPr>
-        <w:t>SQL&gt; SELECT COUNT(*) FROM t;</w:t>
-      </w:r>
-    </w:p>
-    <w:p>
-      <w:pPr>
-        <w:spacing w:before="0" w:after="0"/>
-      </w:pPr>
-      <w:r>
-        <w:rPr>
-          <w:rFonts w:ascii="Consolas" w:hAnsi="Consolas" w:eastAsia="Consolas"/>
-          <w:b w:val="0"/>
-          <w:sz w:val="18"/>
-        </w:rPr>
-        <w:t>SELECT COUNT(*) FROM t</w:t>
-      </w:r>
-    </w:p>
-    <w:p>
-      <w:pPr>
-        <w:spacing w:before="0" w:after="0"/>
-      </w:pPr>
-      <w:r>
-        <w:rPr>
-          <w:rFonts w:ascii="Consolas" w:hAnsi="Consolas" w:eastAsia="Consolas"/>
-          <w:b w:val="0"/>
-          <w:sz w:val="18"/>
-        </w:rPr>
-        <w:t xml:space="preserve">                     *</w:t>
-      </w:r>
-    </w:p>
-    <w:p>
-      <w:pPr>
-        <w:spacing w:before="0" w:after="0"/>
-      </w:pPr>
-      <w:r>
-        <w:rPr>
-          <w:rFonts w:ascii="Consolas" w:hAnsi="Consolas" w:eastAsia="Consolas"/>
-          <w:b w:val="0"/>
-          <w:sz w:val="18"/>
-        </w:rPr>
-        <w:t>ERROR at line 1:</w:t>
-      </w:r>
-    </w:p>
-    <w:p>
-      <w:pPr>
-        <w:spacing w:before="0" w:after="0"/>
-      </w:pPr>
-      <w:r>
-        <w:rPr>
-          <w:rFonts w:ascii="Consolas" w:hAnsi="Consolas" w:eastAsia="Consolas"/>
-          <w:b w:val="0"/>
-          <w:sz w:val="18"/>
-        </w:rPr>
-        <w:t>ORA-03172: STANDBY_MAX_DATA_DELAY of 0 seconds exceeded</w:t>
-      </w:r>
-    </w:p>
-    <w:p/>
-    <w:p>
-      <w:pPr>
-        <w:spacing w:before="0" w:after="80"/>
-      </w:pPr>
-      <w:r>
-        <w:rPr>
-          <w:rFonts w:ascii="맑은 고딕" w:hAnsi="맑은 고딕" w:eastAsia="맑은 고딕"/>
-          <w:b w:val="0"/>
-          <w:sz w:val="20"/>
-        </w:rPr>
-        <w:t>값의 단위는 **초**다. `0` 은 특별한 값으로 **"지연이 전혀 없어야 한다"**, 곧 **Primary 와 완전히 동기화된 데이터만 보겠다**는 뜻이다.</w:t>
-      </w:r>
-    </w:p>
-    <w:p>
-      <w:pPr>
-        <w:spacing w:before="120" w:after="40"/>
-      </w:pPr>
+        <w:t xml:space="preserve">STANDBY_MAX_DATA_DELAY</w:t>
+      </w:r>
       <w:r>
         <w:rPr>
           <w:rFonts w:ascii="맑은 고딕" w:hAnsi="맑은 고딕" w:eastAsia="맑은 고딕"/>
           <w:b/>
           <w:sz w:val="21"/>
         </w:rPr>
-        <w:t>【판정 근거】 ASYNC 에서 0 이 항상 실패하는 이유</w:t>
-      </w:r>
-    </w:p>
-    <w:p>
-      <w:pPr>
-        <w:spacing w:before="0" w:after="80"/>
-      </w:pPr>
-      <w:r>
-        <w:rPr>
-          <w:rFonts w:ascii="맑은 고딕" w:hAnsi="맑은 고딕" w:eastAsia="맑은 고딕"/>
-          <w:b w:val="0"/>
-          <w:sz w:val="20"/>
-        </w:rPr>
-        <w:t>`0` 은 사실상 **동기 전송을 요구**한다. 현재 구성은 `ASYNC NOAFFIRM` 이므로 리두가 도착하는 데 물리적으로 시간이 걸리고, 아무리 짧아도 0은 아니다. **따라서 이 구성에서 `0` 은 항상 위반된다.**</w:t>
-      </w:r>
-    </w:p>
-    <w:p>
-      <w:pPr>
-        <w:spacing w:before="0" w:after="80"/>
-      </w:pPr>
-      <w:r>
-        <w:rPr>
-          <w:rFonts w:ascii="맑은 고딕" w:hAnsi="맑은 고딕" w:eastAsia="맑은 고딕"/>
-          <w:b w:val="0"/>
-          <w:sz w:val="20"/>
-        </w:rPr>
-        <w:t>`1` 로 주어도 적용이 조금이라도 밀려 있으면 같은 오류가 난다. 실측에서 적용을 잠시 멈춘 뒤 조회하니 **`ORA-03172: STANDBY_MAX_DATA_DELAY of 1 seconds exceeded`** 가 났다.</w:t>
+        <w:t xml:space="preserve"> 로 허용 지연을 정하고 초과를 재현하시오.  [7점]</w:t>
       </w:r>
     </w:p>
     <w:p>
@@ -6210,6 +8450,338 @@
           <w:b/>
           <w:sz w:val="21"/>
         </w:rPr>
+        <w:t>【수행】 설정과 초과 재현</w:t>
+      </w:r>
+    </w:p>
+    <w:p>
+      <w:pPr>
+        <w:spacing w:before="0" w:after="0"/>
+      </w:pPr>
+      <w:r>
+        <w:rPr>
+          <w:rFonts w:ascii="Consolas" w:hAnsi="Consolas" w:eastAsia="Consolas"/>
+          <w:b w:val="0"/>
+          <w:sz w:val="18"/>
+        </w:rPr>
+        <w:t xml:space="preserve">[oracle@boston-srv ~]$ sqlplus -s adgu/****@boston-srv:1521/chicago_pdb1</w:t>
+      </w:r>
+    </w:p>
+    <w:p>
+      <w:pPr>
+        <w:spacing w:before="0" w:after="0"/>
+      </w:pPr>
+    </w:p>
+    <w:p>
+      <w:pPr>
+        <w:spacing w:before="0" w:after="0"/>
+      </w:pPr>
+      <w:r>
+        <w:rPr>
+          <w:rFonts w:ascii="Consolas" w:hAnsi="Consolas" w:eastAsia="Consolas"/>
+          <w:b w:val="0"/>
+          <w:sz w:val="18"/>
+        </w:rPr>
+        <w:t>SQL&gt; ALTER SESSION SET standby_max_data_delay=0;</w:t>
+      </w:r>
+    </w:p>
+    <w:p>
+      <w:pPr>
+        <w:spacing w:before="0" w:after="0"/>
+      </w:pPr>
+      <w:r>
+        <w:rPr>
+          <w:rFonts w:ascii="Consolas" w:hAnsi="Consolas" w:eastAsia="Consolas"/>
+          <w:b w:val="0"/>
+          <w:sz w:val="18"/>
+        </w:rPr>
+        <w:t>Session altered.</w:t>
+      </w:r>
+    </w:p>
+    <w:p>
+      <w:pPr>
+        <w:spacing w:before="0" w:after="0"/>
+      </w:pPr>
+    </w:p>
+    <w:p>
+      <w:pPr>
+        <w:spacing w:before="0" w:after="0"/>
+      </w:pPr>
+      <w:r>
+        <w:rPr>
+          <w:rFonts w:ascii="Consolas" w:hAnsi="Consolas" w:eastAsia="Consolas"/>
+          <w:b w:val="0"/>
+          <w:sz w:val="18"/>
+        </w:rPr>
+        <w:t>SQL&gt; SELECT COUNT(*) FROM t;</w:t>
+      </w:r>
+    </w:p>
+    <w:p>
+      <w:pPr>
+        <w:spacing w:before="0" w:after="0"/>
+      </w:pPr>
+      <w:r>
+        <w:rPr>
+          <w:rFonts w:ascii="Consolas" w:hAnsi="Consolas" w:eastAsia="Consolas"/>
+          <w:b w:val="0"/>
+          <w:sz w:val="18"/>
+        </w:rPr>
+        <w:t>SELECT COUNT(*) FROM t</w:t>
+      </w:r>
+    </w:p>
+    <w:p>
+      <w:pPr>
+        <w:spacing w:before="0" w:after="0"/>
+      </w:pPr>
+      <w:r>
+        <w:rPr>
+          <w:rFonts w:ascii="Consolas" w:hAnsi="Consolas" w:eastAsia="Consolas"/>
+          <w:b w:val="0"/>
+          <w:sz w:val="18"/>
+        </w:rPr>
+        <w:t xml:space="preserve">                     *</w:t>
+      </w:r>
+    </w:p>
+    <w:p>
+      <w:pPr>
+        <w:spacing w:before="0" w:after="0"/>
+      </w:pPr>
+      <w:r>
+        <w:rPr>
+          <w:rFonts w:ascii="Consolas" w:hAnsi="Consolas" w:eastAsia="Consolas"/>
+          <w:b w:val="0"/>
+          <w:sz w:val="18"/>
+        </w:rPr>
+        <w:t>ERROR at line 1:</w:t>
+      </w:r>
+    </w:p>
+    <w:p>
+      <w:pPr>
+        <w:spacing w:before="0" w:after="0"/>
+      </w:pPr>
+      <w:r>
+        <w:rPr>
+          <w:rFonts w:ascii="Consolas" w:hAnsi="Consolas" w:eastAsia="Consolas"/>
+          <w:b w:val="0"/>
+          <w:sz w:val="18"/>
+        </w:rPr>
+        <w:t>ORA-03172: STANDBY_MAX_DATA_DELAY of 0 seconds exceeded</w:t>
+      </w:r>
+    </w:p>
+    <w:p/>
+    <w:p>
+      <w:pPr>
+        <w:spacing w:before="0" w:after="80"/>
+      </w:pPr>
+      <w:r>
+        <w:rPr>
+          <w:rFonts w:ascii="맑은 고딕" w:hAnsi="맑은 고딕" w:eastAsia="맑은 고딕"/>
+          <w:b w:val="0"/>
+          <w:sz w:val="20"/>
+        </w:rPr>
+        <w:t xml:space="preserve">값의 단위는 </w:t>
+      </w:r>
+      <w:r>
+        <w:rPr>
+          <w:rFonts w:ascii="맑은 고딕" w:hAnsi="맑은 고딕" w:eastAsia="맑은 고딕"/>
+          <w:b w:val="0"/>
+          <w:sz w:val="20"/>
+        </w:rPr>
+        <w:t xml:space="preserve">초</w:t>
+      </w:r>
+      <w:r>
+        <w:rPr>
+          <w:rFonts w:ascii="맑은 고딕" w:hAnsi="맑은 고딕" w:eastAsia="맑은 고딕"/>
+          <w:b w:val="0"/>
+          <w:sz w:val="20"/>
+        </w:rPr>
+        <w:t xml:space="preserve">다. </w:t>
+      </w:r>
+      <w:r>
+        <w:rPr>
+          <w:rFonts w:ascii="Consolas" w:hAnsi="Consolas" w:eastAsia="맑은 고딕"/>
+          <w:b w:val="0"/>
+          <w:sz w:val="20"/>
+        </w:rPr>
+        <w:t xml:space="preserve">0</w:t>
+      </w:r>
+      <w:r>
+        <w:rPr>
+          <w:rFonts w:ascii="맑은 고딕" w:hAnsi="맑은 고딕" w:eastAsia="맑은 고딕"/>
+          <w:b w:val="0"/>
+          <w:sz w:val="20"/>
+        </w:rPr>
+        <w:t xml:space="preserve"> 은 특별한 값으로 </w:t>
+      </w:r>
+      <w:r>
+        <w:rPr>
+          <w:rFonts w:ascii="맑은 고딕" w:hAnsi="맑은 고딕" w:eastAsia="맑은 고딕"/>
+          <w:b w:val="0"/>
+          <w:sz w:val="20"/>
+        </w:rPr>
+        <w:t xml:space="preserve">"지연이 전혀 없어야 한다"</w:t>
+      </w:r>
+      <w:r>
+        <w:rPr>
+          <w:rFonts w:ascii="맑은 고딕" w:hAnsi="맑은 고딕" w:eastAsia="맑은 고딕"/>
+          <w:b w:val="0"/>
+          <w:sz w:val="20"/>
+        </w:rPr>
+        <w:t xml:space="preserve">, 곧 </w:t>
+      </w:r>
+      <w:r>
+        <w:rPr>
+          <w:rFonts w:ascii="맑은 고딕" w:hAnsi="맑은 고딕" w:eastAsia="맑은 고딕"/>
+          <w:b w:val="0"/>
+          <w:sz w:val="20"/>
+        </w:rPr>
+        <w:t xml:space="preserve">Primary 와 완전히 동기화된 데이터만 보겠다</w:t>
+      </w:r>
+      <w:r>
+        <w:rPr>
+          <w:rFonts w:ascii="맑은 고딕" w:hAnsi="맑은 고딕" w:eastAsia="맑은 고딕"/>
+          <w:b w:val="0"/>
+          <w:sz w:val="20"/>
+        </w:rPr>
+        <w:t xml:space="preserve">는 뜻이다.</w:t>
+      </w:r>
+    </w:p>
+    <w:p>
+      <w:pPr>
+        <w:spacing w:before="120" w:after="40"/>
+      </w:pPr>
+      <w:r>
+        <w:rPr>
+          <w:rFonts w:ascii="맑은 고딕" w:hAnsi="맑은 고딕" w:eastAsia="맑은 고딕"/>
+          <w:b/>
+          <w:sz w:val="21"/>
+        </w:rPr>
+        <w:t>【판정 근거】 ASYNC 에서 0 이 항상 실패하는 이유</w:t>
+      </w:r>
+    </w:p>
+    <w:p>
+      <w:pPr>
+        <w:spacing w:before="0" w:after="80"/>
+      </w:pPr>
+      <w:r>
+        <w:rPr>
+          <w:rFonts w:ascii="Consolas" w:hAnsi="Consolas" w:eastAsia="맑은 고딕"/>
+          <w:b w:val="0"/>
+          <w:sz w:val="20"/>
+        </w:rPr>
+        <w:t xml:space="preserve">0</w:t>
+      </w:r>
+      <w:r>
+        <w:rPr>
+          <w:rFonts w:ascii="맑은 고딕" w:hAnsi="맑은 고딕" w:eastAsia="맑은 고딕"/>
+          <w:b w:val="0"/>
+          <w:sz w:val="20"/>
+        </w:rPr>
+        <w:t xml:space="preserve"> 은 사실상 </w:t>
+      </w:r>
+      <w:r>
+        <w:rPr>
+          <w:rFonts w:ascii="맑은 고딕" w:hAnsi="맑은 고딕" w:eastAsia="맑은 고딕"/>
+          <w:b w:val="0"/>
+          <w:sz w:val="20"/>
+        </w:rPr>
+        <w:t xml:space="preserve">동기 전송을 요구</w:t>
+      </w:r>
+      <w:r>
+        <w:rPr>
+          <w:rFonts w:ascii="맑은 고딕" w:hAnsi="맑은 고딕" w:eastAsia="맑은 고딕"/>
+          <w:b w:val="0"/>
+          <w:sz w:val="20"/>
+        </w:rPr>
+        <w:t xml:space="preserve">한다. 현재 구성은 </w:t>
+      </w:r>
+      <w:r>
+        <w:rPr>
+          <w:rFonts w:ascii="Consolas" w:hAnsi="Consolas" w:eastAsia="맑은 고딕"/>
+          <w:b w:val="0"/>
+          <w:sz w:val="20"/>
+        </w:rPr>
+        <w:t xml:space="preserve">ASYNC NOAFFIRM</w:t>
+      </w:r>
+      <w:r>
+        <w:rPr>
+          <w:rFonts w:ascii="맑은 고딕" w:hAnsi="맑은 고딕" w:eastAsia="맑은 고딕"/>
+          <w:b w:val="0"/>
+          <w:sz w:val="20"/>
+        </w:rPr>
+        <w:t xml:space="preserve"> 이므로 리두가 도착하는 데 물리적으로 시간이 걸리고, 아무리 짧아도 0은 아니다. </w:t>
+      </w:r>
+      <w:r>
+        <w:rPr>
+          <w:rFonts w:ascii="맑은 고딕" w:hAnsi="맑은 고딕" w:eastAsia="맑은 고딕"/>
+          <w:b w:val="0"/>
+          <w:sz w:val="20"/>
+        </w:rPr>
+        <w:t xml:space="preserve">따라서 이 구성에서 </w:t>
+      </w:r>
+      <w:r>
+        <w:rPr>
+          <w:rFonts w:ascii="Consolas" w:hAnsi="Consolas" w:eastAsia="맑은 고딕"/>
+          <w:b w:val="0"/>
+          <w:sz w:val="20"/>
+        </w:rPr>
+        <w:t xml:space="preserve">0</w:t>
+      </w:r>
+      <w:r>
+        <w:rPr>
+          <w:rFonts w:ascii="맑은 고딕" w:hAnsi="맑은 고딕" w:eastAsia="맑은 고딕"/>
+          <w:b w:val="0"/>
+          <w:sz w:val="20"/>
+        </w:rPr>
+        <w:t xml:space="preserve"> 은 항상 위반된다.</w:t>
+      </w:r>
+    </w:p>
+    <w:p>
+      <w:pPr>
+        <w:spacing w:before="0" w:after="80"/>
+      </w:pPr>
+      <w:r>
+        <w:rPr>
+          <w:rFonts w:ascii="Consolas" w:hAnsi="Consolas" w:eastAsia="맑은 고딕"/>
+          <w:b w:val="0"/>
+          <w:sz w:val="20"/>
+        </w:rPr>
+        <w:t xml:space="preserve">1</w:t>
+      </w:r>
+      <w:r>
+        <w:rPr>
+          <w:rFonts w:ascii="맑은 고딕" w:hAnsi="맑은 고딕" w:eastAsia="맑은 고딕"/>
+          <w:b w:val="0"/>
+          <w:sz w:val="20"/>
+        </w:rPr>
+        <w:t xml:space="preserve"> 로 주어도 적용이 조금이라도 밀려 있으면 같은 오류가 난다. 실측에서 적용을 잠시 멈춘 뒤 조회하니 </w:t>
+      </w:r>
+      <w:r>
+        <w:rPr>
+          <w:rFonts w:ascii="Consolas" w:hAnsi="Consolas" w:eastAsia="맑은 고딕"/>
+          <w:b w:val="0"/>
+          <w:sz w:val="20"/>
+        </w:rPr>
+        <w:t xml:space="preserve">ORA-03172: STANDBY_MAX_DATA_DELAY of 1 seconds exceeded</w:t>
+      </w:r>
+      <w:r>
+        <w:rPr>
+          <w:rFonts w:ascii="맑은 고딕" w:hAnsi="맑은 고딕" w:eastAsia="맑은 고딕"/>
+          <w:b w:val="0"/>
+          <w:sz w:val="20"/>
+        </w:rPr>
+        <w:t xml:space="preserve"> 가 났다.</w:t>
+      </w:r>
+    </w:p>
+    <w:p>
+      <w:pPr>
+        <w:spacing w:before="120" w:after="40"/>
+      </w:pPr>
+      <w:r>
+        <w:rPr>
+          <w:rFonts w:ascii="맑은 고딕" w:hAnsi="맑은 고딕" w:eastAsia="맑은 고딕"/>
+          <w:b/>
+          <w:sz w:val="21"/>
+        </w:rPr>
         <w:t>【수행】 한도를 풀면</w:t>
       </w:r>
     </w:p>
@@ -6268,7 +8840,23 @@
           <w:b w:val="0"/>
           <w:sz w:val="20"/>
         </w:rPr>
-        <w:t>**한도를 풀면 옛 데이터를 그대로 돌려준다.** 이 대비가 이 기능의 요점이다 — **한도가 없으면 얼마나 오래된 데이터인지 알 수 없고, 한도가 있으면 조건을 못 채울 때 오류로 알려 준다.**</w:t>
+        <w:t xml:space="preserve">한도를 풀면 옛 데이터를 그대로 돌려준다.</w:t>
+      </w:r>
+      <w:r>
+        <w:rPr>
+          <w:rFonts w:ascii="맑은 고딕" w:hAnsi="맑은 고딕" w:eastAsia="맑은 고딕"/>
+          <w:b w:val="0"/>
+          <w:sz w:val="20"/>
+        </w:rPr>
+        <w:t xml:space="preserve"> 이 대비가 이 기능의 요점이다 — </w:t>
+      </w:r>
+      <w:r>
+        <w:rPr>
+          <w:rFonts w:ascii="맑은 고딕" w:hAnsi="맑은 고딕" w:eastAsia="맑은 고딕"/>
+          <w:b w:val="0"/>
+          <w:sz w:val="20"/>
+        </w:rPr>
+        <w:t xml:space="preserve">한도가 없으면 얼마나 오래된 데이터인지 알 수 없고, 한도가 있으면 조건을 못 채울 때 오류로 알려 준다.</w:t>
       </w:r>
     </w:p>
     <w:p>
@@ -6281,7 +8869,23 @@
           <w:b w:val="0"/>
           <w:sz w:val="20"/>
         </w:rPr>
-        <w:t>위험한 경우는 **잔액·재고처럼 신선도가 업무 정확성에 직결되는 조회**다. 5분 전 잔액으로 출금 가능 여부를 판정하면 사고가 된다. 그런 조회에는 반드시 한도를 건다.</w:t>
+        <w:t xml:space="preserve">위험한 경우는 </w:t>
+      </w:r>
+      <w:r>
+        <w:rPr>
+          <w:rFonts w:ascii="맑은 고딕" w:hAnsi="맑은 고딕" w:eastAsia="맑은 고딕"/>
+          <w:b w:val="0"/>
+          <w:sz w:val="20"/>
+        </w:rPr>
+        <w:t xml:space="preserve">잔액·재고처럼 신선도가 업무 정확성에 직결되는 조회</w:t>
+      </w:r>
+      <w:r>
+        <w:rPr>
+          <w:rFonts w:ascii="맑은 고딕" w:hAnsi="맑은 고딕" w:eastAsia="맑은 고딕"/>
+          <w:b w:val="0"/>
+          <w:sz w:val="20"/>
+        </w:rPr>
+        <w:t xml:space="preserve">다. 5분 전 잔액으로 출금 가능 여부를 판정하면 사고가 된다. 그런 조회에는 반드시 한도를 건다.</w:t>
       </w:r>
     </w:p>
     <w:p>
@@ -6451,11 +9055,19 @@
             </w:pPr>
             <w:r>
               <w:rPr>
+                <w:rFonts w:ascii="Consolas" w:hAnsi="Consolas" w:eastAsia="맑은 고딕"/>
+                <w:b w:val="0"/>
+                <w:sz w:val="19"/>
+              </w:rPr>
+              <w:t xml:space="preserve">SYS</w:t>
+            </w:r>
+            <w:r>
+              <w:rPr>
                 <w:rFonts w:ascii="맑은 고딕" w:hAnsi="맑은 고딕" w:eastAsia="맑은 고딕"/>
                 <w:b w:val="0"/>
                 <w:sz w:val="19"/>
               </w:rPr>
-              <w:t>`SYS` 로 시도하면</w:t>
+              <w:t xml:space="preserve"> 로 시도하면</w:t>
             </w:r>
           </w:p>
         </w:tc>
@@ -6473,7 +9085,15 @@
                 <w:b w:val="0"/>
                 <w:sz w:val="19"/>
               </w:rPr>
-              <w:t>**ORA-16397** (실행 시점)</w:t>
+              <w:t xml:space="preserve">ORA-16397</w:t>
+            </w:r>
+            <w:r>
+              <w:rPr>
+                <w:rFonts w:ascii="맑은 고딕" w:hAnsi="맑은 고딕" w:eastAsia="맑은 고딕"/>
+                <w:b w:val="0"/>
+                <w:sz w:val="19"/>
+              </w:rPr>
+              <w:t xml:space="preserve"> (실행 시점)</w:t>
             </w:r>
           </w:p>
         </w:tc>
@@ -6491,7 +9111,15 @@
                 <w:b w:val="0"/>
                 <w:sz w:val="19"/>
               </w:rPr>
-              <w:t>**ORA-03174** (설정 시점)</w:t>
+              <w:t xml:space="preserve">ORA-03174</w:t>
+            </w:r>
+            <w:r>
+              <w:rPr>
+                <w:rFonts w:ascii="맑은 고딕" w:hAnsi="맑은 고딕" w:eastAsia="맑은 고딕"/>
+                <w:b w:val="0"/>
+                <w:sz w:val="19"/>
+              </w:rPr>
+              <w:t xml:space="preserve"> (설정 시점)</w:t>
             </w:r>
           </w:p>
         </w:tc>
@@ -6507,11 +9135,19 @@
             </w:pPr>
             <w:r>
               <w:rPr>
+                <w:rFonts w:ascii="Consolas" w:hAnsi="Consolas" w:eastAsia="맑은 고딕"/>
+                <w:b w:val="0"/>
+                <w:sz w:val="19"/>
+              </w:rPr>
+              <w:t xml:space="preserve">Session altered.</w:t>
+            </w:r>
+            <w:r>
+              <w:rPr>
                 <w:rFonts w:ascii="맑은 고딕" w:hAnsi="맑은 고딕" w:eastAsia="맑은 고딕"/>
                 <w:b w:val="0"/>
                 <w:sz w:val="19"/>
               </w:rPr>
-              <w:t>`Session altered.` 가 나오는가</w:t>
+              <w:t xml:space="preserve"> 가 나오는가</w:t>
             </w:r>
           </w:p>
         </w:tc>
@@ -6529,7 +9165,7 @@
                 <w:b w:val="0"/>
                 <w:sz w:val="19"/>
               </w:rPr>
-              <w:t>**나온다**</w:t>
+              <w:t xml:space="preserve">나온다</w:t>
             </w:r>
           </w:p>
         </w:tc>
@@ -6547,7 +9183,7 @@
                 <w:b w:val="0"/>
                 <w:sz w:val="19"/>
               </w:rPr>
-              <w:t>**나오지 않는다**</w:t>
+              <w:t xml:space="preserve">나오지 않는다</w:t>
             </w:r>
           </w:p>
         </w:tc>
@@ -6620,7 +9256,63 @@
           <w:b w:val="0"/>
           <w:sz w:val="20"/>
         </w:rPr>
-        <w:t>**실패하는 시점이 다르다.** 리다이렉션은 설정이 성공하고 실행에서 실패하지만, 지연 한도는 **설정 자체가 거부**된다. 그래서 `ORA-03174` 는 알아채기 쉽고 `ORA-16397` 은 어렵다.</w:t>
+        <w:t xml:space="preserve">실패하는 시점이 다르다.</w:t>
+      </w:r>
+      <w:r>
+        <w:rPr>
+          <w:rFonts w:ascii="맑은 고딕" w:hAnsi="맑은 고딕" w:eastAsia="맑은 고딕"/>
+          <w:b w:val="0"/>
+          <w:sz w:val="20"/>
+        </w:rPr>
+        <w:t xml:space="preserve"> 리다이렉션은 설정이 성공하고 실행에서 실패하지만, 지연 한도는 </w:t>
+      </w:r>
+      <w:r>
+        <w:rPr>
+          <w:rFonts w:ascii="맑은 고딕" w:hAnsi="맑은 고딕" w:eastAsia="맑은 고딕"/>
+          <w:b w:val="0"/>
+          <w:sz w:val="20"/>
+        </w:rPr>
+        <w:t xml:space="preserve">설정 자체가 거부</w:t>
+      </w:r>
+      <w:r>
+        <w:rPr>
+          <w:rFonts w:ascii="맑은 고딕" w:hAnsi="맑은 고딕" w:eastAsia="맑은 고딕"/>
+          <w:b w:val="0"/>
+          <w:sz w:val="20"/>
+        </w:rPr>
+        <w:t xml:space="preserve">된다. 그래서 </w:t>
+      </w:r>
+      <w:r>
+        <w:rPr>
+          <w:rFonts w:ascii="Consolas" w:hAnsi="Consolas" w:eastAsia="맑은 고딕"/>
+          <w:b w:val="0"/>
+          <w:sz w:val="20"/>
+        </w:rPr>
+        <w:t xml:space="preserve">ORA-03174</w:t>
+      </w:r>
+      <w:r>
+        <w:rPr>
+          <w:rFonts w:ascii="맑은 고딕" w:hAnsi="맑은 고딕" w:eastAsia="맑은 고딕"/>
+          <w:b w:val="0"/>
+          <w:sz w:val="20"/>
+        </w:rPr>
+        <w:t xml:space="preserve"> 는 알아채기 쉽고 </w:t>
+      </w:r>
+      <w:r>
+        <w:rPr>
+          <w:rFonts w:ascii="Consolas" w:hAnsi="Consolas" w:eastAsia="맑은 고딕"/>
+          <w:b w:val="0"/>
+          <w:sz w:val="20"/>
+        </w:rPr>
+        <w:t xml:space="preserve">ORA-16397</w:t>
+      </w:r>
+      <w:r>
+        <w:rPr>
+          <w:rFonts w:ascii="맑은 고딕" w:hAnsi="맑은 고딕" w:eastAsia="맑은 고딕"/>
+          <w:b w:val="0"/>
+          <w:sz w:val="20"/>
+        </w:rPr>
+        <w:t xml:space="preserve"> 은 어렵다.</w:t>
       </w:r>
     </w:p>
     <w:p>
@@ -6633,7 +9325,39 @@
           <w:b w:val="0"/>
           <w:sz w:val="20"/>
         </w:rPr>
-        <w:t>공통점은 **ADG 의 세션 기능이 일반 사용자를 전제로 한다**는 것이다. `SYS` 는 관리를 위한 계정이지 업무 조회를 위한 계정이 아니며, 기능 검증은 업무 계정으로 해야 한다.</w:t>
+        <w:t xml:space="preserve">공통점은 </w:t>
+      </w:r>
+      <w:r>
+        <w:rPr>
+          <w:rFonts w:ascii="맑은 고딕" w:hAnsi="맑은 고딕" w:eastAsia="맑은 고딕"/>
+          <w:b w:val="0"/>
+          <w:sz w:val="20"/>
+        </w:rPr>
+        <w:t xml:space="preserve">ADG 의 세션 기능이 일반 사용자를 전제로 한다</w:t>
+      </w:r>
+      <w:r>
+        <w:rPr>
+          <w:rFonts w:ascii="맑은 고딕" w:hAnsi="맑은 고딕" w:eastAsia="맑은 고딕"/>
+          <w:b w:val="0"/>
+          <w:sz w:val="20"/>
+        </w:rPr>
+        <w:t xml:space="preserve">는 것이다. </w:t>
+      </w:r>
+      <w:r>
+        <w:rPr>
+          <w:rFonts w:ascii="Consolas" w:hAnsi="Consolas" w:eastAsia="맑은 고딕"/>
+          <w:b w:val="0"/>
+          <w:sz w:val="20"/>
+        </w:rPr>
+        <w:t xml:space="preserve">SYS</w:t>
+      </w:r>
+      <w:r>
+        <w:rPr>
+          <w:rFonts w:ascii="맑은 고딕" w:hAnsi="맑은 고딕" w:eastAsia="맑은 고딕"/>
+          <w:b w:val="0"/>
+          <w:sz w:val="20"/>
+        </w:rPr>
+        <w:t xml:space="preserve"> 는 관리를 위한 계정이지 업무 조회를 위한 계정이 아니며, 기능 검증은 업무 계정으로 해야 한다.</w:t>
       </w:r>
     </w:p>
     <w:p>
@@ -6816,7 +9540,39 @@
           <w:b w:val="0"/>
           <w:sz w:val="20"/>
         </w:rPr>
-        <w:t>세 가지 중 무엇을 고를지는 **업무가 정한다.** 신선도가 필수면 ②, 참고용이면 ①, 실시간성이 명시적 요건이면 ③이다. **오류를 삼키고 옛 데이터를 반환하는 것이 가장 나쁜 선택**이다 — 그럴 거면 처음부터 한도를 걸지 않는 편이 낫다.</w:t>
+        <w:t xml:space="preserve">세 가지 중 무엇을 고를지는 </w:t>
+      </w:r>
+      <w:r>
+        <w:rPr>
+          <w:rFonts w:ascii="맑은 고딕" w:hAnsi="맑은 고딕" w:eastAsia="맑은 고딕"/>
+          <w:b w:val="0"/>
+          <w:sz w:val="20"/>
+        </w:rPr>
+        <w:t xml:space="preserve">업무가 정한다.</w:t>
+      </w:r>
+      <w:r>
+        <w:rPr>
+          <w:rFonts w:ascii="맑은 고딕" w:hAnsi="맑은 고딕" w:eastAsia="맑은 고딕"/>
+          <w:b w:val="0"/>
+          <w:sz w:val="20"/>
+        </w:rPr>
+        <w:t xml:space="preserve"> 신선도가 필수면 ②, 참고용이면 ①, 실시간성이 명시적 요건이면 ③이다. </w:t>
+      </w:r>
+      <w:r>
+        <w:rPr>
+          <w:rFonts w:ascii="맑은 고딕" w:hAnsi="맑은 고딕" w:eastAsia="맑은 고딕"/>
+          <w:b w:val="0"/>
+          <w:sz w:val="20"/>
+        </w:rPr>
+        <w:t xml:space="preserve">오류를 삼키고 옛 데이터를 반환하는 것이 가장 나쁜 선택</w:t>
+      </w:r>
+      <w:r>
+        <w:rPr>
+          <w:rFonts w:ascii="맑은 고딕" w:hAnsi="맑은 고딕" w:eastAsia="맑은 고딕"/>
+          <w:b w:val="0"/>
+          <w:sz w:val="20"/>
+        </w:rPr>
+        <w:t xml:space="preserve">이다 — 그럴 거면 처음부터 한도를 걸지 않는 편이 낫다.</w:t>
       </w:r>
     </w:p>
     <w:p>
@@ -6829,7 +9585,23 @@
           <w:b w:val="0"/>
           <w:sz w:val="20"/>
         </w:rPr>
-        <w:t>값을 정하는 근거는 **9번의 히스토그램**에서 얻는다. 평상시 분포를 보고 99% 가 들어오는 구간의 상한을 한도로 삼는다.</w:t>
+        <w:t xml:space="preserve">값을 정하는 근거는 </w:t>
+      </w:r>
+      <w:r>
+        <w:rPr>
+          <w:rFonts w:ascii="맑은 고딕" w:hAnsi="맑은 고딕" w:eastAsia="맑은 고딕"/>
+          <w:b w:val="0"/>
+          <w:sz w:val="20"/>
+        </w:rPr>
+        <w:t xml:space="preserve">9번의 히스토그램</w:t>
+      </w:r>
+      <w:r>
+        <w:rPr>
+          <w:rFonts w:ascii="맑은 고딕" w:hAnsi="맑은 고딕" w:eastAsia="맑은 고딕"/>
+          <w:b w:val="0"/>
+          <w:sz w:val="20"/>
+        </w:rPr>
+        <w:t xml:space="preserve">에서 얻는다. 평상시 분포를 보고 99% 가 들어오는 구간의 상한을 한도로 삼는다.</w:t>
       </w:r>
     </w:p>
     <w:p>
@@ -6842,7 +9614,23 @@
           <w:b/>
           <w:sz w:val="21"/>
         </w:rPr>
-        <w:t>8. `ALTER SESSION SYNC WITH PRIMARY` 를 시도하고 실패를 해석하시오.  [6점]</w:t>
+        <w:t xml:space="preserve">8. </w:t>
+      </w:r>
+      <w:r>
+        <w:rPr>
+          <w:rFonts w:ascii="Consolas" w:hAnsi="Consolas" w:eastAsia="맑은 고딕"/>
+          <w:b/>
+          <w:sz w:val="21"/>
+        </w:rPr>
+        <w:t xml:space="preserve">ALTER SESSION SYNC WITH PRIMARY</w:t>
+      </w:r>
+      <w:r>
+        <w:rPr>
+          <w:rFonts w:ascii="맑은 고딕" w:hAnsi="맑은 고딕" w:eastAsia="맑은 고딕"/>
+          <w:b/>
+          <w:sz w:val="21"/>
+        </w:rPr>
+        <w:t xml:space="preserve"> 를 시도하고 실패를 해석하시오.  [6점]</w:t>
       </w:r>
     </w:p>
     <w:p>
@@ -7034,11 +9822,11 @@
             </w:pPr>
             <w:r>
               <w:rPr>
-                <w:rFonts w:ascii="맑은 고딕" w:hAnsi="맑은 고딕" w:eastAsia="맑은 고딕"/>
+                <w:rFonts w:ascii="Consolas" w:hAnsi="Consolas" w:eastAsia="맑은 고딕"/>
                 <w:b w:val="0"/>
                 <w:sz w:val="19"/>
               </w:rPr>
-              <w:t>`STANDBY_MAX_DATA_DELAY`</w:t>
+              <w:t xml:space="preserve">STANDBY_MAX_DATA_DELAY</w:t>
             </w:r>
           </w:p>
         </w:tc>
@@ -7056,7 +9844,15 @@
                 <w:b w:val="0"/>
                 <w:sz w:val="19"/>
               </w:rPr>
-              <w:t>조회 시점에 **판정하고 거부**</w:t>
+              <w:t xml:space="preserve">조회 시점에 </w:t>
+            </w:r>
+            <w:r>
+              <w:rPr>
+                <w:rFonts w:ascii="맑은 고딕" w:hAnsi="맑은 고딕" w:eastAsia="맑은 고딕"/>
+                <w:b w:val="0"/>
+                <w:sz w:val="19"/>
+              </w:rPr>
+              <w:t xml:space="preserve">판정하고 거부</w:t>
             </w:r>
           </w:p>
         </w:tc>
@@ -7092,7 +9888,7 @@
                 <w:b w:val="0"/>
                 <w:sz w:val="19"/>
               </w:rPr>
-              <w:t>**ORA-03172**</w:t>
+              <w:t xml:space="preserve">ORA-03172</w:t>
             </w:r>
           </w:p>
         </w:tc>
@@ -7108,11 +9904,11 @@
             </w:pPr>
             <w:r>
               <w:rPr>
-                <w:rFonts w:ascii="맑은 고딕" w:hAnsi="맑은 고딕" w:eastAsia="맑은 고딕"/>
+                <w:rFonts w:ascii="Consolas" w:hAnsi="Consolas" w:eastAsia="맑은 고딕"/>
                 <w:b w:val="0"/>
                 <w:sz w:val="19"/>
               </w:rPr>
-              <w:t>`SYNC WITH PRIMARY`</w:t>
+              <w:t xml:space="preserve">SYNC WITH PRIMARY</w:t>
             </w:r>
           </w:p>
         </w:tc>
@@ -7130,7 +9926,15 @@
                 <w:b w:val="0"/>
                 <w:sz w:val="19"/>
               </w:rPr>
-              <w:t>Primary 를 따라잡을 때까지 **대기**</w:t>
+              <w:t xml:space="preserve">Primary 를 따라잡을 때까지 </w:t>
+            </w:r>
+            <w:r>
+              <w:rPr>
+                <w:rFonts w:ascii="맑은 고딕" w:hAnsi="맑은 고딕" w:eastAsia="맑은 고딕"/>
+                <w:b w:val="0"/>
+                <w:sz w:val="19"/>
+              </w:rPr>
+              <w:t xml:space="preserve">대기</w:t>
             </w:r>
           </w:p>
         </w:tc>
@@ -7148,7 +9952,15 @@
                 <w:b w:val="0"/>
                 <w:sz w:val="19"/>
               </w:rPr>
-              <w:t>**동기 전송**(SYNC AFFIRM)</w:t>
+              <w:t xml:space="preserve">동기 전송</w:t>
+            </w:r>
+            <w:r>
+              <w:rPr>
+                <w:rFonts w:ascii="맑은 고딕" w:hAnsi="맑은 고딕" w:eastAsia="맑은 고딕"/>
+                <w:b w:val="0"/>
+                <w:sz w:val="19"/>
+              </w:rPr>
+              <w:t xml:space="preserve">(SYNC AFFIRM)</w:t>
             </w:r>
           </w:p>
         </w:tc>
@@ -7166,7 +9978,7 @@
                 <w:b w:val="0"/>
                 <w:sz w:val="19"/>
               </w:rPr>
-              <w:t>**ORA-03173**</w:t>
+              <w:t xml:space="preserve">ORA-03173</w:t>
             </w:r>
           </w:p>
         </w:tc>
@@ -7179,11 +9991,35 @@
       </w:pPr>
       <w:r>
         <w:rPr>
-          <w:rFonts w:ascii="맑은 고딕" w:hAnsi="맑은 고딕" w:eastAsia="맑은 고딕"/>
-          <w:b w:val="0"/>
-          <w:sz w:val="20"/>
-        </w:rPr>
-        <w:t>`SYNC WITH PRIMARY` 는 "지금 Primary 가 커밋한 데까지 적용될 때까지 기다렸다가 조회하겠다"는 뜻이다. **거부가 아니라 대기**이므로 조회는 반드시 최신 데이터를 본다.</w:t>
+          <w:rFonts w:ascii="Consolas" w:hAnsi="Consolas" w:eastAsia="맑은 고딕"/>
+          <w:b w:val="0"/>
+          <w:sz w:val="20"/>
+        </w:rPr>
+        <w:t xml:space="preserve">SYNC WITH PRIMARY</w:t>
+      </w:r>
+      <w:r>
+        <w:rPr>
+          <w:rFonts w:ascii="맑은 고딕" w:hAnsi="맑은 고딕" w:eastAsia="맑은 고딕"/>
+          <w:b w:val="0"/>
+          <w:sz w:val="20"/>
+        </w:rPr>
+        <w:t xml:space="preserve"> 는 "지금 Primary 가 커밋한 데까지 적용될 때까지 기다렸다가 조회하겠다"는 뜻이다. </w:t>
+      </w:r>
+      <w:r>
+        <w:rPr>
+          <w:rFonts w:ascii="맑은 고딕" w:hAnsi="맑은 고딕" w:eastAsia="맑은 고딕"/>
+          <w:b w:val="0"/>
+          <w:sz w:val="20"/>
+        </w:rPr>
+        <w:t xml:space="preserve">거부가 아니라 대기</w:t>
+      </w:r>
+      <w:r>
+        <w:rPr>
+          <w:rFonts w:ascii="맑은 고딕" w:hAnsi="맑은 고딕" w:eastAsia="맑은 고딕"/>
+          <w:b w:val="0"/>
+          <w:sz w:val="20"/>
+        </w:rPr>
+        <w:t xml:space="preserve">이므로 조회는 반드시 최신 데이터를 본다.</w:t>
       </w:r>
     </w:p>
     <w:p>
@@ -7196,7 +10032,55 @@
           <w:b w:val="0"/>
           <w:sz w:val="20"/>
         </w:rPr>
-        <w:t>그러나 **동기 전송이 전제**다. `ASYNC` 구성에서는 Primary 가 커밋한 시점의 리두가 언제 도착할지 보장이 없으므로 "따라잡았다"를 판정할 수 없고, 그래서 `ORA-03173` 으로 거부된다.</w:t>
+        <w:t xml:space="preserve">그러나 </w:t>
+      </w:r>
+      <w:r>
+        <w:rPr>
+          <w:rFonts w:ascii="맑은 고딕" w:hAnsi="맑은 고딕" w:eastAsia="맑은 고딕"/>
+          <w:b w:val="0"/>
+          <w:sz w:val="20"/>
+        </w:rPr>
+        <w:t xml:space="preserve">동기 전송이 전제</w:t>
+      </w:r>
+      <w:r>
+        <w:rPr>
+          <w:rFonts w:ascii="맑은 고딕" w:hAnsi="맑은 고딕" w:eastAsia="맑은 고딕"/>
+          <w:b w:val="0"/>
+          <w:sz w:val="20"/>
+        </w:rPr>
+        <w:t xml:space="preserve">다. </w:t>
+      </w:r>
+      <w:r>
+        <w:rPr>
+          <w:rFonts w:ascii="Consolas" w:hAnsi="Consolas" w:eastAsia="맑은 고딕"/>
+          <w:b w:val="0"/>
+          <w:sz w:val="20"/>
+        </w:rPr>
+        <w:t xml:space="preserve">ASYNC</w:t>
+      </w:r>
+      <w:r>
+        <w:rPr>
+          <w:rFonts w:ascii="맑은 고딕" w:hAnsi="맑은 고딕" w:eastAsia="맑은 고딕"/>
+          <w:b w:val="0"/>
+          <w:sz w:val="20"/>
+        </w:rPr>
+        <w:t xml:space="preserve"> 구성에서는 Primary 가 커밋한 시점의 리두가 언제 도착할지 보장이 없으므로 "따라잡았다"를 판정할 수 없고, 그래서 </w:t>
+      </w:r>
+      <w:r>
+        <w:rPr>
+          <w:rFonts w:ascii="Consolas" w:hAnsi="Consolas" w:eastAsia="맑은 고딕"/>
+          <w:b w:val="0"/>
+          <w:sz w:val="20"/>
+        </w:rPr>
+        <w:t xml:space="preserve">ORA-03173</w:t>
+      </w:r>
+      <w:r>
+        <w:rPr>
+          <w:rFonts w:ascii="맑은 고딕" w:hAnsi="맑은 고딕" w:eastAsia="맑은 고딕"/>
+          <w:b w:val="0"/>
+          <w:sz w:val="20"/>
+        </w:rPr>
+        <w:t xml:space="preserve"> 으로 거부된다.</w:t>
       </w:r>
     </w:p>
     <w:p>
@@ -7209,7 +10093,31 @@
           <w:b w:val="0"/>
           <w:sz w:val="20"/>
         </w:rPr>
-        <w:t>**12번에서 Far Sync 를 두고 `SYNC AFFIRM` 으로 바꾸면 이 명령이 성립한다.** 보호 모드를 올리는 것이 조회 신선도까지 바꾸는 것이다.</w:t>
+        <w:t xml:space="preserve">12번에서 Far Sync 를 두고 </w:t>
+      </w:r>
+      <w:r>
+        <w:rPr>
+          <w:rFonts w:ascii="Consolas" w:hAnsi="Consolas" w:eastAsia="맑은 고딕"/>
+          <w:b w:val="0"/>
+          <w:sz w:val="20"/>
+        </w:rPr>
+        <w:t xml:space="preserve">SYNC AFFIRM</w:t>
+      </w:r>
+      <w:r>
+        <w:rPr>
+          <w:rFonts w:ascii="맑은 고딕" w:hAnsi="맑은 고딕" w:eastAsia="맑은 고딕"/>
+          <w:b w:val="0"/>
+          <w:sz w:val="20"/>
+        </w:rPr>
+        <w:t xml:space="preserve"> 으로 바꾸면 이 명령이 성립한다.</w:t>
+      </w:r>
+      <w:r>
+        <w:rPr>
+          <w:rFonts w:ascii="맑은 고딕" w:hAnsi="맑은 고딕" w:eastAsia="맑은 고딕"/>
+          <w:b w:val="0"/>
+          <w:sz w:val="20"/>
+        </w:rPr>
+        <w:t xml:space="preserve"> 보호 모드를 올리는 것이 조회 신선도까지 바꾸는 것이다.</w:t>
       </w:r>
     </w:p>
     <w:p>
@@ -7222,7 +10130,39 @@
           <w:b w:val="0"/>
           <w:sz w:val="19"/>
         </w:rPr>
-        <w:t>▸ **보호 모드가 결정하는 것은 복구 가능성만이 아니다.** 8장에서 보호 모드는 "장애 시 얼마나 잃는가(RPO)"를 정했는데, 9장에서는 **"조회가 얼마나 신선한 데이터를 볼 수 있는가"**까지 정한다. 같은 설정 하나가 두 가지 다른 요건을 동시에 만족시키거나 동시에 막는다.</w:t>
+        <w:t xml:space="preserve">▸ </w:t>
+      </w:r>
+      <w:r>
+        <w:rPr>
+          <w:rFonts w:ascii="맑은 고딕" w:hAnsi="맑은 고딕" w:eastAsia="맑은 고딕"/>
+          <w:b w:val="0"/>
+          <w:sz w:val="19"/>
+        </w:rPr>
+        <w:t xml:space="preserve">보호 모드가 결정하는 것은 복구 가능성만이 아니다.</w:t>
+      </w:r>
+      <w:r>
+        <w:rPr>
+          <w:rFonts w:ascii="맑은 고딕" w:hAnsi="맑은 고딕" w:eastAsia="맑은 고딕"/>
+          <w:b w:val="0"/>
+          <w:sz w:val="19"/>
+        </w:rPr>
+        <w:t xml:space="preserve"> 8장에서 보호 모드는 "장애 시 얼마나 잃는가(RPO)"를 정했는데, 9장에서는 </w:t>
+      </w:r>
+      <w:r>
+        <w:rPr>
+          <w:rFonts w:ascii="맑은 고딕" w:hAnsi="맑은 고딕" w:eastAsia="맑은 고딕"/>
+          <w:b w:val="0"/>
+          <w:sz w:val="19"/>
+        </w:rPr>
+        <w:t xml:space="preserve">"조회가 얼마나 신선한 데이터를 볼 수 있는가"</w:t>
+      </w:r>
+      <w:r>
+        <w:rPr>
+          <w:rFonts w:ascii="맑은 고딕" w:hAnsi="맑은 고딕" w:eastAsia="맑은 고딕"/>
+          <w:b w:val="0"/>
+          <w:sz w:val="19"/>
+        </w:rPr>
+        <w:t xml:space="preserve">까지 정한다. 같은 설정 하나가 두 가지 다른 요건을 동시에 만족시키거나 동시에 막는다.</w:t>
       </w:r>
     </w:p>
     <w:p>
@@ -7381,7 +10321,79 @@
           <w:b w:val="0"/>
           <w:sz w:val="20"/>
         </w:rPr>
-        <w:t>**기록하는 항목은 `apply lag` 하나뿐이다.** `transport lag` 은 이 뷰에 없다. 이름이 `STANDBY_EVENT_HISTOGRAM` 이라 여러 이벤트를 담을 것 같지만 실제로는 하나이며, **적용 지연의 분포만** 볼 수 있다.</w:t>
+        <w:t xml:space="preserve">기록하는 항목은 </w:t>
+      </w:r>
+      <w:r>
+        <w:rPr>
+          <w:rFonts w:ascii="Consolas" w:hAnsi="Consolas" w:eastAsia="맑은 고딕"/>
+          <w:b w:val="0"/>
+          <w:sz w:val="20"/>
+        </w:rPr>
+        <w:t xml:space="preserve">apply lag</w:t>
+      </w:r>
+      <w:r>
+        <w:rPr>
+          <w:rFonts w:ascii="맑은 고딕" w:hAnsi="맑은 고딕" w:eastAsia="맑은 고딕"/>
+          <w:b w:val="0"/>
+          <w:sz w:val="20"/>
+        </w:rPr>
+        <w:t xml:space="preserve"> 하나뿐이다.</w:t>
+      </w:r>
+      <w:r>
+        <w:rPr>
+          <w:rFonts w:ascii="맑은 고딕" w:hAnsi="맑은 고딕" w:eastAsia="맑은 고딕"/>
+          <w:b w:val="0"/>
+          <w:sz w:val="20"/>
+        </w:rPr>
+        <w:t xml:space="preserve"> </w:t>
+      </w:r>
+      <w:r>
+        <w:rPr>
+          <w:rFonts w:ascii="Consolas" w:hAnsi="Consolas" w:eastAsia="맑은 고딕"/>
+          <w:b w:val="0"/>
+          <w:sz w:val="20"/>
+        </w:rPr>
+        <w:t xml:space="preserve">transport lag</w:t>
+      </w:r>
+      <w:r>
+        <w:rPr>
+          <w:rFonts w:ascii="맑은 고딕" w:hAnsi="맑은 고딕" w:eastAsia="맑은 고딕"/>
+          <w:b w:val="0"/>
+          <w:sz w:val="20"/>
+        </w:rPr>
+        <w:t xml:space="preserve"> 은 이 뷰에 없다. 이름이 </w:t>
+      </w:r>
+      <w:r>
+        <w:rPr>
+          <w:rFonts w:ascii="Consolas" w:hAnsi="Consolas" w:eastAsia="맑은 고딕"/>
+          <w:b w:val="0"/>
+          <w:sz w:val="20"/>
+        </w:rPr>
+        <w:t xml:space="preserve">STANDBY_EVENT_HISTOGRAM</w:t>
+      </w:r>
+      <w:r>
+        <w:rPr>
+          <w:rFonts w:ascii="맑은 고딕" w:hAnsi="맑은 고딕" w:eastAsia="맑은 고딕"/>
+          <w:b w:val="0"/>
+          <w:sz w:val="20"/>
+        </w:rPr>
+        <w:t xml:space="preserve"> 이라 여러 이벤트를 담을 것 같지만 실제로는 하나이며, </w:t>
+      </w:r>
+      <w:r>
+        <w:rPr>
+          <w:rFonts w:ascii="맑은 고딕" w:hAnsi="맑은 고딕" w:eastAsia="맑은 고딕"/>
+          <w:b w:val="0"/>
+          <w:sz w:val="20"/>
+        </w:rPr>
+        <w:t xml:space="preserve">적용 지연의 분포만</w:t>
+      </w:r>
+      <w:r>
+        <w:rPr>
+          <w:rFonts w:ascii="맑은 고딕" w:hAnsi="맑은 고딕" w:eastAsia="맑은 고딕"/>
+          <w:b w:val="0"/>
+          <w:sz w:val="20"/>
+        </w:rPr>
+        <w:t xml:space="preserve"> 볼 수 있다.</w:t>
       </w:r>
     </w:p>
     <w:p>
@@ -7544,11 +10556,43 @@
       </w:pPr>
       <w:r>
         <w:rPr>
-          <w:rFonts w:ascii="맑은 고딕" w:hAnsi="맑은 고딕" w:eastAsia="맑은 고딕"/>
-          <w:b w:val="0"/>
-          <w:sz w:val="20"/>
-        </w:rPr>
-        <w:t>**`2 minutes` 구간에 59회**가 기록되었다. 이 뷰는 주기적으로 지연을 샘플링해 해당 구간의 카운터를 올리는 구조이므로, 2분간 지연이 유지되는 동안 그 구간이 59번 찍힌 것이다. **한 번의 사건이 여러 번의 카운트를 만든다**는 점에 주의한다.</w:t>
+          <w:rFonts w:ascii="Consolas" w:hAnsi="Consolas" w:eastAsia="맑은 고딕"/>
+          <w:b w:val="0"/>
+          <w:sz w:val="20"/>
+        </w:rPr>
+        <w:t xml:space="preserve">2 minutes</w:t>
+      </w:r>
+      <w:r>
+        <w:rPr>
+          <w:rFonts w:ascii="맑은 고딕" w:hAnsi="맑은 고딕" w:eastAsia="맑은 고딕"/>
+          <w:b w:val="0"/>
+          <w:sz w:val="20"/>
+        </w:rPr>
+        <w:t xml:space="preserve"> 구간에 59회</w:t>
+      </w:r>
+      <w:r>
+        <w:rPr>
+          <w:rFonts w:ascii="맑은 고딕" w:hAnsi="맑은 고딕" w:eastAsia="맑은 고딕"/>
+          <w:b w:val="0"/>
+          <w:sz w:val="20"/>
+        </w:rPr>
+        <w:t xml:space="preserve">가 기록되었다. 이 뷰는 주기적으로 지연을 샘플링해 해당 구간의 카운터를 올리는 구조이므로, 2분간 지연이 유지되는 동안 그 구간이 59번 찍힌 것이다. </w:t>
+      </w:r>
+      <w:r>
+        <w:rPr>
+          <w:rFonts w:ascii="맑은 고딕" w:hAnsi="맑은 고딕" w:eastAsia="맑은 고딕"/>
+          <w:b w:val="0"/>
+          <w:sz w:val="20"/>
+        </w:rPr>
+        <w:t xml:space="preserve">한 번의 사건이 여러 번의 카운트를 만든다</w:t>
+      </w:r>
+      <w:r>
+        <w:rPr>
+          <w:rFonts w:ascii="맑은 고딕" w:hAnsi="맑은 고딕" w:eastAsia="맑은 고딕"/>
+          <w:b w:val="0"/>
+          <w:sz w:val="20"/>
+        </w:rPr>
+        <w:t xml:space="preserve">는 점에 주의한다.</w:t>
       </w:r>
     </w:p>
     <w:p>
@@ -7574,7 +10618,23 @@
           <w:b w:val="0"/>
           <w:sz w:val="20"/>
         </w:rPr>
-        <w:t>이 값은 **인스턴스 기동 이후의 누적**이다. 한 번의 조회로는 "지금까지 전체가 어땠는가"만 알 수 있고 "최근에 어땠는가"는 알 수 없다.</w:t>
+        <w:t xml:space="preserve">이 값은 </w:t>
+      </w:r>
+      <w:r>
+        <w:rPr>
+          <w:rFonts w:ascii="맑은 고딕" w:hAnsi="맑은 고딕" w:eastAsia="맑은 고딕"/>
+          <w:b w:val="0"/>
+          <w:sz w:val="20"/>
+        </w:rPr>
+        <w:t xml:space="preserve">인스턴스 기동 이후의 누적</w:t>
+      </w:r>
+      <w:r>
+        <w:rPr>
+          <w:rFonts w:ascii="맑은 고딕" w:hAnsi="맑은 고딕" w:eastAsia="맑은 고딕"/>
+          <w:b w:val="0"/>
+          <w:sz w:val="20"/>
+        </w:rPr>
+        <w:t xml:space="preserve">이다. 한 번의 조회로는 "지금까지 전체가 어땠는가"만 알 수 있고 "최근에 어땠는가"는 알 수 없다.</w:t>
       </w:r>
     </w:p>
     <w:p>
@@ -7587,7 +10647,23 @@
           <w:b w:val="0"/>
           <w:sz w:val="20"/>
         </w:rPr>
-        <w:t>그러므로 지표로 쓰려면 **두 시점의 차이**를 봐야 한다. 예를 들어 "0초가 아닌 구간의 비율"을 5분마다 계산해 그 변화를 추적하는 식이다.</w:t>
+        <w:t xml:space="preserve">그러므로 지표로 쓰려면 </w:t>
+      </w:r>
+      <w:r>
+        <w:rPr>
+          <w:rFonts w:ascii="맑은 고딕" w:hAnsi="맑은 고딕" w:eastAsia="맑은 고딕"/>
+          <w:b w:val="0"/>
+          <w:sz w:val="20"/>
+        </w:rPr>
+        <w:t xml:space="preserve">두 시점의 차이</w:t>
+      </w:r>
+      <w:r>
+        <w:rPr>
+          <w:rFonts w:ascii="맑은 고딕" w:hAnsi="맑은 고딕" w:eastAsia="맑은 고딕"/>
+          <w:b w:val="0"/>
+          <w:sz w:val="20"/>
+        </w:rPr>
+        <w:t xml:space="preserve">를 봐야 한다. 예를 들어 "0초가 아닌 구간의 비율"을 5분마다 계산해 그 변화를 추적하는 식이다.</w:t>
       </w:r>
     </w:p>
     <w:p>
@@ -7600,7 +10676,31 @@
           <w:b w:val="0"/>
           <w:sz w:val="20"/>
         </w:rPr>
-        <w:t>**재기동하면 이 값은 초기화된다.** 재기동 직후의 낮은 값은 **안정성의 증거가 아니라 표본이 적다는 뜻**이며, 이것을 모르면 "재기동했더니 좋아졌다"는 잘못된 결론에 이른다.</w:t>
+        <w:t xml:space="preserve">재기동하면 이 값은 초기화된다.</w:t>
+      </w:r>
+      <w:r>
+        <w:rPr>
+          <w:rFonts w:ascii="맑은 고딕" w:hAnsi="맑은 고딕" w:eastAsia="맑은 고딕"/>
+          <w:b w:val="0"/>
+          <w:sz w:val="20"/>
+        </w:rPr>
+        <w:t xml:space="preserve"> 재기동 직후의 낮은 값은 </w:t>
+      </w:r>
+      <w:r>
+        <w:rPr>
+          <w:rFonts w:ascii="맑은 고딕" w:hAnsi="맑은 고딕" w:eastAsia="맑은 고딕"/>
+          <w:b w:val="0"/>
+          <w:sz w:val="20"/>
+        </w:rPr>
+        <w:t xml:space="preserve">안정성의 증거가 아니라 표본이 적다는 뜻</w:t>
+      </w:r>
+      <w:r>
+        <w:rPr>
+          <w:rFonts w:ascii="맑은 고딕" w:hAnsi="맑은 고딕" w:eastAsia="맑은 고딕"/>
+          <w:b w:val="0"/>
+          <w:sz w:val="20"/>
+        </w:rPr>
+        <w:t xml:space="preserve">이며, 이것을 모르면 "재기동했더니 좋아졌다"는 잘못된 결론에 이른다.</w:t>
       </w:r>
     </w:p>
     <w:p>
@@ -7627,7 +10727,23 @@
           <w:b w:val="0"/>
           <w:sz w:val="20"/>
         </w:rPr>
-        <w:t>- **①** 평상시 분포를 며칠간 수집한다. 시간대별로 나누어 본다 — 배치 시간대와 평시가 다르다.</w:t>
+        <w:t xml:space="preserve">- </w:t>
+      </w:r>
+      <w:r>
+        <w:rPr>
+          <w:rFonts w:ascii="맑은 고딕" w:hAnsi="맑은 고딕" w:eastAsia="맑은 고딕"/>
+          <w:b w:val="0"/>
+          <w:sz w:val="20"/>
+        </w:rPr>
+        <w:t xml:space="preserve">①</w:t>
+      </w:r>
+      <w:r>
+        <w:rPr>
+          <w:rFonts w:ascii="맑은 고딕" w:hAnsi="맑은 고딕" w:eastAsia="맑은 고딕"/>
+          <w:b w:val="0"/>
+          <w:sz w:val="20"/>
+        </w:rPr>
+        <w:t xml:space="preserve"> 평상시 분포를 며칠간 수집한다. 시간대별로 나누어 본다 — 배치 시간대와 평시가 다르다.</w:t>
       </w:r>
     </w:p>
     <w:p>
@@ -7641,7 +10757,39 @@
           <w:b w:val="0"/>
           <w:sz w:val="20"/>
         </w:rPr>
-        <w:t>- **②** 누적의 차이로 **구간별 비율**을 계산한다. 0초 구간이 몇 %인지가 기준선이다.</w:t>
+        <w:t xml:space="preserve">- </w:t>
+      </w:r>
+      <w:r>
+        <w:rPr>
+          <w:rFonts w:ascii="맑은 고딕" w:hAnsi="맑은 고딕" w:eastAsia="맑은 고딕"/>
+          <w:b w:val="0"/>
+          <w:sz w:val="20"/>
+        </w:rPr>
+        <w:t xml:space="preserve">②</w:t>
+      </w:r>
+      <w:r>
+        <w:rPr>
+          <w:rFonts w:ascii="맑은 고딕" w:hAnsi="맑은 고딕" w:eastAsia="맑은 고딕"/>
+          <w:b w:val="0"/>
+          <w:sz w:val="20"/>
+        </w:rPr>
+        <w:t xml:space="preserve"> 누적의 차이로 </w:t>
+      </w:r>
+      <w:r>
+        <w:rPr>
+          <w:rFonts w:ascii="맑은 고딕" w:hAnsi="맑은 고딕" w:eastAsia="맑은 고딕"/>
+          <w:b w:val="0"/>
+          <w:sz w:val="20"/>
+        </w:rPr>
+        <w:t xml:space="preserve">구간별 비율</w:t>
+      </w:r>
+      <w:r>
+        <w:rPr>
+          <w:rFonts w:ascii="맑은 고딕" w:hAnsi="맑은 고딕" w:eastAsia="맑은 고딕"/>
+          <w:b w:val="0"/>
+          <w:sz w:val="20"/>
+        </w:rPr>
+        <w:t xml:space="preserve">을 계산한다. 0초 구간이 몇 %인지가 기준선이다.</w:t>
       </w:r>
     </w:p>
     <w:p>
@@ -7655,7 +10803,39 @@
           <w:b w:val="0"/>
           <w:sz w:val="20"/>
         </w:rPr>
-        <w:t>- **③** 업무가 허용할 수 있는 신선도를 정한다. 이것은 기술이 아니라 **업무가 정하는 숫자**다.</w:t>
+        <w:t xml:space="preserve">- </w:t>
+      </w:r>
+      <w:r>
+        <w:rPr>
+          <w:rFonts w:ascii="맑은 고딕" w:hAnsi="맑은 고딕" w:eastAsia="맑은 고딕"/>
+          <w:b w:val="0"/>
+          <w:sz w:val="20"/>
+        </w:rPr>
+        <w:t xml:space="preserve">③</w:t>
+      </w:r>
+      <w:r>
+        <w:rPr>
+          <w:rFonts w:ascii="맑은 고딕" w:hAnsi="맑은 고딕" w:eastAsia="맑은 고딕"/>
+          <w:b w:val="0"/>
+          <w:sz w:val="20"/>
+        </w:rPr>
+        <w:t xml:space="preserve"> 업무가 허용할 수 있는 신선도를 정한다. 이것은 기술이 아니라 </w:t>
+      </w:r>
+      <w:r>
+        <w:rPr>
+          <w:rFonts w:ascii="맑은 고딕" w:hAnsi="맑은 고딕" w:eastAsia="맑은 고딕"/>
+          <w:b w:val="0"/>
+          <w:sz w:val="20"/>
+        </w:rPr>
+        <w:t xml:space="preserve">업무가 정하는 숫자</w:t>
+      </w:r>
+      <w:r>
+        <w:rPr>
+          <w:rFonts w:ascii="맑은 고딕" w:hAnsi="맑은 고딕" w:eastAsia="맑은 고딕"/>
+          <w:b w:val="0"/>
+          <w:sz w:val="20"/>
+        </w:rPr>
+        <w:t xml:space="preserve">다.</w:t>
       </w:r>
     </w:p>
     <w:p>
@@ -7669,7 +10849,39 @@
           <w:b w:val="0"/>
           <w:sz w:val="20"/>
         </w:rPr>
-        <w:t>- **④** 분포에서 그 요건을 만족하는 비율을 확인한다. 예를 들어 3초 이하가 99% 라면 `STANDBY_MAX_DATA_DELAY=3` 은 100번 중 1번 실패한다는 뜻이다.</w:t>
+        <w:t xml:space="preserve">- </w:t>
+      </w:r>
+      <w:r>
+        <w:rPr>
+          <w:rFonts w:ascii="맑은 고딕" w:hAnsi="맑은 고딕" w:eastAsia="맑은 고딕"/>
+          <w:b w:val="0"/>
+          <w:sz w:val="20"/>
+        </w:rPr>
+        <w:t xml:space="preserve">④</w:t>
+      </w:r>
+      <w:r>
+        <w:rPr>
+          <w:rFonts w:ascii="맑은 고딕" w:hAnsi="맑은 고딕" w:eastAsia="맑은 고딕"/>
+          <w:b w:val="0"/>
+          <w:sz w:val="20"/>
+        </w:rPr>
+        <w:t xml:space="preserve"> 분포에서 그 요건을 만족하는 비율을 확인한다. 예를 들어 3초 이하가 99% 라면 </w:t>
+      </w:r>
+      <w:r>
+        <w:rPr>
+          <w:rFonts w:ascii="Consolas" w:hAnsi="Consolas" w:eastAsia="맑은 고딕"/>
+          <w:b w:val="0"/>
+          <w:sz w:val="20"/>
+        </w:rPr>
+        <w:t xml:space="preserve">STANDBY_MAX_DATA_DELAY=3</w:t>
+      </w:r>
+      <w:r>
+        <w:rPr>
+          <w:rFonts w:ascii="맑은 고딕" w:hAnsi="맑은 고딕" w:eastAsia="맑은 고딕"/>
+          <w:b w:val="0"/>
+          <w:sz w:val="20"/>
+        </w:rPr>
+        <w:t xml:space="preserve"> 은 100번 중 1번 실패한다는 뜻이다.</w:t>
       </w:r>
     </w:p>
     <w:p>
@@ -7683,7 +10895,23 @@
           <w:b w:val="0"/>
           <w:sz w:val="20"/>
         </w:rPr>
-        <w:t>- **⑤** 그 실패율을 감당할 재시도 구조가 있는지 확인한다(7번). 없으면 한도를 늘리거나 구성을 동기로 바꾼다.</w:t>
+        <w:t xml:space="preserve">- </w:t>
+      </w:r>
+      <w:r>
+        <w:rPr>
+          <w:rFonts w:ascii="맑은 고딕" w:hAnsi="맑은 고딕" w:eastAsia="맑은 고딕"/>
+          <w:b w:val="0"/>
+          <w:sz w:val="20"/>
+        </w:rPr>
+        <w:t xml:space="preserve">⑤</w:t>
+      </w:r>
+      <w:r>
+        <w:rPr>
+          <w:rFonts w:ascii="맑은 고딕" w:hAnsi="맑은 고딕" w:eastAsia="맑은 고딕"/>
+          <w:b w:val="0"/>
+          <w:sz w:val="20"/>
+        </w:rPr>
+        <w:t xml:space="preserve"> 그 실패율을 감당할 재시도 구조가 있는지 확인한다(7번). 없으면 한도를 늘리거나 구성을 동기로 바꾼다.</w:t>
       </w:r>
     </w:p>
     <w:p>
@@ -7696,7 +10924,15 @@
           <w:b w:val="0"/>
           <w:sz w:val="20"/>
         </w:rPr>
-        <w:t>**값을 먼저 정하고 분포를 나중에 보는 순서는 틀렸다.** 분포가 값의 근거이며, 근거 없는 한도는 상시 오류를 만든다.</w:t>
+        <w:t xml:space="preserve">값을 먼저 정하고 분포를 나중에 보는 순서는 틀렸다.</w:t>
+      </w:r>
+      <w:r>
+        <w:rPr>
+          <w:rFonts w:ascii="맑은 고딕" w:hAnsi="맑은 고딕" w:eastAsia="맑은 고딕"/>
+          <w:b w:val="0"/>
+          <w:sz w:val="20"/>
+        </w:rPr>
+        <w:t xml:space="preserve"> 분포가 값의 근거이며, 근거 없는 한도는 상시 오류를 만든다.</w:t>
       </w:r>
     </w:p>
     <w:p>
@@ -7803,11 +11039,69 @@
                 <w:sz w:val="19"/>
               </w:rPr>
               <w:t>[확인] Section 3 채점 요약</w:t>
+            </w:r>
+            <w:r>
+              <w:rPr>
+                <w:rFonts w:ascii="맑은 고딕" w:hAnsi="맑은 고딕" w:eastAsia="맑은 고딕"/>
+                <w:b/>
+                <w:sz w:val="19"/>
+              </w:rPr>
               <w:br/>
-              <w:t>· 7번 — ORA-03172 를 기록했는가 / 0 이 동기 전송을 요구한다고 설명했는가 / **ORA-03174 를 ORA-16397 과 시점으로 구분했는가** / 재시도 세 선택지를 제시했는가</w:t>
+            </w:r>
+            <w:r>
+              <w:rPr>
+                <w:rFonts w:ascii="맑은 고딕" w:hAnsi="맑은 고딕" w:eastAsia="맑은 고딕"/>
+                <w:b/>
+                <w:sz w:val="19"/>
+              </w:rPr>
+              <w:t xml:space="preserve">· 7번 — ORA-03172 를 기록했는가 / 0 이 동기 전송을 요구한다고 설명했는가 / </w:t>
+            </w:r>
+            <w:r>
+              <w:rPr>
+                <w:rFonts w:ascii="맑은 고딕" w:hAnsi="맑은 고딕" w:eastAsia="맑은 고딕"/>
+                <w:b/>
+                <w:sz w:val="19"/>
+              </w:rPr>
+              <w:t xml:space="preserve">ORA-03174 를 ORA-16397 과 시점으로 구분했는가</w:t>
+            </w:r>
+            <w:r>
+              <w:rPr>
+                <w:rFonts w:ascii="맑은 고딕" w:hAnsi="맑은 고딕" w:eastAsia="맑은 고딕"/>
+                <w:b/>
+                <w:sz w:val="19"/>
+              </w:rPr>
+              <w:t xml:space="preserve"> / 재시도 세 선택지를 제시했는가</w:t>
+            </w:r>
+            <w:r>
+              <w:rPr>
+                <w:rFonts w:ascii="맑은 고딕" w:hAnsi="맑은 고딕" w:eastAsia="맑은 고딕"/>
+                <w:b/>
+                <w:sz w:val="19"/>
+              </w:rPr>
               <w:br/>
+            </w:r>
+            <w:r>
+              <w:rPr>
+                <w:rFonts w:ascii="맑은 고딕" w:hAnsi="맑은 고딕" w:eastAsia="맑은 고딕"/>
+                <w:b/>
+                <w:sz w:val="19"/>
+              </w:rPr>
               <w:t>· 8번 — ORA-03173 을 기록했는가 / 거부와 대기로 두 장치를 갈랐는가 / 보호 모드가 조회 신선도까지 정한다고 밝혔는가</w:t>
+            </w:r>
+            <w:r>
+              <w:rPr>
+                <w:rFonts w:ascii="맑은 고딕" w:hAnsi="맑은 고딕" w:eastAsia="맑은 고딕"/>
+                <w:b/>
+                <w:sz w:val="19"/>
+              </w:rPr>
               <w:br/>
+            </w:r>
+            <w:r>
+              <w:rPr>
+                <w:rFonts w:ascii="맑은 고딕" w:hAnsi="맑은 고딕" w:eastAsia="맑은 고딕"/>
+                <w:b/>
+                <w:sz w:val="19"/>
+              </w:rPr>
               <w:t>· 9번 — 기록 항목이 하나뿐임을 확인했는가 / 2분 정지가 59회로 기록된 것을 관찰했는가 / 누적값을 델타로 쓴다고 했는가 / 재기동 초기화의 함의를 밝혔는가 / 다섯 단계 산정 절차를 제시했는가</w:t>
             </w:r>
           </w:p>
@@ -7838,7 +11132,23 @@
           <w:b w:val="0"/>
           <w:sz w:val="20"/>
         </w:rPr>
-        <w:t>이 절의 채점 핵심은 **순서를 지켰는가**다. 컨트롤 파일 → SRL 실체 → 네트워크와 경로 세 단계이며, 각 단계마다 "데이터 파일이 없다"는 성질이 다른 모습으로 드러난다.</w:t>
+        <w:t xml:space="preserve">이 절의 채점 핵심은 </w:t>
+      </w:r>
+      <w:r>
+        <w:rPr>
+          <w:rFonts w:ascii="맑은 고딕" w:hAnsi="맑은 고딕" w:eastAsia="맑은 고딕"/>
+          <w:b w:val="0"/>
+          <w:sz w:val="20"/>
+        </w:rPr>
+        <w:t xml:space="preserve">순서를 지켰는가</w:t>
+      </w:r>
+      <w:r>
+        <w:rPr>
+          <w:rFonts w:ascii="맑은 고딕" w:hAnsi="맑은 고딕" w:eastAsia="맑은 고딕"/>
+          <w:b w:val="0"/>
+          <w:sz w:val="20"/>
+        </w:rPr>
+        <w:t xml:space="preserve">다. 컨트롤 파일 → SRL 실체 → 네트워크와 경로 세 단계이며, 각 단계마다 "데이터 파일이 없다"는 성질이 다른 모습으로 드러난다.</w:t>
       </w:r>
     </w:p>
     <w:p>
@@ -7940,7 +11250,15 @@
           <w:b w:val="0"/>
           <w:sz w:val="20"/>
         </w:rPr>
-        <w:t>**18,989,056 바이트(약 19MB)** 다. 컨트롤 파일에는 데이터 파일 목록·리두 구성·인큐네이션 이력이 들어 있으며, Far Sync 용은 데이터 파일을 쓰지 않을 뿐 목록 자체는 그대로 담고 있다.</w:t>
+        <w:t xml:space="preserve">18,989,056 바이트(약 19MB)</w:t>
+      </w:r>
+      <w:r>
+        <w:rPr>
+          <w:rFonts w:ascii="맑은 고딕" w:hAnsi="맑은 고딕" w:eastAsia="맑은 고딕"/>
+          <w:b w:val="0"/>
+          <w:sz w:val="20"/>
+        </w:rPr>
+        <w:t xml:space="preserve"> 다. 컨트롤 파일에는 데이터 파일 목록·리두 구성·인큐네이션 이력이 들어 있으며, Far Sync 용은 데이터 파일을 쓰지 않을 뿐 목록 자체는 그대로 담고 있다.</w:t>
       </w:r>
     </w:p>
     <w:p>
@@ -8118,11 +11436,19 @@
             </w:pPr>
             <w:r>
               <w:rPr>
+                <w:rFonts w:ascii="Consolas" w:hAnsi="Consolas" w:eastAsia="맑은 고딕"/>
+                <w:b w:val="0"/>
+                <w:sz w:val="19"/>
+              </w:rPr>
+              <w:t xml:space="preserve">FAR SYNC</w:t>
+            </w:r>
+            <w:r>
+              <w:rPr>
                 <w:rFonts w:ascii="맑은 고딕" w:hAnsi="맑은 고딕" w:eastAsia="맑은 고딕"/>
                 <w:b w:val="0"/>
                 <w:sz w:val="19"/>
               </w:rPr>
-              <w:t>**`FAR SYNC` — 띄어 쓴다**</w:t>
+              <w:t xml:space="preserve"> — 띄어 쓴다</w:t>
             </w:r>
           </w:p>
         </w:tc>
@@ -8136,11 +11462,11 @@
             </w:pPr>
             <w:r>
               <w:rPr>
-                <w:rFonts w:ascii="맑은 고딕" w:hAnsi="맑은 고딕" w:eastAsia="맑은 고딕"/>
+                <w:rFonts w:ascii="Consolas" w:hAnsi="Consolas" w:eastAsia="맑은 고딕"/>
                 <w:b w:val="0"/>
                 <w:sz w:val="19"/>
               </w:rPr>
-              <w:t>`CREATE FAR SYNC INSTANCE CONTROLFILE`</w:t>
+              <w:t xml:space="preserve">CREATE FAR SYNC INSTANCE CONTROLFILE</w:t>
             </w:r>
           </w:p>
         </w:tc>
@@ -8174,11 +11500,19 @@
             </w:pPr>
             <w:r>
               <w:rPr>
+                <w:rFonts w:ascii="Consolas" w:hAnsi="Consolas" w:eastAsia="맑은 고딕"/>
+                <w:b w:val="0"/>
+                <w:sz w:val="19"/>
+              </w:rPr>
+              <w:t xml:space="preserve">farsync</w:t>
+            </w:r>
+            <w:r>
+              <w:rPr>
                 <w:rFonts w:ascii="맑은 고딕" w:hAnsi="맑은 고딕" w:eastAsia="맑은 고딕"/>
                 <w:b w:val="0"/>
                 <w:sz w:val="19"/>
               </w:rPr>
-              <w:t>**`farsync` — 붙여 쓴다**</w:t>
+              <w:t xml:space="preserve"> — 붙여 쓴다</w:t>
             </w:r>
           </w:p>
         </w:tc>
@@ -8192,11 +11526,11 @@
             </w:pPr>
             <w:r>
               <w:rPr>
-                <w:rFonts w:ascii="맑은 고딕" w:hAnsi="맑은 고딕" w:eastAsia="맑은 고딕"/>
+                <w:rFonts w:ascii="Consolas" w:hAnsi="Consolas" w:eastAsia="맑은 고딕"/>
                 <w:b w:val="0"/>
                 <w:sz w:val="19"/>
               </w:rPr>
-              <w:t>`db_unique_name=farsync`</w:t>
+              <w:t xml:space="preserve">db_unique_name=farsync</w:t>
             </w:r>
           </w:p>
         </w:tc>
@@ -8230,11 +11564,19 @@
             </w:pPr>
             <w:r>
               <w:rPr>
+                <w:rFonts w:ascii="Consolas" w:hAnsi="Consolas" w:eastAsia="맑은 고딕"/>
+                <w:b w:val="0"/>
+                <w:sz w:val="19"/>
+              </w:rPr>
+              <w:t xml:space="preserve">FAR SYNC</w:t>
+            </w:r>
+            <w:r>
+              <w:rPr>
                 <w:rFonts w:ascii="맑은 고딕" w:hAnsi="맑은 고딕" w:eastAsia="맑은 고딕"/>
                 <w:b w:val="0"/>
                 <w:sz w:val="19"/>
               </w:rPr>
-              <w:t>**`FAR SYNC` — 띄어 쓴다**</w:t>
+              <w:t xml:space="preserve"> — 띄어 쓴다</w:t>
             </w:r>
           </w:p>
         </w:tc>
@@ -8248,11 +11590,11 @@
             </w:pPr>
             <w:r>
               <w:rPr>
-                <w:rFonts w:ascii="맑은 고딕" w:hAnsi="맑은 고딕" w:eastAsia="맑은 고딕"/>
+                <w:rFonts w:ascii="Consolas" w:hAnsi="Consolas" w:eastAsia="맑은 고딕"/>
                 <w:b w:val="0"/>
                 <w:sz w:val="19"/>
               </w:rPr>
-              <w:t>`V$DATABASE.DATABASE_ROLE`</w:t>
+              <w:t xml:space="preserve">V$DATABASE.DATABASE_ROLE</w:t>
             </w:r>
           </w:p>
         </w:tc>
@@ -8286,11 +11628,19 @@
             </w:pPr>
             <w:r>
               <w:rPr>
+                <w:rFonts w:ascii="Consolas" w:hAnsi="Consolas" w:eastAsia="맑은 고딕"/>
+                <w:b w:val="0"/>
+                <w:sz w:val="19"/>
+              </w:rPr>
+              <w:t xml:space="preserve">FARSYNC</w:t>
+            </w:r>
+            <w:r>
+              <w:rPr>
                 <w:rFonts w:ascii="맑은 고딕" w:hAnsi="맑은 고딕" w:eastAsia="맑은 고딕"/>
                 <w:b w:val="0"/>
                 <w:sz w:val="19"/>
               </w:rPr>
-              <w:t>**`FARSYNC` — 붙여 쓴다**</w:t>
+              <w:t xml:space="preserve"> — 붙여 쓴다</w:t>
             </w:r>
           </w:p>
         </w:tc>
@@ -8304,11 +11654,11 @@
             </w:pPr>
             <w:r>
               <w:rPr>
-                <w:rFonts w:ascii="맑은 고딕" w:hAnsi="맑은 고딕" w:eastAsia="맑은 고딕"/>
+                <w:rFonts w:ascii="Consolas" w:hAnsi="Consolas" w:eastAsia="맑은 고딕"/>
                 <w:b w:val="0"/>
                 <w:sz w:val="19"/>
               </w:rPr>
-              <w:t>`V$DATABASE.CONTROLFILE_TYPE`</w:t>
+              <w:t xml:space="preserve">V$DATABASE.CONTROLFILE_TYPE</w:t>
             </w:r>
           </w:p>
         </w:tc>
@@ -8325,7 +11675,39 @@
           <w:b w:val="0"/>
           <w:sz w:val="19"/>
         </w:rPr>
-        <w:t>▸ **같은 개념이 네 자리에서 두 가지 표기로 나타난다.** 헷갈리기 쉬운 지점이며, `ORA-00900: invalid SQL statement` 는 구문 자체를 알아보지 못했다는 뜻이라 원인을 짐작하기 어렵다. 표로 정리해 두는 것이 답이다.</w:t>
+        <w:t xml:space="preserve">▸ </w:t>
+      </w:r>
+      <w:r>
+        <w:rPr>
+          <w:rFonts w:ascii="맑은 고딕" w:hAnsi="맑은 고딕" w:eastAsia="맑은 고딕"/>
+          <w:b w:val="0"/>
+          <w:sz w:val="19"/>
+        </w:rPr>
+        <w:t xml:space="preserve">같은 개념이 네 자리에서 두 가지 표기로 나타난다.</w:t>
+      </w:r>
+      <w:r>
+        <w:rPr>
+          <w:rFonts w:ascii="맑은 고딕" w:hAnsi="맑은 고딕" w:eastAsia="맑은 고딕"/>
+          <w:b w:val="0"/>
+          <w:sz w:val="19"/>
+        </w:rPr>
+        <w:t xml:space="preserve"> 헷갈리기 쉬운 지점이며, </w:t>
+      </w:r>
+      <w:r>
+        <w:rPr>
+          <w:rFonts w:ascii="Consolas" w:hAnsi="Consolas" w:eastAsia="맑은 고딕"/>
+          <w:b w:val="0"/>
+          <w:sz w:val="19"/>
+        </w:rPr>
+        <w:t xml:space="preserve">ORA-00900: invalid SQL statement</w:t>
+      </w:r>
+      <w:r>
+        <w:rPr>
+          <w:rFonts w:ascii="맑은 고딕" w:hAnsi="맑은 고딕" w:eastAsia="맑은 고딕"/>
+          <w:b w:val="0"/>
+          <w:sz w:val="19"/>
+        </w:rPr>
+        <w:t xml:space="preserve"> 는 구문 자체를 알아보지 못했다는 뜻이라 원인을 짐작하기 어렵다. 표로 정리해 두는 것이 답이다.</w:t>
       </w:r>
     </w:p>
     <w:p>
@@ -8338,7 +11720,87 @@
           <w:b w:val="0"/>
           <w:sz w:val="20"/>
         </w:rPr>
-        <w:t>비교로 기억한다 — Standby 용은 `ALTER DATABASE CREATE **STANDBY** CONTROLFILE AS '...'`, Far Sync 용은 `ALTER DATABASE CREATE **FAR SYNC INSTANCE** CONTROLFILE AS '...'` 이다. `INSTANCE` 라는 낱말이 더 들어간다.</w:t>
+        <w:t xml:space="preserve">비교로 기억한다 — Standby 용은 </w:t>
+      </w:r>
+      <w:r>
+        <w:rPr>
+          <w:rFonts w:ascii="Consolas" w:hAnsi="Consolas" w:eastAsia="맑은 고딕"/>
+          <w:b w:val="0"/>
+          <w:sz w:val="20"/>
+        </w:rPr>
+        <w:t xml:space="preserve">ALTER DATABASE CREATE </w:t>
+      </w:r>
+      <w:r>
+        <w:rPr>
+          <w:rFonts w:ascii="Consolas" w:hAnsi="Consolas" w:eastAsia="맑은 고딕"/>
+          <w:b w:val="0"/>
+          <w:sz w:val="20"/>
+        </w:rPr>
+        <w:t xml:space="preserve">STANDBY</w:t>
+      </w:r>
+      <w:r>
+        <w:rPr>
+          <w:rFonts w:ascii="Consolas" w:hAnsi="Consolas" w:eastAsia="맑은 고딕"/>
+          <w:b w:val="0"/>
+          <w:sz w:val="20"/>
+        </w:rPr>
+        <w:t xml:space="preserve"> CONTROLFILE AS '...'</w:t>
+      </w:r>
+      <w:r>
+        <w:rPr>
+          <w:rFonts w:ascii="맑은 고딕" w:hAnsi="맑은 고딕" w:eastAsia="맑은 고딕"/>
+          <w:b w:val="0"/>
+          <w:sz w:val="20"/>
+        </w:rPr>
+        <w:t xml:space="preserve">, Far Sync 용은 </w:t>
+      </w:r>
+      <w:r>
+        <w:rPr>
+          <w:rFonts w:ascii="Consolas" w:hAnsi="Consolas" w:eastAsia="맑은 고딕"/>
+          <w:b w:val="0"/>
+          <w:sz w:val="20"/>
+        </w:rPr>
+        <w:t xml:space="preserve">ALTER DATABASE CREATE </w:t>
+      </w:r>
+      <w:r>
+        <w:rPr>
+          <w:rFonts w:ascii="Consolas" w:hAnsi="Consolas" w:eastAsia="맑은 고딕"/>
+          <w:b w:val="0"/>
+          <w:sz w:val="20"/>
+        </w:rPr>
+        <w:t xml:space="preserve">FAR SYNC INSTANCE</w:t>
+      </w:r>
+      <w:r>
+        <w:rPr>
+          <w:rFonts w:ascii="Consolas" w:hAnsi="Consolas" w:eastAsia="맑은 고딕"/>
+          <w:b w:val="0"/>
+          <w:sz w:val="20"/>
+        </w:rPr>
+        <w:t xml:space="preserve"> CONTROLFILE AS '...'</w:t>
+      </w:r>
+      <w:r>
+        <w:rPr>
+          <w:rFonts w:ascii="맑은 고딕" w:hAnsi="맑은 고딕" w:eastAsia="맑은 고딕"/>
+          <w:b w:val="0"/>
+          <w:sz w:val="20"/>
+        </w:rPr>
+        <w:t xml:space="preserve"> 이다. </w:t>
+      </w:r>
+      <w:r>
+        <w:rPr>
+          <w:rFonts w:ascii="Consolas" w:hAnsi="Consolas" w:eastAsia="맑은 고딕"/>
+          <w:b w:val="0"/>
+          <w:sz w:val="20"/>
+        </w:rPr>
+        <w:t xml:space="preserve">INSTANCE</w:t>
+      </w:r>
+      <w:r>
+        <w:rPr>
+          <w:rFonts w:ascii="맑은 고딕" w:hAnsi="맑은 고딕" w:eastAsia="맑은 고딕"/>
+          <w:b w:val="0"/>
+          <w:sz w:val="20"/>
+        </w:rPr>
+        <w:t xml:space="preserve"> 라는 낱말이 더 들어간다.</w:t>
       </w:r>
     </w:p>
     <w:p>
@@ -8391,7 +11853,31 @@
           <w:b w:val="0"/>
           <w:sz w:val="20"/>
         </w:rPr>
-        <w:t>**옮기는 것은 컨트롤 파일과 패스워드 파일 둘뿐이다.** 데이터 파일은 옮기지 않는다 — Far Sync 는 리두를 **받아서 전달만** 하고 적용하지 않으므로 데이터가 필요 없다. 이것이 Far Sync 의 정의이며 자원을 적게 주어도 되는 이유다.</w:t>
+        <w:t xml:space="preserve">옮기는 것은 컨트롤 파일과 패스워드 파일 둘뿐이다.</w:t>
+      </w:r>
+      <w:r>
+        <w:rPr>
+          <w:rFonts w:ascii="맑은 고딕" w:hAnsi="맑은 고딕" w:eastAsia="맑은 고딕"/>
+          <w:b w:val="0"/>
+          <w:sz w:val="20"/>
+        </w:rPr>
+        <w:t xml:space="preserve"> 데이터 파일은 옮기지 않는다 — Far Sync 는 리두를 </w:t>
+      </w:r>
+      <w:r>
+        <w:rPr>
+          <w:rFonts w:ascii="맑은 고딕" w:hAnsi="맑은 고딕" w:eastAsia="맑은 고딕"/>
+          <w:b w:val="0"/>
+          <w:sz w:val="20"/>
+        </w:rPr>
+        <w:t xml:space="preserve">받아서 전달만</w:t>
+      </w:r>
+      <w:r>
+        <w:rPr>
+          <w:rFonts w:ascii="맑은 고딕" w:hAnsi="맑은 고딕" w:eastAsia="맑은 고딕"/>
+          <w:b w:val="0"/>
+          <w:sz w:val="20"/>
+        </w:rPr>
+        <w:t xml:space="preserve"> 하고 적용하지 않으므로 데이터가 필요 없다. 이것이 Far Sync 의 정의이며 자원을 적게 주어도 되는 이유다.</w:t>
       </w:r>
     </w:p>
     <w:p>
@@ -8746,11 +12232,43 @@
             </w:pPr>
             <w:r>
               <w:rPr>
+                <w:rFonts w:ascii="Consolas" w:hAnsi="Consolas" w:eastAsia="맑은 고딕"/>
+                <w:b w:val="0"/>
+                <w:sz w:val="19"/>
+              </w:rPr>
+              <w:t xml:space="preserve">db_create_file_dest</w:t>
+            </w:r>
+            <w:r>
+              <w:rPr>
                 <w:rFonts w:ascii="맑은 고딕" w:hAnsi="맑은 고딕" w:eastAsia="맑은 고딕"/>
                 <w:b w:val="0"/>
                 <w:sz w:val="19"/>
               </w:rPr>
-              <w:t>`db_create_file_dest` / `db_file_name_convert` 로 배치하는 **데이터 파일 설정**</w:t>
+              <w:t xml:space="preserve"> / </w:t>
+            </w:r>
+            <w:r>
+              <w:rPr>
+                <w:rFonts w:ascii="Consolas" w:hAnsi="Consolas" w:eastAsia="맑은 고딕"/>
+                <w:b w:val="0"/>
+                <w:sz w:val="19"/>
+              </w:rPr>
+              <w:t xml:space="preserve">db_file_name_convert</w:t>
+            </w:r>
+            <w:r>
+              <w:rPr>
+                <w:rFonts w:ascii="맑은 고딕" w:hAnsi="맑은 고딕" w:eastAsia="맑은 고딕"/>
+                <w:b w:val="0"/>
+                <w:sz w:val="19"/>
+              </w:rPr>
+              <w:t xml:space="preserve"> 로 배치하는 </w:t>
+            </w:r>
+            <w:r>
+              <w:rPr>
+                <w:rFonts w:ascii="맑은 고딕" w:hAnsi="맑은 고딕" w:eastAsia="맑은 고딕"/>
+                <w:b w:val="0"/>
+                <w:sz w:val="19"/>
+              </w:rPr>
+              <w:t xml:space="preserve">데이터 파일 설정</w:t>
             </w:r>
           </w:p>
         </w:tc>
@@ -8768,7 +12286,15 @@
                 <w:b w:val="0"/>
                 <w:sz w:val="19"/>
               </w:rPr>
-              <w:t>**없다** (convert 는 SRL 경로용으로만)</w:t>
+              <w:t xml:space="preserve">없다</w:t>
+            </w:r>
+            <w:r>
+              <w:rPr>
+                <w:rFonts w:ascii="맑은 고딕" w:hAnsi="맑은 고딕" w:eastAsia="맑은 고딕"/>
+                <w:b w:val="0"/>
+                <w:sz w:val="19"/>
+              </w:rPr>
+              <w:t xml:space="preserve"> (convert 는 SRL 경로용으로만)</w:t>
             </w:r>
           </w:p>
         </w:tc>
@@ -8802,11 +12328,27 @@
             </w:pPr>
             <w:r>
               <w:rPr>
+                <w:rFonts w:ascii="Consolas" w:hAnsi="Consolas" w:eastAsia="맑은 고딕"/>
+                <w:b w:val="0"/>
+                <w:sz w:val="19"/>
+              </w:rPr>
+              <w:t xml:space="preserve">db_recovery_file_dest</w:t>
+            </w:r>
+            <w:r>
+              <w:rPr>
                 <w:rFonts w:ascii="맑은 고딕" w:hAnsi="맑은 고딕" w:eastAsia="맑은 고딕"/>
                 <w:b w:val="0"/>
                 <w:sz w:val="19"/>
               </w:rPr>
-              <w:t>`db_recovery_file_dest` 기반의 **데이터 백업 설정**</w:t>
+              <w:t xml:space="preserve"> 기반의 </w:t>
+            </w:r>
+            <w:r>
+              <w:rPr>
+                <w:rFonts w:ascii="맑은 고딕" w:hAnsi="맑은 고딕" w:eastAsia="맑은 고딕"/>
+                <w:b w:val="0"/>
+                <w:sz w:val="19"/>
+              </w:rPr>
+              <w:t xml:space="preserve">데이터 백업 설정</w:t>
             </w:r>
           </w:p>
         </w:tc>
@@ -8858,11 +12400,11 @@
             </w:pPr>
             <w:r>
               <w:rPr>
-                <w:rFonts w:ascii="맑은 고딕" w:hAnsi="맑은 고딕" w:eastAsia="맑은 고딕"/>
+                <w:rFonts w:ascii="Consolas" w:hAnsi="Consolas" w:eastAsia="맑은 고딕"/>
                 <w:b w:val="0"/>
                 <w:sz w:val="19"/>
               </w:rPr>
-              <w:t>`undo_tablespace`</w:t>
+              <w:t xml:space="preserve">undo_tablespace</w:t>
             </w:r>
           </w:p>
         </w:tc>
@@ -8880,7 +12422,7 @@
                 <w:b w:val="0"/>
                 <w:sz w:val="19"/>
               </w:rPr>
-              <w:t>**없다**</w:t>
+              <w:t xml:space="preserve">없다</w:t>
             </w:r>
           </w:p>
         </w:tc>
@@ -8918,7 +12460,15 @@
                 <w:b w:val="0"/>
                 <w:sz w:val="19"/>
               </w:rPr>
-              <w:t>큰 `sga_target`</w:t>
+              <w:t xml:space="preserve">큰 </w:t>
+            </w:r>
+            <w:r>
+              <w:rPr>
+                <w:rFonts w:ascii="Consolas" w:hAnsi="Consolas" w:eastAsia="맑은 고딕"/>
+                <w:b w:val="0"/>
+                <w:sz w:val="19"/>
+              </w:rPr>
+              <w:t xml:space="preserve">sga_target</w:t>
             </w:r>
           </w:p>
         </w:tc>
@@ -8936,7 +12486,7 @@
                 <w:b w:val="0"/>
                 <w:sz w:val="19"/>
               </w:rPr>
-              <w:t>**800m 로 작다**</w:t>
+              <w:t xml:space="preserve">800m 로 작다</w:t>
             </w:r>
           </w:p>
         </w:tc>
@@ -8967,11 +12517,35 @@
       </w:pPr>
       <w:r>
         <w:rPr>
-          <w:rFonts w:ascii="맑은 고딕" w:hAnsi="맑은 고딕" w:eastAsia="맑은 고딕"/>
-          <w:b w:val="0"/>
-          <w:sz w:val="20"/>
-        </w:rPr>
-        <w:t>`log_file_name_convert` 는 남아 있다. **SRL 의 경로를 바꾸기 위해서**이며 11번에서 그 효과가 드러난다.</w:t>
+          <w:rFonts w:ascii="Consolas" w:hAnsi="Consolas" w:eastAsia="맑은 고딕"/>
+          <w:b w:val="0"/>
+          <w:sz w:val="20"/>
+        </w:rPr>
+        <w:t xml:space="preserve">log_file_name_convert</w:t>
+      </w:r>
+      <w:r>
+        <w:rPr>
+          <w:rFonts w:ascii="맑은 고딕" w:hAnsi="맑은 고딕" w:eastAsia="맑은 고딕"/>
+          <w:b w:val="0"/>
+          <w:sz w:val="20"/>
+        </w:rPr>
+        <w:t xml:space="preserve"> 는 남아 있다. </w:t>
+      </w:r>
+      <w:r>
+        <w:rPr>
+          <w:rFonts w:ascii="맑은 고딕" w:hAnsi="맑은 고딕" w:eastAsia="맑은 고딕"/>
+          <w:b w:val="0"/>
+          <w:sz w:val="20"/>
+        </w:rPr>
+        <w:t xml:space="preserve">SRL 의 경로를 바꾸기 위해서</w:t>
+      </w:r>
+      <w:r>
+        <w:rPr>
+          <w:rFonts w:ascii="맑은 고딕" w:hAnsi="맑은 고딕" w:eastAsia="맑은 고딕"/>
+          <w:b w:val="0"/>
+          <w:sz w:val="20"/>
+        </w:rPr>
+        <w:t xml:space="preserve">이며 11번에서 그 효과가 드러난다.</w:t>
       </w:r>
     </w:p>
     <w:p>
@@ -9152,11 +12726,59 @@
       </w:pPr>
       <w:r>
         <w:rPr>
-          <w:rFonts w:ascii="맑은 고딕" w:hAnsi="맑은 고딕" w:eastAsia="맑은 고딕"/>
-          <w:b w:val="0"/>
-          <w:sz w:val="20"/>
-        </w:rPr>
-        <w:t>**`ORA-16476` 은 이름 그대로다** — "far sync 인스턴스는 Open 을 허용하지 않는다." `READ ONLY` 도 안 된다. **열려면 데이터 파일이 있어야 하는데 없기 때문**이다.</w:t>
+          <w:rFonts w:ascii="Consolas" w:hAnsi="Consolas" w:eastAsia="맑은 고딕"/>
+          <w:b w:val="0"/>
+          <w:sz w:val="20"/>
+        </w:rPr>
+        <w:t xml:space="preserve">ORA-16476</w:t>
+      </w:r>
+      <w:r>
+        <w:rPr>
+          <w:rFonts w:ascii="맑은 고딕" w:hAnsi="맑은 고딕" w:eastAsia="맑은 고딕"/>
+          <w:b w:val="0"/>
+          <w:sz w:val="20"/>
+        </w:rPr>
+        <w:t xml:space="preserve"> 은 이름 그대로다</w:t>
+      </w:r>
+      <w:r>
+        <w:rPr>
+          <w:rFonts w:ascii="맑은 고딕" w:hAnsi="맑은 고딕" w:eastAsia="맑은 고딕"/>
+          <w:b w:val="0"/>
+          <w:sz w:val="20"/>
+        </w:rPr>
+        <w:t xml:space="preserve"> — "far sync 인스턴스는 Open 을 허용하지 않는다." </w:t>
+      </w:r>
+      <w:r>
+        <w:rPr>
+          <w:rFonts w:ascii="Consolas" w:hAnsi="Consolas" w:eastAsia="맑은 고딕"/>
+          <w:b w:val="0"/>
+          <w:sz w:val="20"/>
+        </w:rPr>
+        <w:t xml:space="preserve">READ ONLY</w:t>
+      </w:r>
+      <w:r>
+        <w:rPr>
+          <w:rFonts w:ascii="맑은 고딕" w:hAnsi="맑은 고딕" w:eastAsia="맑은 고딕"/>
+          <w:b w:val="0"/>
+          <w:sz w:val="20"/>
+        </w:rPr>
+        <w:t xml:space="preserve"> 도 안 된다. </w:t>
+      </w:r>
+      <w:r>
+        <w:rPr>
+          <w:rFonts w:ascii="맑은 고딕" w:hAnsi="맑은 고딕" w:eastAsia="맑은 고딕"/>
+          <w:b w:val="0"/>
+          <w:sz w:val="20"/>
+        </w:rPr>
+        <w:t xml:space="preserve">열려면 데이터 파일이 있어야 하는데 없기 때문</w:t>
+      </w:r>
+      <w:r>
+        <w:rPr>
+          <w:rFonts w:ascii="맑은 고딕" w:hAnsi="맑은 고딕" w:eastAsia="맑은 고딕"/>
+          <w:b w:val="0"/>
+          <w:sz w:val="20"/>
+        </w:rPr>
+        <w:t xml:space="preserve">이다.</w:t>
       </w:r>
     </w:p>
     <w:p>
@@ -9169,7 +12791,47 @@
           <w:b w:val="0"/>
           <w:sz w:val="20"/>
         </w:rPr>
-        <w:t>여기서 Far Sync 의 성격이 하나 더 드러난다 — **조회 서비스를 제공하지 못한다.** 보고서용 사본이 필요하면 Standby 를 써야 하며, Far Sync 는 오직 전송 중계만 한다. **`MOUNTED` 가 Far Sync 의 정상 상태**다.</w:t>
+        <w:t xml:space="preserve">여기서 Far Sync 의 성격이 하나 더 드러난다 — </w:t>
+      </w:r>
+      <w:r>
+        <w:rPr>
+          <w:rFonts w:ascii="맑은 고딕" w:hAnsi="맑은 고딕" w:eastAsia="맑은 고딕"/>
+          <w:b w:val="0"/>
+          <w:sz w:val="20"/>
+        </w:rPr>
+        <w:t xml:space="preserve">조회 서비스를 제공하지 못한다.</w:t>
+      </w:r>
+      <w:r>
+        <w:rPr>
+          <w:rFonts w:ascii="맑은 고딕" w:hAnsi="맑은 고딕" w:eastAsia="맑은 고딕"/>
+          <w:b w:val="0"/>
+          <w:sz w:val="20"/>
+        </w:rPr>
+        <w:t xml:space="preserve"> 보고서용 사본이 필요하면 Standby 를 써야 하며, Far Sync 는 오직 전송 중계만 한다. </w:t>
+      </w:r>
+      <w:r>
+        <w:rPr>
+          <w:rFonts w:ascii="Consolas" w:hAnsi="Consolas" w:eastAsia="맑은 고딕"/>
+          <w:b w:val="0"/>
+          <w:sz w:val="20"/>
+        </w:rPr>
+        <w:t xml:space="preserve">MOUNTED</w:t>
+      </w:r>
+      <w:r>
+        <w:rPr>
+          <w:rFonts w:ascii="맑은 고딕" w:hAnsi="맑은 고딕" w:eastAsia="맑은 고딕"/>
+          <w:b w:val="0"/>
+          <w:sz w:val="20"/>
+        </w:rPr>
+        <w:t xml:space="preserve"> 가 Far Sync 의 정상 상태</w:t>
+      </w:r>
+      <w:r>
+        <w:rPr>
+          <w:rFonts w:ascii="맑은 고딕" w:hAnsi="맑은 고딕" w:eastAsia="맑은 고딕"/>
+          <w:b w:val="0"/>
+          <w:sz w:val="20"/>
+        </w:rPr>
+        <w:t xml:space="preserve">다.</w:t>
       </w:r>
     </w:p>
     <w:p>
@@ -9328,7 +12990,87 @@
           <w:b w:val="0"/>
           <w:sz w:val="19"/>
         </w:rPr>
-        <w:t>▸ **알림 로그 경로는 추측하지 말고 `V$DIAG_INFO` 로 확인한다.** `diag/rdbms/&lt;db_name&gt;/&lt;sid&gt;` 규칙을 외워서 `chicago/farsync` 로 짐작하면 틀린다. 실제로는 `farsync/farsync` 다. 이 규칙은 12장에서도 다시 쓰인다.</w:t>
+        <w:t xml:space="preserve">▸ </w:t>
+      </w:r>
+      <w:r>
+        <w:rPr>
+          <w:rFonts w:ascii="맑은 고딕" w:hAnsi="맑은 고딕" w:eastAsia="맑은 고딕"/>
+          <w:b w:val="0"/>
+          <w:sz w:val="19"/>
+        </w:rPr>
+        <w:t xml:space="preserve">알림 로그 경로는 추측하지 말고 </w:t>
+      </w:r>
+      <w:r>
+        <w:rPr>
+          <w:rFonts w:ascii="Consolas" w:hAnsi="Consolas" w:eastAsia="맑은 고딕"/>
+          <w:b w:val="0"/>
+          <w:sz w:val="19"/>
+        </w:rPr>
+        <w:t xml:space="preserve">V$DIAG_INFO</w:t>
+      </w:r>
+      <w:r>
+        <w:rPr>
+          <w:rFonts w:ascii="맑은 고딕" w:hAnsi="맑은 고딕" w:eastAsia="맑은 고딕"/>
+          <w:b w:val="0"/>
+          <w:sz w:val="19"/>
+        </w:rPr>
+        <w:t xml:space="preserve"> 로 확인한다.</w:t>
+      </w:r>
+      <w:r>
+        <w:rPr>
+          <w:rFonts w:ascii="맑은 고딕" w:hAnsi="맑은 고딕" w:eastAsia="맑은 고딕"/>
+          <w:b w:val="0"/>
+          <w:sz w:val="19"/>
+        </w:rPr>
+        <w:t xml:space="preserve"> </w:t>
+      </w:r>
+      <w:r>
+        <w:rPr>
+          <w:rFonts w:ascii="Consolas" w:hAnsi="Consolas" w:eastAsia="맑은 고딕"/>
+          <w:b w:val="0"/>
+          <w:sz w:val="19"/>
+        </w:rPr>
+        <w:t xml:space="preserve">diag/rdbms/&lt;db_name&gt;/&lt;sid&gt;</w:t>
+      </w:r>
+      <w:r>
+        <w:rPr>
+          <w:rFonts w:ascii="맑은 고딕" w:hAnsi="맑은 고딕" w:eastAsia="맑은 고딕"/>
+          <w:b w:val="0"/>
+          <w:sz w:val="19"/>
+        </w:rPr>
+        <w:t xml:space="preserve"> 규칙을 외워서 </w:t>
+      </w:r>
+      <w:r>
+        <w:rPr>
+          <w:rFonts w:ascii="Consolas" w:hAnsi="Consolas" w:eastAsia="맑은 고딕"/>
+          <w:b w:val="0"/>
+          <w:sz w:val="19"/>
+        </w:rPr>
+        <w:t xml:space="preserve">chicago/farsync</w:t>
+      </w:r>
+      <w:r>
+        <w:rPr>
+          <w:rFonts w:ascii="맑은 고딕" w:hAnsi="맑은 고딕" w:eastAsia="맑은 고딕"/>
+          <w:b w:val="0"/>
+          <w:sz w:val="19"/>
+        </w:rPr>
+        <w:t xml:space="preserve"> 로 짐작하면 틀린다. 실제로는 </w:t>
+      </w:r>
+      <w:r>
+        <w:rPr>
+          <w:rFonts w:ascii="Consolas" w:hAnsi="Consolas" w:eastAsia="맑은 고딕"/>
+          <w:b w:val="0"/>
+          <w:sz w:val="19"/>
+        </w:rPr>
+        <w:t xml:space="preserve">farsync/farsync</w:t>
+      </w:r>
+      <w:r>
+        <w:rPr>
+          <w:rFonts w:ascii="맑은 고딕" w:hAnsi="맑은 고딕" w:eastAsia="맑은 고딕"/>
+          <w:b w:val="0"/>
+          <w:sz w:val="19"/>
+        </w:rPr>
+        <w:t xml:space="preserve"> 다. 이 규칙은 12장에서도 다시 쓰인다.</w:t>
       </w:r>
     </w:p>
     <w:p>
@@ -9573,7 +13315,63 @@
           <w:b w:val="0"/>
           <w:sz w:val="20"/>
         </w:rPr>
-        <w:t>**SRL 정의가 컨트롤 파일과 함께 상속된다.** 컨트롤 파일을 Primary 에서 만들어 복사했으므로, Primary 가 가지고 있던 SRL 그룹 4~7의 **정의**가 그대로 들어와 있다. 그래서 `ADD` 하면 `ORA-01184: logfile group 4 already exists` 다.</w:t>
+        <w:t xml:space="preserve">SRL 정의가 컨트롤 파일과 함께 상속된다.</w:t>
+      </w:r>
+      <w:r>
+        <w:rPr>
+          <w:rFonts w:ascii="맑은 고딕" w:hAnsi="맑은 고딕" w:eastAsia="맑은 고딕"/>
+          <w:b w:val="0"/>
+          <w:sz w:val="20"/>
+        </w:rPr>
+        <w:t xml:space="preserve"> 컨트롤 파일을 Primary 에서 만들어 복사했으므로, Primary 가 가지고 있던 SRL 그룹 4~7의 </w:t>
+      </w:r>
+      <w:r>
+        <w:rPr>
+          <w:rFonts w:ascii="맑은 고딕" w:hAnsi="맑은 고딕" w:eastAsia="맑은 고딕"/>
+          <w:b w:val="0"/>
+          <w:sz w:val="20"/>
+        </w:rPr>
+        <w:t xml:space="preserve">정의</w:t>
+      </w:r>
+      <w:r>
+        <w:rPr>
+          <w:rFonts w:ascii="맑은 고딕" w:hAnsi="맑은 고딕" w:eastAsia="맑은 고딕"/>
+          <w:b w:val="0"/>
+          <w:sz w:val="20"/>
+        </w:rPr>
+        <w:t xml:space="preserve">가 그대로 들어와 있다. 그래서 </w:t>
+      </w:r>
+      <w:r>
+        <w:rPr>
+          <w:rFonts w:ascii="Consolas" w:hAnsi="Consolas" w:eastAsia="맑은 고딕"/>
+          <w:b w:val="0"/>
+          <w:sz w:val="20"/>
+        </w:rPr>
+        <w:t xml:space="preserve">ADD</w:t>
+      </w:r>
+      <w:r>
+        <w:rPr>
+          <w:rFonts w:ascii="맑은 고딕" w:hAnsi="맑은 고딕" w:eastAsia="맑은 고딕"/>
+          <w:b w:val="0"/>
+          <w:sz w:val="20"/>
+        </w:rPr>
+        <w:t xml:space="preserve"> 하면 </w:t>
+      </w:r>
+      <w:r>
+        <w:rPr>
+          <w:rFonts w:ascii="Consolas" w:hAnsi="Consolas" w:eastAsia="맑은 고딕"/>
+          <w:b w:val="0"/>
+          <w:sz w:val="20"/>
+        </w:rPr>
+        <w:t xml:space="preserve">ORA-01184: logfile group 4 already exists</w:t>
+      </w:r>
+      <w:r>
+        <w:rPr>
+          <w:rFonts w:ascii="맑은 고딕" w:hAnsi="맑은 고딕" w:eastAsia="맑은 고딕"/>
+          <w:b w:val="0"/>
+          <w:sz w:val="20"/>
+        </w:rPr>
+        <w:t xml:space="preserve"> 다.</w:t>
       </w:r>
     </w:p>
     <w:p>
@@ -9714,7 +13512,79 @@
           <w:b w:val="0"/>
           <w:sz w:val="20"/>
         </w:rPr>
-        <w:t>**경로는 `FARSYNC` 로 바뀌어 있는데 파일은 없다.** 경로를 바꾼 것은 pfile 의 **`log_file_name_convert`** 다. Primary 의 `/u03/app/oracle/oradata/Chicago/` 를 `/u01/app/oracle/oradata/FARSYNC/` 로 치환한 결과이며, 이 파라미터가 없었다면 Primary 의 경로를 그대로 가리켰을 것이다.</w:t>
+        <w:t xml:space="preserve">경로는 </w:t>
+      </w:r>
+      <w:r>
+        <w:rPr>
+          <w:rFonts w:ascii="Consolas" w:hAnsi="Consolas" w:eastAsia="맑은 고딕"/>
+          <w:b w:val="0"/>
+          <w:sz w:val="20"/>
+        </w:rPr>
+        <w:t xml:space="preserve">FARSYNC</w:t>
+      </w:r>
+      <w:r>
+        <w:rPr>
+          <w:rFonts w:ascii="맑은 고딕" w:hAnsi="맑은 고딕" w:eastAsia="맑은 고딕"/>
+          <w:b w:val="0"/>
+          <w:sz w:val="20"/>
+        </w:rPr>
+        <w:t xml:space="preserve"> 로 바뀌어 있는데 파일은 없다.</w:t>
+      </w:r>
+      <w:r>
+        <w:rPr>
+          <w:rFonts w:ascii="맑은 고딕" w:hAnsi="맑은 고딕" w:eastAsia="맑은 고딕"/>
+          <w:b w:val="0"/>
+          <w:sz w:val="20"/>
+        </w:rPr>
+        <w:t xml:space="preserve"> 경로를 바꾼 것은 pfile 의 </w:t>
+      </w:r>
+      <w:r>
+        <w:rPr>
+          <w:rFonts w:ascii="Consolas" w:hAnsi="Consolas" w:eastAsia="맑은 고딕"/>
+          <w:b w:val="0"/>
+          <w:sz w:val="20"/>
+        </w:rPr>
+        <w:t xml:space="preserve">log_file_name_convert</w:t>
+      </w:r>
+      <w:r>
+        <w:rPr>
+          <w:rFonts w:ascii="맑은 고딕" w:hAnsi="맑은 고딕" w:eastAsia="맑은 고딕"/>
+          <w:b w:val="0"/>
+          <w:sz w:val="20"/>
+        </w:rPr>
+        <w:t xml:space="preserve"> 다. Primary 의 </w:t>
+      </w:r>
+      <w:r>
+        <w:rPr>
+          <w:rFonts w:ascii="Consolas" w:hAnsi="Consolas" w:eastAsia="맑은 고딕"/>
+          <w:b w:val="0"/>
+          <w:sz w:val="20"/>
+        </w:rPr>
+        <w:t xml:space="preserve">/u03/app/oracle/oradata/Chicago/</w:t>
+      </w:r>
+      <w:r>
+        <w:rPr>
+          <w:rFonts w:ascii="맑은 고딕" w:hAnsi="맑은 고딕" w:eastAsia="맑은 고딕"/>
+          <w:b w:val="0"/>
+          <w:sz w:val="20"/>
+        </w:rPr>
+        <w:t xml:space="preserve"> 를 </w:t>
+      </w:r>
+      <w:r>
+        <w:rPr>
+          <w:rFonts w:ascii="Consolas" w:hAnsi="Consolas" w:eastAsia="맑은 고딕"/>
+          <w:b w:val="0"/>
+          <w:sz w:val="20"/>
+        </w:rPr>
+        <w:t xml:space="preserve">/u01/app/oracle/oradata/FARSYNC/</w:t>
+      </w:r>
+      <w:r>
+        <w:rPr>
+          <w:rFonts w:ascii="맑은 고딕" w:hAnsi="맑은 고딕" w:eastAsia="맑은 고딕"/>
+          <w:b w:val="0"/>
+          <w:sz w:val="20"/>
+        </w:rPr>
+        <w:t xml:space="preserve"> 로 치환한 결과이며, 이 파라미터가 없었다면 Primary 의 경로를 그대로 가리켰을 것이다.</w:t>
       </w:r>
     </w:p>
     <w:p>
@@ -9727,7 +13597,23 @@
           <w:b w:val="0"/>
           <w:sz w:val="20"/>
         </w:rPr>
-        <w:t>그러나 **정의가 옮겨 왔다고 파일이 따라오는 것은 아니다.** 컨트롤 파일은 "이런 파일이 있어야 한다"는 목록일 뿐이다.</w:t>
+        <w:t xml:space="preserve">그러나 </w:t>
+      </w:r>
+      <w:r>
+        <w:rPr>
+          <w:rFonts w:ascii="맑은 고딕" w:hAnsi="맑은 고딕" w:eastAsia="맑은 고딕"/>
+          <w:b w:val="0"/>
+          <w:sz w:val="20"/>
+        </w:rPr>
+        <w:t xml:space="preserve">정의가 옮겨 왔다고 파일이 따라오는 것은 아니다.</w:t>
+      </w:r>
+      <w:r>
+        <w:rPr>
+          <w:rFonts w:ascii="맑은 고딕" w:hAnsi="맑은 고딕" w:eastAsia="맑은 고딕"/>
+          <w:b w:val="0"/>
+          <w:sz w:val="20"/>
+        </w:rPr>
+        <w:t xml:space="preserve"> 컨트롤 파일은 "이런 파일이 있어야 한다"는 목록일 뿐이다.</w:t>
       </w:r>
     </w:p>
     <w:p>
@@ -9885,11 +13771,35 @@
       </w:pPr>
       <w:r>
         <w:rPr>
-          <w:rFonts w:ascii="맑은 고딕" w:hAnsi="맑은 고딕" w:eastAsia="맑은 고딕"/>
-          <w:b w:val="0"/>
-          <w:sz w:val="20"/>
-        </w:rPr>
-        <w:t>**`ALTER DATABASE CLEAR LOGFILE GROUP n`** 이 답이다. 이름은 "지운다"이지만 실제로는 **정의에 맞는 파일을 새로 만든다.** 파일이 없으면 만들고, 있으면 내용을 비운다.</w:t>
+          <w:rFonts w:ascii="Consolas" w:hAnsi="Consolas" w:eastAsia="맑은 고딕"/>
+          <w:b w:val="0"/>
+          <w:sz w:val="20"/>
+        </w:rPr>
+        <w:t xml:space="preserve">ALTER DATABASE CLEAR LOGFILE GROUP n</w:t>
+      </w:r>
+      <w:r>
+        <w:rPr>
+          <w:rFonts w:ascii="맑은 고딕" w:hAnsi="맑은 고딕" w:eastAsia="맑은 고딕"/>
+          <w:b w:val="0"/>
+          <w:sz w:val="20"/>
+        </w:rPr>
+        <w:t xml:space="preserve"> 이 답이다. 이름은 "지운다"이지만 실제로는 </w:t>
+      </w:r>
+      <w:r>
+        <w:rPr>
+          <w:rFonts w:ascii="맑은 고딕" w:hAnsi="맑은 고딕" w:eastAsia="맑은 고딕"/>
+          <w:b w:val="0"/>
+          <w:sz w:val="20"/>
+        </w:rPr>
+        <w:t xml:space="preserve">정의에 맞는 파일을 새로 만든다.</w:t>
+      </w:r>
+      <w:r>
+        <w:rPr>
+          <w:rFonts w:ascii="맑은 고딕" w:hAnsi="맑은 고딕" w:eastAsia="맑은 고딕"/>
+          <w:b w:val="0"/>
+          <w:sz w:val="20"/>
+        </w:rPr>
+        <w:t xml:space="preserve"> 파일이 없으면 만들고, 있으면 내용을 비운다.</w:t>
       </w:r>
     </w:p>
     <w:p>
@@ -9902,7 +13812,47 @@
           <w:b w:val="0"/>
           <w:sz w:val="20"/>
         </w:rPr>
-        <w:t>**크기는 컨트롤 파일의 정의를 따른다** — 209,715,712 바이트 = 정확히 200MB 다. 사람이 `SIZE` 를 지정하지 않았는데도 Primary 의 SRL 과 같은 크기가 되었고, 이것이 오히려 안전하다. 4장에서 확인한 대로 **SRL 크기가 온라인 리두와 다르면 오라클이 그 그룹을 건너뛰기** 때문이다.</w:t>
+        <w:t xml:space="preserve">크기는 컨트롤 파일의 정의를 따른다</w:t>
+      </w:r>
+      <w:r>
+        <w:rPr>
+          <w:rFonts w:ascii="맑은 고딕" w:hAnsi="맑은 고딕" w:eastAsia="맑은 고딕"/>
+          <w:b w:val="0"/>
+          <w:sz w:val="20"/>
+        </w:rPr>
+        <w:t xml:space="preserve"> — 209,715,712 바이트 = 정확히 200MB 다. 사람이 </w:t>
+      </w:r>
+      <w:r>
+        <w:rPr>
+          <w:rFonts w:ascii="Consolas" w:hAnsi="Consolas" w:eastAsia="맑은 고딕"/>
+          <w:b w:val="0"/>
+          <w:sz w:val="20"/>
+        </w:rPr>
+        <w:t xml:space="preserve">SIZE</w:t>
+      </w:r>
+      <w:r>
+        <w:rPr>
+          <w:rFonts w:ascii="맑은 고딕" w:hAnsi="맑은 고딕" w:eastAsia="맑은 고딕"/>
+          <w:b w:val="0"/>
+          <w:sz w:val="20"/>
+        </w:rPr>
+        <w:t xml:space="preserve"> 를 지정하지 않았는데도 Primary 의 SRL 과 같은 크기가 되었고, 이것이 오히려 안전하다. 4장에서 확인한 대로 </w:t>
+      </w:r>
+      <w:r>
+        <w:rPr>
+          <w:rFonts w:ascii="맑은 고딕" w:hAnsi="맑은 고딕" w:eastAsia="맑은 고딕"/>
+          <w:b w:val="0"/>
+          <w:sz w:val="20"/>
+        </w:rPr>
+        <w:t xml:space="preserve">SRL 크기가 온라인 리두와 다르면 오라클이 그 그룹을 건너뛰기</w:t>
+      </w:r>
+      <w:r>
+        <w:rPr>
+          <w:rFonts w:ascii="맑은 고딕" w:hAnsi="맑은 고딕" w:eastAsia="맑은 고딕"/>
+          <w:b w:val="0"/>
+          <w:sz w:val="20"/>
+        </w:rPr>
+        <w:t xml:space="preserve"> 때문이다.</w:t>
       </w:r>
     </w:p>
     <w:p>
@@ -10004,7 +13954,39 @@
           <w:b w:val="0"/>
           <w:sz w:val="20"/>
         </w:rPr>
-        <w:t>만든 직후 상태는 **`UNASSIGNED`** 다. 아직 리두를 받지 않았으므로 정상이며, 12번에서 경로를 바꾸면 하나가 `ACTIVE` 가 된다.</w:t>
+        <w:t xml:space="preserve">만든 직후 상태는 </w:t>
+      </w:r>
+      <w:r>
+        <w:rPr>
+          <w:rFonts w:ascii="Consolas" w:hAnsi="Consolas" w:eastAsia="맑은 고딕"/>
+          <w:b w:val="0"/>
+          <w:sz w:val="20"/>
+        </w:rPr>
+        <w:t xml:space="preserve">UNASSIGNED</w:t>
+      </w:r>
+      <w:r>
+        <w:rPr>
+          <w:rFonts w:ascii="맑은 고딕" w:hAnsi="맑은 고딕" w:eastAsia="맑은 고딕"/>
+          <w:b w:val="0"/>
+          <w:sz w:val="20"/>
+        </w:rPr>
+        <w:t xml:space="preserve"> 다. 아직 리두를 받지 않았으므로 정상이며, 12번에서 경로를 바꾸면 하나가 </w:t>
+      </w:r>
+      <w:r>
+        <w:rPr>
+          <w:rFonts w:ascii="Consolas" w:hAnsi="Consolas" w:eastAsia="맑은 고딕"/>
+          <w:b w:val="0"/>
+          <w:sz w:val="20"/>
+        </w:rPr>
+        <w:t xml:space="preserve">ACTIVE</w:t>
+      </w:r>
+      <w:r>
+        <w:rPr>
+          <w:rFonts w:ascii="맑은 고딕" w:hAnsi="맑은 고딕" w:eastAsia="맑은 고딕"/>
+          <w:b w:val="0"/>
+          <w:sz w:val="20"/>
+        </w:rPr>
+        <w:t xml:space="preserve"> 가 된다.</w:t>
       </w:r>
     </w:p>
     <w:p>
@@ -10013,11 +13995,43 @@
       </w:pPr>
       <w:r>
         <w:rPr>
-          <w:rFonts w:ascii="맑은 고딕" w:hAnsi="맑은 고딕" w:eastAsia="맑은 고딕"/>
-          <w:b w:val="0"/>
-          <w:sz w:val="20"/>
-        </w:rPr>
-        <w:t>**`V$LOG` 가 0행**인 것도 중요한 관찰이다. Far Sync 는 **자기 온라인 리두를 쓰지 않는다.** 트랜잭션을 실행하지 않으므로 만들 리두가 없기 때문이며, SRL 만 있고 온라인 리두는 없는 것이 Far Sync 의 구조다.</w:t>
+          <w:rFonts w:ascii="Consolas" w:hAnsi="Consolas" w:eastAsia="맑은 고딕"/>
+          <w:b w:val="0"/>
+          <w:sz w:val="20"/>
+        </w:rPr>
+        <w:t xml:space="preserve">V$LOG</w:t>
+      </w:r>
+      <w:r>
+        <w:rPr>
+          <w:rFonts w:ascii="맑은 고딕" w:hAnsi="맑은 고딕" w:eastAsia="맑은 고딕"/>
+          <w:b w:val="0"/>
+          <w:sz w:val="20"/>
+        </w:rPr>
+        <w:t xml:space="preserve"> 가 0행</w:t>
+      </w:r>
+      <w:r>
+        <w:rPr>
+          <w:rFonts w:ascii="맑은 고딕" w:hAnsi="맑은 고딕" w:eastAsia="맑은 고딕"/>
+          <w:b w:val="0"/>
+          <w:sz w:val="20"/>
+        </w:rPr>
+        <w:t xml:space="preserve">인 것도 중요한 관찰이다. Far Sync 는 </w:t>
+      </w:r>
+      <w:r>
+        <w:rPr>
+          <w:rFonts w:ascii="맑은 고딕" w:hAnsi="맑은 고딕" w:eastAsia="맑은 고딕"/>
+          <w:b w:val="0"/>
+          <w:sz w:val="20"/>
+        </w:rPr>
+        <w:t xml:space="preserve">자기 온라인 리두를 쓰지 않는다.</w:t>
+      </w:r>
+      <w:r>
+        <w:rPr>
+          <w:rFonts w:ascii="맑은 고딕" w:hAnsi="맑은 고딕" w:eastAsia="맑은 고딕"/>
+          <w:b w:val="0"/>
+          <w:sz w:val="20"/>
+        </w:rPr>
+        <w:t xml:space="preserve"> 트랜잭션을 실행하지 않으므로 만들 리두가 없기 때문이며, SRL 만 있고 온라인 리두는 없는 것이 Far Sync 의 구조다.</w:t>
       </w:r>
     </w:p>
     <w:p>
@@ -10166,7 +14180,55 @@
           <w:b w:val="0"/>
           <w:sz w:val="20"/>
         </w:rPr>
-        <w:t>**별칭은 세 노드 모두에 있어야 한다.** chicago → farsync 만 있으면 되는 것이 아니다. farsync → boston 으로 전달해야 하고, farsync → chicago 로 FAL 요청도 가야 하며, 역할 전환을 대비하면 boston → farsync 도 필요하다. **이름 해석 실패는 `tnsping` 이 `TNS-03505` 로 알려 준다.**</w:t>
+        <w:t xml:space="preserve">별칭은 세 노드 모두에 있어야 한다.</w:t>
+      </w:r>
+      <w:r>
+        <w:rPr>
+          <w:rFonts w:ascii="맑은 고딕" w:hAnsi="맑은 고딕" w:eastAsia="맑은 고딕"/>
+          <w:b w:val="0"/>
+          <w:sz w:val="20"/>
+        </w:rPr>
+        <w:t xml:space="preserve"> chicago → farsync 만 있으면 되는 것이 아니다. farsync → boston 으로 전달해야 하고, farsync → chicago 로 FAL 요청도 가야 하며, 역할 전환을 대비하면 boston → farsync 도 필요하다. </w:t>
+      </w:r>
+      <w:r>
+        <w:rPr>
+          <w:rFonts w:ascii="맑은 고딕" w:hAnsi="맑은 고딕" w:eastAsia="맑은 고딕"/>
+          <w:b w:val="0"/>
+          <w:sz w:val="20"/>
+        </w:rPr>
+        <w:t xml:space="preserve">이름 해석 실패는 </w:t>
+      </w:r>
+      <w:r>
+        <w:rPr>
+          <w:rFonts w:ascii="Consolas" w:hAnsi="Consolas" w:eastAsia="맑은 고딕"/>
+          <w:b w:val="0"/>
+          <w:sz w:val="20"/>
+        </w:rPr>
+        <w:t xml:space="preserve">tnsping</w:t>
+      </w:r>
+      <w:r>
+        <w:rPr>
+          <w:rFonts w:ascii="맑은 고딕" w:hAnsi="맑은 고딕" w:eastAsia="맑은 고딕"/>
+          <w:b w:val="0"/>
+          <w:sz w:val="20"/>
+        </w:rPr>
+        <w:t xml:space="preserve"> 이 </w:t>
+      </w:r>
+      <w:r>
+        <w:rPr>
+          <w:rFonts w:ascii="Consolas" w:hAnsi="Consolas" w:eastAsia="맑은 고딕"/>
+          <w:b w:val="0"/>
+          <w:sz w:val="20"/>
+        </w:rPr>
+        <w:t xml:space="preserve">TNS-03505</w:t>
+      </w:r>
+      <w:r>
+        <w:rPr>
+          <w:rFonts w:ascii="맑은 고딕" w:hAnsi="맑은 고딕" w:eastAsia="맑은 고딕"/>
+          <w:b w:val="0"/>
+          <w:sz w:val="20"/>
+        </w:rPr>
+        <w:t xml:space="preserve"> 로 알려 준다.</w:t>
       </w:r>
     </w:p>
     <w:p>
@@ -10380,7 +14442,47 @@
           <w:b w:val="0"/>
           <w:sz w:val="20"/>
         </w:rPr>
-        <w:t>**Far Sync 도 동적 등록이 된다.** `MOUNTED` 상태인데도 `READY` 가 실측되었다. 그럼에도 정적 등록을 하는 이유는 셋이다.</w:t>
+        <w:t xml:space="preserve">Far Sync 도 동적 등록이 된다.</w:t>
+      </w:r>
+      <w:r>
+        <w:rPr>
+          <w:rFonts w:ascii="맑은 고딕" w:hAnsi="맑은 고딕" w:eastAsia="맑은 고딕"/>
+          <w:b w:val="0"/>
+          <w:sz w:val="20"/>
+        </w:rPr>
+        <w:t xml:space="preserve"> </w:t>
+      </w:r>
+      <w:r>
+        <w:rPr>
+          <w:rFonts w:ascii="Consolas" w:hAnsi="Consolas" w:eastAsia="맑은 고딕"/>
+          <w:b w:val="0"/>
+          <w:sz w:val="20"/>
+        </w:rPr>
+        <w:t xml:space="preserve">MOUNTED</w:t>
+      </w:r>
+      <w:r>
+        <w:rPr>
+          <w:rFonts w:ascii="맑은 고딕" w:hAnsi="맑은 고딕" w:eastAsia="맑은 고딕"/>
+          <w:b w:val="0"/>
+          <w:sz w:val="20"/>
+        </w:rPr>
+        <w:t xml:space="preserve"> 상태인데도 </w:t>
+      </w:r>
+      <w:r>
+        <w:rPr>
+          <w:rFonts w:ascii="Consolas" w:hAnsi="Consolas" w:eastAsia="맑은 고딕"/>
+          <w:b w:val="0"/>
+          <w:sz w:val="20"/>
+        </w:rPr>
+        <w:t xml:space="preserve">READY</w:t>
+      </w:r>
+      <w:r>
+        <w:rPr>
+          <w:rFonts w:ascii="맑은 고딕" w:hAnsi="맑은 고딕" w:eastAsia="맑은 고딕"/>
+          <w:b w:val="0"/>
+          <w:sz w:val="20"/>
+        </w:rPr>
+        <w:t xml:space="preserve"> 가 실측되었다. 그럼에도 정적 등록을 하는 이유는 셋이다.</w:t>
       </w:r>
     </w:p>
     <w:p>
@@ -10394,7 +14496,23 @@
           <w:b w:val="0"/>
           <w:sz w:val="20"/>
         </w:rPr>
-        <w:t>- **① 기동 직후** — PMON 이 등록하기 전 구간에는 정적 등록만이 통로다.</w:t>
+        <w:t xml:space="preserve">- </w:t>
+      </w:r>
+      <w:r>
+        <w:rPr>
+          <w:rFonts w:ascii="맑은 고딕" w:hAnsi="맑은 고딕" w:eastAsia="맑은 고딕"/>
+          <w:b w:val="0"/>
+          <w:sz w:val="20"/>
+        </w:rPr>
+        <w:t xml:space="preserve">① 기동 직후</w:t>
+      </w:r>
+      <w:r>
+        <w:rPr>
+          <w:rFonts w:ascii="맑은 고딕" w:hAnsi="맑은 고딕" w:eastAsia="맑은 고딕"/>
+          <w:b w:val="0"/>
+          <w:sz w:val="20"/>
+        </w:rPr>
+        <w:t xml:space="preserve"> — PMON 이 등록하기 전 구간에는 정적 등록만이 통로다.</w:t>
       </w:r>
     </w:p>
     <w:p>
@@ -10408,7 +14526,23 @@
           <w:b w:val="0"/>
           <w:sz w:val="20"/>
         </w:rPr>
-        <w:t>- **② 재기동 중** — 인스턴스가 내려가면 동적 등록이 사라진다.</w:t>
+        <w:t xml:space="preserve">- </w:t>
+      </w:r>
+      <w:r>
+        <w:rPr>
+          <w:rFonts w:ascii="맑은 고딕" w:hAnsi="맑은 고딕" w:eastAsia="맑은 고딕"/>
+          <w:b w:val="0"/>
+          <w:sz w:val="20"/>
+        </w:rPr>
+        <w:t xml:space="preserve">② 재기동 중</w:t>
+      </w:r>
+      <w:r>
+        <w:rPr>
+          <w:rFonts w:ascii="맑은 고딕" w:hAnsi="맑은 고딕" w:eastAsia="맑은 고딕"/>
+          <w:b w:val="0"/>
+          <w:sz w:val="20"/>
+        </w:rPr>
+        <w:t xml:space="preserve"> — 인스턴스가 내려가면 동적 등록이 사라진다.</w:t>
       </w:r>
     </w:p>
     <w:p>
@@ -10422,7 +14556,39 @@
           <w:b w:val="0"/>
           <w:sz w:val="20"/>
         </w:rPr>
-        <w:t>- **③ 원격 기동** — `NOMOUNT` 상태의 인스턴스에 붙어야 할 때가 있다(13장 Broker).</w:t>
+        <w:t xml:space="preserve">- </w:t>
+      </w:r>
+      <w:r>
+        <w:rPr>
+          <w:rFonts w:ascii="맑은 고딕" w:hAnsi="맑은 고딕" w:eastAsia="맑은 고딕"/>
+          <w:b w:val="0"/>
+          <w:sz w:val="20"/>
+        </w:rPr>
+        <w:t xml:space="preserve">③ 원격 기동</w:t>
+      </w:r>
+      <w:r>
+        <w:rPr>
+          <w:rFonts w:ascii="맑은 고딕" w:hAnsi="맑은 고딕" w:eastAsia="맑은 고딕"/>
+          <w:b w:val="0"/>
+          <w:sz w:val="20"/>
+        </w:rPr>
+        <w:t xml:space="preserve"> — </w:t>
+      </w:r>
+      <w:r>
+        <w:rPr>
+          <w:rFonts w:ascii="Consolas" w:hAnsi="Consolas" w:eastAsia="맑은 고딕"/>
+          <w:b w:val="0"/>
+          <w:sz w:val="20"/>
+        </w:rPr>
+        <w:t xml:space="preserve">NOMOUNT</w:t>
+      </w:r>
+      <w:r>
+        <w:rPr>
+          <w:rFonts w:ascii="맑은 고딕" w:hAnsi="맑은 고딕" w:eastAsia="맑은 고딕"/>
+          <w:b w:val="0"/>
+          <w:sz w:val="20"/>
+        </w:rPr>
+        <w:t xml:space="preserve"> 상태의 인스턴스에 붙어야 할 때가 있다(13장 Broker).</w:t>
       </w:r>
     </w:p>
     <w:p>
@@ -10431,11 +14597,51 @@
       </w:pPr>
       <w:r>
         <w:rPr>
-          <w:rFonts w:ascii="맑은 고딕" w:hAnsi="맑은 고딕" w:eastAsia="맑은 고딕"/>
-          <w:b w:val="0"/>
-          <w:sz w:val="20"/>
-        </w:rPr>
-        <w:t>`farsync_DGMGRL` 은 **정적 등록에만 존재**하므로 `UNKNOWN` 하나로 보인다. 13장에서 Broker 가 이 이름을 쓴다.</w:t>
+          <w:rFonts w:ascii="Consolas" w:hAnsi="Consolas" w:eastAsia="맑은 고딕"/>
+          <w:b w:val="0"/>
+          <w:sz w:val="20"/>
+        </w:rPr>
+        <w:t xml:space="preserve">farsync_DGMGRL</w:t>
+      </w:r>
+      <w:r>
+        <w:rPr>
+          <w:rFonts w:ascii="맑은 고딕" w:hAnsi="맑은 고딕" w:eastAsia="맑은 고딕"/>
+          <w:b w:val="0"/>
+          <w:sz w:val="20"/>
+        </w:rPr>
+        <w:t xml:space="preserve"> 은 </w:t>
+      </w:r>
+      <w:r>
+        <w:rPr>
+          <w:rFonts w:ascii="맑은 고딕" w:hAnsi="맑은 고딕" w:eastAsia="맑은 고딕"/>
+          <w:b w:val="0"/>
+          <w:sz w:val="20"/>
+        </w:rPr>
+        <w:t xml:space="preserve">정적 등록에만 존재</w:t>
+      </w:r>
+      <w:r>
+        <w:rPr>
+          <w:rFonts w:ascii="맑은 고딕" w:hAnsi="맑은 고딕" w:eastAsia="맑은 고딕"/>
+          <w:b w:val="0"/>
+          <w:sz w:val="20"/>
+        </w:rPr>
+        <w:t xml:space="preserve">하므로 </w:t>
+      </w:r>
+      <w:r>
+        <w:rPr>
+          <w:rFonts w:ascii="Consolas" w:hAnsi="Consolas" w:eastAsia="맑은 고딕"/>
+          <w:b w:val="0"/>
+          <w:sz w:val="20"/>
+        </w:rPr>
+        <w:t xml:space="preserve">UNKNOWN</w:t>
+      </w:r>
+      <w:r>
+        <w:rPr>
+          <w:rFonts w:ascii="맑은 고딕" w:hAnsi="맑은 고딕" w:eastAsia="맑은 고딕"/>
+          <w:b w:val="0"/>
+          <w:sz w:val="20"/>
+        </w:rPr>
+        <w:t xml:space="preserve"> 하나로 보인다. 13장에서 Broker 가 이 이름을 쓴다.</w:t>
       </w:r>
     </w:p>
     <w:p>
@@ -10589,7 +14795,15 @@
           <w:b w:val="0"/>
           <w:sz w:val="20"/>
         </w:rPr>
-        <w:t>**구성 변경은 받는 쪽 먼저, 보내는 쪽 나중**이다. 순서를 어기면, 즉 보내는 쪽을 먼저 바꾸고 리두를 보내면 받는 쪽이 아직 그 이름을 모르므로 거부한다.</w:t>
+        <w:t xml:space="preserve">구성 변경은 받는 쪽 먼저, 보내는 쪽 나중</w:t>
+      </w:r>
+      <w:r>
+        <w:rPr>
+          <w:rFonts w:ascii="맑은 고딕" w:hAnsi="맑은 고딕" w:eastAsia="맑은 고딕"/>
+          <w:b w:val="0"/>
+          <w:sz w:val="20"/>
+        </w:rPr>
+        <w:t xml:space="preserve">이다. 순서를 어기면, 즉 보내는 쪽을 먼저 바꾸고 리두를 보내면 받는 쪽이 아직 그 이름을 모르므로 거부한다.</w:t>
       </w:r>
     </w:p>
     <w:p>
@@ -10660,7 +14874,47 @@
           <w:b w:val="0"/>
           <w:sz w:val="19"/>
         </w:rPr>
-        <w:t>▸ **`ORA-16057` 은 오류가 나는 쪽과 원인이 있는 쪽이 다르다.** 오류는 chicago 의 목적지에 찍히는데 고쳐야 할 것은 farsync 의 `LOG_ARCHIVE_CONFIG` 다. 이 성질을 모르면 chicago 쪽만 뒤지게 된다.</w:t>
+        <w:t xml:space="preserve">▸ </w:t>
+      </w:r>
+      <w:r>
+        <w:rPr>
+          <w:rFonts w:ascii="Consolas" w:hAnsi="Consolas" w:eastAsia="맑은 고딕"/>
+          <w:b w:val="0"/>
+          <w:sz w:val="19"/>
+        </w:rPr>
+        <w:t xml:space="preserve">ORA-16057</w:t>
+      </w:r>
+      <w:r>
+        <w:rPr>
+          <w:rFonts w:ascii="맑은 고딕" w:hAnsi="맑은 고딕" w:eastAsia="맑은 고딕"/>
+          <w:b w:val="0"/>
+          <w:sz w:val="19"/>
+        </w:rPr>
+        <w:t xml:space="preserve"> 은 오류가 나는 쪽과 원인이 있는 쪽이 다르다.</w:t>
+      </w:r>
+      <w:r>
+        <w:rPr>
+          <w:rFonts w:ascii="맑은 고딕" w:hAnsi="맑은 고딕" w:eastAsia="맑은 고딕"/>
+          <w:b w:val="0"/>
+          <w:sz w:val="19"/>
+        </w:rPr>
+        <w:t xml:space="preserve"> 오류는 chicago 의 목적지에 찍히는데 고쳐야 할 것은 farsync 의 </w:t>
+      </w:r>
+      <w:r>
+        <w:rPr>
+          <w:rFonts w:ascii="Consolas" w:hAnsi="Consolas" w:eastAsia="맑은 고딕"/>
+          <w:b w:val="0"/>
+          <w:sz w:val="19"/>
+        </w:rPr>
+        <w:t xml:space="preserve">LOG_ARCHIVE_CONFIG</w:t>
+      </w:r>
+      <w:r>
+        <w:rPr>
+          <w:rFonts w:ascii="맑은 고딕" w:hAnsi="맑은 고딕" w:eastAsia="맑은 고딕"/>
+          <w:b w:val="0"/>
+          <w:sz w:val="19"/>
+        </w:rPr>
+        <w:t xml:space="preserve"> 다. 이 성질을 모르면 chicago 쪽만 뒤지게 된다.</w:t>
       </w:r>
     </w:p>
     <w:p>
@@ -10926,11 +15180,11 @@
             </w:pPr>
             <w:r>
               <w:rPr>
-                <w:rFonts w:ascii="맑은 고딕" w:hAnsi="맑은 고딕" w:eastAsia="맑은 고딕"/>
+                <w:rFonts w:ascii="Consolas" w:hAnsi="Consolas" w:eastAsia="맑은 고딕"/>
                 <w:b w:val="0"/>
                 <w:sz w:val="19"/>
               </w:rPr>
-              <w:t>`(online_logfiles, primary_role)`</w:t>
+              <w:t xml:space="preserve">(online_logfiles, primary_role)</w:t>
             </w:r>
           </w:p>
         </w:tc>
@@ -10948,7 +15202,31 @@
                 <w:b w:val="0"/>
                 <w:sz w:val="19"/>
               </w:rPr>
-              <w:t>**자기 온라인 리두**를, **Primary 역할**일 때 보낸다</w:t>
+              <w:t xml:space="preserve">자기 온라인 리두</w:t>
+            </w:r>
+            <w:r>
+              <w:rPr>
+                <w:rFonts w:ascii="맑은 고딕" w:hAnsi="맑은 고딕" w:eastAsia="맑은 고딕"/>
+                <w:b w:val="0"/>
+                <w:sz w:val="19"/>
+              </w:rPr>
+              <w:t xml:space="preserve">를, </w:t>
+            </w:r>
+            <w:r>
+              <w:rPr>
+                <w:rFonts w:ascii="맑은 고딕" w:hAnsi="맑은 고딕" w:eastAsia="맑은 고딕"/>
+                <w:b w:val="0"/>
+                <w:sz w:val="19"/>
+              </w:rPr>
+              <w:t xml:space="preserve">Primary 역할</w:t>
+            </w:r>
+            <w:r>
+              <w:rPr>
+                <w:rFonts w:ascii="맑은 고딕" w:hAnsi="맑은 고딕" w:eastAsia="맑은 고딕"/>
+                <w:b w:val="0"/>
+                <w:sz w:val="19"/>
+              </w:rPr>
+              <w:t xml:space="preserve">일 때 보낸다</w:t>
             </w:r>
           </w:p>
         </w:tc>
@@ -10982,11 +15260,11 @@
             </w:pPr>
             <w:r>
               <w:rPr>
-                <w:rFonts w:ascii="맑은 고딕" w:hAnsi="맑은 고딕" w:eastAsia="맑은 고딕"/>
+                <w:rFonts w:ascii="Consolas" w:hAnsi="Consolas" w:eastAsia="맑은 고딕"/>
                 <w:b w:val="0"/>
                 <w:sz w:val="19"/>
               </w:rPr>
-              <w:t>`(standby_logfiles, standby_role)`</w:t>
+              <w:t xml:space="preserve">(standby_logfiles, standby_role)</w:t>
             </w:r>
           </w:p>
         </w:tc>
@@ -11004,7 +15282,31 @@
                 <w:b w:val="0"/>
                 <w:sz w:val="19"/>
               </w:rPr>
-              <w:t>**받아서 SRL 에 쓴 것**을, **Standby 계열 역할**일 때 전달한다</w:t>
+              <w:t xml:space="preserve">받아서 SRL 에 쓴 것</w:t>
+            </w:r>
+            <w:r>
+              <w:rPr>
+                <w:rFonts w:ascii="맑은 고딕" w:hAnsi="맑은 고딕" w:eastAsia="맑은 고딕"/>
+                <w:b w:val="0"/>
+                <w:sz w:val="19"/>
+              </w:rPr>
+              <w:t xml:space="preserve">을, </w:t>
+            </w:r>
+            <w:r>
+              <w:rPr>
+                <w:rFonts w:ascii="맑은 고딕" w:hAnsi="맑은 고딕" w:eastAsia="맑은 고딕"/>
+                <w:b w:val="0"/>
+                <w:sz w:val="19"/>
+              </w:rPr>
+              <w:t xml:space="preserve">Standby 계열 역할</w:t>
+            </w:r>
+            <w:r>
+              <w:rPr>
+                <w:rFonts w:ascii="맑은 고딕" w:hAnsi="맑은 고딕" w:eastAsia="맑은 고딕"/>
+                <w:b w:val="0"/>
+                <w:sz w:val="19"/>
+              </w:rPr>
+              <w:t xml:space="preserve">일 때 전달한다</w:t>
             </w:r>
           </w:p>
         </w:tc>
@@ -11021,7 +15323,55 @@
           <w:b w:val="0"/>
           <w:sz w:val="20"/>
         </w:rPr>
-        <w:t>전달하는 쪽은 자기가 만든 리두가 아니라 **받아서 SRL 에 쓴 리두**를 보내므로 `standby_logfiles` 여야 한다. 여기를 `online_logfiles` 로 주면 전달이 일어나지 않으며, 15번에서 그 상태를 재현한다.</w:t>
+        <w:t xml:space="preserve">전달하는 쪽은 자기가 만든 리두가 아니라 </w:t>
+      </w:r>
+      <w:r>
+        <w:rPr>
+          <w:rFonts w:ascii="맑은 고딕" w:hAnsi="맑은 고딕" w:eastAsia="맑은 고딕"/>
+          <w:b w:val="0"/>
+          <w:sz w:val="20"/>
+        </w:rPr>
+        <w:t xml:space="preserve">받아서 SRL 에 쓴 리두</w:t>
+      </w:r>
+      <w:r>
+        <w:rPr>
+          <w:rFonts w:ascii="맑은 고딕" w:hAnsi="맑은 고딕" w:eastAsia="맑은 고딕"/>
+          <w:b w:val="0"/>
+          <w:sz w:val="20"/>
+        </w:rPr>
+        <w:t xml:space="preserve">를 보내므로 </w:t>
+      </w:r>
+      <w:r>
+        <w:rPr>
+          <w:rFonts w:ascii="Consolas" w:hAnsi="Consolas" w:eastAsia="맑은 고딕"/>
+          <w:b w:val="0"/>
+          <w:sz w:val="20"/>
+        </w:rPr>
+        <w:t xml:space="preserve">standby_logfiles</w:t>
+      </w:r>
+      <w:r>
+        <w:rPr>
+          <w:rFonts w:ascii="맑은 고딕" w:hAnsi="맑은 고딕" w:eastAsia="맑은 고딕"/>
+          <w:b w:val="0"/>
+          <w:sz w:val="20"/>
+        </w:rPr>
+        <w:t xml:space="preserve"> 여야 한다. 여기를 </w:t>
+      </w:r>
+      <w:r>
+        <w:rPr>
+          <w:rFonts w:ascii="Consolas" w:hAnsi="Consolas" w:eastAsia="맑은 고딕"/>
+          <w:b w:val="0"/>
+          <w:sz w:val="20"/>
+        </w:rPr>
+        <w:t xml:space="preserve">online_logfiles</w:t>
+      </w:r>
+      <w:r>
+        <w:rPr>
+          <w:rFonts w:ascii="맑은 고딕" w:hAnsi="맑은 고딕" w:eastAsia="맑은 고딕"/>
+          <w:b w:val="0"/>
+          <w:sz w:val="20"/>
+        </w:rPr>
+        <w:t xml:space="preserve"> 로 주면 전달이 일어나지 않으며, 15번에서 그 상태를 재현한다.</w:t>
       </w:r>
     </w:p>
     <w:p>
@@ -11188,7 +15538,127 @@
           <w:b w:val="0"/>
           <w:sz w:val="19"/>
         </w:rPr>
-        <w:t>▸ **`TRANSMIT_MODE` 와 `AFFIRM` 은 `V$ARCHIVE_DEST` 에 있다.** `V$ARCHIVE_DEST_STATUS` 에서 찾으면 **`ORA-00904`** 다. 두 뷰의 관점 차이 — 설정은 `V$ARCHIVE_DEST`, 현재 상태는 `_STATUS` — 를 기억하면 헷갈리지 않는다.</w:t>
+        <w:t xml:space="preserve">▸ </w:t>
+      </w:r>
+      <w:r>
+        <w:rPr>
+          <w:rFonts w:ascii="Consolas" w:hAnsi="Consolas" w:eastAsia="맑은 고딕"/>
+          <w:b w:val="0"/>
+          <w:sz w:val="19"/>
+        </w:rPr>
+        <w:t xml:space="preserve">TRANSMIT_MODE</w:t>
+      </w:r>
+      <w:r>
+        <w:rPr>
+          <w:rFonts w:ascii="맑은 고딕" w:hAnsi="맑은 고딕" w:eastAsia="맑은 고딕"/>
+          <w:b w:val="0"/>
+          <w:sz w:val="19"/>
+        </w:rPr>
+        <w:t xml:space="preserve"> 와 </w:t>
+      </w:r>
+      <w:r>
+        <w:rPr>
+          <w:rFonts w:ascii="Consolas" w:hAnsi="Consolas" w:eastAsia="맑은 고딕"/>
+          <w:b w:val="0"/>
+          <w:sz w:val="19"/>
+        </w:rPr>
+        <w:t xml:space="preserve">AFFIRM</w:t>
+      </w:r>
+      <w:r>
+        <w:rPr>
+          <w:rFonts w:ascii="맑은 고딕" w:hAnsi="맑은 고딕" w:eastAsia="맑은 고딕"/>
+          <w:b w:val="0"/>
+          <w:sz w:val="19"/>
+        </w:rPr>
+        <w:t xml:space="preserve"> 은 </w:t>
+      </w:r>
+      <w:r>
+        <w:rPr>
+          <w:rFonts w:ascii="Consolas" w:hAnsi="Consolas" w:eastAsia="맑은 고딕"/>
+          <w:b w:val="0"/>
+          <w:sz w:val="19"/>
+        </w:rPr>
+        <w:t xml:space="preserve">V$ARCHIVE_DEST</w:t>
+      </w:r>
+      <w:r>
+        <w:rPr>
+          <w:rFonts w:ascii="맑은 고딕" w:hAnsi="맑은 고딕" w:eastAsia="맑은 고딕"/>
+          <w:b w:val="0"/>
+          <w:sz w:val="19"/>
+        </w:rPr>
+        <w:t xml:space="preserve"> 에 있다.</w:t>
+      </w:r>
+      <w:r>
+        <w:rPr>
+          <w:rFonts w:ascii="맑은 고딕" w:hAnsi="맑은 고딕" w:eastAsia="맑은 고딕"/>
+          <w:b w:val="0"/>
+          <w:sz w:val="19"/>
+        </w:rPr>
+        <w:t xml:space="preserve"> </w:t>
+      </w:r>
+      <w:r>
+        <w:rPr>
+          <w:rFonts w:ascii="Consolas" w:hAnsi="Consolas" w:eastAsia="맑은 고딕"/>
+          <w:b w:val="0"/>
+          <w:sz w:val="19"/>
+        </w:rPr>
+        <w:t xml:space="preserve">V$ARCHIVE_DEST_STATUS</w:t>
+      </w:r>
+      <w:r>
+        <w:rPr>
+          <w:rFonts w:ascii="맑은 고딕" w:hAnsi="맑은 고딕" w:eastAsia="맑은 고딕"/>
+          <w:b w:val="0"/>
+          <w:sz w:val="19"/>
+        </w:rPr>
+        <w:t xml:space="preserve"> 에서 찾으면 </w:t>
+      </w:r>
+      <w:r>
+        <w:rPr>
+          <w:rFonts w:ascii="Consolas" w:hAnsi="Consolas" w:eastAsia="맑은 고딕"/>
+          <w:b w:val="0"/>
+          <w:sz w:val="19"/>
+        </w:rPr>
+        <w:t xml:space="preserve">ORA-00904</w:t>
+      </w:r>
+      <w:r>
+        <w:rPr>
+          <w:rFonts w:ascii="맑은 고딕" w:hAnsi="맑은 고딕" w:eastAsia="맑은 고딕"/>
+          <w:b w:val="0"/>
+          <w:sz w:val="19"/>
+        </w:rPr>
+        <w:t xml:space="preserve"> 다. 두 뷰의 관점 차이 — 설정은 </w:t>
+      </w:r>
+      <w:r>
+        <w:rPr>
+          <w:rFonts w:ascii="Consolas" w:hAnsi="Consolas" w:eastAsia="맑은 고딕"/>
+          <w:b w:val="0"/>
+          <w:sz w:val="19"/>
+        </w:rPr>
+        <w:t xml:space="preserve">V$ARCHIVE_DEST</w:t>
+      </w:r>
+      <w:r>
+        <w:rPr>
+          <w:rFonts w:ascii="맑은 고딕" w:hAnsi="맑은 고딕" w:eastAsia="맑은 고딕"/>
+          <w:b w:val="0"/>
+          <w:sz w:val="19"/>
+        </w:rPr>
+        <w:t xml:space="preserve">, 현재 상태는 </w:t>
+      </w:r>
+      <w:r>
+        <w:rPr>
+          <w:rFonts w:ascii="Consolas" w:hAnsi="Consolas" w:eastAsia="맑은 고딕"/>
+          <w:b w:val="0"/>
+          <w:sz w:val="19"/>
+        </w:rPr>
+        <w:t xml:space="preserve">_STATUS</w:t>
+      </w:r>
+      <w:r>
+        <w:rPr>
+          <w:rFonts w:ascii="맑은 고딕" w:hAnsi="맑은 고딕" w:eastAsia="맑은 고딕"/>
+          <w:b w:val="0"/>
+          <w:sz w:val="19"/>
+        </w:rPr>
+        <w:t xml:space="preserve"> — 를 기억하면 헷갈리지 않는다.</w:t>
       </w:r>
     </w:p>
     <w:p>
@@ -11197,11 +15667,51 @@
       </w:pPr>
       <w:r>
         <w:rPr>
-          <w:rFonts w:ascii="맑은 고딕" w:hAnsi="맑은 고딕" w:eastAsia="맑은 고딕"/>
-          <w:b w:val="0"/>
-          <w:sz w:val="20"/>
-        </w:rPr>
-        <w:t>`SYNC` 를 주었는데 표시는 **`PARALLELSYNC`** 다. 동기 전송의 내부 구현 이름이며 설정이 반영된 것이 맞다. `AFFIRM=YES` 도 함께 확인한다.</w:t>
+          <w:rFonts w:ascii="Consolas" w:hAnsi="Consolas" w:eastAsia="맑은 고딕"/>
+          <w:b w:val="0"/>
+          <w:sz w:val="20"/>
+        </w:rPr>
+        <w:t xml:space="preserve">SYNC</w:t>
+      </w:r>
+      <w:r>
+        <w:rPr>
+          <w:rFonts w:ascii="맑은 고딕" w:hAnsi="맑은 고딕" w:eastAsia="맑은 고딕"/>
+          <w:b w:val="0"/>
+          <w:sz w:val="20"/>
+        </w:rPr>
+        <w:t xml:space="preserve"> 를 주었는데 표시는 </w:t>
+      </w:r>
+      <w:r>
+        <w:rPr>
+          <w:rFonts w:ascii="Consolas" w:hAnsi="Consolas" w:eastAsia="맑은 고딕"/>
+          <w:b w:val="0"/>
+          <w:sz w:val="20"/>
+        </w:rPr>
+        <w:t xml:space="preserve">PARALLELSYNC</w:t>
+      </w:r>
+      <w:r>
+        <w:rPr>
+          <w:rFonts w:ascii="맑은 고딕" w:hAnsi="맑은 고딕" w:eastAsia="맑은 고딕"/>
+          <w:b w:val="0"/>
+          <w:sz w:val="20"/>
+        </w:rPr>
+        <w:t xml:space="preserve"> 다. 동기 전송의 내부 구현 이름이며 설정이 반영된 것이 맞다. </w:t>
+      </w:r>
+      <w:r>
+        <w:rPr>
+          <w:rFonts w:ascii="Consolas" w:hAnsi="Consolas" w:eastAsia="맑은 고딕"/>
+          <w:b w:val="0"/>
+          <w:sz w:val="20"/>
+        </w:rPr>
+        <w:t xml:space="preserve">AFFIRM=YES</w:t>
+      </w:r>
+      <w:r>
+        <w:rPr>
+          <w:rFonts w:ascii="맑은 고딕" w:hAnsi="맑은 고딕" w:eastAsia="맑은 고딕"/>
+          <w:b w:val="0"/>
+          <w:sz w:val="20"/>
+        </w:rPr>
+        <w:t xml:space="preserve"> 도 함께 확인한다.</w:t>
       </w:r>
     </w:p>
     <w:p>
@@ -11391,7 +15901,79 @@
           <w:b w:val="0"/>
           <w:sz w:val="20"/>
         </w:rPr>
-        <w:t>**Far Sync 도 `RFS`·SRL·아카이브를 갖는다.** 진단 방법은 Standby 와 완전히 같다 — `RFS` 가 있는지, SRL 이 `ACTIVE` 인지, 아카이브가 쌓이는지를 본다. 다른 것은 `MRP0` 이 없다는 점뿐이다.</w:t>
+        <w:t xml:space="preserve">Far Sync 도 </w:t>
+      </w:r>
+      <w:r>
+        <w:rPr>
+          <w:rFonts w:ascii="Consolas" w:hAnsi="Consolas" w:eastAsia="맑은 고딕"/>
+          <w:b w:val="0"/>
+          <w:sz w:val="20"/>
+        </w:rPr>
+        <w:t xml:space="preserve">RFS</w:t>
+      </w:r>
+      <w:r>
+        <w:rPr>
+          <w:rFonts w:ascii="맑은 고딕" w:hAnsi="맑은 고딕" w:eastAsia="맑은 고딕"/>
+          <w:b w:val="0"/>
+          <w:sz w:val="20"/>
+        </w:rPr>
+        <w:t xml:space="preserve">·SRL·아카이브를 갖는다.</w:t>
+      </w:r>
+      <w:r>
+        <w:rPr>
+          <w:rFonts w:ascii="맑은 고딕" w:hAnsi="맑은 고딕" w:eastAsia="맑은 고딕"/>
+          <w:b w:val="0"/>
+          <w:sz w:val="20"/>
+        </w:rPr>
+        <w:t xml:space="preserve"> 진단 방법은 Standby 와 완전히 같다 — </w:t>
+      </w:r>
+      <w:r>
+        <w:rPr>
+          <w:rFonts w:ascii="Consolas" w:hAnsi="Consolas" w:eastAsia="맑은 고딕"/>
+          <w:b w:val="0"/>
+          <w:sz w:val="20"/>
+        </w:rPr>
+        <w:t xml:space="preserve">RFS</w:t>
+      </w:r>
+      <w:r>
+        <w:rPr>
+          <w:rFonts w:ascii="맑은 고딕" w:hAnsi="맑은 고딕" w:eastAsia="맑은 고딕"/>
+          <w:b w:val="0"/>
+          <w:sz w:val="20"/>
+        </w:rPr>
+        <w:t xml:space="preserve"> 가 있는지, SRL 이 </w:t>
+      </w:r>
+      <w:r>
+        <w:rPr>
+          <w:rFonts w:ascii="Consolas" w:hAnsi="Consolas" w:eastAsia="맑은 고딕"/>
+          <w:b w:val="0"/>
+          <w:sz w:val="20"/>
+        </w:rPr>
+        <w:t xml:space="preserve">ACTIVE</w:t>
+      </w:r>
+      <w:r>
+        <w:rPr>
+          <w:rFonts w:ascii="맑은 고딕" w:hAnsi="맑은 고딕" w:eastAsia="맑은 고딕"/>
+          <w:b w:val="0"/>
+          <w:sz w:val="20"/>
+        </w:rPr>
+        <w:t xml:space="preserve"> 인지, 아카이브가 쌓이는지를 본다. 다른 것은 </w:t>
+      </w:r>
+      <w:r>
+        <w:rPr>
+          <w:rFonts w:ascii="Consolas" w:hAnsi="Consolas" w:eastAsia="맑은 고딕"/>
+          <w:b w:val="0"/>
+          <w:sz w:val="20"/>
+        </w:rPr>
+        <w:t xml:space="preserve">MRP0</w:t>
+      </w:r>
+      <w:r>
+        <w:rPr>
+          <w:rFonts w:ascii="맑은 고딕" w:hAnsi="맑은 고딕" w:eastAsia="맑은 고딕"/>
+          <w:b w:val="0"/>
+          <w:sz w:val="20"/>
+        </w:rPr>
+        <w:t xml:space="preserve"> 이 없다는 점뿐이다.</w:t>
       </w:r>
     </w:p>
     <w:p>
@@ -11404,7 +15986,31 @@
           <w:b w:val="0"/>
           <w:sz w:val="20"/>
         </w:rPr>
-        <w:t>**경로가 하나 늘었는데도 boston 의 지연은 0** 이다. Far Sync 가 중계에 걸리는 시간은 무시할 만하며, 이것이 원거리 구성에서 Far Sync 를 쓰는 이유다 — 동기 전송의 비용을 **가까운 Far Sync 까지만** 치르고, 먼 Standby 로는 비동기로 보낸다.</w:t>
+        <w:t xml:space="preserve">경로가 하나 늘었는데도 boston 의 지연은 0</w:t>
+      </w:r>
+      <w:r>
+        <w:rPr>
+          <w:rFonts w:ascii="맑은 고딕" w:hAnsi="맑은 고딕" w:eastAsia="맑은 고딕"/>
+          <w:b w:val="0"/>
+          <w:sz w:val="20"/>
+        </w:rPr>
+        <w:t xml:space="preserve"> 이다. Far Sync 가 중계에 걸리는 시간은 무시할 만하며, 이것이 원거리 구성에서 Far Sync 를 쓰는 이유다 — 동기 전송의 비용을 </w:t>
+      </w:r>
+      <w:r>
+        <w:rPr>
+          <w:rFonts w:ascii="맑은 고딕" w:hAnsi="맑은 고딕" w:eastAsia="맑은 고딕"/>
+          <w:b w:val="0"/>
+          <w:sz w:val="20"/>
+        </w:rPr>
+        <w:t xml:space="preserve">가까운 Far Sync 까지만</w:t>
+      </w:r>
+      <w:r>
+        <w:rPr>
+          <w:rFonts w:ascii="맑은 고딕" w:hAnsi="맑은 고딕" w:eastAsia="맑은 고딕"/>
+          <w:b w:val="0"/>
+          <w:sz w:val="20"/>
+        </w:rPr>
+        <w:t xml:space="preserve"> 치르고, 먼 Standby 로는 비동기로 보낸다.</w:t>
       </w:r>
     </w:p>
     <w:tbl>
@@ -11432,12 +16038,70 @@
                 <w:sz w:val="19"/>
               </w:rPr>
               <w:t>[확인] Section 4 채점 요약</w:t>
+            </w:r>
+            <w:r>
+              <w:rPr>
+                <w:rFonts w:ascii="맑은 고딕" w:hAnsi="맑은 고딕" w:eastAsia="맑은 고딕"/>
+                <w:b/>
+                <w:sz w:val="19"/>
+              </w:rPr>
               <w:br/>
+            </w:r>
+            <w:r>
+              <w:rPr>
+                <w:rFonts w:ascii="맑은 고딕" w:hAnsi="맑은 고딕" w:eastAsia="맑은 고딕"/>
+                <w:b/>
+                <w:sz w:val="19"/>
+              </w:rPr>
               <w:t>· 10번 — 컨트롤 파일 크기를 기록했는가 / FAR SYNC 표기 함정(ORA-00900)을 짚었는가 / 옮길 파일 둘을 특정했는가 / ORA-16476 을 기록하고 "조회 서비스 불가"로 해석했는가 / V$DIAG_INFO 로 경로를 확인했는가</w:t>
+            </w:r>
+            <w:r>
+              <w:rPr>
+                <w:rFonts w:ascii="맑은 고딕" w:hAnsi="맑은 고딕" w:eastAsia="맑은 고딕"/>
+                <w:b/>
+                <w:sz w:val="19"/>
+              </w:rPr>
               <w:br/>
+            </w:r>
+            <w:r>
+              <w:rPr>
+                <w:rFonts w:ascii="맑은 고딕" w:hAnsi="맑은 고딕" w:eastAsia="맑은 고딕"/>
+                <w:b/>
+                <w:sz w:val="19"/>
+              </w:rPr>
               <w:t>· 11번 — ORA-01184 를 상속으로 설명했는가 / log_file_name_convert 를 지목했는가 / CLEAR LOGFILE 과 크기 209,715,712 를 제시했는가 / V$LOG 0행을 관찰했는가</w:t>
+            </w:r>
+            <w:r>
+              <w:rPr>
+                <w:rFonts w:ascii="맑은 고딕" w:hAnsi="맑은 고딕" w:eastAsia="맑은 고딕"/>
+                <w:b/>
+                <w:sz w:val="19"/>
+              </w:rPr>
               <w:br/>
-              <w:t>· 12번 — 별칭이 세 노드 모두에 필요하다고 했는가 / 정적 등록 이유 세 가지 / **받는 쪽 먼저**와 ORA-16057 / 두 VALID_FOR 의 차이 / ORA-00904 와 PARALLELSYNC</w:t>
+            </w:r>
+            <w:r>
+              <w:rPr>
+                <w:rFonts w:ascii="맑은 고딕" w:hAnsi="맑은 고딕" w:eastAsia="맑은 고딕"/>
+                <w:b/>
+                <w:sz w:val="19"/>
+              </w:rPr>
+              <w:t xml:space="preserve">· 12번 — 별칭이 세 노드 모두에 필요하다고 했는가 / 정적 등록 이유 세 가지 / </w:t>
+            </w:r>
+            <w:r>
+              <w:rPr>
+                <w:rFonts w:ascii="맑은 고딕" w:hAnsi="맑은 고딕" w:eastAsia="맑은 고딕"/>
+                <w:b/>
+                <w:sz w:val="19"/>
+              </w:rPr>
+              <w:t xml:space="preserve">받는 쪽 먼저</w:t>
+            </w:r>
+            <w:r>
+              <w:rPr>
+                <w:rFonts w:ascii="맑은 고딕" w:hAnsi="맑은 고딕" w:eastAsia="맑은 고딕"/>
+                <w:b/>
+                <w:sz w:val="19"/>
+              </w:rPr>
+              <w:t xml:space="preserve">와 ORA-16057 / 두 VALID_FOR 의 차이 / ORA-00904 와 PARALLELSYNC</w:t>
             </w:r>
           </w:p>
         </w:tc>
@@ -11467,7 +16131,39 @@
           <w:b w:val="0"/>
           <w:sz w:val="20"/>
         </w:rPr>
-        <w:t>이 절의 채점 핵심은 **세 노드의 값이 다른 것을 정상으로 판정했는가**다. 13번에서 boston 만 `RESYNCHRONIZATION` 인데, 이것을 결함으로 읽으면 Far Sync 구성의 의미를 놓친 것이다.</w:t>
+        <w:t xml:space="preserve">이 절의 채점 핵심은 </w:t>
+      </w:r>
+      <w:r>
+        <w:rPr>
+          <w:rFonts w:ascii="맑은 고딕" w:hAnsi="맑은 고딕" w:eastAsia="맑은 고딕"/>
+          <w:b w:val="0"/>
+          <w:sz w:val="20"/>
+        </w:rPr>
+        <w:t xml:space="preserve">세 노드의 값이 다른 것을 정상으로 판정했는가</w:t>
+      </w:r>
+      <w:r>
+        <w:rPr>
+          <w:rFonts w:ascii="맑은 고딕" w:hAnsi="맑은 고딕" w:eastAsia="맑은 고딕"/>
+          <w:b w:val="0"/>
+          <w:sz w:val="20"/>
+        </w:rPr>
+        <w:t xml:space="preserve">다. 13번에서 boston 만 </w:t>
+      </w:r>
+      <w:r>
+        <w:rPr>
+          <w:rFonts w:ascii="Consolas" w:hAnsi="Consolas" w:eastAsia="맑은 고딕"/>
+          <w:b w:val="0"/>
+          <w:sz w:val="20"/>
+        </w:rPr>
+        <w:t xml:space="preserve">RESYNCHRONIZATION</w:t>
+      </w:r>
+      <w:r>
+        <w:rPr>
+          <w:rFonts w:ascii="맑은 고딕" w:hAnsi="맑은 고딕" w:eastAsia="맑은 고딕"/>
+          <w:b w:val="0"/>
+          <w:sz w:val="20"/>
+        </w:rPr>
+        <w:t xml:space="preserve"> 인데, 이것을 결함으로 읽으면 Far Sync 구성의 의미를 놓친 것이다.</w:t>
       </w:r>
     </w:p>
     <w:p>
@@ -11626,7 +16322,39 @@
           <w:b w:val="0"/>
           <w:sz w:val="20"/>
         </w:rPr>
-        <w:t>**명령은 성공했지만 `PROTECTION_LEVEL` 은 `RESYNCHRONIZATION`** 이다. "설정은 Maximum Availability 인데 아직 그 수준에 도달하지 못했고 맞춰 가는 중"이라는 뜻이다.</w:t>
+        <w:t xml:space="preserve">명령은 성공했지만 </w:t>
+      </w:r>
+      <w:r>
+        <w:rPr>
+          <w:rFonts w:ascii="Consolas" w:hAnsi="Consolas" w:eastAsia="맑은 고딕"/>
+          <w:b w:val="0"/>
+          <w:sz w:val="20"/>
+        </w:rPr>
+        <w:t xml:space="preserve">PROTECTION_LEVEL</w:t>
+      </w:r>
+      <w:r>
+        <w:rPr>
+          <w:rFonts w:ascii="맑은 고딕" w:hAnsi="맑은 고딕" w:eastAsia="맑은 고딕"/>
+          <w:b w:val="0"/>
+          <w:sz w:val="20"/>
+        </w:rPr>
+        <w:t xml:space="preserve"> 은 </w:t>
+      </w:r>
+      <w:r>
+        <w:rPr>
+          <w:rFonts w:ascii="Consolas" w:hAnsi="Consolas" w:eastAsia="맑은 고딕"/>
+          <w:b w:val="0"/>
+          <w:sz w:val="20"/>
+        </w:rPr>
+        <w:t xml:space="preserve">RESYNCHRONIZATION</w:t>
+      </w:r>
+      <w:r>
+        <w:rPr>
+          <w:rFonts w:ascii="맑은 고딕" w:hAnsi="맑은 고딕" w:eastAsia="맑은 고딕"/>
+          <w:b w:val="0"/>
+          <w:sz w:val="20"/>
+        </w:rPr>
+        <w:t xml:space="preserve"> 이다. "설정은 Maximum Availability 인데 아직 그 수준에 도달하지 못했고 맞춰 가는 중"이라는 뜻이다.</w:t>
       </w:r>
     </w:p>
     <w:p>
@@ -11723,7 +16451,47 @@
           <w:b w:val="0"/>
           <w:sz w:val="20"/>
         </w:rPr>
-        <w:t>**도달했다.** 목표와 현재가 같아졌다는 것은 동기 파트너와 실제로 동기화되었다는 뜻이다. 12번에서 `SYNC AFFIRM` 을 걸어 두었기 때문에 가능했으며, `ASYNC` 인 채였다면 아무리 기다려도 올라가지 않는다.</w:t>
+        <w:t xml:space="preserve">도달했다.</w:t>
+      </w:r>
+      <w:r>
+        <w:rPr>
+          <w:rFonts w:ascii="맑은 고딕" w:hAnsi="맑은 고딕" w:eastAsia="맑은 고딕"/>
+          <w:b w:val="0"/>
+          <w:sz w:val="20"/>
+        </w:rPr>
+        <w:t xml:space="preserve"> 목표와 현재가 같아졌다는 것은 동기 파트너와 실제로 동기화되었다는 뜻이다. 12번에서 </w:t>
+      </w:r>
+      <w:r>
+        <w:rPr>
+          <w:rFonts w:ascii="Consolas" w:hAnsi="Consolas" w:eastAsia="맑은 고딕"/>
+          <w:b w:val="0"/>
+          <w:sz w:val="20"/>
+        </w:rPr>
+        <w:t xml:space="preserve">SYNC AFFIRM</w:t>
+      </w:r>
+      <w:r>
+        <w:rPr>
+          <w:rFonts w:ascii="맑은 고딕" w:hAnsi="맑은 고딕" w:eastAsia="맑은 고딕"/>
+          <w:b w:val="0"/>
+          <w:sz w:val="20"/>
+        </w:rPr>
+        <w:t xml:space="preserve"> 을 걸어 두었기 때문에 가능했으며, </w:t>
+      </w:r>
+      <w:r>
+        <w:rPr>
+          <w:rFonts w:ascii="Consolas" w:hAnsi="Consolas" w:eastAsia="맑은 고딕"/>
+          <w:b w:val="0"/>
+          <w:sz w:val="20"/>
+        </w:rPr>
+        <w:t xml:space="preserve">ASYNC</w:t>
+      </w:r>
+      <w:r>
+        <w:rPr>
+          <w:rFonts w:ascii="맑은 고딕" w:hAnsi="맑은 고딕" w:eastAsia="맑은 고딕"/>
+          <w:b w:val="0"/>
+          <w:sz w:val="20"/>
+        </w:rPr>
+        <w:t xml:space="preserve"> 인 채였다면 아무리 기다려도 올라가지 않는다.</w:t>
       </w:r>
     </w:p>
     <w:p>
@@ -12126,7 +16894,7 @@
                 <w:b w:val="0"/>
                 <w:sz w:val="19"/>
               </w:rPr>
-              <w:t>**RESYNCHRONIZATION**</w:t>
+              <w:t xml:space="preserve">RESYNCHRONIZATION</w:t>
             </w:r>
           </w:p>
         </w:tc>
@@ -12144,7 +16912,7 @@
                 <w:b w:val="0"/>
                 <w:sz w:val="19"/>
               </w:rPr>
-              <w:t>**정상**</w:t>
+              <w:t xml:space="preserve">정상</w:t>
             </w:r>
           </w:p>
         </w:tc>
@@ -12161,7 +16929,39 @@
           <w:b w:val="0"/>
           <w:sz w:val="20"/>
         </w:rPr>
-        <w:t>**동기 보장 구간이 chicago ↔ farsync 이기 때문**이다. Primary 는 Far Sync 의 SRL 에 기록이 완료된 것을 확인하고 커밋을 완료하며, 그 구간에서 무손실이 성립한다. **boston 으로 가는 구간은 `ASYNC`** 이므로 boston 자신은 "나는 아직 동기 수준이 아니다"라고 답한다.</w:t>
+        <w:t xml:space="preserve">동기 보장 구간이 chicago ↔ farsync 이기 때문</w:t>
+      </w:r>
+      <w:r>
+        <w:rPr>
+          <w:rFonts w:ascii="맑은 고딕" w:hAnsi="맑은 고딕" w:eastAsia="맑은 고딕"/>
+          <w:b w:val="0"/>
+          <w:sz w:val="20"/>
+        </w:rPr>
+        <w:t xml:space="preserve">이다. Primary 는 Far Sync 의 SRL 에 기록이 완료된 것을 확인하고 커밋을 완료하며, 그 구간에서 무손실이 성립한다. </w:t>
+      </w:r>
+      <w:r>
+        <w:rPr>
+          <w:rFonts w:ascii="맑은 고딕" w:hAnsi="맑은 고딕" w:eastAsia="맑은 고딕"/>
+          <w:b w:val="0"/>
+          <w:sz w:val="20"/>
+        </w:rPr>
+        <w:t xml:space="preserve">boston 으로 가는 구간은 </w:t>
+      </w:r>
+      <w:r>
+        <w:rPr>
+          <w:rFonts w:ascii="Consolas" w:hAnsi="Consolas" w:eastAsia="맑은 고딕"/>
+          <w:b w:val="0"/>
+          <w:sz w:val="20"/>
+        </w:rPr>
+        <w:t xml:space="preserve">ASYNC</w:t>
+      </w:r>
+      <w:r>
+        <w:rPr>
+          <w:rFonts w:ascii="맑은 고딕" w:hAnsi="맑은 고딕" w:eastAsia="맑은 고딕"/>
+          <w:b w:val="0"/>
+          <w:sz w:val="20"/>
+        </w:rPr>
+        <w:t xml:space="preserve"> 이므로 boston 자신은 "나는 아직 동기 수준이 아니다"라고 답한다.</w:t>
       </w:r>
     </w:p>
     <w:p>
@@ -12174,7 +16974,23 @@
           <w:b w:val="0"/>
           <w:sz w:val="20"/>
         </w:rPr>
-        <w:t>이것이 Far Sync 구성의 설계 의도다 — **동기의 비용은 가까운 Far Sync 까지만 치르고, 먼 Standby 로는 비동기로 보낸다.** 무손실은 Far Sync 가 보장하고, 재해 시에는 Far Sync 에 남은 리두로 boston 을 끝까지 따라잡게 한다.</w:t>
+        <w:t xml:space="preserve">이것이 Far Sync 구성의 설계 의도다 — </w:t>
+      </w:r>
+      <w:r>
+        <w:rPr>
+          <w:rFonts w:ascii="맑은 고딕" w:hAnsi="맑은 고딕" w:eastAsia="맑은 고딕"/>
+          <w:b w:val="0"/>
+          <w:sz w:val="20"/>
+        </w:rPr>
+        <w:t xml:space="preserve">동기의 비용은 가까운 Far Sync 까지만 치르고, 먼 Standby 로는 비동기로 보낸다.</w:t>
+      </w:r>
+      <w:r>
+        <w:rPr>
+          <w:rFonts w:ascii="맑은 고딕" w:hAnsi="맑은 고딕" w:eastAsia="맑은 고딕"/>
+          <w:b w:val="0"/>
+          <w:sz w:val="20"/>
+        </w:rPr>
+        <w:t xml:space="preserve"> 무손실은 Far Sync 가 보장하고, 재해 시에는 Far Sync 에 남은 리두로 boston 을 끝까지 따라잡게 한다.</w:t>
       </w:r>
     </w:p>
     <w:p>
@@ -12187,7 +17003,39 @@
           <w:b w:val="0"/>
           <w:sz w:val="19"/>
         </w:rPr>
-        <w:t>▸ **boston 의 `RESYNCHRONIZATION` 을 장애로 보고하면 오답이다.** 세 노드의 값이 다른 것이 이 구성의 정상 모습이며, 오히려 세 값이 모두 같다면 boston 까지 동기로 보내고 있다는 뜻이라 Far Sync 를 둘 이유가 사라진다.</w:t>
+        <w:t xml:space="preserve">▸ </w:t>
+      </w:r>
+      <w:r>
+        <w:rPr>
+          <w:rFonts w:ascii="맑은 고딕" w:hAnsi="맑은 고딕" w:eastAsia="맑은 고딕"/>
+          <w:b w:val="0"/>
+          <w:sz w:val="19"/>
+        </w:rPr>
+        <w:t xml:space="preserve">boston 의 </w:t>
+      </w:r>
+      <w:r>
+        <w:rPr>
+          <w:rFonts w:ascii="Consolas" w:hAnsi="Consolas" w:eastAsia="맑은 고딕"/>
+          <w:b w:val="0"/>
+          <w:sz w:val="19"/>
+        </w:rPr>
+        <w:t xml:space="preserve">RESYNCHRONIZATION</w:t>
+      </w:r>
+      <w:r>
+        <w:rPr>
+          <w:rFonts w:ascii="맑은 고딕" w:hAnsi="맑은 고딕" w:eastAsia="맑은 고딕"/>
+          <w:b w:val="0"/>
+          <w:sz w:val="19"/>
+        </w:rPr>
+        <w:t xml:space="preserve"> 을 장애로 보고하면 오답이다.</w:t>
+      </w:r>
+      <w:r>
+        <w:rPr>
+          <w:rFonts w:ascii="맑은 고딕" w:hAnsi="맑은 고딕" w:eastAsia="맑은 고딕"/>
+          <w:b w:val="0"/>
+          <w:sz w:val="19"/>
+        </w:rPr>
+        <w:t xml:space="preserve"> 세 노드의 값이 다른 것이 이 구성의 정상 모습이며, 오히려 세 값이 모두 같다면 boston 까지 동기로 보내고 있다는 뜻이라 Far Sync 를 둘 이유가 사라진다.</w:t>
       </w:r>
     </w:p>
     <w:p>
@@ -12328,7 +17176,15 @@
           <w:b w:val="0"/>
           <w:sz w:val="20"/>
         </w:rPr>
-        <w:t>**경로가 chicago → farsync → boston 으로 바뀌었는데 데이터는 끝까지 간다.** 중계가 투명하게 동작한다는 증거이며, 애플리케이션이나 Standby 쪽에서 달라지는 것이 없다.</w:t>
+        <w:t xml:space="preserve">경로가 chicago → farsync → boston 으로 바뀌었는데 데이터는 끝까지 간다.</w:t>
+      </w:r>
+      <w:r>
+        <w:rPr>
+          <w:rFonts w:ascii="맑은 고딕" w:hAnsi="맑은 고딕" w:eastAsia="맑은 고딕"/>
+          <w:b w:val="0"/>
+          <w:sz w:val="20"/>
+        </w:rPr>
+        <w:t xml:space="preserve"> 중계가 투명하게 동작한다는 증거이며, 애플리케이션이나 Standby 쪽에서 달라지는 것이 없다.</w:t>
       </w:r>
     </w:p>
     <w:p>
@@ -12354,7 +17210,47 @@
           <w:b w:val="0"/>
           <w:sz w:val="20"/>
         </w:rPr>
-        <w:t>**여전히 위험하다.** Far Sync 를 두어도 동기 파트너가 **하나뿐**이라는 사실은 달라지지 않는다. farsync 노드가 내려가면 Primary 는 원격 기록을 확인할 수 없고, Maximum Protection 에서는 그때 **Primary 의 인스턴스가 스스로 종료**된다.</w:t>
+        <w:t xml:space="preserve">여전히 위험하다.</w:t>
+      </w:r>
+      <w:r>
+        <w:rPr>
+          <w:rFonts w:ascii="맑은 고딕" w:hAnsi="맑은 고딕" w:eastAsia="맑은 고딕"/>
+          <w:b w:val="0"/>
+          <w:sz w:val="20"/>
+        </w:rPr>
+        <w:t xml:space="preserve"> Far Sync 를 두어도 동기 파트너가 </w:t>
+      </w:r>
+      <w:r>
+        <w:rPr>
+          <w:rFonts w:ascii="맑은 고딕" w:hAnsi="맑은 고딕" w:eastAsia="맑은 고딕"/>
+          <w:b w:val="0"/>
+          <w:sz w:val="20"/>
+        </w:rPr>
+        <w:t xml:space="preserve">하나뿐</w:t>
+      </w:r>
+      <w:r>
+        <w:rPr>
+          <w:rFonts w:ascii="맑은 고딕" w:hAnsi="맑은 고딕" w:eastAsia="맑은 고딕"/>
+          <w:b w:val="0"/>
+          <w:sz w:val="20"/>
+        </w:rPr>
+        <w:t xml:space="preserve">이라는 사실은 달라지지 않는다. farsync 노드가 내려가면 Primary 는 원격 기록을 확인할 수 없고, Maximum Protection 에서는 그때 </w:t>
+      </w:r>
+      <w:r>
+        <w:rPr>
+          <w:rFonts w:ascii="맑은 고딕" w:hAnsi="맑은 고딕" w:eastAsia="맑은 고딕"/>
+          <w:b w:val="0"/>
+          <w:sz w:val="20"/>
+        </w:rPr>
+        <w:t xml:space="preserve">Primary 의 인스턴스가 스스로 종료</w:t>
+      </w:r>
+      <w:r>
+        <w:rPr>
+          <w:rFonts w:ascii="맑은 고딕" w:hAnsi="맑은 고딕" w:eastAsia="맑은 고딕"/>
+          <w:b w:val="0"/>
+          <w:sz w:val="20"/>
+        </w:rPr>
+        <w:t xml:space="preserve">된다.</w:t>
       </w:r>
     </w:p>
     <w:p>
@@ -12367,7 +17263,23 @@
           <w:b w:val="0"/>
           <w:sz w:val="20"/>
         </w:rPr>
-        <w:t>오히려 위험이 옮겨 간 면도 있다 — 자원을 적게 준 경량 노드(메모리 2GB / CPU 2)가 Primary 의 생존을 좌우하게 된다. **Maximum Protection 을 쓰려면 동기 파트너를 최소 둘** 두어야 하며, Far Sync 를 두 대 두거나 Far Sync + 동기 Standby 조합을 쓴다.</w:t>
+        <w:t xml:space="preserve">오히려 위험이 옮겨 간 면도 있다 — 자원을 적게 준 경량 노드(메모리 2GB / CPU 2)가 Primary 의 생존을 좌우하게 된다. </w:t>
+      </w:r>
+      <w:r>
+        <w:rPr>
+          <w:rFonts w:ascii="맑은 고딕" w:hAnsi="맑은 고딕" w:eastAsia="맑은 고딕"/>
+          <w:b w:val="0"/>
+          <w:sz w:val="20"/>
+        </w:rPr>
+        <w:t xml:space="preserve">Maximum Protection 을 쓰려면 동기 파트너를 최소 둘</w:t>
+      </w:r>
+      <w:r>
+        <w:rPr>
+          <w:rFonts w:ascii="맑은 고딕" w:hAnsi="맑은 고딕" w:eastAsia="맑은 고딕"/>
+          <w:b w:val="0"/>
+          <w:sz w:val="20"/>
+        </w:rPr>
+        <w:t xml:space="preserve"> 두어야 하며, Far Sync 를 두 대 두거나 Far Sync + 동기 Standby 조합을 쓴다.</w:t>
       </w:r>
     </w:p>
     <w:p>
@@ -12583,7 +17495,15 @@
           <w:b w:val="0"/>
           <w:sz w:val="20"/>
         </w:rPr>
-        <w:t>**데이터 파일 0개, 온라인 리두 0행, SRL 4개.** 819MB 는 SRL 네 개(200MB × 4)와 컨트롤 파일(19MB)이고, 107MB 는 받은 리두를 아카이브한 것이다.</w:t>
+        <w:t xml:space="preserve">데이터 파일 0개, 온라인 리두 0행, SRL 4개.</w:t>
+      </w:r>
+      <w:r>
+        <w:rPr>
+          <w:rFonts w:ascii="맑은 고딕" w:hAnsi="맑은 고딕" w:eastAsia="맑은 고딕"/>
+          <w:b w:val="0"/>
+          <w:sz w:val="20"/>
+        </w:rPr>
+        <w:t xml:space="preserve"> 819MB 는 SRL 네 개(200MB × 4)와 컨트롤 파일(19MB)이고, 107MB 는 받은 리두를 아카이브한 것이다.</w:t>
       </w:r>
     </w:p>
     <w:p>
@@ -12596,7 +17516,15 @@
           <w:b w:val="0"/>
           <w:sz w:val="20"/>
         </w:rPr>
-        <w:t>**Primary 의 데이터가 3.2GB 인 것과 비교하면 가볍다.** 이것이 Far Sync 노드에 자원을 적게 주어도 되는 이유이며, 실습 환경도 메모리 2GB / CPU 2 로 충분했다.</w:t>
+        <w:t xml:space="preserve">Primary 의 데이터가 3.2GB 인 것과 비교하면 가볍다.</w:t>
+      </w:r>
+      <w:r>
+        <w:rPr>
+          <w:rFonts w:ascii="맑은 고딕" w:hAnsi="맑은 고딕" w:eastAsia="맑은 고딕"/>
+          <w:b w:val="0"/>
+          <w:sz w:val="20"/>
+        </w:rPr>
+        <w:t xml:space="preserve"> 이것이 Far Sync 노드에 자원을 적게 주어도 되는 이유이며, 실습 환경도 메모리 2GB / CPU 2 로 충분했다.</w:t>
       </w:r>
     </w:p>
     <w:p>
@@ -12684,11 +17612,83 @@
       </w:pPr>
       <w:r>
         <w:rPr>
-          <w:rFonts w:ascii="맑은 고딕" w:hAnsi="맑은 고딕" w:eastAsia="맑은 고딕"/>
-          <w:b w:val="0"/>
-          <w:sz w:val="20"/>
-        </w:rPr>
-        <w:t>**`ORA-01665`** 다. 이 과정에서 **세 번째**로 나오는 번호이며(1장 Primary, 10장 Far Sync, 11장 Snapshot Standby 에서 다시 나온다), 규칙은 하나다 — **MRP 를 띄울 수 있는 것은 `CONTROLFILE_TYPE = STANDBY` 뿐**이다. Far Sync 는 `FARSYNC` 이므로 대상이 아니다.</w:t>
+          <w:rFonts w:ascii="Consolas" w:hAnsi="Consolas" w:eastAsia="맑은 고딕"/>
+          <w:b w:val="0"/>
+          <w:sz w:val="20"/>
+        </w:rPr>
+        <w:t xml:space="preserve">ORA-01665</w:t>
+      </w:r>
+      <w:r>
+        <w:rPr>
+          <w:rFonts w:ascii="맑은 고딕" w:hAnsi="맑은 고딕" w:eastAsia="맑은 고딕"/>
+          <w:b w:val="0"/>
+          <w:sz w:val="20"/>
+        </w:rPr>
+        <w:t xml:space="preserve"> 다. 이 과정에서 </w:t>
+      </w:r>
+      <w:r>
+        <w:rPr>
+          <w:rFonts w:ascii="맑은 고딕" w:hAnsi="맑은 고딕" w:eastAsia="맑은 고딕"/>
+          <w:b w:val="0"/>
+          <w:sz w:val="20"/>
+        </w:rPr>
+        <w:t xml:space="preserve">세 번째</w:t>
+      </w:r>
+      <w:r>
+        <w:rPr>
+          <w:rFonts w:ascii="맑은 고딕" w:hAnsi="맑은 고딕" w:eastAsia="맑은 고딕"/>
+          <w:b w:val="0"/>
+          <w:sz w:val="20"/>
+        </w:rPr>
+        <w:t xml:space="preserve">로 나오는 번호이며(1장 Primary, 10장 Far Sync, 11장 Snapshot Standby 에서 다시 나온다), 규칙은 하나다 — </w:t>
+      </w:r>
+      <w:r>
+        <w:rPr>
+          <w:rFonts w:ascii="맑은 고딕" w:hAnsi="맑은 고딕" w:eastAsia="맑은 고딕"/>
+          <w:b w:val="0"/>
+          <w:sz w:val="20"/>
+        </w:rPr>
+        <w:t xml:space="preserve">MRP 를 띄울 수 있는 것은 </w:t>
+      </w:r>
+      <w:r>
+        <w:rPr>
+          <w:rFonts w:ascii="Consolas" w:hAnsi="Consolas" w:eastAsia="맑은 고딕"/>
+          <w:b w:val="0"/>
+          <w:sz w:val="20"/>
+        </w:rPr>
+        <w:t xml:space="preserve">CONTROLFILE_TYPE = STANDBY</w:t>
+      </w:r>
+      <w:r>
+        <w:rPr>
+          <w:rFonts w:ascii="맑은 고딕" w:hAnsi="맑은 고딕" w:eastAsia="맑은 고딕"/>
+          <w:b w:val="0"/>
+          <w:sz w:val="20"/>
+        </w:rPr>
+        <w:t xml:space="preserve"> 뿐</w:t>
+      </w:r>
+      <w:r>
+        <w:rPr>
+          <w:rFonts w:ascii="맑은 고딕" w:hAnsi="맑은 고딕" w:eastAsia="맑은 고딕"/>
+          <w:b w:val="0"/>
+          <w:sz w:val="20"/>
+        </w:rPr>
+        <w:t xml:space="preserve">이다. Far Sync 는 </w:t>
+      </w:r>
+      <w:r>
+        <w:rPr>
+          <w:rFonts w:ascii="Consolas" w:hAnsi="Consolas" w:eastAsia="맑은 고딕"/>
+          <w:b w:val="0"/>
+          <w:sz w:val="20"/>
+        </w:rPr>
+        <w:t xml:space="preserve">FARSYNC</w:t>
+      </w:r>
+      <w:r>
+        <w:rPr>
+          <w:rFonts w:ascii="맑은 고딕" w:hAnsi="맑은 고딕" w:eastAsia="맑은 고딕"/>
+          <w:b w:val="0"/>
+          <w:sz w:val="20"/>
+        </w:rPr>
+        <w:t xml:space="preserve"> 이므로 대상이 아니다.</w:t>
       </w:r>
     </w:p>
     <w:p>
@@ -12701,7 +17701,55 @@
           <w:b w:val="0"/>
           <w:sz w:val="20"/>
         </w:rPr>
-        <w:t>오라클이 이 판정을 **역할이 아니라 컨트롤 파일 유형으로** 한다는 것이 요점이다. `DATABASE_ROLE` 이 `FAR SYNC` 라서 거부한 것이 아니다.</w:t>
+        <w:t xml:space="preserve">오라클이 이 판정을 </w:t>
+      </w:r>
+      <w:r>
+        <w:rPr>
+          <w:rFonts w:ascii="맑은 고딕" w:hAnsi="맑은 고딕" w:eastAsia="맑은 고딕"/>
+          <w:b w:val="0"/>
+          <w:sz w:val="20"/>
+        </w:rPr>
+        <w:t xml:space="preserve">역할이 아니라 컨트롤 파일 유형으로</w:t>
+      </w:r>
+      <w:r>
+        <w:rPr>
+          <w:rFonts w:ascii="맑은 고딕" w:hAnsi="맑은 고딕" w:eastAsia="맑은 고딕"/>
+          <w:b w:val="0"/>
+          <w:sz w:val="20"/>
+        </w:rPr>
+        <w:t xml:space="preserve"> 한다는 것이 요점이다. </w:t>
+      </w:r>
+      <w:r>
+        <w:rPr>
+          <w:rFonts w:ascii="Consolas" w:hAnsi="Consolas" w:eastAsia="맑은 고딕"/>
+          <w:b w:val="0"/>
+          <w:sz w:val="20"/>
+        </w:rPr>
+        <w:t xml:space="preserve">DATABASE_ROLE</w:t>
+      </w:r>
+      <w:r>
+        <w:rPr>
+          <w:rFonts w:ascii="맑은 고딕" w:hAnsi="맑은 고딕" w:eastAsia="맑은 고딕"/>
+          <w:b w:val="0"/>
+          <w:sz w:val="20"/>
+        </w:rPr>
+        <w:t xml:space="preserve"> 이 </w:t>
+      </w:r>
+      <w:r>
+        <w:rPr>
+          <w:rFonts w:ascii="Consolas" w:hAnsi="Consolas" w:eastAsia="맑은 고딕"/>
+          <w:b w:val="0"/>
+          <w:sz w:val="20"/>
+        </w:rPr>
+        <w:t xml:space="preserve">FAR SYNC</w:t>
+      </w:r>
+      <w:r>
+        <w:rPr>
+          <w:rFonts w:ascii="맑은 고딕" w:hAnsi="맑은 고딕" w:eastAsia="맑은 고딕"/>
+          <w:b w:val="0"/>
+          <w:sz w:val="20"/>
+        </w:rPr>
+        <w:t xml:space="preserve"> 라서 거부한 것이 아니다.</w:t>
       </w:r>
     </w:p>
     <w:p>
@@ -12817,7 +17865,7 @@
                 <w:b w:val="0"/>
                 <w:sz w:val="19"/>
               </w:rPr>
-              <w:t>**한다**</w:t>
+              <w:t xml:space="preserve">한다</w:t>
             </w:r>
           </w:p>
         </w:tc>
@@ -12873,7 +17921,7 @@
                 <w:b w:val="0"/>
                 <w:sz w:val="19"/>
               </w:rPr>
-              <w:t>**한다**</w:t>
+              <w:t xml:space="preserve">한다</w:t>
             </w:r>
           </w:p>
         </w:tc>
@@ -12929,7 +17977,7 @@
                 <w:b w:val="0"/>
                 <w:sz w:val="19"/>
               </w:rPr>
-              <w:t>**한다**</w:t>
+              <w:t xml:space="preserve">한다</w:t>
             </w:r>
           </w:p>
         </w:tc>
@@ -12985,7 +18033,7 @@
                 <w:b w:val="0"/>
                 <w:sz w:val="19"/>
               </w:rPr>
-              <w:t>**한다**</w:t>
+              <w:t xml:space="preserve">한다</w:t>
             </w:r>
           </w:p>
         </w:tc>
@@ -13023,7 +18071,7 @@
                 <w:b w:val="0"/>
                 <w:sz w:val="19"/>
               </w:rPr>
-              <w:t>**리두 적용 (MRP)**</w:t>
+              <w:t xml:space="preserve">리두 적용 (MRP)</w:t>
             </w:r>
           </w:p>
         </w:tc>
@@ -13041,7 +18089,15 @@
                 <w:b w:val="0"/>
                 <w:sz w:val="19"/>
               </w:rPr>
-              <w:t>**못 한다** (ORA-01665)</w:t>
+              <w:t xml:space="preserve">못 한다</w:t>
+            </w:r>
+            <w:r>
+              <w:rPr>
+                <w:rFonts w:ascii="맑은 고딕" w:hAnsi="맑은 고딕" w:eastAsia="맑은 고딕"/>
+                <w:b w:val="0"/>
+                <w:sz w:val="19"/>
+              </w:rPr>
+              <w:t xml:space="preserve"> (ORA-01665)</w:t>
             </w:r>
           </w:p>
         </w:tc>
@@ -13079,7 +18135,7 @@
                 <w:b w:val="0"/>
                 <w:sz w:val="19"/>
               </w:rPr>
-              <w:t>**조회 서비스**</w:t>
+              <w:t xml:space="preserve">조회 서비스</w:t>
             </w:r>
           </w:p>
         </w:tc>
@@ -13097,7 +18153,15 @@
                 <w:b w:val="0"/>
                 <w:sz w:val="19"/>
               </w:rPr>
-              <w:t>**못 한다** (ORA-16476)</w:t>
+              <w:t xml:space="preserve">못 한다</w:t>
+            </w:r>
+            <w:r>
+              <w:rPr>
+                <w:rFonts w:ascii="맑은 고딕" w:hAnsi="맑은 고딕" w:eastAsia="맑은 고딕"/>
+                <w:b w:val="0"/>
+                <w:sz w:val="19"/>
+              </w:rPr>
+              <w:t xml:space="preserve"> (ORA-16476)</w:t>
             </w:r>
           </w:p>
         </w:tc>
@@ -13135,7 +18199,7 @@
                 <w:b w:val="0"/>
                 <w:sz w:val="19"/>
               </w:rPr>
-              <w:t>**역할 전환 대상**</w:t>
+              <w:t xml:space="preserve">역할 전환 대상</w:t>
             </w:r>
           </w:p>
         </w:tc>
@@ -13153,7 +18217,15 @@
                 <w:b w:val="0"/>
                 <w:sz w:val="19"/>
               </w:rPr>
-              <w:t>**못 된다** (데이터가 없다)</w:t>
+              <w:t xml:space="preserve">못 된다</w:t>
+            </w:r>
+            <w:r>
+              <w:rPr>
+                <w:rFonts w:ascii="맑은 고딕" w:hAnsi="맑은 고딕" w:eastAsia="맑은 고딕"/>
+                <w:b w:val="0"/>
+                <w:sz w:val="19"/>
+              </w:rPr>
+              <w:t xml:space="preserve"> (데이터가 없다)</w:t>
             </w:r>
           </w:p>
         </w:tc>
@@ -13209,7 +18281,7 @@
                 <w:b w:val="0"/>
                 <w:sz w:val="19"/>
               </w:rPr>
-              <w:t>**0개**</w:t>
+              <w:t xml:space="preserve">0개</w:t>
             </w:r>
           </w:p>
         </w:tc>
@@ -13244,7 +18316,63 @@
           <w:b w:val="0"/>
           <w:sz w:val="20"/>
         </w:rPr>
-        <w:t>**Far Sync 를 원거리에 두는 이유**는 세 가지다. ① 동기 전송의 지연 비용이 거리에 비례하므로 **가까운 곳까지만 동기**로 보낸다. ② 데이터가 없으므로 **자원과 스토리지가 적게 든다** — 원격지에 Standby 를 한 대 더 두는 것보다 훨씬 싸다. ③ 그럼에도 **무손실은 보장된다** — Primary 가 죽어도 Far Sync 의 SRL 에 남은 리두로 Standby 를 끝까지 따라잡게 할 수 있다.</w:t>
+        <w:t xml:space="preserve">Far Sync 를 원거리에 두는 이유</w:t>
+      </w:r>
+      <w:r>
+        <w:rPr>
+          <w:rFonts w:ascii="맑은 고딕" w:hAnsi="맑은 고딕" w:eastAsia="맑은 고딕"/>
+          <w:b w:val="0"/>
+          <w:sz w:val="20"/>
+        </w:rPr>
+        <w:t xml:space="preserve">는 세 가지다. ① 동기 전송의 지연 비용이 거리에 비례하므로 </w:t>
+      </w:r>
+      <w:r>
+        <w:rPr>
+          <w:rFonts w:ascii="맑은 고딕" w:hAnsi="맑은 고딕" w:eastAsia="맑은 고딕"/>
+          <w:b w:val="0"/>
+          <w:sz w:val="20"/>
+        </w:rPr>
+        <w:t xml:space="preserve">가까운 곳까지만 동기</w:t>
+      </w:r>
+      <w:r>
+        <w:rPr>
+          <w:rFonts w:ascii="맑은 고딕" w:hAnsi="맑은 고딕" w:eastAsia="맑은 고딕"/>
+          <w:b w:val="0"/>
+          <w:sz w:val="20"/>
+        </w:rPr>
+        <w:t xml:space="preserve">로 보낸다. ② 데이터가 없으므로 </w:t>
+      </w:r>
+      <w:r>
+        <w:rPr>
+          <w:rFonts w:ascii="맑은 고딕" w:hAnsi="맑은 고딕" w:eastAsia="맑은 고딕"/>
+          <w:b w:val="0"/>
+          <w:sz w:val="20"/>
+        </w:rPr>
+        <w:t xml:space="preserve">자원과 스토리지가 적게 든다</w:t>
+      </w:r>
+      <w:r>
+        <w:rPr>
+          <w:rFonts w:ascii="맑은 고딕" w:hAnsi="맑은 고딕" w:eastAsia="맑은 고딕"/>
+          <w:b w:val="0"/>
+          <w:sz w:val="20"/>
+        </w:rPr>
+        <w:t xml:space="preserve"> — 원격지에 Standby 를 한 대 더 두는 것보다 훨씬 싸다. ③ 그럼에도 </w:t>
+      </w:r>
+      <w:r>
+        <w:rPr>
+          <w:rFonts w:ascii="맑은 고딕" w:hAnsi="맑은 고딕" w:eastAsia="맑은 고딕"/>
+          <w:b w:val="0"/>
+          <w:sz w:val="20"/>
+        </w:rPr>
+        <w:t xml:space="preserve">무손실은 보장된다</w:t>
+      </w:r>
+      <w:r>
+        <w:rPr>
+          <w:rFonts w:ascii="맑은 고딕" w:hAnsi="맑은 고딕" w:eastAsia="맑은 고딕"/>
+          <w:b w:val="0"/>
+          <w:sz w:val="20"/>
+        </w:rPr>
+        <w:t xml:space="preserve"> — Primary 가 죽어도 Far Sync 의 SRL 에 남은 리두로 Standby 를 끝까지 따라잡게 할 수 있다.</w:t>
       </w:r>
     </w:p>
     <w:p>
@@ -13257,7 +18385,23 @@
           <w:b w:val="0"/>
           <w:sz w:val="20"/>
         </w:rPr>
-        <w:t>반대로 **보고서용 사본이 필요하면 Far Sync 로는 안 된다.** 조회를 제공하지 못하므로 Standby 를 별도로 두어야 한다.</w:t>
+        <w:t xml:space="preserve">반대로 </w:t>
+      </w:r>
+      <w:r>
+        <w:rPr>
+          <w:rFonts w:ascii="맑은 고딕" w:hAnsi="맑은 고딕" w:eastAsia="맑은 고딕"/>
+          <w:b w:val="0"/>
+          <w:sz w:val="20"/>
+        </w:rPr>
+        <w:t xml:space="preserve">보고서용 사본이 필요하면 Far Sync 로는 안 된다.</w:t>
+      </w:r>
+      <w:r>
+        <w:rPr>
+          <w:rFonts w:ascii="맑은 고딕" w:hAnsi="맑은 고딕" w:eastAsia="맑은 고딕"/>
+          <w:b w:val="0"/>
+          <w:sz w:val="20"/>
+        </w:rPr>
+        <w:t xml:space="preserve"> 조회를 제공하지 못하므로 Standby 를 별도로 두어야 한다.</w:t>
       </w:r>
     </w:p>
     <w:p>
@@ -13558,7 +18702,7 @@
                 <w:b w:val="0"/>
                 <w:sz w:val="19"/>
               </w:rPr>
-              <w:t>**데이터 없는 전용 인스턴스**</w:t>
+              <w:t xml:space="preserve">데이터 없는 전용 인스턴스</w:t>
             </w:r>
           </w:p>
         </w:tc>
@@ -13576,7 +18720,7 @@
                 <w:b w:val="0"/>
                 <w:sz w:val="19"/>
               </w:rPr>
-              <w:t>**데이터를 가진 진짜 Standby**</w:t>
+              <w:t xml:space="preserve">데이터를 가진 진짜 Standby</w:t>
             </w:r>
           </w:p>
         </w:tc>
@@ -13726,7 +18870,7 @@
                 <w:b w:val="0"/>
                 <w:sz w:val="19"/>
               </w:rPr>
-              <w:t>**원거리 무손실**</w:t>
+              <w:t xml:space="preserve">원거리 무손실</w:t>
             </w:r>
           </w:p>
         </w:tc>
@@ -13744,7 +18888,7 @@
                 <w:b w:val="0"/>
                 <w:sz w:val="19"/>
               </w:rPr>
-              <w:t>**계층적 배포**</w:t>
+              <w:t xml:space="preserve">계층적 배포</w:t>
             </w:r>
           </w:p>
         </w:tc>
@@ -13872,11 +19016,29 @@
             </w:pPr>
             <w:r>
               <w:rPr>
-                <w:rFonts w:ascii="맑은 고딕" w:hAnsi="맑은 고딕" w:eastAsia="맑은 고딕"/>
+                <w:rFonts w:ascii="Consolas" w:hAnsi="Consolas" w:eastAsia="맑은 고딕"/>
                 <w:b w:val="0"/>
                 <w:sz w:val="19"/>
               </w:rPr>
-              <w:t>`VALID_FOR`</w:t>
+              <w:t xml:space="preserve">VALID_FOR</w:t>
+            </w:r>
+          </w:p>
+        </w:tc>
+        <w:tc>
+          <w:tcPr>
+            <w:tcW w:type="dxa" w:w="3024"/>
+          </w:tcPr>
+          <w:p>
+            <w:pPr>
+              <w:spacing w:before="0" w:after="0"/>
+            </w:pPr>
+            <w:r>
+              <w:rPr>
+                <w:rFonts w:ascii="Consolas" w:hAnsi="Consolas" w:eastAsia="맑은 고딕"/>
+                <w:b w:val="0"/>
+                <w:sz w:val="19"/>
+              </w:rPr>
+              <w:t xml:space="preserve">(standby_logfiles, standby_role)</w:t>
             </w:r>
           </w:p>
         </w:tc>
@@ -13894,25 +19056,7 @@
                 <w:b w:val="0"/>
                 <w:sz w:val="19"/>
               </w:rPr>
-              <w:t>`(standby_logfiles, standby_role)`</w:t>
-            </w:r>
-          </w:p>
-        </w:tc>
-        <w:tc>
-          <w:tcPr>
-            <w:tcW w:type="dxa" w:w="3024"/>
-          </w:tcPr>
-          <w:p>
-            <w:pPr>
-              <w:spacing w:before="0" w:after="0"/>
-            </w:pPr>
-            <w:r>
-              <w:rPr>
-                <w:rFonts w:ascii="맑은 고딕" w:hAnsi="맑은 고딕" w:eastAsia="맑은 고딕"/>
-                <w:b w:val="0"/>
-                <w:sz w:val="19"/>
-              </w:rPr>
-              <w:t>**같다**</w:t>
+              <w:t xml:space="preserve">같다</w:t>
             </w:r>
           </w:p>
         </w:tc>
@@ -13929,7 +19073,15 @@
           <w:b w:val="0"/>
           <w:sz w:val="20"/>
         </w:rPr>
-        <w:t>**설정의 형태는 같고 전달하는 주체가 다르다.** 둘 다 "받아서 SRL 에 쓴 리두를 Standby 역할일 때 내보낸다"는 같은 선언을 쓴다.</w:t>
+        <w:t xml:space="preserve">설정의 형태는 같고 전달하는 주체가 다르다.</w:t>
+      </w:r>
+      <w:r>
+        <w:rPr>
+          <w:rFonts w:ascii="맑은 고딕" w:hAnsi="맑은 고딕" w:eastAsia="맑은 고딕"/>
+          <w:b w:val="0"/>
+          <w:sz w:val="20"/>
+        </w:rPr>
+        <w:t xml:space="preserve"> 둘 다 "받아서 SRL 에 쓴 리두를 Standby 역할일 때 내보낸다"는 같은 선언을 쓴다.</w:t>
       </w:r>
     </w:p>
     <w:p>
@@ -14159,11 +19311,115 @@
       </w:pPr>
       <w:r>
         <w:rPr>
-          <w:rFonts w:ascii="맑은 고딕" w:hAnsi="맑은 고딕" w:eastAsia="맑은 고딕"/>
-          <w:b w:val="0"/>
-          <w:sz w:val="20"/>
-        </w:rPr>
-        <w:t>**`SYNC` 를 주어도 명령은 거부되지 않는다.** 계단식 전달은 비동기로 이뤄진다고 알려져 있지만, 설정 단계에서 막지는 않는다. `ASYNC` 로 바꾸면 `TRANSMIT_MODE` 가 `ASYNCHRONOUS`, `AFFIRM` 이 `NO` 로 **설정한 대로 표시된다.**</w:t>
+          <w:rFonts w:ascii="Consolas" w:hAnsi="Consolas" w:eastAsia="맑은 고딕"/>
+          <w:b w:val="0"/>
+          <w:sz w:val="20"/>
+        </w:rPr>
+        <w:t xml:space="preserve">SYNC</w:t>
+      </w:r>
+      <w:r>
+        <w:rPr>
+          <w:rFonts w:ascii="맑은 고딕" w:hAnsi="맑은 고딕" w:eastAsia="맑은 고딕"/>
+          <w:b w:val="0"/>
+          <w:sz w:val="20"/>
+        </w:rPr>
+        <w:t xml:space="preserve"> 를 주어도 명령은 거부되지 않는다.</w:t>
+      </w:r>
+      <w:r>
+        <w:rPr>
+          <w:rFonts w:ascii="맑은 고딕" w:hAnsi="맑은 고딕" w:eastAsia="맑은 고딕"/>
+          <w:b w:val="0"/>
+          <w:sz w:val="20"/>
+        </w:rPr>
+        <w:t xml:space="preserve"> 계단식 전달은 비동기로 이뤄진다고 알려져 있지만, 설정 단계에서 막지는 않는다. </w:t>
+      </w:r>
+      <w:r>
+        <w:rPr>
+          <w:rFonts w:ascii="Consolas" w:hAnsi="Consolas" w:eastAsia="맑은 고딕"/>
+          <w:b w:val="0"/>
+          <w:sz w:val="20"/>
+        </w:rPr>
+        <w:t xml:space="preserve">ASYNC</w:t>
+      </w:r>
+      <w:r>
+        <w:rPr>
+          <w:rFonts w:ascii="맑은 고딕" w:hAnsi="맑은 고딕" w:eastAsia="맑은 고딕"/>
+          <w:b w:val="0"/>
+          <w:sz w:val="20"/>
+        </w:rPr>
+        <w:t xml:space="preserve"> 로 바꾸면 </w:t>
+      </w:r>
+      <w:r>
+        <w:rPr>
+          <w:rFonts w:ascii="Consolas" w:hAnsi="Consolas" w:eastAsia="맑은 고딕"/>
+          <w:b w:val="0"/>
+          <w:sz w:val="20"/>
+        </w:rPr>
+        <w:t xml:space="preserve">TRANSMIT_MODE</w:t>
+      </w:r>
+      <w:r>
+        <w:rPr>
+          <w:rFonts w:ascii="맑은 고딕" w:hAnsi="맑은 고딕" w:eastAsia="맑은 고딕"/>
+          <w:b w:val="0"/>
+          <w:sz w:val="20"/>
+        </w:rPr>
+        <w:t xml:space="preserve"> 가 </w:t>
+      </w:r>
+      <w:r>
+        <w:rPr>
+          <w:rFonts w:ascii="Consolas" w:hAnsi="Consolas" w:eastAsia="맑은 고딕"/>
+          <w:b w:val="0"/>
+          <w:sz w:val="20"/>
+        </w:rPr>
+        <w:t xml:space="preserve">ASYNCHRONOUS</w:t>
+      </w:r>
+      <w:r>
+        <w:rPr>
+          <w:rFonts w:ascii="맑은 고딕" w:hAnsi="맑은 고딕" w:eastAsia="맑은 고딕"/>
+          <w:b w:val="0"/>
+          <w:sz w:val="20"/>
+        </w:rPr>
+        <w:t xml:space="preserve">, </w:t>
+      </w:r>
+      <w:r>
+        <w:rPr>
+          <w:rFonts w:ascii="Consolas" w:hAnsi="Consolas" w:eastAsia="맑은 고딕"/>
+          <w:b w:val="0"/>
+          <w:sz w:val="20"/>
+        </w:rPr>
+        <w:t xml:space="preserve">AFFIRM</w:t>
+      </w:r>
+      <w:r>
+        <w:rPr>
+          <w:rFonts w:ascii="맑은 고딕" w:hAnsi="맑은 고딕" w:eastAsia="맑은 고딕"/>
+          <w:b w:val="0"/>
+          <w:sz w:val="20"/>
+        </w:rPr>
+        <w:t xml:space="preserve"> 이 </w:t>
+      </w:r>
+      <w:r>
+        <w:rPr>
+          <w:rFonts w:ascii="Consolas" w:hAnsi="Consolas" w:eastAsia="맑은 고딕"/>
+          <w:b w:val="0"/>
+          <w:sz w:val="20"/>
+        </w:rPr>
+        <w:t xml:space="preserve">NO</w:t>
+      </w:r>
+      <w:r>
+        <w:rPr>
+          <w:rFonts w:ascii="맑은 고딕" w:hAnsi="맑은 고딕" w:eastAsia="맑은 고딕"/>
+          <w:b w:val="0"/>
+          <w:sz w:val="20"/>
+        </w:rPr>
+        <w:t xml:space="preserve"> 로 </w:t>
+      </w:r>
+      <w:r>
+        <w:rPr>
+          <w:rFonts w:ascii="맑은 고딕" w:hAnsi="맑은 고딕" w:eastAsia="맑은 고딕"/>
+          <w:b w:val="0"/>
+          <w:sz w:val="20"/>
+        </w:rPr>
+        <w:t xml:space="preserve">설정한 대로 표시된다.</w:t>
       </w:r>
     </w:p>
     <w:p>
@@ -14335,7 +19591,7 @@
           <w:b w:val="0"/>
           <w:sz w:val="20"/>
         </w:rPr>
-        <w:t>**오류 없이 받아들여진다. 여기가 함정이다.**</w:t>
+        <w:t xml:space="preserve">오류 없이 받아들여진다. 여기가 함정이다.</w:t>
       </w:r>
     </w:p>
     <w:tbl>
@@ -14416,11 +19672,11 @@
             </w:pPr>
             <w:r>
               <w:rPr>
-                <w:rFonts w:ascii="맑은 고딕" w:hAnsi="맑은 고딕" w:eastAsia="맑은 고딕"/>
+                <w:rFonts w:ascii="Consolas" w:hAnsi="Consolas" w:eastAsia="맑은 고딕"/>
                 <w:b w:val="0"/>
                 <w:sz w:val="19"/>
               </w:rPr>
-              <w:t>`STATUS`</w:t>
+              <w:t xml:space="preserve">STATUS</w:t>
             </w:r>
           </w:p>
         </w:tc>
@@ -14438,7 +19694,7 @@
                 <w:b w:val="0"/>
                 <w:sz w:val="19"/>
               </w:rPr>
-              <w:t>**VALID**</w:t>
+              <w:t xml:space="preserve">VALID</w:t>
             </w:r>
           </w:p>
         </w:tc>
@@ -14472,11 +19728,11 @@
             </w:pPr>
             <w:r>
               <w:rPr>
-                <w:rFonts w:ascii="맑은 고딕" w:hAnsi="맑은 고딕" w:eastAsia="맑은 고딕"/>
+                <w:rFonts w:ascii="Consolas" w:hAnsi="Consolas" w:eastAsia="맑은 고딕"/>
                 <w:b w:val="0"/>
                 <w:sz w:val="19"/>
               </w:rPr>
-              <w:t>`VALID_NOW`</w:t>
+              <w:t xml:space="preserve">VALID_NOW</w:t>
             </w:r>
           </w:p>
         </w:tc>
@@ -14494,7 +19750,7 @@
                 <w:b w:val="0"/>
                 <w:sz w:val="19"/>
               </w:rPr>
-              <w:t>**WRONG VALID_TYPE**</w:t>
+              <w:t xml:space="preserve">WRONG VALID_TYPE</w:t>
             </w:r>
           </w:p>
         </w:tc>
@@ -14512,7 +19768,7 @@
                 <w:b w:val="0"/>
                 <w:sz w:val="19"/>
               </w:rPr>
-              <w:t>**지금 이 역할에서는 쓰이지 않는다**</w:t>
+              <w:t xml:space="preserve">지금 이 역할에서는 쓰이지 않는다</w:t>
             </w:r>
           </w:p>
         </w:tc>
@@ -14528,11 +19784,11 @@
             </w:pPr>
             <w:r>
               <w:rPr>
-                <w:rFonts w:ascii="맑은 고딕" w:hAnsi="맑은 고딕" w:eastAsia="맑은 고딕"/>
+                <w:rFonts w:ascii="Consolas" w:hAnsi="Consolas" w:eastAsia="맑은 고딕"/>
                 <w:b w:val="0"/>
                 <w:sz w:val="19"/>
               </w:rPr>
-              <w:t>`VALID_ROLE`</w:t>
+              <w:t xml:space="preserve">VALID_ROLE</w:t>
             </w:r>
           </w:p>
         </w:tc>
@@ -14584,11 +19840,11 @@
             </w:pPr>
             <w:r>
               <w:rPr>
-                <w:rFonts w:ascii="맑은 고딕" w:hAnsi="맑은 고딕" w:eastAsia="맑은 고딕"/>
+                <w:rFonts w:ascii="Consolas" w:hAnsi="Consolas" w:eastAsia="맑은 고딕"/>
                 <w:b w:val="0"/>
                 <w:sz w:val="19"/>
               </w:rPr>
-              <w:t>`VALID_TYPE`</w:t>
+              <w:t xml:space="preserve">VALID_TYPE</w:t>
             </w:r>
           </w:p>
         </w:tc>
@@ -14641,7 +19897,87 @@
           <w:b w:val="0"/>
           <w:sz w:val="20"/>
         </w:rPr>
-        <w:t>boston 은 지금 **Standby 역할**이고 전달할 것은 **SRL 에 쓴 리두**인데, 선언은 "Primary 일 때 자기 온라인 리두를 보낸다"이다. 그래서 이 목적지는 **한 번도 동작하지 않는다.** 그럼에도 `STATUS` 는 `VALID` 이므로 그 열만 보면 정상으로 읽힌다.</w:t>
+        <w:t xml:space="preserve">boston 은 지금 </w:t>
+      </w:r>
+      <w:r>
+        <w:rPr>
+          <w:rFonts w:ascii="맑은 고딕" w:hAnsi="맑은 고딕" w:eastAsia="맑은 고딕"/>
+          <w:b w:val="0"/>
+          <w:sz w:val="20"/>
+        </w:rPr>
+        <w:t xml:space="preserve">Standby 역할</w:t>
+      </w:r>
+      <w:r>
+        <w:rPr>
+          <w:rFonts w:ascii="맑은 고딕" w:hAnsi="맑은 고딕" w:eastAsia="맑은 고딕"/>
+          <w:b w:val="0"/>
+          <w:sz w:val="20"/>
+        </w:rPr>
+        <w:t xml:space="preserve">이고 전달할 것은 </w:t>
+      </w:r>
+      <w:r>
+        <w:rPr>
+          <w:rFonts w:ascii="맑은 고딕" w:hAnsi="맑은 고딕" w:eastAsia="맑은 고딕"/>
+          <w:b w:val="0"/>
+          <w:sz w:val="20"/>
+        </w:rPr>
+        <w:t xml:space="preserve">SRL 에 쓴 리두</w:t>
+      </w:r>
+      <w:r>
+        <w:rPr>
+          <w:rFonts w:ascii="맑은 고딕" w:hAnsi="맑은 고딕" w:eastAsia="맑은 고딕"/>
+          <w:b w:val="0"/>
+          <w:sz w:val="20"/>
+        </w:rPr>
+        <w:t xml:space="preserve">인데, 선언은 "Primary 일 때 자기 온라인 리두를 보낸다"이다. 그래서 이 목적지는 </w:t>
+      </w:r>
+      <w:r>
+        <w:rPr>
+          <w:rFonts w:ascii="맑은 고딕" w:hAnsi="맑은 고딕" w:eastAsia="맑은 고딕"/>
+          <w:b w:val="0"/>
+          <w:sz w:val="20"/>
+        </w:rPr>
+        <w:t xml:space="preserve">한 번도 동작하지 않는다.</w:t>
+      </w:r>
+      <w:r>
+        <w:rPr>
+          <w:rFonts w:ascii="맑은 고딕" w:hAnsi="맑은 고딕" w:eastAsia="맑은 고딕"/>
+          <w:b w:val="0"/>
+          <w:sz w:val="20"/>
+        </w:rPr>
+        <w:t xml:space="preserve"> 그럼에도 </w:t>
+      </w:r>
+      <w:r>
+        <w:rPr>
+          <w:rFonts w:ascii="Consolas" w:hAnsi="Consolas" w:eastAsia="맑은 고딕"/>
+          <w:b w:val="0"/>
+          <w:sz w:val="20"/>
+        </w:rPr>
+        <w:t xml:space="preserve">STATUS</w:t>
+      </w:r>
+      <w:r>
+        <w:rPr>
+          <w:rFonts w:ascii="맑은 고딕" w:hAnsi="맑은 고딕" w:eastAsia="맑은 고딕"/>
+          <w:b w:val="0"/>
+          <w:sz w:val="20"/>
+        </w:rPr>
+        <w:t xml:space="preserve"> 는 </w:t>
+      </w:r>
+      <w:r>
+        <w:rPr>
+          <w:rFonts w:ascii="Consolas" w:hAnsi="Consolas" w:eastAsia="맑은 고딕"/>
+          <w:b w:val="0"/>
+          <w:sz w:val="20"/>
+        </w:rPr>
+        <w:t xml:space="preserve">VALID</w:t>
+      </w:r>
+      <w:r>
+        <w:rPr>
+          <w:rFonts w:ascii="맑은 고딕" w:hAnsi="맑은 고딕" w:eastAsia="맑은 고딕"/>
+          <w:b w:val="0"/>
+          <w:sz w:val="20"/>
+        </w:rPr>
+        <w:t xml:space="preserve"> 이므로 그 열만 보면 정상으로 읽힌다.</w:t>
       </w:r>
     </w:p>
     <w:p>
@@ -14654,7 +19990,55 @@
           <w:b w:val="0"/>
           <w:sz w:val="20"/>
         </w:rPr>
-        <w:t>**계단식 구성이 동작하지 않을 때 가장 먼저 볼 열은 `VALID_NOW`** 다. 이 값이 `YES` 가 아니면 아직 전송을 시도조차 하지 않은 것이므로 `ERROR` 열에서 오류 번호를 찾을 필요가 없다. 7장에서 boston 의 2번 목적지를 볼 때 만난 값과 뜻이 같다.</w:t>
+        <w:t xml:space="preserve">계단식 구성이 동작하지 않을 때 가장 먼저 볼 열은 </w:t>
+      </w:r>
+      <w:r>
+        <w:rPr>
+          <w:rFonts w:ascii="Consolas" w:hAnsi="Consolas" w:eastAsia="맑은 고딕"/>
+          <w:b w:val="0"/>
+          <w:sz w:val="20"/>
+        </w:rPr>
+        <w:t xml:space="preserve">VALID_NOW</w:t>
+      </w:r>
+      <w:r>
+        <w:rPr>
+          <w:rFonts w:ascii="맑은 고딕" w:hAnsi="맑은 고딕" w:eastAsia="맑은 고딕"/>
+          <w:b w:val="0"/>
+          <w:sz w:val="20"/>
+        </w:rPr>
+        <w:t xml:space="preserve"> 다. 이 값이 </w:t>
+      </w:r>
+      <w:r>
+        <w:rPr>
+          <w:rFonts w:ascii="Consolas" w:hAnsi="Consolas" w:eastAsia="맑은 고딕"/>
+          <w:b w:val="0"/>
+          <w:sz w:val="20"/>
+        </w:rPr>
+        <w:t xml:space="preserve">YES</w:t>
+      </w:r>
+      <w:r>
+        <w:rPr>
+          <w:rFonts w:ascii="맑은 고딕" w:hAnsi="맑은 고딕" w:eastAsia="맑은 고딕"/>
+          <w:b w:val="0"/>
+          <w:sz w:val="20"/>
+        </w:rPr>
+        <w:t xml:space="preserve"> 가 아니면 아직 전송을 시도조차 하지 않은 것이므로 </w:t>
+      </w:r>
+      <w:r>
+        <w:rPr>
+          <w:rFonts w:ascii="Consolas" w:hAnsi="Consolas" w:eastAsia="맑은 고딕"/>
+          <w:b w:val="0"/>
+          <w:sz w:val="20"/>
+        </w:rPr>
+        <w:t xml:space="preserve">ERROR</w:t>
+      </w:r>
+      <w:r>
+        <w:rPr>
+          <w:rFonts w:ascii="맑은 고딕" w:hAnsi="맑은 고딕" w:eastAsia="맑은 고딕"/>
+          <w:b w:val="0"/>
+          <w:sz w:val="20"/>
+        </w:rPr>
+        <w:t xml:space="preserve"> 열에서 오류 번호를 찾을 필요가 없다. 7장에서 boston 의 2번 목적지를 볼 때 만난 값과 뜻이 같다.</w:t>
       </w:r>
     </w:p>
     <w:p>
@@ -14918,7 +20302,63 @@
           <w:b w:val="0"/>
           <w:sz w:val="19"/>
         </w:rPr>
-        <w:t>▸ **순서가 12번의 반대**다. 구성에 **추가**할 때는 받는 쪽 먼저였지만, **제거**할 때는 보내는 쪽 먼저다. 원칙은 같다 — **어느 시점에도 "보내려는데 받는 쪽이 모르는" 상태를 만들지 않는다.**</w:t>
+        <w:t xml:space="preserve">▸ </w:t>
+      </w:r>
+      <w:r>
+        <w:rPr>
+          <w:rFonts w:ascii="맑은 고딕" w:hAnsi="맑은 고딕" w:eastAsia="맑은 고딕"/>
+          <w:b w:val="0"/>
+          <w:sz w:val="19"/>
+        </w:rPr>
+        <w:t xml:space="preserve">순서가 12번의 반대</w:t>
+      </w:r>
+      <w:r>
+        <w:rPr>
+          <w:rFonts w:ascii="맑은 고딕" w:hAnsi="맑은 고딕" w:eastAsia="맑은 고딕"/>
+          <w:b w:val="0"/>
+          <w:sz w:val="19"/>
+        </w:rPr>
+        <w:t xml:space="preserve">다. 구성에 </w:t>
+      </w:r>
+      <w:r>
+        <w:rPr>
+          <w:rFonts w:ascii="맑은 고딕" w:hAnsi="맑은 고딕" w:eastAsia="맑은 고딕"/>
+          <w:b w:val="0"/>
+          <w:sz w:val="19"/>
+        </w:rPr>
+        <w:t xml:space="preserve">추가</w:t>
+      </w:r>
+      <w:r>
+        <w:rPr>
+          <w:rFonts w:ascii="맑은 고딕" w:hAnsi="맑은 고딕" w:eastAsia="맑은 고딕"/>
+          <w:b w:val="0"/>
+          <w:sz w:val="19"/>
+        </w:rPr>
+        <w:t xml:space="preserve">할 때는 받는 쪽 먼저였지만, </w:t>
+      </w:r>
+      <w:r>
+        <w:rPr>
+          <w:rFonts w:ascii="맑은 고딕" w:hAnsi="맑은 고딕" w:eastAsia="맑은 고딕"/>
+          <w:b w:val="0"/>
+          <w:sz w:val="19"/>
+        </w:rPr>
+        <w:t xml:space="preserve">제거</w:t>
+      </w:r>
+      <w:r>
+        <w:rPr>
+          <w:rFonts w:ascii="맑은 고딕" w:hAnsi="맑은 고딕" w:eastAsia="맑은 고딕"/>
+          <w:b w:val="0"/>
+          <w:sz w:val="19"/>
+        </w:rPr>
+        <w:t xml:space="preserve">할 때는 보내는 쪽 먼저다. 원칙은 같다 — </w:t>
+      </w:r>
+      <w:r>
+        <w:rPr>
+          <w:rFonts w:ascii="맑은 고딕" w:hAnsi="맑은 고딕" w:eastAsia="맑은 고딕"/>
+          <w:b w:val="0"/>
+          <w:sz w:val="19"/>
+        </w:rPr>
+        <w:t xml:space="preserve">어느 시점에도 "보내려는데 받는 쪽이 모르는" 상태를 만들지 않는다.</w:t>
       </w:r>
     </w:p>
     <w:p>
@@ -15016,7 +20456,23 @@
                 <w:b w:val="0"/>
                 <w:sz w:val="19"/>
               </w:rPr>
-              <w:t>SRL 파일 (`stdbyredo0*.log`)</w:t>
+              <w:t xml:space="preserve">SRL 파일 (</w:t>
+            </w:r>
+            <w:r>
+              <w:rPr>
+                <w:rFonts w:ascii="Consolas" w:hAnsi="Consolas" w:eastAsia="맑은 고딕"/>
+                <w:b w:val="0"/>
+                <w:sz w:val="19"/>
+              </w:rPr>
+              <w:t xml:space="preserve">stdbyredo0*.log</w:t>
+            </w:r>
+            <w:r>
+              <w:rPr>
+                <w:rFonts w:ascii="맑은 고딕" w:hAnsi="맑은 고딕" w:eastAsia="맑은 고딕"/>
+                <w:b w:val="0"/>
+                <w:sz w:val="19"/>
+              </w:rPr>
+              <w:t xml:space="preserve">)</w:t>
             </w:r>
           </w:p>
         </w:tc>
@@ -15184,7 +20640,23 @@
                 <w:b w:val="0"/>
                 <w:sz w:val="19"/>
               </w:rPr>
-              <w:t>pfile (`initfarsync.ora`)</w:t>
+              <w:t xml:space="preserve">pfile (</w:t>
+            </w:r>
+            <w:r>
+              <w:rPr>
+                <w:rFonts w:ascii="Consolas" w:hAnsi="Consolas" w:eastAsia="맑은 고딕"/>
+                <w:b w:val="0"/>
+                <w:sz w:val="19"/>
+              </w:rPr>
+              <w:t xml:space="preserve">initfarsync.ora</w:t>
+            </w:r>
+            <w:r>
+              <w:rPr>
+                <w:rFonts w:ascii="맑은 고딕" w:hAnsi="맑은 고딕" w:eastAsia="맑은 고딕"/>
+                <w:b w:val="0"/>
+                <w:sz w:val="19"/>
+              </w:rPr>
+              <w:t xml:space="preserve">)</w:t>
             </w:r>
           </w:p>
         </w:tc>
@@ -15202,7 +20674,7 @@
                 <w:b w:val="0"/>
                 <w:sz w:val="19"/>
               </w:rPr>
-              <w:t>**남긴다**</w:t>
+              <w:t xml:space="preserve">남긴다</w:t>
             </w:r>
           </w:p>
         </w:tc>
@@ -15258,7 +20730,71 @@
                 <w:b w:val="0"/>
                 <w:sz w:val="19"/>
               </w:rPr>
-              <w:t>**남긴다**</w:t>
+              <w:t xml:space="preserve">남긴다</w:t>
+            </w:r>
+          </w:p>
+        </w:tc>
+        <w:tc>
+          <w:tcPr>
+            <w:tcW w:type="dxa" w:w="3024"/>
+          </w:tcPr>
+          <w:p>
+            <w:pPr>
+              <w:spacing w:before="0" w:after="0"/>
+            </w:pPr>
+            <w:r>
+              <w:rPr>
+                <w:rFonts w:ascii="맑은 고딕" w:hAnsi="맑은 고딕" w:eastAsia="맑은 고딕"/>
+                <w:b w:val="0"/>
+                <w:sz w:val="19"/>
+              </w:rPr>
+              <w:t>재구성 시 다시 쓴다</w:t>
+            </w:r>
+          </w:p>
+        </w:tc>
+      </w:tr>
+      <w:tr>
+        <w:tc>
+          <w:tcPr>
+            <w:tcW w:type="dxa" w:w="3024"/>
+          </w:tcPr>
+          <w:p>
+            <w:pPr>
+              <w:spacing w:before="0" w:after="0"/>
+            </w:pPr>
+            <w:r>
+              <w:rPr>
+                <w:rFonts w:ascii="Consolas" w:hAnsi="Consolas" w:eastAsia="맑은 고딕"/>
+                <w:b w:val="0"/>
+                <w:sz w:val="19"/>
+              </w:rPr>
+              <w:t xml:space="preserve">listener.ora</w:t>
+            </w:r>
+            <w:r>
+              <w:rPr>
+                <w:rFonts w:ascii="맑은 고딕" w:hAnsi="맑은 고딕" w:eastAsia="맑은 고딕"/>
+                <w:b w:val="0"/>
+                <w:sz w:val="19"/>
+              </w:rPr>
+              <w:t xml:space="preserve"> 정적 등록</w:t>
+            </w:r>
+          </w:p>
+        </w:tc>
+        <w:tc>
+          <w:tcPr>
+            <w:tcW w:type="dxa" w:w="3024"/>
+          </w:tcPr>
+          <w:p>
+            <w:pPr>
+              <w:spacing w:before="0" w:after="0"/>
+            </w:pPr>
+            <w:r>
+              <w:rPr>
+                <w:rFonts w:ascii="맑은 고딕" w:hAnsi="맑은 고딕" w:eastAsia="맑은 고딕"/>
+                <w:b w:val="0"/>
+                <w:sz w:val="19"/>
+              </w:rPr>
+              <w:t xml:space="preserve">남긴다</w:t>
             </w:r>
           </w:p>
         </w:tc>
@@ -15296,7 +20832,23 @@
                 <w:b w:val="0"/>
                 <w:sz w:val="19"/>
               </w:rPr>
-              <w:t>`listener.ora` 정적 등록</w:t>
+              <w:t xml:space="preserve">세 노드의 </w:t>
+            </w:r>
+            <w:r>
+              <w:rPr>
+                <w:rFonts w:ascii="Consolas" w:hAnsi="Consolas" w:eastAsia="맑은 고딕"/>
+                <w:b w:val="0"/>
+                <w:sz w:val="19"/>
+              </w:rPr>
+              <w:t xml:space="preserve">tnsnames.ora</w:t>
+            </w:r>
+            <w:r>
+              <w:rPr>
+                <w:rFonts w:ascii="맑은 고딕" w:hAnsi="맑은 고딕" w:eastAsia="맑은 고딕"/>
+                <w:b w:val="0"/>
+                <w:sz w:val="19"/>
+              </w:rPr>
+              <w:t xml:space="preserve"> 별칭</w:t>
             </w:r>
           </w:p>
         </w:tc>
@@ -15314,63 +20866,7 @@
                 <w:b w:val="0"/>
                 <w:sz w:val="19"/>
               </w:rPr>
-              <w:t>**남긴다**</w:t>
-            </w:r>
-          </w:p>
-        </w:tc>
-        <w:tc>
-          <w:tcPr>
-            <w:tcW w:type="dxa" w:w="3024"/>
-          </w:tcPr>
-          <w:p>
-            <w:pPr>
-              <w:spacing w:before="0" w:after="0"/>
-            </w:pPr>
-            <w:r>
-              <w:rPr>
-                <w:rFonts w:ascii="맑은 고딕" w:hAnsi="맑은 고딕" w:eastAsia="맑은 고딕"/>
-                <w:b w:val="0"/>
-                <w:sz w:val="19"/>
-              </w:rPr>
-              <w:t>재구성 시 다시 쓴다</w:t>
-            </w:r>
-          </w:p>
-        </w:tc>
-      </w:tr>
-      <w:tr>
-        <w:tc>
-          <w:tcPr>
-            <w:tcW w:type="dxa" w:w="3024"/>
-          </w:tcPr>
-          <w:p>
-            <w:pPr>
-              <w:spacing w:before="0" w:after="0"/>
-            </w:pPr>
-            <w:r>
-              <w:rPr>
-                <w:rFonts w:ascii="맑은 고딕" w:hAnsi="맑은 고딕" w:eastAsia="맑은 고딕"/>
-                <w:b w:val="0"/>
-                <w:sz w:val="19"/>
-              </w:rPr>
-              <w:t>세 노드의 `tnsnames.ora` 별칭</w:t>
-            </w:r>
-          </w:p>
-        </w:tc>
-        <w:tc>
-          <w:tcPr>
-            <w:tcW w:type="dxa" w:w="3024"/>
-          </w:tcPr>
-          <w:p>
-            <w:pPr>
-              <w:spacing w:before="0" w:after="0"/>
-            </w:pPr>
-            <w:r>
-              <w:rPr>
-                <w:rFonts w:ascii="맑은 고딕" w:hAnsi="맑은 고딕" w:eastAsia="맑은 고딕"/>
-                <w:b w:val="0"/>
-                <w:sz w:val="19"/>
-              </w:rPr>
-              <w:t>**남긴다**</w:t>
+              <w:t xml:space="preserve">남긴다</w:t>
             </w:r>
           </w:p>
         </w:tc>
@@ -15668,7 +21164,71 @@
           <w:b w:val="0"/>
           <w:sz w:val="20"/>
         </w:rPr>
-        <w:t>1번의 기준 상태와 대조해 **두 표식(`READ ONLY WITH APPLY`, `MANAGED REAL TIME APPLY`)이 돌아왔고 목적지가 `VALID`, 두 지연이 0** 이면 원복 완료다.</w:t>
+        <w:t xml:space="preserve">1번의 기준 상태와 대조해 </w:t>
+      </w:r>
+      <w:r>
+        <w:rPr>
+          <w:rFonts w:ascii="맑은 고딕" w:hAnsi="맑은 고딕" w:eastAsia="맑은 고딕"/>
+          <w:b w:val="0"/>
+          <w:sz w:val="20"/>
+        </w:rPr>
+        <w:t xml:space="preserve">두 표식(</w:t>
+      </w:r>
+      <w:r>
+        <w:rPr>
+          <w:rFonts w:ascii="Consolas" w:hAnsi="Consolas" w:eastAsia="맑은 고딕"/>
+          <w:b w:val="0"/>
+          <w:sz w:val="20"/>
+        </w:rPr>
+        <w:t xml:space="preserve">READ ONLY WITH APPLY</w:t>
+      </w:r>
+      <w:r>
+        <w:rPr>
+          <w:rFonts w:ascii="맑은 고딕" w:hAnsi="맑은 고딕" w:eastAsia="맑은 고딕"/>
+          <w:b w:val="0"/>
+          <w:sz w:val="20"/>
+        </w:rPr>
+        <w:t xml:space="preserve">, </w:t>
+      </w:r>
+      <w:r>
+        <w:rPr>
+          <w:rFonts w:ascii="Consolas" w:hAnsi="Consolas" w:eastAsia="맑은 고딕"/>
+          <w:b w:val="0"/>
+          <w:sz w:val="20"/>
+        </w:rPr>
+        <w:t xml:space="preserve">MANAGED REAL TIME APPLY</w:t>
+      </w:r>
+      <w:r>
+        <w:rPr>
+          <w:rFonts w:ascii="맑은 고딕" w:hAnsi="맑은 고딕" w:eastAsia="맑은 고딕"/>
+          <w:b w:val="0"/>
+          <w:sz w:val="20"/>
+        </w:rPr>
+        <w:t xml:space="preserve">)이 돌아왔고 목적지가 </w:t>
+      </w:r>
+      <w:r>
+        <w:rPr>
+          <w:rFonts w:ascii="Consolas" w:hAnsi="Consolas" w:eastAsia="맑은 고딕"/>
+          <w:b w:val="0"/>
+          <w:sz w:val="20"/>
+        </w:rPr>
+        <w:t xml:space="preserve">VALID</w:t>
+      </w:r>
+      <w:r>
+        <w:rPr>
+          <w:rFonts w:ascii="맑은 고딕" w:hAnsi="맑은 고딕" w:eastAsia="맑은 고딕"/>
+          <w:b w:val="0"/>
+          <w:sz w:val="20"/>
+        </w:rPr>
+        <w:t xml:space="preserve">, 두 지연이 0</w:t>
+      </w:r>
+      <w:r>
+        <w:rPr>
+          <w:rFonts w:ascii="맑은 고딕" w:hAnsi="맑은 고딕" w:eastAsia="맑은 고딕"/>
+          <w:b w:val="0"/>
+          <w:sz w:val="20"/>
+        </w:rPr>
+        <w:t xml:space="preserve"> 이면 원복 완료다.</w:t>
       </w:r>
     </w:p>
     <w:p>
@@ -15766,7 +21326,23 @@
                 <w:b w:val="0"/>
                 <w:sz w:val="19"/>
               </w:rPr>
-              <w:t>Standby 를 `READ ONLY WITH APPLY` 로 열기</w:t>
+              <w:t xml:space="preserve">Standby 를 </w:t>
+            </w:r>
+            <w:r>
+              <w:rPr>
+                <w:rFonts w:ascii="Consolas" w:hAnsi="Consolas" w:eastAsia="맑은 고딕"/>
+                <w:b w:val="0"/>
+                <w:sz w:val="19"/>
+              </w:rPr>
+              <w:t xml:space="preserve">READ ONLY WITH APPLY</w:t>
+            </w:r>
+            <w:r>
+              <w:rPr>
+                <w:rFonts w:ascii="맑은 고딕" w:hAnsi="맑은 고딕" w:eastAsia="맑은 고딕"/>
+                <w:b w:val="0"/>
+                <w:sz w:val="19"/>
+              </w:rPr>
+              <w:t xml:space="preserve"> 로 열기</w:t>
             </w:r>
           </w:p>
         </w:tc>
@@ -15784,7 +21360,7 @@
                 <w:b w:val="0"/>
                 <w:sz w:val="19"/>
               </w:rPr>
-              <w:t>**필요**</w:t>
+              <w:t xml:space="preserve">필요</w:t>
             </w:r>
           </w:p>
         </w:tc>
@@ -15822,7 +21398,23 @@
                 <w:b w:val="0"/>
                 <w:sz w:val="19"/>
               </w:rPr>
-              <w:t>Standby 조회 (정렬·`EXPLAIN PLAN`·GTT)</w:t>
+              <w:t xml:space="preserve">Standby 조회 (정렬·</w:t>
+            </w:r>
+            <w:r>
+              <w:rPr>
+                <w:rFonts w:ascii="Consolas" w:hAnsi="Consolas" w:eastAsia="맑은 고딕"/>
+                <w:b w:val="0"/>
+                <w:sz w:val="19"/>
+              </w:rPr>
+              <w:t xml:space="preserve">EXPLAIN PLAN</w:t>
+            </w:r>
+            <w:r>
+              <w:rPr>
+                <w:rFonts w:ascii="맑은 고딕" w:hAnsi="맑은 고딕" w:eastAsia="맑은 고딕"/>
+                <w:b w:val="0"/>
+                <w:sz w:val="19"/>
+              </w:rPr>
+              <w:t xml:space="preserve">·GTT)</w:t>
             </w:r>
           </w:p>
         </w:tc>
@@ -15840,7 +21432,7 @@
                 <w:b w:val="0"/>
                 <w:sz w:val="19"/>
               </w:rPr>
-              <w:t>**필요**</w:t>
+              <w:t xml:space="preserve">필요</w:t>
             </w:r>
           </w:p>
         </w:tc>
@@ -15896,7 +21488,7 @@
                 <w:b w:val="0"/>
                 <w:sz w:val="19"/>
               </w:rPr>
-              <w:t>**필요**</w:t>
+              <w:t xml:space="preserve">필요</w:t>
             </w:r>
           </w:p>
         </w:tc>
@@ -15930,11 +21522,27 @@
             </w:pPr>
             <w:r>
               <w:rPr>
+                <w:rFonts w:ascii="Consolas" w:hAnsi="Consolas" w:eastAsia="맑은 고딕"/>
+                <w:b w:val="0"/>
+                <w:sz w:val="19"/>
+              </w:rPr>
+              <w:t xml:space="preserve">STANDBY_MAX_DATA_DELAY</w:t>
+            </w:r>
+            <w:r>
+              <w:rPr>
                 <w:rFonts w:ascii="맑은 고딕" w:hAnsi="맑은 고딕" w:eastAsia="맑은 고딕"/>
                 <w:b w:val="0"/>
                 <w:sz w:val="19"/>
               </w:rPr>
-              <w:t>`STANDBY_MAX_DATA_DELAY` / `SYNC WITH PRIMARY`</w:t>
+              <w:t xml:space="preserve"> / </w:t>
+            </w:r>
+            <w:r>
+              <w:rPr>
+                <w:rFonts w:ascii="Consolas" w:hAnsi="Consolas" w:eastAsia="맑은 고딕"/>
+                <w:b w:val="0"/>
+                <w:sz w:val="19"/>
+              </w:rPr>
+              <w:t xml:space="preserve">SYNC WITH PRIMARY</w:t>
             </w:r>
           </w:p>
         </w:tc>
@@ -15952,7 +21560,7 @@
                 <w:b w:val="0"/>
                 <w:sz w:val="19"/>
               </w:rPr>
-              <w:t>**필요**</w:t>
+              <w:t xml:space="preserve">필요</w:t>
             </w:r>
           </w:p>
         </w:tc>
@@ -15986,11 +21594,11 @@
             </w:pPr>
             <w:r>
               <w:rPr>
-                <w:rFonts w:ascii="맑은 고딕" w:hAnsi="맑은 고딕" w:eastAsia="맑은 고딕"/>
+                <w:rFonts w:ascii="Consolas" w:hAnsi="Consolas" w:eastAsia="맑은 고딕"/>
                 <w:b w:val="0"/>
                 <w:sz w:val="19"/>
               </w:rPr>
-              <w:t>`V$STANDBY_EVENT_HISTOGRAM`</w:t>
+              <w:t xml:space="preserve">V$STANDBY_EVENT_HISTOGRAM</w:t>
             </w:r>
           </w:p>
         </w:tc>
@@ -16046,7 +21654,7 @@
                 <w:b w:val="0"/>
                 <w:sz w:val="19"/>
               </w:rPr>
-              <w:t>**Far Sync**</w:t>
+              <w:t xml:space="preserve">Far Sync</w:t>
             </w:r>
           </w:p>
         </w:tc>
@@ -16064,7 +21672,7 @@
                 <w:b w:val="0"/>
                 <w:sz w:val="19"/>
               </w:rPr>
-              <w:t>**불필요**</w:t>
+              <w:t xml:space="preserve">불필요</w:t>
             </w:r>
           </w:p>
         </w:tc>
@@ -16211,7 +21819,15 @@
           <w:b w:val="0"/>
           <w:sz w:val="20"/>
         </w:rPr>
-        <w:t>**Far Sync 는 ADG 옵션이 아니다.** 9장의 기능은 모두 옵션이 필요하고 10장의 기능은 필요 없다는 것이 이 시험의 라이선스 경계다. 원거리 무손실이 목적이라면 옵션 없이도 Far Sync 를 쓸 수 있다.</w:t>
+        <w:t xml:space="preserve">Far Sync 는 ADG 옵션이 아니다.</w:t>
+      </w:r>
+      <w:r>
+        <w:rPr>
+          <w:rFonts w:ascii="맑은 고딕" w:hAnsi="맑은 고딕" w:eastAsia="맑은 고딕"/>
+          <w:b w:val="0"/>
+          <w:sz w:val="20"/>
+        </w:rPr>
+        <w:t xml:space="preserve"> 9장의 기능은 모두 옵션이 필요하고 10장의 기능은 필요 없다는 것이 이 시험의 라이선스 경계다. 원거리 무손실이 목적이라면 옵션 없이도 Far Sync 를 쓸 수 있다.</w:t>
       </w:r>
     </w:p>
     <w:p>
@@ -16237,7 +21853,47 @@
           <w:b w:val="0"/>
           <w:sz w:val="20"/>
         </w:rPr>
-        <w:t>**Standby 를 `MOUNTED` 로 둔다.** 적용은 그대로 돌고 재해 복구 능력도 줄지 않는다. 줄어드는 것은 조회뿐이며, 사용자 표를 조회하면 **`ORA-01219: database or pluggable database not open`** 이 난다.</w:t>
+        <w:t xml:space="preserve">Standby 를 </w:t>
+      </w:r>
+      <w:r>
+        <w:rPr>
+          <w:rFonts w:ascii="Consolas" w:hAnsi="Consolas" w:eastAsia="맑은 고딕"/>
+          <w:b w:val="0"/>
+          <w:sz w:val="20"/>
+        </w:rPr>
+        <w:t xml:space="preserve">MOUNTED</w:t>
+      </w:r>
+      <w:r>
+        <w:rPr>
+          <w:rFonts w:ascii="맑은 고딕" w:hAnsi="맑은 고딕" w:eastAsia="맑은 고딕"/>
+          <w:b w:val="0"/>
+          <w:sz w:val="20"/>
+        </w:rPr>
+        <w:t xml:space="preserve"> 로 둔다.</w:t>
+      </w:r>
+      <w:r>
+        <w:rPr>
+          <w:rFonts w:ascii="맑은 고딕" w:hAnsi="맑은 고딕" w:eastAsia="맑은 고딕"/>
+          <w:b w:val="0"/>
+          <w:sz w:val="20"/>
+        </w:rPr>
+        <w:t xml:space="preserve"> 적용은 그대로 돌고 재해 복구 능력도 줄지 않는다. 줄어드는 것은 조회뿐이며, 사용자 표를 조회하면 </w:t>
+      </w:r>
+      <w:r>
+        <w:rPr>
+          <w:rFonts w:ascii="Consolas" w:hAnsi="Consolas" w:eastAsia="맑은 고딕"/>
+          <w:b w:val="0"/>
+          <w:sz w:val="20"/>
+        </w:rPr>
+        <w:t xml:space="preserve">ORA-01219: database or pluggable database not open</w:t>
+      </w:r>
+      <w:r>
+        <w:rPr>
+          <w:rFonts w:ascii="맑은 고딕" w:hAnsi="맑은 고딕" w:eastAsia="맑은 고딕"/>
+          <w:b w:val="0"/>
+          <w:sz w:val="20"/>
+        </w:rPr>
+        <w:t xml:space="preserve"> 이 난다.</w:t>
       </w:r>
     </w:p>
     <w:p>
@@ -16264,7 +21920,63 @@
           <w:b w:val="0"/>
           <w:sz w:val="20"/>
         </w:rPr>
-        <w:t>- **① Standby 에 접속할 수 있으면** — `V$DATAGUARD_STATS` 를 그대로 쓴다. `ORA-01219` 메시지의 뒷부분이 근거다: *"queries allowed on fixed tables or views only"* — **고정 뷰는 닫혀 있어도 조회된다.**</w:t>
+        <w:t xml:space="preserve">- </w:t>
+      </w:r>
+      <w:r>
+        <w:rPr>
+          <w:rFonts w:ascii="맑은 고딕" w:hAnsi="맑은 고딕" w:eastAsia="맑은 고딕"/>
+          <w:b w:val="0"/>
+          <w:sz w:val="20"/>
+        </w:rPr>
+        <w:t xml:space="preserve">① Standby 에 접속할 수 있으면</w:t>
+      </w:r>
+      <w:r>
+        <w:rPr>
+          <w:rFonts w:ascii="맑은 고딕" w:hAnsi="맑은 고딕" w:eastAsia="맑은 고딕"/>
+          <w:b w:val="0"/>
+          <w:sz w:val="20"/>
+        </w:rPr>
+        <w:t xml:space="preserve"> — </w:t>
+      </w:r>
+      <w:r>
+        <w:rPr>
+          <w:rFonts w:ascii="Consolas" w:hAnsi="Consolas" w:eastAsia="맑은 고딕"/>
+          <w:b w:val="0"/>
+          <w:sz w:val="20"/>
+        </w:rPr>
+        <w:t xml:space="preserve">V$DATAGUARD_STATS</w:t>
+      </w:r>
+      <w:r>
+        <w:rPr>
+          <w:rFonts w:ascii="맑은 고딕" w:hAnsi="맑은 고딕" w:eastAsia="맑은 고딕"/>
+          <w:b w:val="0"/>
+          <w:sz w:val="20"/>
+        </w:rPr>
+        <w:t xml:space="preserve"> 를 그대로 쓴다. </w:t>
+      </w:r>
+      <w:r>
+        <w:rPr>
+          <w:rFonts w:ascii="Consolas" w:hAnsi="Consolas" w:eastAsia="맑은 고딕"/>
+          <w:b w:val="0"/>
+          <w:sz w:val="20"/>
+        </w:rPr>
+        <w:t xml:space="preserve">ORA-01219</w:t>
+      </w:r>
+      <w:r>
+        <w:rPr>
+          <w:rFonts w:ascii="맑은 고딕" w:hAnsi="맑은 고딕" w:eastAsia="맑은 고딕"/>
+          <w:b w:val="0"/>
+          <w:sz w:val="20"/>
+        </w:rPr>
+        <w:t xml:space="preserve"> 메시지의 뒷부분이 근거다: *"queries allowed on fixed tables or views only"* — </w:t>
+      </w:r>
+      <w:r>
+        <w:rPr>
+          <w:rFonts w:ascii="맑은 고딕" w:hAnsi="맑은 고딕" w:eastAsia="맑은 고딕"/>
+          <w:b w:val="0"/>
+          <w:sz w:val="20"/>
+        </w:rPr>
+        <w:t xml:space="preserve">고정 뷰는 닫혀 있어도 조회된다.</w:t>
       </w:r>
     </w:p>
     <w:p>
@@ -16278,7 +21990,135 @@
           <w:b w:val="0"/>
           <w:sz w:val="20"/>
         </w:rPr>
-        <w:t>- **② Standby 에 접속할 수 없으면** — Primary 의 `V$ARCHIVE_DEST_STATUS` 를 쓴다. `DATABASE_MODE` 가 `MOUNTED-STANDBY` 인지, `RECOVERY_MODE` 에 `WITH QUERY` 가 빠졌는지로 상태를 알고, `ARCHIVED_SEQ#` 와 `APPLIED_SEQ#` 의 차이로 진도를 안다.</w:t>
+        <w:t xml:space="preserve">- </w:t>
+      </w:r>
+      <w:r>
+        <w:rPr>
+          <w:rFonts w:ascii="맑은 고딕" w:hAnsi="맑은 고딕" w:eastAsia="맑은 고딕"/>
+          <w:b w:val="0"/>
+          <w:sz w:val="20"/>
+        </w:rPr>
+        <w:t xml:space="preserve">② Standby 에 접속할 수 없으면</w:t>
+      </w:r>
+      <w:r>
+        <w:rPr>
+          <w:rFonts w:ascii="맑은 고딕" w:hAnsi="맑은 고딕" w:eastAsia="맑은 고딕"/>
+          <w:b w:val="0"/>
+          <w:sz w:val="20"/>
+        </w:rPr>
+        <w:t xml:space="preserve"> — Primary 의 </w:t>
+      </w:r>
+      <w:r>
+        <w:rPr>
+          <w:rFonts w:ascii="Consolas" w:hAnsi="Consolas" w:eastAsia="맑은 고딕"/>
+          <w:b w:val="0"/>
+          <w:sz w:val="20"/>
+        </w:rPr>
+        <w:t xml:space="preserve">V$ARCHIVE_DEST_STATUS</w:t>
+      </w:r>
+      <w:r>
+        <w:rPr>
+          <w:rFonts w:ascii="맑은 고딕" w:hAnsi="맑은 고딕" w:eastAsia="맑은 고딕"/>
+          <w:b w:val="0"/>
+          <w:sz w:val="20"/>
+        </w:rPr>
+        <w:t xml:space="preserve"> 를 쓴다. </w:t>
+      </w:r>
+      <w:r>
+        <w:rPr>
+          <w:rFonts w:ascii="Consolas" w:hAnsi="Consolas" w:eastAsia="맑은 고딕"/>
+          <w:b w:val="0"/>
+          <w:sz w:val="20"/>
+        </w:rPr>
+        <w:t xml:space="preserve">DATABASE_MODE</w:t>
+      </w:r>
+      <w:r>
+        <w:rPr>
+          <w:rFonts w:ascii="맑은 고딕" w:hAnsi="맑은 고딕" w:eastAsia="맑은 고딕"/>
+          <w:b w:val="0"/>
+          <w:sz w:val="20"/>
+        </w:rPr>
+        <w:t xml:space="preserve"> 가 </w:t>
+      </w:r>
+      <w:r>
+        <w:rPr>
+          <w:rFonts w:ascii="Consolas" w:hAnsi="Consolas" w:eastAsia="맑은 고딕"/>
+          <w:b w:val="0"/>
+          <w:sz w:val="20"/>
+        </w:rPr>
+        <w:t xml:space="preserve">MOUNTED-STANDBY</w:t>
+      </w:r>
+      <w:r>
+        <w:rPr>
+          <w:rFonts w:ascii="맑은 고딕" w:hAnsi="맑은 고딕" w:eastAsia="맑은 고딕"/>
+          <w:b w:val="0"/>
+          <w:sz w:val="20"/>
+        </w:rPr>
+        <w:t xml:space="preserve"> 인지, </w:t>
+      </w:r>
+      <w:r>
+        <w:rPr>
+          <w:rFonts w:ascii="Consolas" w:hAnsi="Consolas" w:eastAsia="맑은 고딕"/>
+          <w:b w:val="0"/>
+          <w:sz w:val="20"/>
+        </w:rPr>
+        <w:t xml:space="preserve">RECOVERY_MODE</w:t>
+      </w:r>
+      <w:r>
+        <w:rPr>
+          <w:rFonts w:ascii="맑은 고딕" w:hAnsi="맑은 고딕" w:eastAsia="맑은 고딕"/>
+          <w:b w:val="0"/>
+          <w:sz w:val="20"/>
+        </w:rPr>
+        <w:t xml:space="preserve"> 에 </w:t>
+      </w:r>
+      <w:r>
+        <w:rPr>
+          <w:rFonts w:ascii="Consolas" w:hAnsi="Consolas" w:eastAsia="맑은 고딕"/>
+          <w:b w:val="0"/>
+          <w:sz w:val="20"/>
+        </w:rPr>
+        <w:t xml:space="preserve">WITH QUERY</w:t>
+      </w:r>
+      <w:r>
+        <w:rPr>
+          <w:rFonts w:ascii="맑은 고딕" w:hAnsi="맑은 고딕" w:eastAsia="맑은 고딕"/>
+          <w:b w:val="0"/>
+          <w:sz w:val="20"/>
+        </w:rPr>
+        <w:t xml:space="preserve"> 가 빠졌는지로 상태를 알고, </w:t>
+      </w:r>
+      <w:r>
+        <w:rPr>
+          <w:rFonts w:ascii="Consolas" w:hAnsi="Consolas" w:eastAsia="맑은 고딕"/>
+          <w:b w:val="0"/>
+          <w:sz w:val="20"/>
+        </w:rPr>
+        <w:t xml:space="preserve">ARCHIVED_SEQ#</w:t>
+      </w:r>
+      <w:r>
+        <w:rPr>
+          <w:rFonts w:ascii="맑은 고딕" w:hAnsi="맑은 고딕" w:eastAsia="맑은 고딕"/>
+          <w:b w:val="0"/>
+          <w:sz w:val="20"/>
+        </w:rPr>
+        <w:t xml:space="preserve"> 와 </w:t>
+      </w:r>
+      <w:r>
+        <w:rPr>
+          <w:rFonts w:ascii="Consolas" w:hAnsi="Consolas" w:eastAsia="맑은 고딕"/>
+          <w:b w:val="0"/>
+          <w:sz w:val="20"/>
+        </w:rPr>
+        <w:t xml:space="preserve">APPLIED_SEQ#</w:t>
+      </w:r>
+      <w:r>
+        <w:rPr>
+          <w:rFonts w:ascii="맑은 고딕" w:hAnsi="맑은 고딕" w:eastAsia="맑은 고딕"/>
+          <w:b w:val="0"/>
+          <w:sz w:val="20"/>
+        </w:rPr>
+        <w:t xml:space="preserve"> 의 차이로 진도를 안다.</w:t>
       </w:r>
     </w:p>
     <w:p>
@@ -16291,7 +22131,31 @@
           <w:b w:val="0"/>
           <w:sz w:val="19"/>
         </w:rPr>
-        <w:t>▸ **`V$DATAGUARD_STATS` 는 Primary 에서 0행**이므로 Primary 쪽 감시 스크립트에 넣으면 안 된다. "Primary 에서 두 지연을 본다"는 방법은 성립하지 않는다.</w:t>
+        <w:t xml:space="preserve">▸ </w:t>
+      </w:r>
+      <w:r>
+        <w:rPr>
+          <w:rFonts w:ascii="Consolas" w:hAnsi="Consolas" w:eastAsia="맑은 고딕"/>
+          <w:b w:val="0"/>
+          <w:sz w:val="19"/>
+        </w:rPr>
+        <w:t xml:space="preserve">V$DATAGUARD_STATS</w:t>
+      </w:r>
+      <w:r>
+        <w:rPr>
+          <w:rFonts w:ascii="맑은 고딕" w:hAnsi="맑은 고딕" w:eastAsia="맑은 고딕"/>
+          <w:b w:val="0"/>
+          <w:sz w:val="19"/>
+        </w:rPr>
+        <w:t xml:space="preserve"> 는 Primary 에서 0행</w:t>
+      </w:r>
+      <w:r>
+        <w:rPr>
+          <w:rFonts w:ascii="맑은 고딕" w:hAnsi="맑은 고딕" w:eastAsia="맑은 고딕"/>
+          <w:b w:val="0"/>
+          <w:sz w:val="19"/>
+        </w:rPr>
+        <w:t xml:space="preserve">이므로 Primary 쪽 감시 스크립트에 넣으면 안 된다. "Primary 에서 두 지연을 본다"는 방법은 성립하지 않는다.</w:t>
       </w:r>
     </w:p>
     <w:tbl>
@@ -16319,14 +22183,118 @@
                 <w:sz w:val="19"/>
               </w:rPr>
               <w:t>[확인] Section 5 채점 요약</w:t>
+            </w:r>
+            <w:r>
+              <w:rPr>
+                <w:rFonts w:ascii="맑은 고딕" w:hAnsi="맑은 고딕" w:eastAsia="맑은 고딕"/>
+                <w:b/>
+                <w:sz w:val="19"/>
+              </w:rPr>
               <w:br/>
-              <w:t>· 13번 — 직후 RESYNCHRONIZATION 을 기록했는가 / **boston 만 다른 것을 정상으로 판정했는가** / 동기 보장 구간으로 설명했는가 / Maximum Protection 이 여전히 위험한 이유를 밝혔는가</w:t>
+            </w:r>
+            <w:r>
+              <w:rPr>
+                <w:rFonts w:ascii="맑은 고딕" w:hAnsi="맑은 고딕" w:eastAsia="맑은 고딕"/>
+                <w:b/>
+                <w:sz w:val="19"/>
+              </w:rPr>
+              <w:t xml:space="preserve">· 13번 — 직후 RESYNCHRONIZATION 을 기록했는가 / </w:t>
+            </w:r>
+            <w:r>
+              <w:rPr>
+                <w:rFonts w:ascii="맑은 고딕" w:hAnsi="맑은 고딕" w:eastAsia="맑은 고딕"/>
+                <w:b/>
+                <w:sz w:val="19"/>
+              </w:rPr>
+              <w:t xml:space="preserve">boston 만 다른 것을 정상으로 판정했는가</w:t>
+            </w:r>
+            <w:r>
+              <w:rPr>
+                <w:rFonts w:ascii="맑은 고딕" w:hAnsi="맑은 고딕" w:eastAsia="맑은 고딕"/>
+                <w:b/>
+                <w:sz w:val="19"/>
+              </w:rPr>
+              <w:t xml:space="preserve"> / 동기 보장 구간으로 설명했는가 / Maximum Protection 이 여전히 위험한 이유를 밝혔는가</w:t>
+            </w:r>
+            <w:r>
+              <w:rPr>
+                <w:rFonts w:ascii="맑은 고딕" w:hAnsi="맑은 고딕" w:eastAsia="맑은 고딕"/>
+                <w:b/>
+                <w:sz w:val="19"/>
+              </w:rPr>
               <w:br/>
+            </w:r>
+            <w:r>
+              <w:rPr>
+                <w:rFonts w:ascii="맑은 고딕" w:hAnsi="맑은 고딕" w:eastAsia="맑은 고딕"/>
+                <w:b/>
+                <w:sz w:val="19"/>
+              </w:rPr>
               <w:t>· 14번 — 0/0/4 세 값을 제시했는가 / 819MB 를 3.2GB 와 비교했는가 / ORA-01665 를 기록하고 컨트롤 파일 유형으로 설명했는가 / 원거리에 두는 이유 세 가지</w:t>
+            </w:r>
+            <w:r>
+              <w:rPr>
+                <w:rFonts w:ascii="맑은 고딕" w:hAnsi="맑은 고딕" w:eastAsia="맑은 고딕"/>
+                <w:b/>
+                <w:sz w:val="19"/>
+              </w:rPr>
               <w:br/>
-              <w:t>· 15번 — 두 구성 비교표 / SYNC 가 거부되지 않는다는 관찰 / **STATUS=VALID 인데 VALID_NOW=WRONG VALID_TYPE** / 가장 먼저 볼 열</w:t>
+            </w:r>
+            <w:r>
+              <w:rPr>
+                <w:rFonts w:ascii="맑은 고딕" w:hAnsi="맑은 고딕" w:eastAsia="맑은 고딕"/>
+                <w:b/>
+                <w:sz w:val="19"/>
+              </w:rPr>
+              <w:t xml:space="preserve">· 15번 — 두 구성 비교표 / SYNC 가 거부되지 않는다는 관찰 / </w:t>
+            </w:r>
+            <w:r>
+              <w:rPr>
+                <w:rFonts w:ascii="맑은 고딕" w:hAnsi="맑은 고딕" w:eastAsia="맑은 고딕"/>
+                <w:b/>
+                <w:sz w:val="19"/>
+              </w:rPr>
+              <w:t xml:space="preserve">STATUS=VALID 인데 VALID_NOW=WRONG VALID_TYPE</w:t>
+            </w:r>
+            <w:r>
+              <w:rPr>
+                <w:rFonts w:ascii="맑은 고딕" w:hAnsi="맑은 고딕" w:eastAsia="맑은 고딕"/>
+                <w:b/>
+                <w:sz w:val="19"/>
+              </w:rPr>
+              <w:t xml:space="preserve"> / 가장 먼저 볼 열</w:t>
+            </w:r>
+            <w:r>
+              <w:rPr>
+                <w:rFonts w:ascii="맑은 고딕" w:hAnsi="맑은 고딕" w:eastAsia="맑은 고딕"/>
+                <w:b/>
+                <w:sz w:val="19"/>
+              </w:rPr>
               <w:br/>
-              <w:t>· 16번 — 원복 순서가 추가 시의 역순임을 밝혔는가 / 지울 것·남길 것 구분 / 옵션 필요·불필요 구분표 / **Far Sync 는 옵션이 아니다** / 옵션 없는 두 경로</w:t>
+            </w:r>
+            <w:r>
+              <w:rPr>
+                <w:rFonts w:ascii="맑은 고딕" w:hAnsi="맑은 고딕" w:eastAsia="맑은 고딕"/>
+                <w:b/>
+                <w:sz w:val="19"/>
+              </w:rPr>
+              <w:t xml:space="preserve">· 16번 — 원복 순서가 추가 시의 역순임을 밝혔는가 / 지울 것·남길 것 구분 / 옵션 필요·불필요 구분표 / </w:t>
+            </w:r>
+            <w:r>
+              <w:rPr>
+                <w:rFonts w:ascii="맑은 고딕" w:hAnsi="맑은 고딕" w:eastAsia="맑은 고딕"/>
+                <w:b/>
+                <w:sz w:val="19"/>
+              </w:rPr>
+              <w:t xml:space="preserve">Far Sync 는 옵션이 아니다</w:t>
+            </w:r>
+            <w:r>
+              <w:rPr>
+                <w:rFonts w:ascii="맑은 고딕" w:hAnsi="맑은 고딕" w:eastAsia="맑은 고딕"/>
+                <w:b/>
+                <w:sz w:val="19"/>
+              </w:rPr>
+              <w:t xml:space="preserve"> / 옵션 없는 두 경로</w:t>
             </w:r>
           </w:p>
         </w:tc>
@@ -16369,7 +22337,7 @@
           <w:b w:val="0"/>
           <w:sz w:val="20"/>
         </w:rPr>
-        <w:t>**첫째, "누가 실행하는가."**</w:t>
+        <w:t xml:space="preserve">첫째, "누가 실행하는가."</w:t>
       </w:r>
     </w:p>
     <w:p>
@@ -16383,7 +22351,55 @@
           <w:b w:val="0"/>
           <w:sz w:val="20"/>
         </w:rPr>
-        <w:t>- 5번 — 같은 `INSERT` 가 일반 사용자로는 성공하고 `SYS` 로는 `ORA-16397` 이었다.</w:t>
+        <w:t xml:space="preserve">- 5번 — 같은 </w:t>
+      </w:r>
+      <w:r>
+        <w:rPr>
+          <w:rFonts w:ascii="Consolas" w:hAnsi="Consolas" w:eastAsia="맑은 고딕"/>
+          <w:b w:val="0"/>
+          <w:sz w:val="20"/>
+        </w:rPr>
+        <w:t xml:space="preserve">INSERT</w:t>
+      </w:r>
+      <w:r>
+        <w:rPr>
+          <w:rFonts w:ascii="맑은 고딕" w:hAnsi="맑은 고딕" w:eastAsia="맑은 고딕"/>
+          <w:b w:val="0"/>
+          <w:sz w:val="20"/>
+        </w:rPr>
+        <w:t xml:space="preserve"> 가 일반 사용자로는 성공하고 </w:t>
+      </w:r>
+      <w:r>
+        <w:rPr>
+          <w:rFonts w:ascii="Consolas" w:hAnsi="Consolas" w:eastAsia="맑은 고딕"/>
+          <w:b w:val="0"/>
+          <w:sz w:val="20"/>
+        </w:rPr>
+        <w:t xml:space="preserve">SYS</w:t>
+      </w:r>
+      <w:r>
+        <w:rPr>
+          <w:rFonts w:ascii="맑은 고딕" w:hAnsi="맑은 고딕" w:eastAsia="맑은 고딕"/>
+          <w:b w:val="0"/>
+          <w:sz w:val="20"/>
+        </w:rPr>
+        <w:t xml:space="preserve"> 로는 </w:t>
+      </w:r>
+      <w:r>
+        <w:rPr>
+          <w:rFonts w:ascii="Consolas" w:hAnsi="Consolas" w:eastAsia="맑은 고딕"/>
+          <w:b w:val="0"/>
+          <w:sz w:val="20"/>
+        </w:rPr>
+        <w:t xml:space="preserve">ORA-16397</w:t>
+      </w:r>
+      <w:r>
+        <w:rPr>
+          <w:rFonts w:ascii="맑은 고딕" w:hAnsi="맑은 고딕" w:eastAsia="맑은 고딕"/>
+          <w:b w:val="0"/>
+          <w:sz w:val="20"/>
+        </w:rPr>
+        <w:t xml:space="preserve"> 이었다.</w:t>
       </w:r>
     </w:p>
     <w:p>
@@ -16397,7 +22413,39 @@
           <w:b w:val="0"/>
           <w:sz w:val="20"/>
         </w:rPr>
-        <w:t>- 7번 — 같은 설정이 일반 사용자로는 걸리고 `SYS` 로는 `ORA-03174` 로 거부되었다.</w:t>
+        <w:t xml:space="preserve">- 7번 — 같은 설정이 일반 사용자로는 걸리고 </w:t>
+      </w:r>
+      <w:r>
+        <w:rPr>
+          <w:rFonts w:ascii="Consolas" w:hAnsi="Consolas" w:eastAsia="맑은 고딕"/>
+          <w:b w:val="0"/>
+          <w:sz w:val="20"/>
+        </w:rPr>
+        <w:t xml:space="preserve">SYS</w:t>
+      </w:r>
+      <w:r>
+        <w:rPr>
+          <w:rFonts w:ascii="맑은 고딕" w:hAnsi="맑은 고딕" w:eastAsia="맑은 고딕"/>
+          <w:b w:val="0"/>
+          <w:sz w:val="20"/>
+        </w:rPr>
+        <w:t xml:space="preserve"> 로는 </w:t>
+      </w:r>
+      <w:r>
+        <w:rPr>
+          <w:rFonts w:ascii="Consolas" w:hAnsi="Consolas" w:eastAsia="맑은 고딕"/>
+          <w:b w:val="0"/>
+          <w:sz w:val="20"/>
+        </w:rPr>
+        <w:t xml:space="preserve">ORA-03174</w:t>
+      </w:r>
+      <w:r>
+        <w:rPr>
+          <w:rFonts w:ascii="맑은 고딕" w:hAnsi="맑은 고딕" w:eastAsia="맑은 고딕"/>
+          <w:b w:val="0"/>
+          <w:sz w:val="20"/>
+        </w:rPr>
+        <w:t xml:space="preserve"> 로 거부되었다.</w:t>
       </w:r>
     </w:p>
     <w:p>
@@ -16411,7 +22459,23 @@
           <w:b w:val="0"/>
           <w:sz w:val="20"/>
         </w:rPr>
-        <w:t>- 두 오류의 **실패 시점이 다르다.** 하나는 실행에서, 하나는 설정에서 실패한다.</w:t>
+        <w:t xml:space="preserve">- 두 오류의 </w:t>
+      </w:r>
+      <w:r>
+        <w:rPr>
+          <w:rFonts w:ascii="맑은 고딕" w:hAnsi="맑은 고딕" w:eastAsia="맑은 고딕"/>
+          <w:b w:val="0"/>
+          <w:sz w:val="20"/>
+        </w:rPr>
+        <w:t xml:space="preserve">실패 시점이 다르다.</w:t>
+      </w:r>
+      <w:r>
+        <w:rPr>
+          <w:rFonts w:ascii="맑은 고딕" w:hAnsi="맑은 고딕" w:eastAsia="맑은 고딕"/>
+          <w:b w:val="0"/>
+          <w:sz w:val="20"/>
+        </w:rPr>
+        <w:t xml:space="preserve"> 하나는 실행에서, 하나는 설정에서 실패한다.</w:t>
       </w:r>
     </w:p>
     <w:p>
@@ -16424,7 +22488,7 @@
           <w:b w:val="0"/>
           <w:sz w:val="20"/>
         </w:rPr>
-        <w:t>**둘째, "오류 번호가 처리 경로를 알려 준다."**</w:t>
+        <w:t xml:space="preserve">둘째, "오류 번호가 처리 경로를 알려 준다."</w:t>
       </w:r>
     </w:p>
     <w:p>
@@ -16438,7 +22502,55 @@
           <w:b w:val="0"/>
           <w:sz w:val="20"/>
         </w:rPr>
-        <w:t>- 3번 — `INSERT`·`UPDATE`·DDL 이 모두 `ORA-16000` 이었다.</w:t>
+        <w:t xml:space="preserve">- 3번 — </w:t>
+      </w:r>
+      <w:r>
+        <w:rPr>
+          <w:rFonts w:ascii="Consolas" w:hAnsi="Consolas" w:eastAsia="맑은 고딕"/>
+          <w:b w:val="0"/>
+          <w:sz w:val="20"/>
+        </w:rPr>
+        <w:t xml:space="preserve">INSERT</w:t>
+      </w:r>
+      <w:r>
+        <w:rPr>
+          <w:rFonts w:ascii="맑은 고딕" w:hAnsi="맑은 고딕" w:eastAsia="맑은 고딕"/>
+          <w:b w:val="0"/>
+          <w:sz w:val="20"/>
+        </w:rPr>
+        <w:t xml:space="preserve">·</w:t>
+      </w:r>
+      <w:r>
+        <w:rPr>
+          <w:rFonts w:ascii="Consolas" w:hAnsi="Consolas" w:eastAsia="맑은 고딕"/>
+          <w:b w:val="0"/>
+          <w:sz w:val="20"/>
+        </w:rPr>
+        <w:t xml:space="preserve">UPDATE</w:t>
+      </w:r>
+      <w:r>
+        <w:rPr>
+          <w:rFonts w:ascii="맑은 고딕" w:hAnsi="맑은 고딕" w:eastAsia="맑은 고딕"/>
+          <w:b w:val="0"/>
+          <w:sz w:val="20"/>
+        </w:rPr>
+        <w:t xml:space="preserve">·DDL 이 모두 </w:t>
+      </w:r>
+      <w:r>
+        <w:rPr>
+          <w:rFonts w:ascii="Consolas" w:hAnsi="Consolas" w:eastAsia="맑은 고딕"/>
+          <w:b w:val="0"/>
+          <w:sz w:val="20"/>
+        </w:rPr>
+        <w:t xml:space="preserve">ORA-16000</w:t>
+      </w:r>
+      <w:r>
+        <w:rPr>
+          <w:rFonts w:ascii="맑은 고딕" w:hAnsi="맑은 고딕" w:eastAsia="맑은 고딕"/>
+          <w:b w:val="0"/>
+          <w:sz w:val="20"/>
+        </w:rPr>
+        <w:t xml:space="preserve"> 이었다.</w:t>
       </w:r>
     </w:p>
     <w:p>
@@ -16452,7 +22564,39 @@
           <w:b w:val="0"/>
           <w:sz w:val="20"/>
         </w:rPr>
-        <w:t>- 5번 — 리다이렉션을 켜자 DML 만 성공하고 DDL 은 여전히 `ORA-16000` 이었다. **번호가 그대로라는 것이 "그 경로를 타지 않았다"는 뜻**이다.</w:t>
+        <w:t xml:space="preserve">- 5번 — 리다이렉션을 켜자 DML 만 성공하고 DDL 은 여전히 </w:t>
+      </w:r>
+      <w:r>
+        <w:rPr>
+          <w:rFonts w:ascii="Consolas" w:hAnsi="Consolas" w:eastAsia="맑은 고딕"/>
+          <w:b w:val="0"/>
+          <w:sz w:val="20"/>
+        </w:rPr>
+        <w:t xml:space="preserve">ORA-16000</w:t>
+      </w:r>
+      <w:r>
+        <w:rPr>
+          <w:rFonts w:ascii="맑은 고딕" w:hAnsi="맑은 고딕" w:eastAsia="맑은 고딕"/>
+          <w:b w:val="0"/>
+          <w:sz w:val="20"/>
+        </w:rPr>
+        <w:t xml:space="preserve"> 이었다. </w:t>
+      </w:r>
+      <w:r>
+        <w:rPr>
+          <w:rFonts w:ascii="맑은 고딕" w:hAnsi="맑은 고딕" w:eastAsia="맑은 고딕"/>
+          <w:b w:val="0"/>
+          <w:sz w:val="20"/>
+        </w:rPr>
+        <w:t xml:space="preserve">번호가 그대로라는 것이 "그 경로를 타지 않았다"는 뜻</w:t>
+      </w:r>
+      <w:r>
+        <w:rPr>
+          <w:rFonts w:ascii="맑은 고딕" w:hAnsi="맑은 고딕" w:eastAsia="맑은 고딕"/>
+          <w:b w:val="0"/>
+          <w:sz w:val="20"/>
+        </w:rPr>
+        <w:t xml:space="preserve">이다.</w:t>
       </w:r>
     </w:p>
     <w:p>
@@ -16466,7 +22610,47 @@
           <w:b w:val="0"/>
           <w:sz w:val="20"/>
         </w:rPr>
-        <w:t>- 3번 — 통계 수집은 긴 스택 끝에 `ORA-16000`, AWR 은 짧은 스택에 `ORA-13516` 이었다. **스택 길이가 점검 시점을 말해 준다.**</w:t>
+        <w:t xml:space="preserve">- 3번 — 통계 수집은 긴 스택 끝에 </w:t>
+      </w:r>
+      <w:r>
+        <w:rPr>
+          <w:rFonts w:ascii="Consolas" w:hAnsi="Consolas" w:eastAsia="맑은 고딕"/>
+          <w:b w:val="0"/>
+          <w:sz w:val="20"/>
+        </w:rPr>
+        <w:t xml:space="preserve">ORA-16000</w:t>
+      </w:r>
+      <w:r>
+        <w:rPr>
+          <w:rFonts w:ascii="맑은 고딕" w:hAnsi="맑은 고딕" w:eastAsia="맑은 고딕"/>
+          <w:b w:val="0"/>
+          <w:sz w:val="20"/>
+        </w:rPr>
+        <w:t xml:space="preserve">, AWR 은 짧은 스택에 </w:t>
+      </w:r>
+      <w:r>
+        <w:rPr>
+          <w:rFonts w:ascii="Consolas" w:hAnsi="Consolas" w:eastAsia="맑은 고딕"/>
+          <w:b w:val="0"/>
+          <w:sz w:val="20"/>
+        </w:rPr>
+        <w:t xml:space="preserve">ORA-13516</w:t>
+      </w:r>
+      <w:r>
+        <w:rPr>
+          <w:rFonts w:ascii="맑은 고딕" w:hAnsi="맑은 고딕" w:eastAsia="맑은 고딕"/>
+          <w:b w:val="0"/>
+          <w:sz w:val="20"/>
+        </w:rPr>
+        <w:t xml:space="preserve"> 이었다. </w:t>
+      </w:r>
+      <w:r>
+        <w:rPr>
+          <w:rFonts w:ascii="맑은 고딕" w:hAnsi="맑은 고딕" w:eastAsia="맑은 고딕"/>
+          <w:b w:val="0"/>
+          <w:sz w:val="20"/>
+        </w:rPr>
+        <w:t xml:space="preserve">스택 길이가 점검 시점을 말해 준다.</w:t>
       </w:r>
     </w:p>
     <w:p>
@@ -16480,7 +22664,39 @@
           <w:b w:val="0"/>
           <w:sz w:val="20"/>
         </w:rPr>
-        <w:t>- 14번 — `ORA-01665` 는 역할이 아니라 **컨트롤 파일 유형**으로 판정된 결과다.</w:t>
+        <w:t xml:space="preserve">- 14번 — </w:t>
+      </w:r>
+      <w:r>
+        <w:rPr>
+          <w:rFonts w:ascii="Consolas" w:hAnsi="Consolas" w:eastAsia="맑은 고딕"/>
+          <w:b w:val="0"/>
+          <w:sz w:val="20"/>
+        </w:rPr>
+        <w:t xml:space="preserve">ORA-01665</w:t>
+      </w:r>
+      <w:r>
+        <w:rPr>
+          <w:rFonts w:ascii="맑은 고딕" w:hAnsi="맑은 고딕" w:eastAsia="맑은 고딕"/>
+          <w:b w:val="0"/>
+          <w:sz w:val="20"/>
+        </w:rPr>
+        <w:t xml:space="preserve"> 는 역할이 아니라 </w:t>
+      </w:r>
+      <w:r>
+        <w:rPr>
+          <w:rFonts w:ascii="맑은 고딕" w:hAnsi="맑은 고딕" w:eastAsia="맑은 고딕"/>
+          <w:b w:val="0"/>
+          <w:sz w:val="20"/>
+        </w:rPr>
+        <w:t xml:space="preserve">컨트롤 파일 유형</w:t>
+      </w:r>
+      <w:r>
+        <w:rPr>
+          <w:rFonts w:ascii="맑은 고딕" w:hAnsi="맑은 고딕" w:eastAsia="맑은 고딕"/>
+          <w:b w:val="0"/>
+          <w:sz w:val="20"/>
+        </w:rPr>
+        <w:t xml:space="preserve">으로 판정된 결과다.</w:t>
       </w:r>
     </w:p>
     <w:p>
@@ -16493,10 +22709,76 @@
           <w:b w:val="0"/>
           <w:sz w:val="20"/>
         </w:rPr>
-        <w:t>그리고 마지막으로, **정상인데 다르게 보이는 값**을 판정하는 일이 남는다 — 13번의 `RESYNCHRONIZATION` 과 15번의 `WRONG VALID_TYPE` 이다. 앞은 정상이고 뒤는 결함인데, 둘 다 `STATUS` 열만 보면 구별되지 않는다.</w:t>
+        <w:t xml:space="preserve">그리고 마지막으로, </w:t>
+      </w:r>
+      <w:r>
+        <w:rPr>
+          <w:rFonts w:ascii="맑은 고딕" w:hAnsi="맑은 고딕" w:eastAsia="맑은 고딕"/>
+          <w:b w:val="0"/>
+          <w:sz w:val="20"/>
+        </w:rPr>
+        <w:t xml:space="preserve">정상인데 다르게 보이는 값</w:t>
+      </w:r>
+      <w:r>
+        <w:rPr>
+          <w:rFonts w:ascii="맑은 고딕" w:hAnsi="맑은 고딕" w:eastAsia="맑은 고딕"/>
+          <w:b w:val="0"/>
+          <w:sz w:val="20"/>
+        </w:rPr>
+        <w:t xml:space="preserve">을 판정하는 일이 남는다 — 13번의 </w:t>
+      </w:r>
+      <w:r>
+        <w:rPr>
+          <w:rFonts w:ascii="Consolas" w:hAnsi="Consolas" w:eastAsia="맑은 고딕"/>
+          <w:b w:val="0"/>
+          <w:sz w:val="20"/>
+        </w:rPr>
+        <w:t xml:space="preserve">RESYNCHRONIZATION</w:t>
+      </w:r>
+      <w:r>
+        <w:rPr>
+          <w:rFonts w:ascii="맑은 고딕" w:hAnsi="맑은 고딕" w:eastAsia="맑은 고딕"/>
+          <w:b w:val="0"/>
+          <w:sz w:val="20"/>
+        </w:rPr>
+        <w:t xml:space="preserve"> 과 15번의 </w:t>
+      </w:r>
+      <w:r>
+        <w:rPr>
+          <w:rFonts w:ascii="Consolas" w:hAnsi="Consolas" w:eastAsia="맑은 고딕"/>
+          <w:b w:val="0"/>
+          <w:sz w:val="20"/>
+        </w:rPr>
+        <w:t xml:space="preserve">WRONG VALID_TYPE</w:t>
+      </w:r>
+      <w:r>
+        <w:rPr>
+          <w:rFonts w:ascii="맑은 고딕" w:hAnsi="맑은 고딕" w:eastAsia="맑은 고딕"/>
+          <w:b w:val="0"/>
+          <w:sz w:val="20"/>
+        </w:rPr>
+        <w:t xml:space="preserve"> 이다. 앞은 정상이고 뒤는 결함인데, 둘 다 </w:t>
+      </w:r>
+      <w:r>
+        <w:rPr>
+          <w:rFonts w:ascii="Consolas" w:hAnsi="Consolas" w:eastAsia="맑은 고딕"/>
+          <w:b w:val="0"/>
+          <w:sz w:val="20"/>
+        </w:rPr>
+        <w:t xml:space="preserve">STATUS</w:t>
+      </w:r>
+      <w:r>
+        <w:rPr>
+          <w:rFonts w:ascii="맑은 고딕" w:hAnsi="맑은 고딕" w:eastAsia="맑은 고딕"/>
+          <w:b w:val="0"/>
+          <w:sz w:val="20"/>
+        </w:rPr>
+        <w:t xml:space="preserve"> 열만 보면 구별되지 않는다.</w:t>
       </w:r>
     </w:p>
     <w:sectPr>
+      <w:headerReference w:type="default" r:id="rId9"/>
+      <w:footerReference w:type="default" r:id="rId10"/>
       <w:pgSz w:w="12240" w:h="15840"/>
       <w:pgMar w:top="1440" w:right="1584" w:bottom="1440" w:left="1584" w:header="720" w:footer="720" w:gutter="0"/>
       <w:cols w:space="720"/>
@@ -16504,6 +22786,26 @@
     </w:sectPr>
   </w:body>
 </w:document>
+</file>
+
+<file path=word/footer1.xml><?xml version="1.0" encoding="utf-8"?>
+<w:ftr xmlns:m="http://schemas.openxmlformats.org/officeDocument/2006/math" xmlns:mc="http://schemas.openxmlformats.org/markup-compatibility/2006" xmlns:mo="http://schemas.microsoft.com/office/mac/office/2008/main" xmlns:mv="urn:schemas-microsoft-com:mac:vml" xmlns:o="urn:schemas-microsoft-com:office:office" xmlns:r="http://schemas.openxmlformats.org/officeDocument/2006/relationships" xmlns:v="urn:schemas-microsoft-com:vml" xmlns:w10="urn:schemas-microsoft-com:office:word" xmlns:w14="http://schemas.microsoft.com/office/word/2010/wordml" xmlns:w="http://schemas.openxmlformats.org/wordprocessingml/2006/main" xmlns:wne="http://schemas.microsoft.com/office/word/2006/wordml" xmlns:wp14="http://schemas.microsoft.com/office/word/2010/wordprocessingDrawing" xmlns:wp="http://schemas.openxmlformats.org/drawingml/2006/wordprocessingDrawing" xmlns:wpc="http://schemas.microsoft.com/office/word/2010/wordprocessingCanvas" xmlns:wpg="http://schemas.microsoft.com/office/word/2010/wordprocessingGroup" xmlns:wpi="http://schemas.microsoft.com/office/word/2010/wordprocessingInk" xmlns:wps="http://schemas.microsoft.com/office/word/2010/wordprocessingShape" mc:Ignorable="w14 wp14">
+  <w:p>
+    <w:pPr>
+      <w:pStyle w:val="Footer"/>
+    </w:pPr>
+  </w:p>
+</w:ftr>
+</file>
+
+<file path=word/header1.xml><?xml version="1.0" encoding="utf-8"?>
+<w:hdr xmlns:m="http://schemas.openxmlformats.org/officeDocument/2006/math" xmlns:mc="http://schemas.openxmlformats.org/markup-compatibility/2006" xmlns:mo="http://schemas.microsoft.com/office/mac/office/2008/main" xmlns:mv="urn:schemas-microsoft-com:mac:vml" xmlns:o="urn:schemas-microsoft-com:office:office" xmlns:r="http://schemas.openxmlformats.org/officeDocument/2006/relationships" xmlns:v="urn:schemas-microsoft-com:vml" xmlns:w10="urn:schemas-microsoft-com:office:word" xmlns:w14="http://schemas.microsoft.com/office/word/2010/wordml" xmlns:w="http://schemas.openxmlformats.org/wordprocessingml/2006/main" xmlns:wne="http://schemas.microsoft.com/office/word/2006/wordml" xmlns:wp14="http://schemas.microsoft.com/office/word/2010/wordprocessingDrawing" xmlns:wp="http://schemas.openxmlformats.org/drawingml/2006/wordprocessingDrawing" xmlns:wpc="http://schemas.microsoft.com/office/word/2010/wordprocessingCanvas" xmlns:wpg="http://schemas.microsoft.com/office/word/2010/wordprocessingGroup" xmlns:wpi="http://schemas.microsoft.com/office/word/2010/wordprocessingInk" xmlns:wps="http://schemas.microsoft.com/office/word/2010/wordprocessingShape" mc:Ignorable="w14 wp14">
+  <w:p>
+    <w:pPr>
+      <w:pStyle w:val="Header"/>
+    </w:pPr>
+  </w:p>
+</w:hdr>
 </file>
 
 <file path=word/numbering.xml><?xml version="1.0" encoding="utf-8"?>
